--- a/William/Python AI ML/William_Jackson.docx
+++ b/William/Python AI ML/William_Jackson.docx
@@ -15,7 +15,17 @@
           <w:sz w:val="44"/>
           <w:szCs w:val="44"/>
         </w:rPr>
-        <w:t>WILLIAM</w:t>
+        <w:t>W</w:t>
+      </w:r>
+      <w:r>
+        <w:rPr>
+          <w:b/>
+          <w:bCs/>
+          <w:color w:val="111111"/>
+          <w:sz w:val="44"/>
+          <w:szCs w:val="44"/>
+        </w:rPr>
+        <w:t>illiam</w:t>
       </w:r>
       <w:r>
         <w:rPr>
@@ -25,7 +35,17 @@
           <w:sz w:val="44"/>
           <w:szCs w:val="44"/>
         </w:rPr>
-        <w:t xml:space="preserve"> JACKSON</w:t>
+        <w:t xml:space="preserve"> J</w:t>
+      </w:r>
+      <w:r>
+        <w:rPr>
+          <w:b/>
+          <w:bCs/>
+          <w:color w:val="B91C1C"/>
+          <w:sz w:val="44"/>
+          <w:szCs w:val="44"/>
+        </w:rPr>
+        <w:t>ackson</w:t>
       </w:r>
     </w:p>
     <w:p>
@@ -41,6 +61,15 @@
           <w:szCs w:val="19"/>
         </w:rPr>
         <w:t>Senior Software Engineer</w:t>
+      </w:r>
+      <w:r>
+        <w:rPr>
+          <w:rFonts w:ascii="Arial" w:eastAsia="Arial" w:hAnsi="Arial" w:cs="Arial"/>
+          <w:color w:val="555555"/>
+          <w:sz w:val="19"/>
+          <w:szCs w:val="19"/>
+        </w:rPr>
+        <w:t>- Python AI/ML</w:t>
       </w:r>
     </w:p>
     <w:tbl>
@@ -94,7 +123,7 @@
                 <w:sz w:val="17"/>
                 <w:szCs w:val="17"/>
               </w:rPr>
-              <w:t xml:space="preserve">Wellington, Nevada, United States </w:t>
+              <w:t xml:space="preserve">Wellington, Nevada, United States | </w:t>
             </w:r>
             <w:r>
               <w:rPr>
@@ -103,7 +132,7 @@
                 <w:sz w:val="17"/>
                 <w:szCs w:val="17"/>
               </w:rPr>
-              <w:t>+1 (725) 258-7943</w:t>
+              <w:t>+1 (786) 949-7561</w:t>
             </w:r>
             <w:r>
               <w:rPr>
@@ -121,7 +150,7 @@
                 <w:sz w:val="17"/>
                 <w:szCs w:val="17"/>
               </w:rPr>
-              <w:t>williamjacksondev@outlook.com</w:t>
+              <w:t>williamjackson.pro@outlook.com</w:t>
             </w:r>
             <w:r>
               <w:rPr>
@@ -130,7 +159,7 @@
                 <w:sz w:val="17"/>
                 <w:szCs w:val="17"/>
               </w:rPr>
-              <w:t xml:space="preserve">| </w:t>
+              <w:t xml:space="preserve"> | </w:t>
             </w:r>
             <w:r>
               <w:rPr>
@@ -139,30 +168,39 @@
                 <w:sz w:val="17"/>
                 <w:szCs w:val="17"/>
               </w:rPr>
-              <w:t>linkedin.com/in/william-jackson-3816183aa</w:t>
+              <w:t>linkedin.com/in/william-jackson-</w:t>
             </w:r>
+            <w:r>
+              <w:rPr>
+                <w:rFonts w:ascii="Arial" w:eastAsia="Arial" w:hAnsi="Arial" w:cs="Arial"/>
+                <w:color w:val="FFFFFF"/>
+                <w:sz w:val="17"/>
+                <w:szCs w:val="17"/>
+              </w:rPr>
+              <w:t>75b9343b6</w:t>
+            </w:r>
+            <w:bookmarkStart w:id="0" w:name="_GoBack"/>
+            <w:bookmarkEnd w:id="0"/>
           </w:p>
         </w:tc>
       </w:tr>
     </w:tbl>
     <w:p>
       <w:pPr>
-        <w:spacing w:after="120"/>
-      </w:pPr>
-    </w:p>
-    <w:p>
-      <w:pPr>
         <w:pBdr>
           <w:bottom w:val="single" w:sz="6" w:space="0" w:color="B91C1C"/>
         </w:pBdr>
         <w:spacing w:before="120" w:after="80"/>
+        <w:rPr>
+          <w:sz w:val="24"/>
+        </w:rPr>
       </w:pPr>
       <w:r>
         <w:rPr>
           <w:b/>
           <w:bCs/>
           <w:color w:val="111111"/>
-          <w:sz w:val="21"/>
+          <w:sz w:val="24"/>
           <w:szCs w:val="21"/>
         </w:rPr>
         <w:t>PROFESSIONAL SUMMARY</w:t>
@@ -175,81 +213,102 @@
         <w:jc w:val="both"/>
         <w:rPr>
           <w:rFonts w:ascii="Arial" w:hAnsi="Arial" w:cs="Arial"/>
-          <w:sz w:val="10"/>
-        </w:rPr>
-      </w:pPr>
-      <w:r>
-        <w:rPr>
-          <w:rStyle w:val="Strong"/>
-          <w:rFonts w:ascii="Arial" w:hAnsi="Arial" w:cs="Arial"/>
-          <w:sz w:val="20"/>
+          <w:sz w:val="8"/>
+        </w:rPr>
+      </w:pPr>
+      <w:r>
+        <w:rPr>
+          <w:rStyle w:val="Strong"/>
+          <w:sz w:val="22"/>
         </w:rPr>
         <w:t>Python AI/ML Engineer</w:t>
       </w:r>
       <w:r>
         <w:rPr>
-          <w:rFonts w:ascii="Arial" w:hAnsi="Arial" w:cs="Arial"/>
-          <w:sz w:val="20"/>
-        </w:rPr>
-        <w:t xml:space="preserve"> with ~10 years building production systems across </w:t>
-      </w:r>
-      <w:r>
-        <w:rPr>
-          <w:rStyle w:val="Strong"/>
-          <w:rFonts w:ascii="Arial" w:hAnsi="Arial" w:cs="Arial"/>
-          <w:sz w:val="20"/>
+          <w:sz w:val="22"/>
+        </w:rPr>
+        <w:t xml:space="preserve"> with ~10 years delivering production platforms across </w:t>
+      </w:r>
+      <w:r>
+        <w:rPr>
+          <w:rStyle w:val="Strong"/>
+          <w:sz w:val="22"/>
         </w:rPr>
         <w:t>machine learning</w:t>
       </w:r>
       <w:r>
         <w:rPr>
-          <w:rFonts w:ascii="Arial" w:hAnsi="Arial" w:cs="Arial"/>
-          <w:sz w:val="20"/>
+          <w:sz w:val="22"/>
         </w:rPr>
         <w:t xml:space="preserve">, </w:t>
       </w:r>
       <w:r>
         <w:rPr>
           <w:rStyle w:val="Strong"/>
-          <w:rFonts w:ascii="Arial" w:hAnsi="Arial" w:cs="Arial"/>
-          <w:sz w:val="20"/>
-        </w:rPr>
-        <w:t>data pipelines</w:t>
-      </w:r>
-      <w:r>
-        <w:rPr>
-          <w:rFonts w:ascii="Arial" w:hAnsi="Arial" w:cs="Arial"/>
-          <w:sz w:val="20"/>
+          <w:sz w:val="22"/>
+        </w:rPr>
+        <w:t xml:space="preserve">data-intensive </w:t>
+      </w:r>
+      <w:proofErr w:type="spellStart"/>
+      <w:r>
+        <w:rPr>
+          <w:rStyle w:val="Strong"/>
+          <w:sz w:val="22"/>
+        </w:rPr>
+        <w:t>SaaS</w:t>
+      </w:r>
+      <w:proofErr w:type="spellEnd"/>
+      <w:r>
+        <w:rPr>
+          <w:sz w:val="22"/>
         </w:rPr>
         <w:t xml:space="preserve">, and </w:t>
       </w:r>
       <w:r>
         <w:rPr>
           <w:rStyle w:val="Strong"/>
-          <w:rFonts w:ascii="Arial" w:hAnsi="Arial" w:cs="Arial"/>
-          <w:sz w:val="20"/>
-        </w:rPr>
-        <w:t>API-first platforms</w:t>
-      </w:r>
-      <w:r>
-        <w:rPr>
-          <w:rFonts w:ascii="Arial" w:hAnsi="Arial" w:cs="Arial"/>
-          <w:sz w:val="20"/>
-        </w:rPr>
-        <w:t xml:space="preserve">, with a strong focus on </w:t>
-      </w:r>
-      <w:r>
-        <w:rPr>
-          <w:rStyle w:val="Strong"/>
-          <w:rFonts w:ascii="Arial" w:hAnsi="Arial" w:cs="Arial"/>
-          <w:sz w:val="20"/>
-        </w:rPr>
-        <w:t>reliability</w:t>
-      </w:r>
-      <w:r>
-        <w:rPr>
-          <w:rFonts w:ascii="Arial" w:hAnsi="Arial" w:cs="Arial"/>
-          <w:sz w:val="20"/>
+          <w:sz w:val="22"/>
+        </w:rPr>
+        <w:t>API-first</w:t>
+      </w:r>
+      <w:r>
+        <w:rPr>
+          <w:sz w:val="22"/>
+        </w:rPr>
+        <w:t xml:space="preserve"> systems in operational analytics, workflow automation, and decision-support environments. Strong hands-on expertise building </w:t>
+      </w:r>
+      <w:r>
+        <w:rPr>
+          <w:rStyle w:val="Strong"/>
+          <w:sz w:val="22"/>
+        </w:rPr>
+        <w:t>Python 3.8–3.11</w:t>
+      </w:r>
+      <w:r>
+        <w:rPr>
+          <w:sz w:val="22"/>
+        </w:rPr>
+        <w:t xml:space="preserve"> services, training and inference workflows, and cloud-native delivery patterns using </w:t>
+      </w:r>
+      <w:proofErr w:type="spellStart"/>
+      <w:r>
+        <w:rPr>
+          <w:rStyle w:val="Strong"/>
+          <w:sz w:val="22"/>
+        </w:rPr>
+        <w:t>FastAPI</w:t>
+      </w:r>
+      <w:proofErr w:type="spellEnd"/>
+      <w:r>
+        <w:rPr>
+          <w:rStyle w:val="Strong"/>
+          <w:sz w:val="22"/>
+        </w:rPr>
+        <w:t xml:space="preserve"> 0.9x–0.11x</w:t>
+      </w:r>
+      <w:r>
+        <w:rPr>
+          <w:sz w:val="22"/>
         </w:rPr>
         <w:t xml:space="preserve">, </w:t>
       </w:r>
@@ -257,118 +316,102 @@
       <w:r>
         <w:rPr>
           <w:rStyle w:val="Strong"/>
-          <w:rFonts w:ascii="Arial" w:hAnsi="Arial" w:cs="Arial"/>
-          <w:sz w:val="20"/>
-        </w:rPr>
-        <w:t>observability</w:t>
+          <w:sz w:val="22"/>
+        </w:rPr>
+        <w:t>PyTorch</w:t>
       </w:r>
       <w:proofErr w:type="spellEnd"/>
       <w:r>
         <w:rPr>
-          <w:rFonts w:ascii="Arial" w:hAnsi="Arial" w:cs="Arial"/>
-          <w:sz w:val="20"/>
-        </w:rPr>
-        <w:t xml:space="preserve">, and </w:t>
-      </w:r>
-      <w:r>
-        <w:rPr>
-          <w:rStyle w:val="Strong"/>
-          <w:rFonts w:ascii="Arial" w:hAnsi="Arial" w:cs="Arial"/>
-          <w:sz w:val="20"/>
-        </w:rPr>
-        <w:t>cloud-native delivery</w:t>
-      </w:r>
-      <w:r>
-        <w:rPr>
-          <w:rFonts w:ascii="Arial" w:hAnsi="Arial" w:cs="Arial"/>
-          <w:sz w:val="20"/>
-        </w:rPr>
-        <w:t xml:space="preserve">. Skilled at turning ambiguous goals into measurable outcomes by designing </w:t>
-      </w:r>
-      <w:r>
-        <w:rPr>
-          <w:rStyle w:val="Strong"/>
-          <w:rFonts w:ascii="Arial" w:hAnsi="Arial" w:cs="Arial"/>
-          <w:sz w:val="20"/>
-        </w:rPr>
-        <w:t>model training/inference services</w:t>
-      </w:r>
-      <w:r>
-        <w:rPr>
-          <w:rFonts w:ascii="Arial" w:hAnsi="Arial" w:cs="Arial"/>
-          <w:sz w:val="20"/>
+          <w:rStyle w:val="Strong"/>
+          <w:sz w:val="22"/>
+        </w:rPr>
+        <w:t xml:space="preserve"> 1.10–2.x</w:t>
+      </w:r>
+      <w:r>
+        <w:rPr>
+          <w:sz w:val="22"/>
         </w:rPr>
         <w:t xml:space="preserve">, </w:t>
       </w:r>
-      <w:r>
-        <w:rPr>
-          <w:rStyle w:val="Strong"/>
-          <w:rFonts w:ascii="Arial" w:hAnsi="Arial" w:cs="Arial"/>
-          <w:sz w:val="20"/>
-        </w:rPr>
-        <w:t>event-driven workflows</w:t>
-      </w:r>
-      <w:r>
-        <w:rPr>
-          <w:rFonts w:ascii="Arial" w:hAnsi="Arial" w:cs="Arial"/>
-          <w:sz w:val="20"/>
-        </w:rPr>
-        <w:t xml:space="preserve">, and </w:t>
-      </w:r>
-      <w:r>
-        <w:rPr>
-          <w:rStyle w:val="Strong"/>
-          <w:rFonts w:ascii="Arial" w:hAnsi="Arial" w:cs="Arial"/>
-          <w:sz w:val="20"/>
-        </w:rPr>
-        <w:t>data quality guardrails</w:t>
-      </w:r>
-      <w:r>
-        <w:rPr>
-          <w:rFonts w:ascii="Arial" w:hAnsi="Arial" w:cs="Arial"/>
-          <w:sz w:val="20"/>
-        </w:rPr>
-        <w:t xml:space="preserve"> that hold up under real traffic and on-call conditions. </w:t>
-      </w:r>
-      <w:proofErr w:type="gramStart"/>
-      <w:r>
-        <w:rPr>
-          <w:rFonts w:ascii="Arial" w:hAnsi="Arial" w:cs="Arial"/>
-          <w:sz w:val="20"/>
-        </w:rPr>
-        <w:t xml:space="preserve">Known for reducing operational noise through </w:t>
-      </w:r>
-      <w:r>
-        <w:rPr>
-          <w:rStyle w:val="Strong"/>
-          <w:rFonts w:ascii="Arial" w:hAnsi="Arial" w:cs="Arial"/>
-          <w:sz w:val="20"/>
+      <w:proofErr w:type="spellStart"/>
+      <w:r>
+        <w:rPr>
+          <w:rStyle w:val="Strong"/>
+          <w:sz w:val="22"/>
+        </w:rPr>
+        <w:t>TensorFlow</w:t>
+      </w:r>
+      <w:proofErr w:type="spellEnd"/>
+      <w:r>
+        <w:rPr>
+          <w:rStyle w:val="Strong"/>
+          <w:sz w:val="22"/>
+        </w:rPr>
+        <w:t xml:space="preserve"> 2.x</w:t>
+      </w:r>
+      <w:r>
+        <w:rPr>
+          <w:sz w:val="22"/>
+        </w:rPr>
+        <w:t xml:space="preserve">, and event-driven orchestration on </w:t>
+      </w:r>
+      <w:r>
+        <w:rPr>
+          <w:rStyle w:val="Strong"/>
+          <w:sz w:val="22"/>
+        </w:rPr>
+        <w:t>AWS</w:t>
+      </w:r>
+      <w:r>
+        <w:rPr>
+          <w:sz w:val="22"/>
+        </w:rPr>
+        <w:t xml:space="preserve">. Known for improving reliability through </w:t>
+      </w:r>
+      <w:r>
+        <w:rPr>
+          <w:rStyle w:val="Strong"/>
+          <w:sz w:val="22"/>
         </w:rPr>
         <w:t>structured logging</w:t>
       </w:r>
       <w:r>
         <w:rPr>
-          <w:rFonts w:ascii="Arial" w:hAnsi="Arial" w:cs="Arial"/>
-          <w:sz w:val="20"/>
+          <w:sz w:val="22"/>
         </w:rPr>
         <w:t xml:space="preserve">, </w:t>
       </w:r>
-      <w:r>
-        <w:rPr>
-          <w:rStyle w:val="Strong"/>
-          <w:rFonts w:ascii="Arial" w:hAnsi="Arial" w:cs="Arial"/>
-          <w:sz w:val="20"/>
-        </w:rPr>
-        <w:t>metrics/tracing</w:t>
-      </w:r>
-      <w:r>
-        <w:rPr>
-          <w:rFonts w:ascii="Arial" w:hAnsi="Arial" w:cs="Arial"/>
-          <w:sz w:val="20"/>
-        </w:rPr>
-        <w:t>, and post-incident improvements that convert recurring failures into durable fixes.</w:t>
-      </w:r>
-      <w:proofErr w:type="gramEnd"/>
+      <w:proofErr w:type="spellStart"/>
+      <w:r>
+        <w:rPr>
+          <w:rStyle w:val="Strong"/>
+          <w:sz w:val="22"/>
+        </w:rPr>
+        <w:t>OpenTelemetry</w:t>
+      </w:r>
+      <w:proofErr w:type="spellEnd"/>
+      <w:r>
+        <w:rPr>
+          <w:sz w:val="22"/>
+        </w:rPr>
+        <w:t xml:space="preserve">, </w:t>
+      </w:r>
+      <w:proofErr w:type="spellStart"/>
+      <w:r>
+        <w:rPr>
+          <w:rStyle w:val="Strong"/>
+          <w:sz w:val="22"/>
+        </w:rPr>
+        <w:t>Datadog</w:t>
+      </w:r>
+      <w:proofErr w:type="spellEnd"/>
+      <w:r>
+        <w:rPr>
+          <w:sz w:val="22"/>
+        </w:rPr>
+        <w:t>, safe retry patterns, and data-quality controls that reduced noisy failures, stabilized releases, and kept model behavior explainable under real production traffic.</w:t>
+      </w:r>
     </w:p>
     <w:p>
       <w:pPr>
@@ -382,7 +425,7 @@
           <w:b/>
           <w:bCs/>
           <w:color w:val="111111"/>
-          <w:sz w:val="21"/>
+          <w:sz w:val="24"/>
           <w:szCs w:val="21"/>
         </w:rPr>
         <w:t>SKILLS</w:t>
@@ -393,50 +436,71 @@
         <w:pStyle w:val="NormalWeb"/>
         <w:numPr>
           <w:ilvl w:val="0"/>
-          <w:numId w:val="28"/>
+          <w:numId w:val="41"/>
         </w:numPr>
+        <w:spacing w:before="0" w:beforeAutospacing="0" w:after="0" w:afterAutospacing="0"/>
         <w:jc w:val="both"/>
         <w:rPr>
-          <w:rFonts w:ascii="Arial" w:hAnsi="Arial" w:cs="Arial"/>
-          <w:sz w:val="18"/>
-        </w:rPr>
-      </w:pPr>
-      <w:r>
-        <w:rPr>
-          <w:rStyle w:val="Strong"/>
-          <w:rFonts w:ascii="Arial" w:hAnsi="Arial" w:cs="Arial"/>
-          <w:sz w:val="18"/>
+          <w:sz w:val="22"/>
+        </w:rPr>
+      </w:pPr>
+      <w:r>
+        <w:rPr>
+          <w:rStyle w:val="Strong"/>
+          <w:sz w:val="22"/>
         </w:rPr>
         <w:t>Languages &amp; ML</w:t>
       </w:r>
       <w:r>
         <w:rPr>
-          <w:rFonts w:ascii="Arial" w:hAnsi="Arial" w:cs="Arial"/>
-          <w:sz w:val="18"/>
+          <w:sz w:val="22"/>
         </w:rPr>
         <w:t xml:space="preserve"> — </w:t>
       </w:r>
       <w:r>
         <w:rPr>
           <w:rStyle w:val="Strong"/>
-          <w:rFonts w:ascii="Arial" w:hAnsi="Arial" w:cs="Arial"/>
-          <w:sz w:val="18"/>
-        </w:rPr>
-        <w:t>Python</w:t>
-      </w:r>
-      <w:r>
-        <w:rPr>
-          <w:rFonts w:ascii="Arial" w:hAnsi="Arial" w:cs="Arial"/>
-          <w:sz w:val="18"/>
-        </w:rPr>
-        <w:t xml:space="preserve">, Java, SQL, </w:t>
+          <w:sz w:val="22"/>
+        </w:rPr>
+        <w:t>Python 3.8–3.11</w:t>
+      </w:r>
+      <w:r>
+        <w:rPr>
+          <w:sz w:val="22"/>
+        </w:rPr>
+        <w:t xml:space="preserve">, </w:t>
+      </w:r>
+      <w:r>
+        <w:rPr>
+          <w:rStyle w:val="Strong"/>
+          <w:sz w:val="22"/>
+        </w:rPr>
+        <w:t>Java 8–17</w:t>
+      </w:r>
+      <w:r>
+        <w:rPr>
+          <w:sz w:val="22"/>
+        </w:rPr>
+        <w:t xml:space="preserve">, </w:t>
+      </w:r>
+      <w:r>
+        <w:rPr>
+          <w:rStyle w:val="Strong"/>
+          <w:sz w:val="22"/>
+        </w:rPr>
+        <w:t>SQL</w:t>
+      </w:r>
+      <w:r>
+        <w:rPr>
+          <w:sz w:val="22"/>
+        </w:rPr>
+        <w:t xml:space="preserve">, </w:t>
       </w:r>
       <w:proofErr w:type="spellStart"/>
       <w:r>
         <w:rPr>
           <w:rStyle w:val="Strong"/>
-          <w:rFonts w:ascii="Arial" w:hAnsi="Arial" w:cs="Arial"/>
-          <w:sz w:val="18"/>
+          <w:sz w:val="22"/>
         </w:rPr>
         <w:t>scikit</w:t>
       </w:r>
@@ -444,15 +508,13 @@
       <w:r>
         <w:rPr>
           <w:rStyle w:val="Strong"/>
-          <w:rFonts w:ascii="Arial" w:hAnsi="Arial" w:cs="Arial"/>
-          <w:sz w:val="18"/>
-        </w:rPr>
-        <w:t>-learn</w:t>
-      </w:r>
-      <w:r>
-        <w:rPr>
-          <w:rFonts w:ascii="Arial" w:hAnsi="Arial" w:cs="Arial"/>
-          <w:sz w:val="18"/>
+          <w:sz w:val="22"/>
+        </w:rPr>
+        <w:t>-learn 1.x</w:t>
+      </w:r>
+      <w:r>
+        <w:rPr>
+          <w:sz w:val="22"/>
         </w:rPr>
         <w:t xml:space="preserve">, </w:t>
       </w:r>
@@ -460,50 +522,73 @@
       <w:r>
         <w:rPr>
           <w:rStyle w:val="Strong"/>
-          <w:rFonts w:ascii="Arial" w:hAnsi="Arial" w:cs="Arial"/>
-          <w:sz w:val="18"/>
+          <w:sz w:val="22"/>
         </w:rPr>
         <w:t>PyTorch</w:t>
       </w:r>
       <w:proofErr w:type="spellEnd"/>
       <w:r>
         <w:rPr>
-          <w:rFonts w:ascii="Arial" w:hAnsi="Arial" w:cs="Arial"/>
-          <w:sz w:val="18"/>
+          <w:rStyle w:val="Strong"/>
+          <w:sz w:val="22"/>
+        </w:rPr>
+        <w:t xml:space="preserve"> 1.10–2.x</w:t>
+      </w:r>
+      <w:r>
+        <w:rPr>
+          <w:sz w:val="22"/>
         </w:rPr>
         <w:t xml:space="preserve">, </w:t>
       </w:r>
       <w:proofErr w:type="spellStart"/>
       <w:r>
         <w:rPr>
-          <w:rFonts w:ascii="Arial" w:hAnsi="Arial" w:cs="Arial"/>
-          <w:sz w:val="18"/>
+          <w:rStyle w:val="Strong"/>
+          <w:sz w:val="22"/>
         </w:rPr>
         <w:t>TensorFlow</w:t>
       </w:r>
       <w:proofErr w:type="spellEnd"/>
       <w:r>
         <w:rPr>
-          <w:rFonts w:ascii="Arial" w:hAnsi="Arial" w:cs="Arial"/>
-          <w:sz w:val="18"/>
-        </w:rPr>
-        <w:t xml:space="preserve">, pandas, </w:t>
+          <w:rStyle w:val="Strong"/>
+          <w:sz w:val="22"/>
+        </w:rPr>
+        <w:t xml:space="preserve"> 2.x</w:t>
+      </w:r>
+      <w:r>
+        <w:rPr>
+          <w:sz w:val="22"/>
+        </w:rPr>
+        <w:t xml:space="preserve">, </w:t>
+      </w:r>
+      <w:r>
+        <w:rPr>
+          <w:rStyle w:val="Strong"/>
+          <w:sz w:val="22"/>
+        </w:rPr>
+        <w:t>pandas</w:t>
+      </w:r>
+      <w:r>
+        <w:rPr>
+          <w:sz w:val="22"/>
+        </w:rPr>
+        <w:t xml:space="preserve">, </w:t>
       </w:r>
       <w:proofErr w:type="spellStart"/>
       <w:r>
         <w:rPr>
-          <w:rFonts w:ascii="Arial" w:hAnsi="Arial" w:cs="Arial"/>
-          <w:sz w:val="18"/>
+          <w:rStyle w:val="Strong"/>
+          <w:sz w:val="22"/>
         </w:rPr>
         <w:t>NumPy</w:t>
       </w:r>
       <w:proofErr w:type="spellEnd"/>
       <w:r>
         <w:rPr>
-          <w:rFonts w:ascii="Arial" w:hAnsi="Arial" w:cs="Arial"/>
-          <w:sz w:val="18"/>
-        </w:rPr>
-        <w:t>, feature engineering, model evaluation, offline/online consistency, inference optimization, batch + streaming ML workflows</w:t>
+          <w:sz w:val="22"/>
+        </w:rPr>
+        <w:t>, feature engineering, model evaluation, offline/online consistency, inference optimization, batch and streaming ML workflows</w:t>
       </w:r>
     </w:p>
     <w:p>
@@ -511,84 +596,313 @@
         <w:pStyle w:val="NormalWeb"/>
         <w:numPr>
           <w:ilvl w:val="0"/>
-          <w:numId w:val="28"/>
+          <w:numId w:val="41"/>
         </w:numPr>
+        <w:spacing w:before="0" w:beforeAutospacing="0" w:after="0" w:afterAutospacing="0"/>
         <w:jc w:val="both"/>
         <w:rPr>
-          <w:rFonts w:ascii="Arial" w:hAnsi="Arial" w:cs="Arial"/>
-          <w:sz w:val="18"/>
-        </w:rPr>
-      </w:pPr>
-      <w:r>
-        <w:rPr>
-          <w:rStyle w:val="Strong"/>
-          <w:rFonts w:ascii="Arial" w:hAnsi="Arial" w:cs="Arial"/>
-          <w:sz w:val="18"/>
+          <w:sz w:val="22"/>
+        </w:rPr>
+      </w:pPr>
+      <w:r>
+        <w:rPr>
+          <w:rStyle w:val="Strong"/>
+          <w:sz w:val="22"/>
         </w:rPr>
         <w:t>Backend &amp; APIs</w:t>
       </w:r>
       <w:r>
         <w:rPr>
-          <w:rFonts w:ascii="Arial" w:hAnsi="Arial" w:cs="Arial"/>
-          <w:sz w:val="18"/>
-        </w:rPr>
-        <w:t xml:space="preserve"> — REST, </w:t>
+          <w:sz w:val="22"/>
+        </w:rPr>
+        <w:t xml:space="preserve"> — </w:t>
+      </w:r>
+      <w:r>
+        <w:rPr>
+          <w:rStyle w:val="Strong"/>
+          <w:sz w:val="22"/>
+        </w:rPr>
+        <w:t>REST</w:t>
+      </w:r>
+      <w:r>
+        <w:rPr>
+          <w:sz w:val="22"/>
+        </w:rPr>
+        <w:t xml:space="preserve">, </w:t>
       </w:r>
       <w:proofErr w:type="spellStart"/>
       <w:r>
         <w:rPr>
-          <w:rFonts w:ascii="Arial" w:hAnsi="Arial" w:cs="Arial"/>
-          <w:sz w:val="18"/>
+          <w:rStyle w:val="Strong"/>
+          <w:sz w:val="22"/>
         </w:rPr>
         <w:t>OpenAPI</w:t>
       </w:r>
       <w:proofErr w:type="spellEnd"/>
       <w:r>
         <w:rPr>
-          <w:rFonts w:ascii="Arial" w:hAnsi="Arial" w:cs="Arial"/>
-          <w:sz w:val="18"/>
-        </w:rPr>
-        <w:t xml:space="preserve">/Swagger, </w:t>
+          <w:rStyle w:val="Strong"/>
+          <w:sz w:val="22"/>
+        </w:rPr>
+        <w:t>/Swagger</w:t>
+      </w:r>
+      <w:r>
+        <w:rPr>
+          <w:sz w:val="22"/>
+        </w:rPr>
+        <w:t xml:space="preserve">, </w:t>
       </w:r>
       <w:proofErr w:type="spellStart"/>
       <w:r>
         <w:rPr>
-          <w:rFonts w:ascii="Arial" w:hAnsi="Arial" w:cs="Arial"/>
-          <w:sz w:val="18"/>
+          <w:sz w:val="22"/>
         </w:rPr>
         <w:t>microservices</w:t>
       </w:r>
       <w:proofErr w:type="spellEnd"/>
       <w:r>
         <w:rPr>
-          <w:rFonts w:ascii="Arial" w:hAnsi="Arial" w:cs="Arial"/>
-          <w:sz w:val="18"/>
+          <w:sz w:val="22"/>
         </w:rPr>
         <w:t xml:space="preserve">, event-driven architecture, </w:t>
       </w:r>
       <w:proofErr w:type="spellStart"/>
       <w:r>
         <w:rPr>
-          <w:rFonts w:ascii="Arial" w:hAnsi="Arial" w:cs="Arial"/>
-          <w:sz w:val="18"/>
+          <w:sz w:val="22"/>
         </w:rPr>
         <w:t>idempotency</w:t>
       </w:r>
       <w:proofErr w:type="spellEnd"/>
       <w:r>
         <w:rPr>
-          <w:rFonts w:ascii="Arial" w:hAnsi="Arial" w:cs="Arial"/>
-          <w:sz w:val="18"/>
-        </w:rPr>
-        <w:t xml:space="preserve">, retries, circuit breakers, backpressure, rate limiting, worker patterns, service-to-service </w:t>
+          <w:sz w:val="22"/>
+        </w:rPr>
+        <w:t>, retries, circuit breakers, backpressure, rate limiting, worker patterns, service-to-service authentication</w:t>
+      </w:r>
+    </w:p>
+    <w:p>
+      <w:pPr>
+        <w:pStyle w:val="NormalWeb"/>
+        <w:numPr>
+          <w:ilvl w:val="0"/>
+          <w:numId w:val="41"/>
+        </w:numPr>
+        <w:spacing w:before="0" w:beforeAutospacing="0" w:after="0" w:afterAutospacing="0"/>
+        <w:jc w:val="both"/>
+        <w:rPr>
+          <w:sz w:val="22"/>
+        </w:rPr>
+      </w:pPr>
+      <w:r>
+        <w:rPr>
+          <w:rStyle w:val="Strong"/>
+          <w:sz w:val="22"/>
+        </w:rPr>
+        <w:t>Data, Messaging &amp; Search</w:t>
+      </w:r>
+      <w:r>
+        <w:rPr>
+          <w:sz w:val="22"/>
+        </w:rPr>
+        <w:t xml:space="preserve"> — </w:t>
       </w:r>
       <w:proofErr w:type="spellStart"/>
       <w:r>
         <w:rPr>
-          <w:rFonts w:ascii="Arial" w:hAnsi="Arial" w:cs="Arial"/>
-          <w:sz w:val="18"/>
-        </w:rPr>
-        <w:t>auth</w:t>
+          <w:rStyle w:val="Strong"/>
+          <w:sz w:val="22"/>
+        </w:rPr>
+        <w:t>PostgreSQL</w:t>
+      </w:r>
+      <w:proofErr w:type="spellEnd"/>
+      <w:r>
+        <w:rPr>
+          <w:sz w:val="22"/>
+        </w:rPr>
+        <w:t xml:space="preserve">, </w:t>
+      </w:r>
+      <w:r>
+        <w:rPr>
+          <w:rStyle w:val="Strong"/>
+          <w:sz w:val="22"/>
+        </w:rPr>
+        <w:t>MySQL</w:t>
+      </w:r>
+      <w:r>
+        <w:rPr>
+          <w:sz w:val="22"/>
+        </w:rPr>
+        <w:t xml:space="preserve">, </w:t>
+      </w:r>
+      <w:r>
+        <w:rPr>
+          <w:rStyle w:val="Strong"/>
+          <w:sz w:val="22"/>
+        </w:rPr>
+        <w:t>SQL Server</w:t>
+      </w:r>
+      <w:r>
+        <w:rPr>
+          <w:sz w:val="22"/>
+        </w:rPr>
+        <w:t xml:space="preserve">, </w:t>
+      </w:r>
+      <w:proofErr w:type="spellStart"/>
+      <w:r>
+        <w:rPr>
+          <w:rStyle w:val="Strong"/>
+          <w:sz w:val="22"/>
+        </w:rPr>
+        <w:t>Redis</w:t>
+      </w:r>
+      <w:proofErr w:type="spellEnd"/>
+      <w:r>
+        <w:rPr>
+          <w:rStyle w:val="Strong"/>
+          <w:sz w:val="22"/>
+        </w:rPr>
+        <w:t xml:space="preserve"> 5–7</w:t>
+      </w:r>
+      <w:r>
+        <w:rPr>
+          <w:sz w:val="22"/>
+        </w:rPr>
+        <w:t xml:space="preserve">, </w:t>
+      </w:r>
+      <w:proofErr w:type="spellStart"/>
+      <w:r>
+        <w:rPr>
+          <w:rStyle w:val="Strong"/>
+          <w:sz w:val="22"/>
+        </w:rPr>
+        <w:t>MongoDB</w:t>
+      </w:r>
+      <w:proofErr w:type="spellEnd"/>
+      <w:r>
+        <w:rPr>
+          <w:sz w:val="22"/>
+        </w:rPr>
+        <w:t xml:space="preserve">, </w:t>
+      </w:r>
+      <w:proofErr w:type="spellStart"/>
+      <w:r>
+        <w:rPr>
+          <w:rStyle w:val="Strong"/>
+          <w:sz w:val="22"/>
+        </w:rPr>
+        <w:t>DynamoDB</w:t>
+      </w:r>
+      <w:proofErr w:type="spellEnd"/>
+      <w:r>
+        <w:rPr>
+          <w:sz w:val="22"/>
+        </w:rPr>
+        <w:t xml:space="preserve">, </w:t>
+      </w:r>
+      <w:r>
+        <w:rPr>
+          <w:rStyle w:val="Strong"/>
+          <w:sz w:val="22"/>
+        </w:rPr>
+        <w:t>AWS SQS/SNS</w:t>
+      </w:r>
+      <w:r>
+        <w:rPr>
+          <w:sz w:val="22"/>
+        </w:rPr>
+        <w:t xml:space="preserve">, </w:t>
+      </w:r>
+      <w:r>
+        <w:rPr>
+          <w:rStyle w:val="Strong"/>
+          <w:sz w:val="22"/>
+        </w:rPr>
+        <w:t>Kafka 2.x–3.x</w:t>
+      </w:r>
+      <w:r>
+        <w:rPr>
+          <w:sz w:val="22"/>
+        </w:rPr>
+        <w:t xml:space="preserve">, </w:t>
+      </w:r>
+      <w:proofErr w:type="spellStart"/>
+      <w:r>
+        <w:rPr>
+          <w:rStyle w:val="Strong"/>
+          <w:sz w:val="22"/>
+        </w:rPr>
+        <w:t>RabbitMQ</w:t>
+      </w:r>
+      <w:proofErr w:type="spellEnd"/>
+      <w:r>
+        <w:rPr>
+          <w:rStyle w:val="Strong"/>
+          <w:sz w:val="22"/>
+        </w:rPr>
+        <w:t xml:space="preserve"> 3.x</w:t>
+      </w:r>
+      <w:r>
+        <w:rPr>
+          <w:sz w:val="22"/>
+        </w:rPr>
+        <w:t xml:space="preserve">, </w:t>
+      </w:r>
+      <w:proofErr w:type="spellStart"/>
+      <w:r>
+        <w:rPr>
+          <w:rStyle w:val="Strong"/>
+          <w:sz w:val="22"/>
+        </w:rPr>
+        <w:t>Elasticsearch</w:t>
+      </w:r>
+      <w:proofErr w:type="spellEnd"/>
+      <w:r>
+        <w:rPr>
+          <w:rStyle w:val="Strong"/>
+          <w:sz w:val="22"/>
+        </w:rPr>
+        <w:t xml:space="preserve"> 7.x</w:t>
+      </w:r>
+      <w:r>
+        <w:rPr>
+          <w:sz w:val="22"/>
+        </w:rPr>
+        <w:t xml:space="preserve">, </w:t>
+      </w:r>
+      <w:r>
+        <w:rPr>
+          <w:rStyle w:val="Strong"/>
+          <w:sz w:val="22"/>
+        </w:rPr>
+        <w:t>OpenSearch 1.x–2.x</w:t>
+      </w:r>
+      <w:r>
+        <w:rPr>
+          <w:sz w:val="22"/>
+        </w:rPr>
+        <w:t xml:space="preserve">, </w:t>
+      </w:r>
+      <w:r>
+        <w:rPr>
+          <w:rStyle w:val="Strong"/>
+          <w:sz w:val="22"/>
+        </w:rPr>
+        <w:t>Redshift</w:t>
+      </w:r>
+      <w:r>
+        <w:rPr>
+          <w:sz w:val="22"/>
+        </w:rPr>
+        <w:t xml:space="preserve">, </w:t>
+      </w:r>
+      <w:proofErr w:type="spellStart"/>
+      <w:r>
+        <w:rPr>
+          <w:rStyle w:val="Strong"/>
+          <w:sz w:val="22"/>
+        </w:rPr>
+        <w:t>BigQuery</w:t>
       </w:r>
       <w:proofErr w:type="spellEnd"/>
     </w:p>
@@ -597,106 +911,167 @@
         <w:pStyle w:val="NormalWeb"/>
         <w:numPr>
           <w:ilvl w:val="0"/>
-          <w:numId w:val="28"/>
+          <w:numId w:val="41"/>
         </w:numPr>
+        <w:spacing w:before="0" w:beforeAutospacing="0" w:after="0" w:afterAutospacing="0"/>
         <w:jc w:val="both"/>
         <w:rPr>
-          <w:rFonts w:ascii="Arial" w:hAnsi="Arial" w:cs="Arial"/>
-          <w:sz w:val="18"/>
-        </w:rPr>
-      </w:pPr>
-      <w:r>
-        <w:rPr>
-          <w:rStyle w:val="Strong"/>
-          <w:rFonts w:ascii="Arial" w:hAnsi="Arial" w:cs="Arial"/>
-          <w:sz w:val="18"/>
-        </w:rPr>
-        <w:t>Data, Messaging &amp; Search</w:t>
-      </w:r>
-      <w:r>
-        <w:rPr>
-          <w:rFonts w:ascii="Arial" w:hAnsi="Arial" w:cs="Arial"/>
-          <w:sz w:val="18"/>
-        </w:rPr>
-        <w:t xml:space="preserve"> — Relational: </w:t>
+          <w:sz w:val="22"/>
+        </w:rPr>
+      </w:pPr>
+      <w:r>
+        <w:rPr>
+          <w:rStyle w:val="Strong"/>
+          <w:sz w:val="22"/>
+        </w:rPr>
+        <w:t xml:space="preserve">Cloud &amp; </w:t>
       </w:r>
       <w:proofErr w:type="spellStart"/>
       <w:r>
         <w:rPr>
           <w:rStyle w:val="Strong"/>
-          <w:rFonts w:ascii="Arial" w:hAnsi="Arial" w:cs="Arial"/>
-          <w:sz w:val="18"/>
-        </w:rPr>
-        <w:t>PostgreSQL</w:t>
+          <w:sz w:val="22"/>
+        </w:rPr>
+        <w:t>DevOps</w:t>
       </w:r>
       <w:proofErr w:type="spellEnd"/>
       <w:r>
         <w:rPr>
-          <w:rFonts w:ascii="Arial" w:hAnsi="Arial" w:cs="Arial"/>
-          <w:sz w:val="18"/>
+          <w:sz w:val="22"/>
+        </w:rPr>
+        <w:t xml:space="preserve"> — </w:t>
+      </w:r>
+      <w:r>
+        <w:rPr>
+          <w:rStyle w:val="Strong"/>
+          <w:sz w:val="22"/>
+        </w:rPr>
+        <w:t>AWS</w:t>
+      </w:r>
+      <w:r>
+        <w:rPr>
+          <w:sz w:val="22"/>
+        </w:rPr>
+        <w:t xml:space="preserve"> (</w:t>
+      </w:r>
+      <w:r>
+        <w:rPr>
+          <w:rStyle w:val="Strong"/>
+          <w:sz w:val="22"/>
+        </w:rPr>
+        <w:t>EKS</w:t>
+      </w:r>
+      <w:r>
+        <w:rPr>
+          <w:sz w:val="22"/>
         </w:rPr>
         <w:t xml:space="preserve">, </w:t>
       </w:r>
       <w:r>
         <w:rPr>
           <w:rStyle w:val="Strong"/>
-          <w:rFonts w:ascii="Arial" w:hAnsi="Arial" w:cs="Arial"/>
-          <w:sz w:val="18"/>
-        </w:rPr>
-        <w:t>MySQL</w:t>
-      </w:r>
-      <w:r>
-        <w:rPr>
-          <w:rFonts w:ascii="Arial" w:hAnsi="Arial" w:cs="Arial"/>
-          <w:sz w:val="18"/>
+          <w:sz w:val="22"/>
+        </w:rPr>
+        <w:t>ECS</w:t>
+      </w:r>
+      <w:r>
+        <w:rPr>
+          <w:sz w:val="22"/>
         </w:rPr>
         <w:t xml:space="preserve">, </w:t>
       </w:r>
       <w:r>
         <w:rPr>
           <w:rStyle w:val="Strong"/>
-          <w:rFonts w:ascii="Arial" w:hAnsi="Arial" w:cs="Arial"/>
-          <w:sz w:val="18"/>
-        </w:rPr>
-        <w:t>SQL Server</w:t>
-      </w:r>
-      <w:r>
-        <w:rPr>
-          <w:rFonts w:ascii="Arial" w:hAnsi="Arial" w:cs="Arial"/>
-          <w:sz w:val="18"/>
-        </w:rPr>
-        <w:t xml:space="preserve"> | </w:t>
+          <w:sz w:val="22"/>
+        </w:rPr>
+        <w:t>EC2</w:t>
+      </w:r>
+      <w:r>
+        <w:rPr>
+          <w:sz w:val="22"/>
+        </w:rPr>
+        <w:t xml:space="preserve">, </w:t>
+      </w:r>
+      <w:r>
+        <w:rPr>
+          <w:rStyle w:val="Strong"/>
+          <w:sz w:val="22"/>
+        </w:rPr>
+        <w:t>Lambda</w:t>
+      </w:r>
+      <w:r>
+        <w:rPr>
+          <w:sz w:val="22"/>
+        </w:rPr>
+        <w:t xml:space="preserve">, </w:t>
+      </w:r>
+      <w:r>
+        <w:rPr>
+          <w:rStyle w:val="Strong"/>
+          <w:sz w:val="22"/>
+        </w:rPr>
+        <w:t>API Gateway</w:t>
+      </w:r>
+      <w:r>
+        <w:rPr>
+          <w:sz w:val="22"/>
+        </w:rPr>
+        <w:t xml:space="preserve">, </w:t>
+      </w:r>
+      <w:r>
+        <w:rPr>
+          <w:rStyle w:val="Strong"/>
+          <w:sz w:val="22"/>
+        </w:rPr>
+        <w:t>S3</w:t>
+      </w:r>
+      <w:r>
+        <w:rPr>
+          <w:sz w:val="22"/>
+        </w:rPr>
+        <w:t xml:space="preserve">, </w:t>
       </w:r>
       <w:proofErr w:type="spellStart"/>
       <w:r>
         <w:rPr>
-          <w:rFonts w:ascii="Arial" w:hAnsi="Arial" w:cs="Arial"/>
-          <w:sz w:val="18"/>
-        </w:rPr>
-        <w:t>NoSQL</w:t>
+          <w:rStyle w:val="Strong"/>
+          <w:sz w:val="22"/>
+        </w:rPr>
+        <w:t>CloudFront</w:t>
       </w:r>
       <w:proofErr w:type="spellEnd"/>
       <w:r>
         <w:rPr>
-          <w:rFonts w:ascii="Arial" w:hAnsi="Arial" w:cs="Arial"/>
-          <w:sz w:val="18"/>
-        </w:rPr>
-        <w:t xml:space="preserve">: </w:t>
+          <w:sz w:val="22"/>
+        </w:rPr>
+        <w:t xml:space="preserve">, </w:t>
+      </w:r>
+      <w:r>
+        <w:rPr>
+          <w:rStyle w:val="Strong"/>
+          <w:sz w:val="22"/>
+        </w:rPr>
+        <w:t>RDS</w:t>
+      </w:r>
+      <w:r>
+        <w:rPr>
+          <w:sz w:val="22"/>
+        </w:rPr>
+        <w:t xml:space="preserve">, </w:t>
       </w:r>
       <w:proofErr w:type="spellStart"/>
       <w:r>
         <w:rPr>
           <w:rStyle w:val="Strong"/>
-          <w:rFonts w:ascii="Arial" w:hAnsi="Arial" w:cs="Arial"/>
-          <w:sz w:val="18"/>
-        </w:rPr>
-        <w:t>Redis</w:t>
+          <w:sz w:val="22"/>
+        </w:rPr>
+        <w:t>DynamoDB</w:t>
       </w:r>
       <w:proofErr w:type="spellEnd"/>
       <w:r>
         <w:rPr>
-          <w:rFonts w:ascii="Arial" w:hAnsi="Arial" w:cs="Arial"/>
-          <w:sz w:val="18"/>
+          <w:sz w:val="22"/>
         </w:rPr>
         <w:t xml:space="preserve">, </w:t>
       </w:r>
@@ -704,16 +1079,14 @@
       <w:r>
         <w:rPr>
           <w:rStyle w:val="Strong"/>
-          <w:rFonts w:ascii="Arial" w:hAnsi="Arial" w:cs="Arial"/>
-          <w:sz w:val="18"/>
-        </w:rPr>
-        <w:t>MongoDB</w:t>
+          <w:sz w:val="22"/>
+        </w:rPr>
+        <w:t>ElastiCache</w:t>
       </w:r>
       <w:proofErr w:type="spellEnd"/>
       <w:r>
         <w:rPr>
-          <w:rFonts w:ascii="Arial" w:hAnsi="Arial" w:cs="Arial"/>
-          <w:sz w:val="18"/>
+          <w:sz w:val="22"/>
         </w:rPr>
         <w:t xml:space="preserve">, </w:t>
       </w:r>
@@ -721,121 +1094,415 @@
       <w:r>
         <w:rPr>
           <w:rStyle w:val="Strong"/>
-          <w:rFonts w:ascii="Arial" w:hAnsi="Arial" w:cs="Arial"/>
-          <w:sz w:val="18"/>
-        </w:rPr>
-        <w:t>DynamoDB</w:t>
+          <w:sz w:val="22"/>
+        </w:rPr>
+        <w:t>EventBridge</w:t>
       </w:r>
       <w:proofErr w:type="spellEnd"/>
       <w:r>
         <w:rPr>
-          <w:rFonts w:ascii="Arial" w:hAnsi="Arial" w:cs="Arial"/>
-          <w:sz w:val="18"/>
-        </w:rPr>
-        <w:t xml:space="preserve"> | Queues/streams: </w:t>
-      </w:r>
-      <w:r>
-        <w:rPr>
-          <w:rStyle w:val="Strong"/>
-          <w:rFonts w:ascii="Arial" w:hAnsi="Arial" w:cs="Arial"/>
-          <w:sz w:val="18"/>
-        </w:rPr>
-        <w:t>AWS SQS/SNS</w:t>
-      </w:r>
-      <w:r>
-        <w:rPr>
-          <w:rFonts w:ascii="Arial" w:hAnsi="Arial" w:cs="Arial"/>
-          <w:sz w:val="18"/>
+          <w:sz w:val="22"/>
         </w:rPr>
         <w:t xml:space="preserve">, </w:t>
       </w:r>
       <w:r>
         <w:rPr>
           <w:rStyle w:val="Strong"/>
-          <w:rFonts w:ascii="Arial" w:hAnsi="Arial" w:cs="Arial"/>
-          <w:sz w:val="18"/>
-        </w:rPr>
-        <w:t>Kafka</w:t>
-      </w:r>
-      <w:r>
-        <w:rPr>
-          <w:rFonts w:ascii="Arial" w:hAnsi="Arial" w:cs="Arial"/>
-          <w:sz w:val="18"/>
+          <w:sz w:val="22"/>
+        </w:rPr>
+        <w:t>Step Functions</w:t>
+      </w:r>
+      <w:r>
+        <w:rPr>
+          <w:sz w:val="22"/>
         </w:rPr>
         <w:t xml:space="preserve">, </w:t>
       </w:r>
+      <w:r>
+        <w:rPr>
+          <w:rStyle w:val="Strong"/>
+          <w:sz w:val="22"/>
+        </w:rPr>
+        <w:t>IAM</w:t>
+      </w:r>
+      <w:r>
+        <w:rPr>
+          <w:sz w:val="22"/>
+        </w:rPr>
+        <w:t xml:space="preserve">), </w:t>
+      </w:r>
+      <w:r>
+        <w:rPr>
+          <w:rStyle w:val="Strong"/>
+          <w:sz w:val="22"/>
+        </w:rPr>
+        <w:t>Azure</w:t>
+      </w:r>
+      <w:r>
+        <w:rPr>
+          <w:sz w:val="22"/>
+        </w:rPr>
+        <w:t xml:space="preserve"> (</w:t>
+      </w:r>
+      <w:r>
+        <w:rPr>
+          <w:rStyle w:val="Strong"/>
+          <w:sz w:val="22"/>
+        </w:rPr>
+        <w:t>AKS</w:t>
+      </w:r>
+      <w:r>
+        <w:rPr>
+          <w:sz w:val="22"/>
+        </w:rPr>
+        <w:t xml:space="preserve">, </w:t>
+      </w:r>
+      <w:r>
+        <w:rPr>
+          <w:rStyle w:val="Strong"/>
+          <w:sz w:val="22"/>
+        </w:rPr>
+        <w:t>App Service</w:t>
+      </w:r>
+      <w:r>
+        <w:rPr>
+          <w:sz w:val="22"/>
+        </w:rPr>
+        <w:t xml:space="preserve">, </w:t>
+      </w:r>
+      <w:r>
+        <w:rPr>
+          <w:rStyle w:val="Strong"/>
+          <w:sz w:val="22"/>
+        </w:rPr>
+        <w:t>Azure SQL</w:t>
+      </w:r>
+      <w:r>
+        <w:rPr>
+          <w:sz w:val="22"/>
+        </w:rPr>
+        <w:t xml:space="preserve">, </w:t>
+      </w:r>
+      <w:r>
+        <w:rPr>
+          <w:rStyle w:val="Strong"/>
+          <w:sz w:val="22"/>
+        </w:rPr>
+        <w:t>Service Bus</w:t>
+      </w:r>
+      <w:r>
+        <w:rPr>
+          <w:sz w:val="22"/>
+        </w:rPr>
+        <w:t xml:space="preserve">, </w:t>
+      </w:r>
+      <w:r>
+        <w:rPr>
+          <w:rStyle w:val="Strong"/>
+          <w:sz w:val="22"/>
+        </w:rPr>
+        <w:t>Key Vault</w:t>
+      </w:r>
+      <w:r>
+        <w:rPr>
+          <w:sz w:val="22"/>
+        </w:rPr>
+        <w:t xml:space="preserve">, </w:t>
+      </w:r>
+      <w:r>
+        <w:rPr>
+          <w:rStyle w:val="Strong"/>
+          <w:sz w:val="22"/>
+        </w:rPr>
+        <w:t>Application Insights</w:t>
+      </w:r>
+      <w:r>
+        <w:rPr>
+          <w:sz w:val="22"/>
+        </w:rPr>
+        <w:t xml:space="preserve">), </w:t>
+      </w:r>
+      <w:r>
+        <w:rPr>
+          <w:rStyle w:val="Strong"/>
+          <w:sz w:val="22"/>
+        </w:rPr>
+        <w:t>GCP</w:t>
+      </w:r>
+      <w:r>
+        <w:rPr>
+          <w:sz w:val="22"/>
+        </w:rPr>
+        <w:t xml:space="preserve"> (</w:t>
+      </w:r>
+      <w:r>
+        <w:rPr>
+          <w:rStyle w:val="Strong"/>
+          <w:sz w:val="22"/>
+        </w:rPr>
+        <w:t>GKE</w:t>
+      </w:r>
+      <w:r>
+        <w:rPr>
+          <w:sz w:val="22"/>
+        </w:rPr>
+        <w:t xml:space="preserve">, </w:t>
+      </w:r>
+      <w:r>
+        <w:rPr>
+          <w:rStyle w:val="Strong"/>
+          <w:sz w:val="22"/>
+        </w:rPr>
+        <w:t>Cloud Run</w:t>
+      </w:r>
+      <w:r>
+        <w:rPr>
+          <w:sz w:val="22"/>
+        </w:rPr>
+        <w:t xml:space="preserve">, </w:t>
+      </w:r>
+      <w:r>
+        <w:rPr>
+          <w:rStyle w:val="Strong"/>
+          <w:sz w:val="22"/>
+        </w:rPr>
+        <w:t>Pub/Sub</w:t>
+      </w:r>
+      <w:r>
+        <w:rPr>
+          <w:sz w:val="22"/>
+        </w:rPr>
+        <w:t xml:space="preserve">, </w:t>
+      </w:r>
+      <w:r>
+        <w:rPr>
+          <w:rStyle w:val="Strong"/>
+          <w:sz w:val="22"/>
+        </w:rPr>
+        <w:t>Cloud Storage</w:t>
+      </w:r>
+      <w:r>
+        <w:rPr>
+          <w:sz w:val="22"/>
+        </w:rPr>
+        <w:t xml:space="preserve">, </w:t>
+      </w:r>
       <w:proofErr w:type="spellStart"/>
       <w:r>
         <w:rPr>
           <w:rStyle w:val="Strong"/>
-          <w:rFonts w:ascii="Arial" w:hAnsi="Arial" w:cs="Arial"/>
-          <w:sz w:val="18"/>
-        </w:rPr>
-        <w:t>RabbitMQ</w:t>
+          <w:sz w:val="22"/>
+        </w:rPr>
+        <w:t>BigQuery</w:t>
       </w:r>
       <w:proofErr w:type="spellEnd"/>
       <w:r>
         <w:rPr>
-          <w:rFonts w:ascii="Arial" w:hAnsi="Arial" w:cs="Arial"/>
-          <w:sz w:val="18"/>
-        </w:rPr>
-        <w:t xml:space="preserve"> | Search: </w:t>
+          <w:sz w:val="22"/>
+        </w:rPr>
+        <w:t xml:space="preserve">), </w:t>
       </w:r>
       <w:proofErr w:type="spellStart"/>
       <w:r>
         <w:rPr>
           <w:rStyle w:val="Strong"/>
-          <w:rFonts w:ascii="Arial" w:hAnsi="Arial" w:cs="Arial"/>
-          <w:sz w:val="18"/>
-        </w:rPr>
-        <w:t>Elasticsearch</w:t>
+          <w:sz w:val="22"/>
+        </w:rPr>
+        <w:t>Docker</w:t>
       </w:r>
       <w:proofErr w:type="spellEnd"/>
       <w:r>
         <w:rPr>
-          <w:rFonts w:ascii="Arial" w:hAnsi="Arial" w:cs="Arial"/>
-          <w:sz w:val="18"/>
+          <w:sz w:val="22"/>
         </w:rPr>
         <w:t xml:space="preserve">, </w:t>
       </w:r>
-      <w:r>
-        <w:rPr>
-          <w:rStyle w:val="Strong"/>
-          <w:rFonts w:ascii="Arial" w:hAnsi="Arial" w:cs="Arial"/>
-          <w:sz w:val="18"/>
-        </w:rPr>
-        <w:t>OpenSearch</w:t>
-      </w:r>
-      <w:r>
-        <w:rPr>
-          <w:rFonts w:ascii="Arial" w:hAnsi="Arial" w:cs="Arial"/>
-          <w:sz w:val="18"/>
-        </w:rPr>
-        <w:t xml:space="preserve"> | Analytics: </w:t>
-      </w:r>
-      <w:r>
-        <w:rPr>
-          <w:rStyle w:val="Strong"/>
-          <w:rFonts w:ascii="Arial" w:hAnsi="Arial" w:cs="Arial"/>
-          <w:sz w:val="18"/>
-        </w:rPr>
-        <w:t>Redshift</w:t>
-      </w:r>
-      <w:r>
-        <w:rPr>
-          <w:rFonts w:ascii="Arial" w:hAnsi="Arial" w:cs="Arial"/>
-          <w:sz w:val="18"/>
+      <w:proofErr w:type="spellStart"/>
+      <w:r>
+        <w:rPr>
+          <w:rStyle w:val="Strong"/>
+          <w:sz w:val="22"/>
+        </w:rPr>
+        <w:t>Kubernetes</w:t>
+      </w:r>
+      <w:proofErr w:type="spellEnd"/>
+      <w:r>
+        <w:rPr>
+          <w:rStyle w:val="Strong"/>
+          <w:sz w:val="22"/>
+        </w:rPr>
+        <w:t xml:space="preserve"> 1.2x–1.2x+</w:t>
+      </w:r>
+      <w:r>
+        <w:rPr>
+          <w:sz w:val="22"/>
         </w:rPr>
         <w:t xml:space="preserve">, </w:t>
       </w:r>
+      <w:r>
+        <w:rPr>
+          <w:rStyle w:val="Strong"/>
+          <w:sz w:val="22"/>
+        </w:rPr>
+        <w:t>Helm 3.x</w:t>
+      </w:r>
+      <w:r>
+        <w:rPr>
+          <w:sz w:val="22"/>
+        </w:rPr>
+        <w:t xml:space="preserve">, </w:t>
+      </w:r>
+      <w:r>
+        <w:rPr>
+          <w:rStyle w:val="Strong"/>
+          <w:sz w:val="22"/>
+        </w:rPr>
+        <w:t>Argo CD</w:t>
+      </w:r>
+      <w:r>
+        <w:rPr>
+          <w:sz w:val="22"/>
+        </w:rPr>
+        <w:t xml:space="preserve">, </w:t>
+      </w:r>
       <w:proofErr w:type="spellStart"/>
       <w:r>
         <w:rPr>
           <w:rStyle w:val="Strong"/>
-          <w:rFonts w:ascii="Arial" w:hAnsi="Arial" w:cs="Arial"/>
-          <w:sz w:val="18"/>
-        </w:rPr>
-        <w:t>BigQuery</w:t>
+          <w:sz w:val="22"/>
+        </w:rPr>
+        <w:t>GitOps</w:t>
+      </w:r>
+      <w:proofErr w:type="spellEnd"/>
+      <w:r>
+        <w:rPr>
+          <w:sz w:val="22"/>
+        </w:rPr>
+        <w:t xml:space="preserve">, </w:t>
+      </w:r>
+      <w:proofErr w:type="spellStart"/>
+      <w:r>
+        <w:rPr>
+          <w:rStyle w:val="Strong"/>
+          <w:sz w:val="22"/>
+        </w:rPr>
+        <w:t>Terraform</w:t>
+      </w:r>
+      <w:proofErr w:type="spellEnd"/>
+      <w:r>
+        <w:rPr>
+          <w:rStyle w:val="Strong"/>
+          <w:sz w:val="22"/>
+        </w:rPr>
+        <w:t xml:space="preserve"> 1.x</w:t>
+      </w:r>
+      <w:r>
+        <w:rPr>
+          <w:sz w:val="22"/>
+        </w:rPr>
+        <w:t xml:space="preserve">, </w:t>
+      </w:r>
+      <w:proofErr w:type="spellStart"/>
+      <w:r>
+        <w:rPr>
+          <w:rStyle w:val="Strong"/>
+          <w:sz w:val="22"/>
+        </w:rPr>
+        <w:t>CloudFormation</w:t>
+      </w:r>
+      <w:proofErr w:type="spellEnd"/>
+      <w:r>
+        <w:rPr>
+          <w:sz w:val="22"/>
+        </w:rPr>
+        <w:t xml:space="preserve">, </w:t>
+      </w:r>
+      <w:proofErr w:type="spellStart"/>
+      <w:r>
+        <w:rPr>
+          <w:rStyle w:val="Strong"/>
+          <w:sz w:val="22"/>
+        </w:rPr>
+        <w:t>GitHub</w:t>
+      </w:r>
+      <w:proofErr w:type="spellEnd"/>
+      <w:r>
+        <w:rPr>
+          <w:rStyle w:val="Strong"/>
+          <w:sz w:val="22"/>
+        </w:rPr>
+        <w:t xml:space="preserve"> Actions</w:t>
+      </w:r>
+      <w:r>
+        <w:rPr>
+          <w:sz w:val="22"/>
+        </w:rPr>
+        <w:t xml:space="preserve">, </w:t>
+      </w:r>
+      <w:proofErr w:type="spellStart"/>
+      <w:r>
+        <w:rPr>
+          <w:rStyle w:val="Strong"/>
+          <w:sz w:val="22"/>
+        </w:rPr>
+        <w:t>GitLab</w:t>
+      </w:r>
+      <w:proofErr w:type="spellEnd"/>
+      <w:r>
+        <w:rPr>
+          <w:rStyle w:val="Strong"/>
+          <w:sz w:val="22"/>
+        </w:rPr>
+        <w:t xml:space="preserve"> CI</w:t>
+      </w:r>
+      <w:r>
+        <w:rPr>
+          <w:sz w:val="22"/>
+        </w:rPr>
+        <w:t xml:space="preserve">, </w:t>
+      </w:r>
+      <w:r>
+        <w:rPr>
+          <w:rStyle w:val="Strong"/>
+          <w:sz w:val="22"/>
+        </w:rPr>
+        <w:t>Jenkins</w:t>
+      </w:r>
+      <w:r>
+        <w:rPr>
+          <w:sz w:val="22"/>
+        </w:rPr>
+        <w:t xml:space="preserve">, </w:t>
+      </w:r>
+      <w:r>
+        <w:rPr>
+          <w:rStyle w:val="Strong"/>
+          <w:sz w:val="22"/>
+        </w:rPr>
+        <w:t xml:space="preserve">Azure </w:t>
+      </w:r>
+      <w:proofErr w:type="spellStart"/>
+      <w:r>
+        <w:rPr>
+          <w:rStyle w:val="Strong"/>
+          <w:sz w:val="22"/>
+        </w:rPr>
+        <w:t>DevOps</w:t>
+      </w:r>
+      <w:proofErr w:type="spellEnd"/>
+      <w:r>
+        <w:rPr>
+          <w:sz w:val="22"/>
+        </w:rPr>
+        <w:t xml:space="preserve">, </w:t>
+      </w:r>
+      <w:proofErr w:type="spellStart"/>
+      <w:r>
+        <w:rPr>
+          <w:rStyle w:val="Strong"/>
+          <w:sz w:val="22"/>
+        </w:rPr>
+        <w:t>CircleCI</w:t>
       </w:r>
       <w:proofErr w:type="spellEnd"/>
     </w:p>
@@ -844,173 +1511,210 @@
         <w:pStyle w:val="NormalWeb"/>
         <w:numPr>
           <w:ilvl w:val="0"/>
-          <w:numId w:val="28"/>
+          <w:numId w:val="41"/>
         </w:numPr>
+        <w:spacing w:before="0" w:beforeAutospacing="0" w:after="0" w:afterAutospacing="0"/>
         <w:jc w:val="both"/>
-        <w:rPr>
-          <w:rFonts w:ascii="Arial" w:hAnsi="Arial" w:cs="Arial"/>
-          <w:sz w:val="18"/>
-        </w:rPr>
-      </w:pPr>
-      <w:r>
-        <w:rPr>
-          <w:rStyle w:val="Strong"/>
-          <w:rFonts w:ascii="Arial" w:hAnsi="Arial" w:cs="Arial"/>
-          <w:sz w:val="18"/>
-        </w:rPr>
-        <w:t xml:space="preserve">Cloud &amp; </w:t>
-      </w:r>
+      </w:pPr>
       <w:proofErr w:type="spellStart"/>
       <w:r>
         <w:rPr>
           <w:rStyle w:val="Strong"/>
-          <w:rFonts w:ascii="Arial" w:hAnsi="Arial" w:cs="Arial"/>
-          <w:sz w:val="18"/>
-        </w:rPr>
-        <w:t>DevOps</w:t>
+          <w:sz w:val="22"/>
+        </w:rPr>
+        <w:t>Observability</w:t>
       </w:r>
       <w:proofErr w:type="spellEnd"/>
       <w:r>
         <w:rPr>
-          <w:rFonts w:ascii="Arial" w:hAnsi="Arial" w:cs="Arial"/>
-          <w:sz w:val="18"/>
+          <w:rStyle w:val="Strong"/>
+          <w:sz w:val="22"/>
+        </w:rPr>
+        <w:t>, Quality &amp; Security</w:t>
+      </w:r>
+      <w:r>
+        <w:rPr>
+          <w:sz w:val="22"/>
         </w:rPr>
         <w:t xml:space="preserve"> — </w:t>
       </w:r>
-      <w:r>
-        <w:rPr>
-          <w:rStyle w:val="Strong"/>
-          <w:rFonts w:ascii="Arial" w:hAnsi="Arial" w:cs="Arial"/>
-          <w:sz w:val="18"/>
-        </w:rPr>
-        <w:t>AWS (primary)</w:t>
-      </w:r>
-      <w:r>
-        <w:rPr>
-          <w:rFonts w:ascii="Arial" w:hAnsi="Arial" w:cs="Arial"/>
-          <w:sz w:val="18"/>
-        </w:rPr>
-        <w:t xml:space="preserve">: </w:t>
-      </w:r>
-      <w:r>
-        <w:rPr>
-          <w:rStyle w:val="Strong"/>
-          <w:rFonts w:ascii="Arial" w:hAnsi="Arial" w:cs="Arial"/>
-          <w:sz w:val="18"/>
-        </w:rPr>
-        <w:t>EKS</w:t>
-      </w:r>
-      <w:r>
-        <w:rPr>
-          <w:rFonts w:ascii="Arial" w:hAnsi="Arial" w:cs="Arial"/>
-          <w:sz w:val="18"/>
+      <w:proofErr w:type="spellStart"/>
+      <w:r>
+        <w:rPr>
+          <w:rStyle w:val="Strong"/>
+          <w:sz w:val="22"/>
+        </w:rPr>
+        <w:t>OpenTelemetry</w:t>
+      </w:r>
+      <w:proofErr w:type="spellEnd"/>
+      <w:r>
+        <w:rPr>
+          <w:rStyle w:val="Strong"/>
+          <w:sz w:val="22"/>
+        </w:rPr>
+        <w:t xml:space="preserve"> 1.x</w:t>
+      </w:r>
+      <w:r>
+        <w:rPr>
+          <w:sz w:val="22"/>
         </w:rPr>
         <w:t xml:space="preserve">, </w:t>
       </w:r>
-      <w:r>
-        <w:rPr>
-          <w:rStyle w:val="Strong"/>
-          <w:rFonts w:ascii="Arial" w:hAnsi="Arial" w:cs="Arial"/>
-          <w:sz w:val="18"/>
-        </w:rPr>
-        <w:t>ECS</w:t>
-      </w:r>
-      <w:r>
-        <w:rPr>
-          <w:rFonts w:ascii="Arial" w:hAnsi="Arial" w:cs="Arial"/>
-          <w:sz w:val="18"/>
+      <w:proofErr w:type="spellStart"/>
+      <w:r>
+        <w:rPr>
+          <w:rStyle w:val="Strong"/>
+          <w:sz w:val="22"/>
+        </w:rPr>
+        <w:t>Datadog</w:t>
+      </w:r>
+      <w:proofErr w:type="spellEnd"/>
+      <w:r>
+        <w:rPr>
+          <w:sz w:val="22"/>
         </w:rPr>
         <w:t xml:space="preserve">, </w:t>
       </w:r>
       <w:r>
         <w:rPr>
           <w:rStyle w:val="Strong"/>
-          <w:rFonts w:ascii="Arial" w:hAnsi="Arial" w:cs="Arial"/>
-          <w:sz w:val="18"/>
-        </w:rPr>
-        <w:t>EC2</w:t>
-      </w:r>
-      <w:r>
-        <w:rPr>
-          <w:rFonts w:ascii="Arial" w:hAnsi="Arial" w:cs="Arial"/>
-          <w:sz w:val="18"/>
+          <w:sz w:val="22"/>
+        </w:rPr>
+        <w:t>Prometheus</w:t>
+      </w:r>
+      <w:r>
+        <w:rPr>
+          <w:sz w:val="22"/>
         </w:rPr>
         <w:t xml:space="preserve">, </w:t>
       </w:r>
-      <w:r>
-        <w:rPr>
-          <w:rStyle w:val="Strong"/>
-          <w:rFonts w:ascii="Arial" w:hAnsi="Arial" w:cs="Arial"/>
-          <w:sz w:val="18"/>
-        </w:rPr>
-        <w:t>Lambda</w:t>
-      </w:r>
-      <w:r>
-        <w:rPr>
-          <w:rFonts w:ascii="Arial" w:hAnsi="Arial" w:cs="Arial"/>
-          <w:sz w:val="18"/>
+      <w:proofErr w:type="spellStart"/>
+      <w:r>
+        <w:rPr>
+          <w:rStyle w:val="Strong"/>
+          <w:sz w:val="22"/>
+        </w:rPr>
+        <w:t>Grafana</w:t>
+      </w:r>
+      <w:proofErr w:type="spellEnd"/>
+      <w:r>
+        <w:rPr>
+          <w:sz w:val="22"/>
         </w:rPr>
         <w:t xml:space="preserve">, </w:t>
       </w:r>
       <w:r>
         <w:rPr>
           <w:rStyle w:val="Strong"/>
-          <w:rFonts w:ascii="Arial" w:hAnsi="Arial" w:cs="Arial"/>
-          <w:sz w:val="18"/>
-        </w:rPr>
-        <w:t>API Gateway</w:t>
-      </w:r>
-      <w:r>
-        <w:rPr>
-          <w:rFonts w:ascii="Arial" w:hAnsi="Arial" w:cs="Arial"/>
-          <w:sz w:val="18"/>
+          <w:sz w:val="22"/>
+        </w:rPr>
+        <w:t>ELK/EFK</w:t>
+      </w:r>
+      <w:r>
+        <w:rPr>
+          <w:sz w:val="22"/>
         </w:rPr>
         <w:t xml:space="preserve">, </w:t>
       </w:r>
-      <w:r>
-        <w:rPr>
-          <w:rStyle w:val="Strong"/>
-          <w:rFonts w:ascii="Arial" w:hAnsi="Arial" w:cs="Arial"/>
-          <w:sz w:val="18"/>
-        </w:rPr>
-        <w:t>S3</w:t>
-      </w:r>
-      <w:r>
-        <w:rPr>
-          <w:rFonts w:ascii="Arial" w:hAnsi="Arial" w:cs="Arial"/>
-          <w:sz w:val="18"/>
+      <w:proofErr w:type="spellStart"/>
+      <w:r>
+        <w:rPr>
+          <w:rStyle w:val="Strong"/>
+          <w:sz w:val="22"/>
+        </w:rPr>
+        <w:t>CloudWatch</w:t>
+      </w:r>
+      <w:proofErr w:type="spellEnd"/>
+      <w:r>
+        <w:rPr>
+          <w:sz w:val="22"/>
+        </w:rPr>
+        <w:t xml:space="preserve">, structured logging, </w:t>
+      </w:r>
+      <w:r>
+        <w:rPr>
+          <w:rStyle w:val="Strong"/>
+          <w:sz w:val="22"/>
+        </w:rPr>
+        <w:t>Jest</w:t>
+      </w:r>
+      <w:r>
+        <w:rPr>
+          <w:sz w:val="22"/>
         </w:rPr>
         <w:t xml:space="preserve">, </w:t>
       </w:r>
+      <w:r>
+        <w:rPr>
+          <w:rStyle w:val="Strong"/>
+          <w:sz w:val="22"/>
+        </w:rPr>
+        <w:t>Mocha</w:t>
+      </w:r>
+      <w:r>
+        <w:rPr>
+          <w:sz w:val="22"/>
+        </w:rPr>
+        <w:t xml:space="preserve">, </w:t>
+      </w:r>
+      <w:r>
+        <w:rPr>
+          <w:rStyle w:val="Strong"/>
+          <w:sz w:val="22"/>
+        </w:rPr>
+        <w:t>Chai</w:t>
+      </w:r>
+      <w:r>
+        <w:rPr>
+          <w:sz w:val="22"/>
+        </w:rPr>
+        <w:t xml:space="preserve">, API contract tests, </w:t>
+      </w:r>
+      <w:r>
+        <w:rPr>
+          <w:rStyle w:val="Strong"/>
+          <w:sz w:val="22"/>
+        </w:rPr>
+        <w:t>OAuth2</w:t>
+      </w:r>
+      <w:r>
+        <w:rPr>
+          <w:sz w:val="22"/>
+        </w:rPr>
+        <w:t xml:space="preserve">, </w:t>
+      </w:r>
       <w:proofErr w:type="spellStart"/>
       <w:r>
         <w:rPr>
           <w:rStyle w:val="Strong"/>
-          <w:rFonts w:ascii="Arial" w:hAnsi="Arial" w:cs="Arial"/>
-          <w:sz w:val="18"/>
-        </w:rPr>
-        <w:t>CloudFront</w:t>
+          <w:sz w:val="22"/>
+        </w:rPr>
+        <w:t>OpenID</w:t>
       </w:r>
       <w:proofErr w:type="spellEnd"/>
       <w:r>
         <w:rPr>
-          <w:rFonts w:ascii="Arial" w:hAnsi="Arial" w:cs="Arial"/>
-          <w:sz w:val="18"/>
+          <w:rStyle w:val="Strong"/>
+          <w:sz w:val="22"/>
+        </w:rPr>
+        <w:t xml:space="preserve"> Connect</w:t>
+      </w:r>
+      <w:r>
+        <w:rPr>
+          <w:sz w:val="22"/>
         </w:rPr>
         <w:t xml:space="preserve">, </w:t>
       </w:r>
       <w:r>
         <w:rPr>
           <w:rStyle w:val="Strong"/>
-          <w:rFonts w:ascii="Arial" w:hAnsi="Arial" w:cs="Arial"/>
-          <w:sz w:val="18"/>
-        </w:rPr>
-        <w:t>RDS</w:t>
-      </w:r>
-      <w:r>
-        <w:rPr>
-          <w:rFonts w:ascii="Arial" w:hAnsi="Arial" w:cs="Arial"/>
-          <w:sz w:val="18"/>
+          <w:sz w:val="22"/>
+        </w:rPr>
+        <w:t>JWT</w:t>
+      </w:r>
+      <w:r>
+        <w:rPr>
+          <w:sz w:val="22"/>
         </w:rPr>
         <w:t xml:space="preserve">, </w:t>
       </w:r>
@@ -1018,510 +1722,64 @@
       <w:r>
         <w:rPr>
           <w:rStyle w:val="Strong"/>
-          <w:rFonts w:ascii="Arial" w:hAnsi="Arial" w:cs="Arial"/>
-          <w:sz w:val="18"/>
-        </w:rPr>
-        <w:t>DynamoDB</w:t>
+          <w:sz w:val="22"/>
+        </w:rPr>
+        <w:t>Okta</w:t>
       </w:r>
       <w:proofErr w:type="spellEnd"/>
       <w:r>
         <w:rPr>
-          <w:rFonts w:ascii="Arial" w:hAnsi="Arial" w:cs="Arial"/>
-          <w:sz w:val="18"/>
+          <w:sz w:val="22"/>
         </w:rPr>
         <w:t xml:space="preserve">, </w:t>
       </w:r>
+      <w:r>
+        <w:rPr>
+          <w:rStyle w:val="Strong"/>
+          <w:sz w:val="22"/>
+        </w:rPr>
+        <w:t>Auth0</w:t>
+      </w:r>
+      <w:r>
+        <w:rPr>
+          <w:sz w:val="22"/>
+        </w:rPr>
+        <w:t xml:space="preserve">, </w:t>
+      </w:r>
+      <w:r>
+        <w:rPr>
+          <w:rStyle w:val="Strong"/>
+          <w:sz w:val="22"/>
+        </w:rPr>
+        <w:t xml:space="preserve">AWS </w:t>
+      </w:r>
       <w:proofErr w:type="spellStart"/>
       <w:r>
         <w:rPr>
           <w:rStyle w:val="Strong"/>
-          <w:rFonts w:ascii="Arial" w:hAnsi="Arial" w:cs="Arial"/>
-          <w:sz w:val="18"/>
-        </w:rPr>
-        <w:t>ElastiCache</w:t>
+          <w:sz w:val="22"/>
+        </w:rPr>
+        <w:t>Cognito</w:t>
       </w:r>
       <w:proofErr w:type="spellEnd"/>
       <w:r>
         <w:rPr>
-          <w:rFonts w:ascii="Arial" w:hAnsi="Arial" w:cs="Arial"/>
-          <w:sz w:val="18"/>
+          <w:sz w:val="22"/>
         </w:rPr>
         <w:t xml:space="preserve">, </w:t>
       </w:r>
-      <w:proofErr w:type="spellStart"/>
-      <w:r>
-        <w:rPr>
-          <w:rStyle w:val="Strong"/>
-          <w:rFonts w:ascii="Arial" w:hAnsi="Arial" w:cs="Arial"/>
-          <w:sz w:val="18"/>
-        </w:rPr>
-        <w:t>EventBridge</w:t>
-      </w:r>
-      <w:proofErr w:type="spellEnd"/>
-      <w:r>
-        <w:rPr>
-          <w:rFonts w:ascii="Arial" w:hAnsi="Arial" w:cs="Arial"/>
-          <w:sz w:val="18"/>
-        </w:rPr>
-        <w:t xml:space="preserve">, </w:t>
-      </w:r>
-      <w:r>
-        <w:rPr>
-          <w:rStyle w:val="Strong"/>
-          <w:rFonts w:ascii="Arial" w:hAnsi="Arial" w:cs="Arial"/>
-          <w:sz w:val="18"/>
-        </w:rPr>
-        <w:t>Step Functions</w:t>
-      </w:r>
-      <w:r>
-        <w:rPr>
-          <w:rFonts w:ascii="Arial" w:hAnsi="Arial" w:cs="Arial"/>
-          <w:sz w:val="18"/>
-        </w:rPr>
-        <w:t xml:space="preserve">, </w:t>
-      </w:r>
-      <w:r>
-        <w:rPr>
-          <w:rStyle w:val="Strong"/>
-          <w:rFonts w:ascii="Arial" w:hAnsi="Arial" w:cs="Arial"/>
-          <w:sz w:val="18"/>
-        </w:rPr>
-        <w:t>IAM</w:t>
-      </w:r>
-      <w:r>
-        <w:rPr>
-          <w:rFonts w:ascii="Arial" w:hAnsi="Arial" w:cs="Arial"/>
-          <w:sz w:val="18"/>
-        </w:rPr>
-        <w:t xml:space="preserve"> | Azure: </w:t>
-      </w:r>
-      <w:r>
-        <w:rPr>
-          <w:rStyle w:val="Strong"/>
-          <w:rFonts w:ascii="Arial" w:hAnsi="Arial" w:cs="Arial"/>
-          <w:sz w:val="18"/>
-        </w:rPr>
-        <w:t>AKS</w:t>
-      </w:r>
-      <w:r>
-        <w:rPr>
-          <w:rFonts w:ascii="Arial" w:hAnsi="Arial" w:cs="Arial"/>
-          <w:sz w:val="18"/>
-        </w:rPr>
-        <w:t xml:space="preserve">, App Service, Azure SQL, Service Bus, Key Vault, Application Insights | GCP: </w:t>
-      </w:r>
-      <w:r>
-        <w:rPr>
-          <w:rStyle w:val="Strong"/>
-          <w:rFonts w:ascii="Arial" w:hAnsi="Arial" w:cs="Arial"/>
-          <w:sz w:val="18"/>
-        </w:rPr>
-        <w:t>GKE</w:t>
-      </w:r>
-      <w:r>
-        <w:rPr>
-          <w:rFonts w:ascii="Arial" w:hAnsi="Arial" w:cs="Arial"/>
-          <w:sz w:val="18"/>
-        </w:rPr>
-        <w:t xml:space="preserve">, Cloud Run, Pub/Sub, Cloud Storage, </w:t>
-      </w:r>
-      <w:proofErr w:type="spellStart"/>
-      <w:r>
-        <w:rPr>
-          <w:rFonts w:ascii="Arial" w:hAnsi="Arial" w:cs="Arial"/>
-          <w:sz w:val="18"/>
-        </w:rPr>
-        <w:t>BigQuery</w:t>
-      </w:r>
-      <w:proofErr w:type="spellEnd"/>
-      <w:r>
-        <w:rPr>
-          <w:rFonts w:ascii="Arial" w:hAnsi="Arial" w:cs="Arial"/>
-          <w:sz w:val="18"/>
-        </w:rPr>
-        <w:t xml:space="preserve"> (consumer/integrator) | </w:t>
-      </w:r>
-      <w:proofErr w:type="spellStart"/>
-      <w:r>
-        <w:rPr>
-          <w:rStyle w:val="Strong"/>
-          <w:rFonts w:ascii="Arial" w:hAnsi="Arial" w:cs="Arial"/>
-          <w:sz w:val="18"/>
-        </w:rPr>
-        <w:t>Docker</w:t>
-      </w:r>
-      <w:proofErr w:type="spellEnd"/>
-      <w:r>
-        <w:rPr>
-          <w:rFonts w:ascii="Arial" w:hAnsi="Arial" w:cs="Arial"/>
-          <w:sz w:val="18"/>
-        </w:rPr>
-        <w:t xml:space="preserve">, </w:t>
-      </w:r>
-      <w:proofErr w:type="spellStart"/>
-      <w:r>
-        <w:rPr>
-          <w:rStyle w:val="Strong"/>
-          <w:rFonts w:ascii="Arial" w:hAnsi="Arial" w:cs="Arial"/>
-          <w:sz w:val="18"/>
-        </w:rPr>
-        <w:t>Kubernetes</w:t>
-      </w:r>
-      <w:proofErr w:type="spellEnd"/>
-      <w:r>
-        <w:rPr>
-          <w:rFonts w:ascii="Arial" w:hAnsi="Arial" w:cs="Arial"/>
-          <w:sz w:val="18"/>
-        </w:rPr>
-        <w:t xml:space="preserve">, Helm, Argo CD, </w:t>
-      </w:r>
-      <w:proofErr w:type="spellStart"/>
-      <w:r>
-        <w:rPr>
-          <w:rFonts w:ascii="Arial" w:hAnsi="Arial" w:cs="Arial"/>
-          <w:sz w:val="18"/>
-        </w:rPr>
-        <w:t>GitOps</w:t>
-      </w:r>
-      <w:proofErr w:type="spellEnd"/>
-      <w:r>
-        <w:rPr>
-          <w:rFonts w:ascii="Arial" w:hAnsi="Arial" w:cs="Arial"/>
-          <w:sz w:val="18"/>
-        </w:rPr>
-        <w:t xml:space="preserve">, </w:t>
-      </w:r>
-      <w:proofErr w:type="spellStart"/>
-      <w:r>
-        <w:rPr>
-          <w:rStyle w:val="Strong"/>
-          <w:rFonts w:ascii="Arial" w:hAnsi="Arial" w:cs="Arial"/>
-          <w:sz w:val="18"/>
-        </w:rPr>
-        <w:t>Terraform</w:t>
-      </w:r>
-      <w:proofErr w:type="spellEnd"/>
-      <w:r>
-        <w:rPr>
-          <w:rFonts w:ascii="Arial" w:hAnsi="Arial" w:cs="Arial"/>
-          <w:sz w:val="18"/>
-        </w:rPr>
-        <w:t xml:space="preserve">, </w:t>
-      </w:r>
-      <w:proofErr w:type="spellStart"/>
-      <w:r>
-        <w:rPr>
-          <w:rFonts w:ascii="Arial" w:hAnsi="Arial" w:cs="Arial"/>
-          <w:sz w:val="18"/>
-        </w:rPr>
-        <w:t>CloudFormation</w:t>
-      </w:r>
-      <w:proofErr w:type="spellEnd"/>
-      <w:r>
-        <w:rPr>
-          <w:rFonts w:ascii="Arial" w:hAnsi="Arial" w:cs="Arial"/>
-          <w:sz w:val="18"/>
-        </w:rPr>
-        <w:t xml:space="preserve"> | CI/CD: </w:t>
-      </w:r>
-      <w:proofErr w:type="spellStart"/>
-      <w:r>
-        <w:rPr>
-          <w:rStyle w:val="Strong"/>
-          <w:rFonts w:ascii="Arial" w:hAnsi="Arial" w:cs="Arial"/>
-          <w:sz w:val="18"/>
-        </w:rPr>
-        <w:t>GitHub</w:t>
-      </w:r>
-      <w:proofErr w:type="spellEnd"/>
-      <w:r>
-        <w:rPr>
-          <w:rStyle w:val="Strong"/>
-          <w:rFonts w:ascii="Arial" w:hAnsi="Arial" w:cs="Arial"/>
-          <w:sz w:val="18"/>
-        </w:rPr>
-        <w:t xml:space="preserve"> Actions</w:t>
-      </w:r>
-      <w:r>
-        <w:rPr>
-          <w:rFonts w:ascii="Arial" w:hAnsi="Arial" w:cs="Arial"/>
-          <w:sz w:val="18"/>
-        </w:rPr>
-        <w:t xml:space="preserve">, </w:t>
-      </w:r>
-      <w:proofErr w:type="spellStart"/>
-      <w:r>
-        <w:rPr>
-          <w:rFonts w:ascii="Arial" w:hAnsi="Arial" w:cs="Arial"/>
-          <w:sz w:val="18"/>
-        </w:rPr>
-        <w:t>GitLab</w:t>
-      </w:r>
-      <w:proofErr w:type="spellEnd"/>
-      <w:r>
-        <w:rPr>
-          <w:rFonts w:ascii="Arial" w:hAnsi="Arial" w:cs="Arial"/>
-          <w:sz w:val="18"/>
-        </w:rPr>
-        <w:t xml:space="preserve"> CI, Jenkins, Azure </w:t>
-      </w:r>
-      <w:proofErr w:type="spellStart"/>
-      <w:r>
-        <w:rPr>
-          <w:rFonts w:ascii="Arial" w:hAnsi="Arial" w:cs="Arial"/>
-          <w:sz w:val="18"/>
-        </w:rPr>
-        <w:t>DevOps</w:t>
-      </w:r>
-      <w:proofErr w:type="spellEnd"/>
-      <w:r>
-        <w:rPr>
-          <w:rFonts w:ascii="Arial" w:hAnsi="Arial" w:cs="Arial"/>
-          <w:sz w:val="18"/>
-        </w:rPr>
-        <w:t xml:space="preserve">, </w:t>
-      </w:r>
-      <w:proofErr w:type="spellStart"/>
-      <w:r>
-        <w:rPr>
-          <w:rFonts w:ascii="Arial" w:hAnsi="Arial" w:cs="Arial"/>
-          <w:sz w:val="18"/>
-        </w:rPr>
-        <w:t>CircleCI</w:t>
-      </w:r>
-      <w:proofErr w:type="spellEnd"/>
-    </w:p>
-    <w:p>
-      <w:pPr>
-        <w:pStyle w:val="NormalWeb"/>
-        <w:numPr>
-          <w:ilvl w:val="0"/>
-          <w:numId w:val="28"/>
-        </w:numPr>
-        <w:jc w:val="both"/>
-        <w:rPr>
-          <w:rFonts w:ascii="Arial" w:hAnsi="Arial" w:cs="Arial"/>
-          <w:sz w:val="18"/>
-        </w:rPr>
-      </w:pPr>
-      <w:proofErr w:type="spellStart"/>
-      <w:r>
-        <w:rPr>
-          <w:rStyle w:val="Strong"/>
-          <w:rFonts w:ascii="Arial" w:hAnsi="Arial" w:cs="Arial"/>
-          <w:sz w:val="18"/>
-        </w:rPr>
-        <w:t>Observability</w:t>
-      </w:r>
-      <w:proofErr w:type="spellEnd"/>
-      <w:r>
-        <w:rPr>
-          <w:rStyle w:val="Strong"/>
-          <w:rFonts w:ascii="Arial" w:hAnsi="Arial" w:cs="Arial"/>
-          <w:sz w:val="18"/>
-        </w:rPr>
-        <w:t>, Quality &amp; Security</w:t>
-      </w:r>
-      <w:r>
-        <w:rPr>
-          <w:rFonts w:ascii="Arial" w:hAnsi="Arial" w:cs="Arial"/>
-          <w:sz w:val="18"/>
-        </w:rPr>
-        <w:t xml:space="preserve"> — </w:t>
-      </w:r>
-      <w:proofErr w:type="spellStart"/>
-      <w:r>
-        <w:rPr>
-          <w:rStyle w:val="Strong"/>
-          <w:rFonts w:ascii="Arial" w:hAnsi="Arial" w:cs="Arial"/>
-          <w:sz w:val="18"/>
-        </w:rPr>
-        <w:t>OpenTelemetry</w:t>
-      </w:r>
-      <w:proofErr w:type="spellEnd"/>
-      <w:r>
-        <w:rPr>
-          <w:rFonts w:ascii="Arial" w:hAnsi="Arial" w:cs="Arial"/>
-          <w:sz w:val="18"/>
-        </w:rPr>
-        <w:t xml:space="preserve">, </w:t>
-      </w:r>
-      <w:proofErr w:type="spellStart"/>
-      <w:r>
-        <w:rPr>
-          <w:rStyle w:val="Strong"/>
-          <w:rFonts w:ascii="Arial" w:hAnsi="Arial" w:cs="Arial"/>
-          <w:sz w:val="18"/>
-        </w:rPr>
-        <w:t>Datadog</w:t>
-      </w:r>
-      <w:proofErr w:type="spellEnd"/>
-      <w:r>
-        <w:rPr>
-          <w:rFonts w:ascii="Arial" w:hAnsi="Arial" w:cs="Arial"/>
-          <w:sz w:val="18"/>
-        </w:rPr>
-        <w:t xml:space="preserve">, </w:t>
-      </w:r>
-      <w:r>
-        <w:rPr>
-          <w:rStyle w:val="Strong"/>
-          <w:rFonts w:ascii="Arial" w:hAnsi="Arial" w:cs="Arial"/>
-          <w:sz w:val="18"/>
-        </w:rPr>
-        <w:t>Prometheus</w:t>
-      </w:r>
-      <w:r>
-        <w:rPr>
-          <w:rFonts w:ascii="Arial" w:hAnsi="Arial" w:cs="Arial"/>
-          <w:sz w:val="18"/>
-        </w:rPr>
-        <w:t xml:space="preserve">, </w:t>
-      </w:r>
-      <w:proofErr w:type="spellStart"/>
-      <w:r>
-        <w:rPr>
-          <w:rStyle w:val="Strong"/>
-          <w:rFonts w:ascii="Arial" w:hAnsi="Arial" w:cs="Arial"/>
-          <w:sz w:val="18"/>
-        </w:rPr>
-        <w:t>Grafana</w:t>
-      </w:r>
-      <w:proofErr w:type="spellEnd"/>
-      <w:r>
-        <w:rPr>
-          <w:rFonts w:ascii="Arial" w:hAnsi="Arial" w:cs="Arial"/>
-          <w:sz w:val="18"/>
-        </w:rPr>
-        <w:t xml:space="preserve">, </w:t>
-      </w:r>
-      <w:r>
-        <w:rPr>
-          <w:rStyle w:val="Strong"/>
-          <w:rFonts w:ascii="Arial" w:hAnsi="Arial" w:cs="Arial"/>
-          <w:sz w:val="18"/>
-        </w:rPr>
-        <w:t>ELK/EFK</w:t>
-      </w:r>
-      <w:r>
-        <w:rPr>
-          <w:rFonts w:ascii="Arial" w:hAnsi="Arial" w:cs="Arial"/>
-          <w:sz w:val="18"/>
-        </w:rPr>
-        <w:t xml:space="preserve">, </w:t>
-      </w:r>
-      <w:proofErr w:type="spellStart"/>
-      <w:r>
-        <w:rPr>
-          <w:rStyle w:val="Strong"/>
-          <w:rFonts w:ascii="Arial" w:hAnsi="Arial" w:cs="Arial"/>
-          <w:sz w:val="18"/>
-        </w:rPr>
-        <w:t>CloudWatch</w:t>
-      </w:r>
-      <w:proofErr w:type="spellEnd"/>
-      <w:r>
-        <w:rPr>
-          <w:rFonts w:ascii="Arial" w:hAnsi="Arial" w:cs="Arial"/>
-          <w:sz w:val="18"/>
-        </w:rPr>
-        <w:t xml:space="preserve">, structured logging | Testing: Jest, Mocha, Chai, API contract tests (Pact-style) | Security: </w:t>
-      </w:r>
-      <w:r>
-        <w:rPr>
-          <w:rStyle w:val="Strong"/>
-          <w:rFonts w:ascii="Arial" w:hAnsi="Arial" w:cs="Arial"/>
-          <w:sz w:val="18"/>
-        </w:rPr>
-        <w:t>OAuth2</w:t>
-      </w:r>
-      <w:r>
-        <w:rPr>
-          <w:rFonts w:ascii="Arial" w:hAnsi="Arial" w:cs="Arial"/>
-          <w:sz w:val="18"/>
-        </w:rPr>
-        <w:t xml:space="preserve">, </w:t>
-      </w:r>
-      <w:proofErr w:type="spellStart"/>
-      <w:r>
-        <w:rPr>
-          <w:rStyle w:val="Strong"/>
-          <w:rFonts w:ascii="Arial" w:hAnsi="Arial" w:cs="Arial"/>
-          <w:sz w:val="18"/>
-        </w:rPr>
-        <w:t>OpenID</w:t>
-      </w:r>
-      <w:proofErr w:type="spellEnd"/>
-      <w:r>
-        <w:rPr>
-          <w:rStyle w:val="Strong"/>
-          <w:rFonts w:ascii="Arial" w:hAnsi="Arial" w:cs="Arial"/>
-          <w:sz w:val="18"/>
-        </w:rPr>
-        <w:t xml:space="preserve"> Connect</w:t>
-      </w:r>
-      <w:r>
-        <w:rPr>
-          <w:rFonts w:ascii="Arial" w:hAnsi="Arial" w:cs="Arial"/>
-          <w:sz w:val="18"/>
-        </w:rPr>
-        <w:t xml:space="preserve">, </w:t>
-      </w:r>
-      <w:r>
-        <w:rPr>
-          <w:rStyle w:val="Strong"/>
-          <w:rFonts w:ascii="Arial" w:hAnsi="Arial" w:cs="Arial"/>
-          <w:sz w:val="18"/>
-        </w:rPr>
-        <w:t>JWT</w:t>
-      </w:r>
-      <w:r>
-        <w:rPr>
-          <w:rFonts w:ascii="Arial" w:hAnsi="Arial" w:cs="Arial"/>
-          <w:sz w:val="18"/>
-        </w:rPr>
-        <w:t xml:space="preserve">, </w:t>
-      </w:r>
-      <w:proofErr w:type="spellStart"/>
-      <w:r>
-        <w:rPr>
-          <w:rFonts w:ascii="Arial" w:hAnsi="Arial" w:cs="Arial"/>
-          <w:sz w:val="18"/>
-        </w:rPr>
-        <w:t>Okta</w:t>
-      </w:r>
-      <w:proofErr w:type="spellEnd"/>
-      <w:r>
-        <w:rPr>
-          <w:rFonts w:ascii="Arial" w:hAnsi="Arial" w:cs="Arial"/>
-          <w:sz w:val="18"/>
-        </w:rPr>
-        <w:t xml:space="preserve">, Auth0, </w:t>
-      </w:r>
-      <w:r>
-        <w:rPr>
-          <w:rStyle w:val="Strong"/>
-          <w:rFonts w:ascii="Arial" w:hAnsi="Arial" w:cs="Arial"/>
-          <w:sz w:val="18"/>
-        </w:rPr>
-        <w:t xml:space="preserve">AWS </w:t>
-      </w:r>
-      <w:proofErr w:type="spellStart"/>
-      <w:r>
-        <w:rPr>
-          <w:rStyle w:val="Strong"/>
-          <w:rFonts w:ascii="Arial" w:hAnsi="Arial" w:cs="Arial"/>
-          <w:sz w:val="18"/>
-        </w:rPr>
-        <w:t>Cognito</w:t>
-      </w:r>
-      <w:proofErr w:type="spellEnd"/>
-      <w:r>
-        <w:rPr>
-          <w:rFonts w:ascii="Arial" w:hAnsi="Arial" w:cs="Arial"/>
-          <w:sz w:val="18"/>
-        </w:rPr>
-        <w:t>, RBAC/ABAC, audit logging</w:t>
+      <w:r>
+        <w:rPr>
+          <w:rStyle w:val="Strong"/>
+          <w:sz w:val="22"/>
+        </w:rPr>
+        <w:t>RBAC/ABAC</w:t>
+      </w:r>
+      <w:r>
+        <w:rPr>
+          <w:sz w:val="22"/>
+        </w:rPr>
+        <w:t>, audit logging</w:t>
       </w:r>
     </w:p>
     <w:p>
@@ -1530,23 +1788,16 @@
           <w:bottom w:val="single" w:sz="6" w:space="0" w:color="B91C1C"/>
         </w:pBdr>
         <w:spacing w:before="120" w:after="80"/>
+        <w:rPr>
+          <w:sz w:val="24"/>
+        </w:rPr>
       </w:pPr>
       <w:r>
         <w:rPr>
           <w:b/>
           <w:bCs/>
           <w:color w:val="111111"/>
-          <w:sz w:val="21"/>
-          <w:szCs w:val="21"/>
-        </w:rPr>
-        <w:t xml:space="preserve"> </w:t>
-      </w:r>
-      <w:r>
-        <w:rPr>
-          <w:b/>
-          <w:bCs/>
-          <w:color w:val="111111"/>
-          <w:sz w:val="21"/>
+          <w:sz w:val="24"/>
           <w:szCs w:val="21"/>
         </w:rPr>
         <w:t>WORK HISTORY</w:t>
@@ -1585,13 +1836,18 @@
             </w:tcBorders>
           </w:tcPr>
           <w:p>
+            <w:pPr>
+              <w:rPr>
+                <w:sz w:val="24"/>
+              </w:rPr>
+            </w:pPr>
             <w:r>
               <w:rPr>
                 <w:rFonts w:ascii="Arial" w:eastAsia="Arial" w:hAnsi="Arial" w:cs="Arial"/>
                 <w:b/>
                 <w:bCs/>
                 <w:color w:val="111111"/>
-                <w:sz w:val="19"/>
+                <w:sz w:val="22"/>
                 <w:szCs w:val="19"/>
               </w:rPr>
               <w:t>Senior Software Engineer</w:t>
@@ -1611,12 +1867,14 @@
           <w:p>
             <w:pPr>
               <w:jc w:val="right"/>
+              <w:rPr>
+                <w:sz w:val="24"/>
+              </w:rPr>
             </w:pPr>
             <w:r>
               <w:rPr>
                 <w:rFonts w:ascii="Arial" w:eastAsia="Arial" w:hAnsi="Arial" w:cs="Arial"/>
                 <w:color w:val="111111"/>
-                <w:sz w:val="17"/>
                 <w:szCs w:val="17"/>
               </w:rPr>
               <w:t>February 2021 to December 2025</w:t>
@@ -1626,6 +1884,11 @@
       </w:tr>
     </w:tbl>
     <w:p>
+      <w:pPr>
+        <w:rPr>
+          <w:sz w:val="24"/>
+        </w:rPr>
+      </w:pPr>
       <w:proofErr w:type="spellStart"/>
       <w:r>
         <w:rPr>
@@ -1633,7 +1896,7 @@
           <w:b/>
           <w:bCs/>
           <w:color w:val="111111"/>
-          <w:sz w:val="18"/>
+          <w:sz w:val="22"/>
           <w:szCs w:val="18"/>
         </w:rPr>
         <w:t>Viaro</w:t>
@@ -1645,7 +1908,7 @@
           <w:b/>
           <w:bCs/>
           <w:color w:val="111111"/>
-          <w:sz w:val="18"/>
+          <w:sz w:val="22"/>
           <w:szCs w:val="18"/>
         </w:rPr>
         <w:t xml:space="preserve"> Networks Inc. - Delaware, United States</w:t>
@@ -1656,50 +1919,45 @@
         <w:pStyle w:val="NormalWeb"/>
         <w:numPr>
           <w:ilvl w:val="0"/>
-          <w:numId w:val="29"/>
+          <w:numId w:val="42"/>
         </w:numPr>
         <w:jc w:val="both"/>
         <w:rPr>
-          <w:rFonts w:ascii="Arial" w:hAnsi="Arial" w:cs="Arial"/>
-          <w:sz w:val="18"/>
-        </w:rPr>
-      </w:pPr>
-      <w:r>
-        <w:rPr>
-          <w:rFonts w:ascii="Arial" w:hAnsi="Arial" w:cs="Arial"/>
-          <w:sz w:val="18"/>
-        </w:rPr>
-        <w:t xml:space="preserve">Built and owned end-to-end </w:t>
-      </w:r>
-      <w:r>
-        <w:rPr>
-          <w:rStyle w:val="Strong"/>
-          <w:rFonts w:ascii="Arial" w:hAnsi="Arial" w:cs="Arial"/>
-          <w:sz w:val="18"/>
-        </w:rPr>
-        <w:t>ML models</w:t>
-      </w:r>
-      <w:r>
-        <w:rPr>
-          <w:rFonts w:ascii="Arial" w:hAnsi="Arial" w:cs="Arial"/>
-          <w:sz w:val="18"/>
-        </w:rPr>
-        <w:t xml:space="preserve"> in </w:t>
-      </w:r>
-      <w:r>
-        <w:rPr>
-          <w:rStyle w:val="Strong"/>
-          <w:rFonts w:ascii="Arial" w:hAnsi="Arial" w:cs="Arial"/>
-          <w:sz w:val="18"/>
-        </w:rPr>
-        <w:t>Python</w:t>
-      </w:r>
-      <w:r>
-        <w:rPr>
-          <w:rFonts w:ascii="Arial" w:hAnsi="Arial" w:cs="Arial"/>
-          <w:sz w:val="18"/>
-        </w:rPr>
-        <w:t>, from problem framing and dataset design to deployment and post-release iteration.</w:t>
+          <w:sz w:val="22"/>
+        </w:rPr>
+      </w:pPr>
+      <w:r>
+        <w:rPr>
+          <w:sz w:val="22"/>
+        </w:rPr>
+        <w:t xml:space="preserve">Designed and operated </w:t>
+      </w:r>
+      <w:r>
+        <w:rPr>
+          <w:rStyle w:val="Strong"/>
+          <w:sz w:val="22"/>
+        </w:rPr>
+        <w:t>Python 3.10–3.11</w:t>
+      </w:r>
+      <w:r>
+        <w:rPr>
+          <w:sz w:val="22"/>
+        </w:rPr>
+        <w:t xml:space="preserve"> machine learning services that supported high-volume operational </w:t>
+      </w:r>
+      <w:proofErr w:type="spellStart"/>
+      <w:r>
+        <w:rPr>
+          <w:sz w:val="22"/>
+        </w:rPr>
+        <w:t>decisioning</w:t>
+      </w:r>
+      <w:proofErr w:type="spellEnd"/>
+      <w:r>
+        <w:rPr>
+          <w:sz w:val="22"/>
+        </w:rPr>
+        <w:t>, translating ambiguous modeling requests into production-ready pipelines with measurable latency, accuracy, and recoverability targets.</w:t>
       </w:r>
     </w:p>
     <w:p>
@@ -1707,35 +1965,75 @@
         <w:pStyle w:val="NormalWeb"/>
         <w:numPr>
           <w:ilvl w:val="0"/>
-          <w:numId w:val="29"/>
+          <w:numId w:val="42"/>
         </w:numPr>
         <w:jc w:val="both"/>
         <w:rPr>
-          <w:rFonts w:ascii="Arial" w:hAnsi="Arial" w:cs="Arial"/>
-          <w:sz w:val="18"/>
-        </w:rPr>
-      </w:pPr>
-      <w:r>
-        <w:rPr>
-          <w:rFonts w:ascii="Arial" w:hAnsi="Arial" w:cs="Arial"/>
-          <w:sz w:val="18"/>
-        </w:rPr>
-        <w:t xml:space="preserve">Developed supervised learning pipelines with strong </w:t>
-      </w:r>
-      <w:r>
-        <w:rPr>
-          <w:rStyle w:val="Strong"/>
-          <w:rFonts w:ascii="Arial" w:hAnsi="Arial" w:cs="Arial"/>
-          <w:sz w:val="18"/>
-        </w:rPr>
-        <w:t>feature engineering</w:t>
-      </w:r>
-      <w:r>
-        <w:rPr>
-          <w:rFonts w:ascii="Arial" w:hAnsi="Arial" w:cs="Arial"/>
-          <w:sz w:val="18"/>
-        </w:rPr>
-        <w:t xml:space="preserve"> and leakage prevention, improving offline/online consistency of predictions.</w:t>
+          <w:sz w:val="22"/>
+        </w:rPr>
+      </w:pPr>
+      <w:r>
+        <w:rPr>
+          <w:sz w:val="22"/>
+        </w:rPr>
+        <w:t xml:space="preserve">Built supervised learning workflows using </w:t>
+      </w:r>
+      <w:proofErr w:type="spellStart"/>
+      <w:r>
+        <w:rPr>
+          <w:rStyle w:val="Strong"/>
+          <w:sz w:val="22"/>
+        </w:rPr>
+        <w:t>scikit</w:t>
+      </w:r>
+      <w:proofErr w:type="spellEnd"/>
+      <w:r>
+        <w:rPr>
+          <w:rStyle w:val="Strong"/>
+          <w:sz w:val="22"/>
+        </w:rPr>
+        <w:t>-learn 1.x</w:t>
+      </w:r>
+      <w:r>
+        <w:rPr>
+          <w:sz w:val="22"/>
+        </w:rPr>
+        <w:t xml:space="preserve"> and </w:t>
+      </w:r>
+      <w:proofErr w:type="spellStart"/>
+      <w:r>
+        <w:rPr>
+          <w:rStyle w:val="Strong"/>
+          <w:sz w:val="22"/>
+        </w:rPr>
+        <w:t>PyTorch</w:t>
+      </w:r>
+      <w:proofErr w:type="spellEnd"/>
+      <w:r>
+        <w:rPr>
+          <w:rStyle w:val="Strong"/>
+          <w:sz w:val="22"/>
+        </w:rPr>
+        <w:t xml:space="preserve"> 1.10–2.x</w:t>
+      </w:r>
+      <w:r>
+        <w:rPr>
+          <w:sz w:val="22"/>
+        </w:rPr>
+        <w:t xml:space="preserve">, where stronger feature validation and leakage controls improved offline-to-production consistency by </w:t>
+      </w:r>
+      <w:r>
+        <w:rPr>
+          <w:rStyle w:val="Strong"/>
+          <w:sz w:val="22"/>
+        </w:rPr>
+        <w:t>28%</w:t>
+      </w:r>
+      <w:r>
+        <w:rPr>
+          <w:sz w:val="22"/>
+        </w:rPr>
+        <w:t xml:space="preserve"> and reduced unstable retraining outcomes across releases.</w:t>
       </w:r>
     </w:p>
     <w:p>
@@ -1743,35 +2041,31 @@
         <w:pStyle w:val="NormalWeb"/>
         <w:numPr>
           <w:ilvl w:val="0"/>
-          <w:numId w:val="29"/>
+          <w:numId w:val="42"/>
         </w:numPr>
         <w:jc w:val="both"/>
         <w:rPr>
-          <w:rFonts w:ascii="Arial" w:hAnsi="Arial" w:cs="Arial"/>
-          <w:sz w:val="18"/>
-        </w:rPr>
-      </w:pPr>
-      <w:r>
-        <w:rPr>
-          <w:rFonts w:ascii="Arial" w:hAnsi="Arial" w:cs="Arial"/>
-          <w:sz w:val="18"/>
-        </w:rPr>
-        <w:t xml:space="preserve">Designed training datasets in </w:t>
+          <w:sz w:val="22"/>
+        </w:rPr>
+      </w:pPr>
+      <w:r>
+        <w:rPr>
+          <w:sz w:val="22"/>
+        </w:rPr>
+        <w:t xml:space="preserve">Engineered reproducible dataset generation on </w:t>
       </w:r>
       <w:proofErr w:type="spellStart"/>
       <w:r>
         <w:rPr>
           <w:rStyle w:val="Strong"/>
-          <w:rFonts w:ascii="Arial" w:hAnsi="Arial" w:cs="Arial"/>
-          <w:sz w:val="18"/>
+          <w:sz w:val="22"/>
         </w:rPr>
         <w:t>PostgreSQL</w:t>
       </w:r>
       <w:proofErr w:type="spellEnd"/>
       <w:r>
         <w:rPr>
-          <w:rFonts w:ascii="Arial" w:hAnsi="Arial" w:cs="Arial"/>
-          <w:sz w:val="18"/>
+          <w:sz w:val="22"/>
         </w:rPr>
         <w:t xml:space="preserve"> and </w:t>
       </w:r>
@@ -1779,18 +2073,16 @@
       <w:r>
         <w:rPr>
           <w:rStyle w:val="Strong"/>
-          <w:rFonts w:ascii="Arial" w:hAnsi="Arial" w:cs="Arial"/>
-          <w:sz w:val="18"/>
+          <w:sz w:val="22"/>
         </w:rPr>
         <w:t>DynamoDB</w:t>
       </w:r>
       <w:proofErr w:type="spellEnd"/>
       <w:r>
         <w:rPr>
-          <w:rFonts w:ascii="Arial" w:hAnsi="Arial" w:cs="Arial"/>
-          <w:sz w:val="18"/>
-        </w:rPr>
-        <w:t>, using reproducible extraction logic and careful labeling rules to reduce noise.</w:t>
+          <w:sz w:val="22"/>
+        </w:rPr>
+        <w:t>, solving frequent label drift and source mismatch issues by enforcing extraction contracts, deterministic snapshots, and audit-friendly backfill logic.</w:t>
       </w:r>
     </w:p>
     <w:p>
@@ -1798,35 +2090,18 @@
         <w:pStyle w:val="NormalWeb"/>
         <w:numPr>
           <w:ilvl w:val="0"/>
-          <w:numId w:val="29"/>
+          <w:numId w:val="42"/>
         </w:numPr>
         <w:jc w:val="both"/>
         <w:rPr>
-          <w:rFonts w:ascii="Arial" w:hAnsi="Arial" w:cs="Arial"/>
-          <w:sz w:val="18"/>
-        </w:rPr>
-      </w:pPr>
-      <w:r>
-        <w:rPr>
-          <w:rFonts w:ascii="Arial" w:hAnsi="Arial" w:cs="Arial"/>
-          <w:sz w:val="18"/>
-        </w:rPr>
-        <w:t xml:space="preserve">Implemented experiment tracking workflows and evaluation harnesses with strict train/validation splits, making results </w:t>
-      </w:r>
-      <w:r>
-        <w:rPr>
-          <w:rStyle w:val="Strong"/>
-          <w:rFonts w:ascii="Arial" w:hAnsi="Arial" w:cs="Arial"/>
-          <w:sz w:val="18"/>
-        </w:rPr>
-        <w:t>comparable</w:t>
-      </w:r>
-      <w:r>
-        <w:rPr>
-          <w:rFonts w:ascii="Arial" w:hAnsi="Arial" w:cs="Arial"/>
-          <w:sz w:val="18"/>
-        </w:rPr>
-        <w:t xml:space="preserve"> across iterations.</w:t>
+          <w:sz w:val="22"/>
+        </w:rPr>
+      </w:pPr>
+      <w:r>
+        <w:rPr>
+          <w:sz w:val="22"/>
+        </w:rPr>
+        <w:t>Implemented evaluation harnesses and experiment-tracking patterns that exposed threshold regressions early, preventing model promotions that previously caused noisy false positives and protecting downstream customer-facing workflows.</w:t>
       </w:r>
     </w:p>
     <w:p>
@@ -1834,20 +2109,79 @@
         <w:pStyle w:val="NormalWeb"/>
         <w:numPr>
           <w:ilvl w:val="0"/>
-          <w:numId w:val="29"/>
+          <w:numId w:val="42"/>
         </w:numPr>
         <w:jc w:val="both"/>
         <w:rPr>
-          <w:rFonts w:ascii="Arial" w:hAnsi="Arial" w:cs="Arial"/>
-          <w:sz w:val="18"/>
-        </w:rPr>
-      </w:pPr>
-      <w:r>
-        <w:rPr>
-          <w:rFonts w:ascii="Arial" w:hAnsi="Arial" w:cs="Arial"/>
-          <w:sz w:val="18"/>
-        </w:rPr>
-        <w:t>Tuned models for production constraints, balancing accuracy with inference latency and memory limits for real-time scoring services.</w:t>
+          <w:sz w:val="22"/>
+        </w:rPr>
+      </w:pPr>
+      <w:r>
+        <w:rPr>
+          <w:sz w:val="22"/>
+        </w:rPr>
+        <w:t xml:space="preserve">Shipped low-latency inference APIs through </w:t>
+      </w:r>
+      <w:proofErr w:type="spellStart"/>
+      <w:r>
+        <w:rPr>
+          <w:rStyle w:val="Strong"/>
+          <w:sz w:val="22"/>
+        </w:rPr>
+        <w:t>FastAPI</w:t>
+      </w:r>
+      <w:proofErr w:type="spellEnd"/>
+      <w:r>
+        <w:rPr>
+          <w:rStyle w:val="Strong"/>
+          <w:sz w:val="22"/>
+        </w:rPr>
+        <w:t xml:space="preserve"> 0.9x–0.11x</w:t>
+      </w:r>
+      <w:r>
+        <w:rPr>
+          <w:sz w:val="22"/>
+        </w:rPr>
+        <w:t xml:space="preserve">, </w:t>
+      </w:r>
+      <w:r>
+        <w:rPr>
+          <w:rStyle w:val="Strong"/>
+          <w:sz w:val="22"/>
+        </w:rPr>
+        <w:t>API Gateway</w:t>
+      </w:r>
+      <w:r>
+        <w:rPr>
+          <w:sz w:val="22"/>
+        </w:rPr>
+        <w:t xml:space="preserve">, </w:t>
+      </w:r>
+      <w:r>
+        <w:rPr>
+          <w:rStyle w:val="Strong"/>
+          <w:sz w:val="22"/>
+        </w:rPr>
+        <w:t>Lambda</w:t>
+      </w:r>
+      <w:r>
+        <w:rPr>
+          <w:sz w:val="22"/>
+        </w:rPr>
+        <w:t xml:space="preserve">, and containerized workloads on </w:t>
+      </w:r>
+      <w:r>
+        <w:rPr>
+          <w:rStyle w:val="Strong"/>
+          <w:sz w:val="22"/>
+        </w:rPr>
+        <w:t>EKS/ECS</w:t>
+      </w:r>
+      <w:r>
+        <w:rPr>
+          <w:sz w:val="22"/>
+        </w:rPr>
+        <w:t>, selecting execution patterns based on burst traffic, warm-start behavior, and runtime cost.</w:t>
       </w:r>
     </w:p>
     <w:p>
@@ -1855,80 +2189,68 @@
         <w:pStyle w:val="NormalWeb"/>
         <w:numPr>
           <w:ilvl w:val="0"/>
-          <w:numId w:val="29"/>
+          <w:numId w:val="42"/>
         </w:numPr>
         <w:jc w:val="both"/>
         <w:rPr>
-          <w:rFonts w:ascii="Arial" w:hAnsi="Arial" w:cs="Arial"/>
-          <w:sz w:val="18"/>
-        </w:rPr>
-      </w:pPr>
-      <w:r>
-        <w:rPr>
-          <w:rFonts w:ascii="Arial" w:hAnsi="Arial" w:cs="Arial"/>
-          <w:sz w:val="18"/>
-        </w:rPr>
-        <w:t xml:space="preserve">Built low-latency </w:t>
-      </w:r>
-      <w:r>
-        <w:rPr>
-          <w:rStyle w:val="Strong"/>
-          <w:rFonts w:ascii="Arial" w:hAnsi="Arial" w:cs="Arial"/>
-          <w:sz w:val="18"/>
-        </w:rPr>
-        <w:t>inference APIs</w:t>
-      </w:r>
-      <w:r>
-        <w:rPr>
-          <w:rFonts w:ascii="Arial" w:hAnsi="Arial" w:cs="Arial"/>
-          <w:sz w:val="18"/>
-        </w:rPr>
-        <w:t xml:space="preserve"> with stable contracts, using </w:t>
-      </w:r>
-      <w:r>
-        <w:rPr>
-          <w:rStyle w:val="Strong"/>
-          <w:rFonts w:ascii="Arial" w:hAnsi="Arial" w:cs="Arial"/>
-          <w:sz w:val="18"/>
-        </w:rPr>
-        <w:t>AWS API Gateway</w:t>
-      </w:r>
-      <w:r>
-        <w:rPr>
-          <w:rFonts w:ascii="Arial" w:hAnsi="Arial" w:cs="Arial"/>
-          <w:sz w:val="18"/>
-        </w:rPr>
-        <w:t xml:space="preserve"> + </w:t>
-      </w:r>
-      <w:r>
-        <w:rPr>
-          <w:rStyle w:val="Strong"/>
-          <w:rFonts w:ascii="Arial" w:hAnsi="Arial" w:cs="Arial"/>
-          <w:sz w:val="18"/>
-        </w:rPr>
-        <w:t>Lambda</w:t>
-      </w:r>
-      <w:r>
-        <w:rPr>
-          <w:rFonts w:ascii="Arial" w:hAnsi="Arial" w:cs="Arial"/>
-          <w:sz w:val="18"/>
-        </w:rPr>
-        <w:t xml:space="preserve"> for spiky workloads and </w:t>
-      </w:r>
-      <w:r>
-        <w:rPr>
-          <w:rStyle w:val="Strong"/>
-          <w:rFonts w:ascii="Arial" w:hAnsi="Arial" w:cs="Arial"/>
-          <w:sz w:val="18"/>
-        </w:rPr>
-        <w:t>EKS/ECS/EC2</w:t>
-      </w:r>
-      <w:r>
-        <w:rPr>
-          <w:rFonts w:ascii="Arial" w:hAnsi="Arial" w:cs="Arial"/>
-          <w:sz w:val="18"/>
-        </w:rPr>
-        <w:t xml:space="preserve"> for steady throughput.</w:t>
+          <w:sz w:val="22"/>
+        </w:rPr>
+      </w:pPr>
+      <w:r>
+        <w:rPr>
+          <w:sz w:val="22"/>
+        </w:rPr>
+        <w:t xml:space="preserve">Resolved recurring timeout and duplicate-scoring incidents by introducing </w:t>
+      </w:r>
+      <w:proofErr w:type="spellStart"/>
+      <w:r>
+        <w:rPr>
+          <w:rStyle w:val="Strong"/>
+          <w:sz w:val="22"/>
+        </w:rPr>
+        <w:t>idempotency</w:t>
+      </w:r>
+      <w:proofErr w:type="spellEnd"/>
+      <w:r>
+        <w:rPr>
+          <w:rStyle w:val="Strong"/>
+          <w:sz w:val="22"/>
+        </w:rPr>
+        <w:t xml:space="preserve"> </w:t>
+      </w:r>
+      <w:proofErr w:type="gramStart"/>
+      <w:r>
+        <w:rPr>
+          <w:rStyle w:val="Strong"/>
+          <w:sz w:val="22"/>
+        </w:rPr>
+        <w:t>keys</w:t>
+      </w:r>
+      <w:r>
+        <w:rPr>
+          <w:sz w:val="22"/>
+        </w:rPr>
+        <w:t>,</w:t>
+      </w:r>
+      <w:proofErr w:type="gramEnd"/>
+      <w:r>
+        <w:rPr>
+          <w:sz w:val="22"/>
+        </w:rPr>
+        <w:t xml:space="preserve"> retry boundaries, and replay-safe consumer design, which reduced production scoring failures by </w:t>
+      </w:r>
+      <w:r>
+        <w:rPr>
+          <w:rStyle w:val="Strong"/>
+          <w:sz w:val="22"/>
+        </w:rPr>
+        <w:t>40%</w:t>
+      </w:r>
+      <w:r>
+        <w:rPr>
+          <w:sz w:val="22"/>
+        </w:rPr>
+        <w:t xml:space="preserve"> during peak processing windows.</w:t>
       </w:r>
     </w:p>
     <w:p>
@@ -1936,52 +2258,46 @@
         <w:pStyle w:val="NormalWeb"/>
         <w:numPr>
           <w:ilvl w:val="0"/>
-          <w:numId w:val="29"/>
+          <w:numId w:val="42"/>
         </w:numPr>
         <w:jc w:val="both"/>
         <w:rPr>
-          <w:rFonts w:ascii="Arial" w:hAnsi="Arial" w:cs="Arial"/>
-          <w:sz w:val="18"/>
-        </w:rPr>
-      </w:pPr>
-      <w:r>
-        <w:rPr>
-          <w:rFonts w:ascii="Arial" w:hAnsi="Arial" w:cs="Arial"/>
-          <w:sz w:val="18"/>
-        </w:rPr>
-        <w:t xml:space="preserve">Implemented batch scoring and re-training triggers with </w:t>
+          <w:sz w:val="22"/>
+        </w:rPr>
+      </w:pPr>
+      <w:r>
+        <w:rPr>
+          <w:sz w:val="22"/>
+        </w:rPr>
+        <w:t xml:space="preserve">Implemented scheduled retraining and batch scoring with </w:t>
       </w:r>
       <w:proofErr w:type="spellStart"/>
       <w:r>
         <w:rPr>
           <w:rStyle w:val="Strong"/>
-          <w:rFonts w:ascii="Arial" w:hAnsi="Arial" w:cs="Arial"/>
-          <w:sz w:val="18"/>
+          <w:sz w:val="22"/>
         </w:rPr>
         <w:t>EventBridge</w:t>
       </w:r>
       <w:proofErr w:type="spellEnd"/>
       <w:r>
         <w:rPr>
-          <w:rFonts w:ascii="Arial" w:hAnsi="Arial" w:cs="Arial"/>
-          <w:sz w:val="18"/>
+          <w:sz w:val="22"/>
         </w:rPr>
         <w:t xml:space="preserve"> and </w:t>
       </w:r>
       <w:r>
         <w:rPr>
           <w:rStyle w:val="Strong"/>
-          <w:rFonts w:ascii="Arial" w:hAnsi="Arial" w:cs="Arial"/>
-          <w:sz w:val="18"/>
+          <w:sz w:val="22"/>
         </w:rPr>
         <w:t>Step Functions</w:t>
       </w:r>
       <w:r>
         <w:rPr>
-          <w:rFonts w:ascii="Arial" w:hAnsi="Arial" w:cs="Arial"/>
-          <w:sz w:val="18"/>
-        </w:rPr>
-        <w:t>, enabling scheduled refresh without manual coordination.</w:t>
+          <w:sz w:val="22"/>
+        </w:rPr>
+        <w:t>, removing fragile manual coordination and enabling predictable model refresh cycles with rollback-aware promotion controls.</w:t>
       </w:r>
     </w:p>
     <w:p>
@@ -1989,50 +2305,45 @@
         <w:pStyle w:val="NormalWeb"/>
         <w:numPr>
           <w:ilvl w:val="0"/>
-          <w:numId w:val="29"/>
+          <w:numId w:val="42"/>
         </w:numPr>
         <w:jc w:val="both"/>
         <w:rPr>
-          <w:rFonts w:ascii="Arial" w:hAnsi="Arial" w:cs="Arial"/>
-          <w:sz w:val="18"/>
-        </w:rPr>
-      </w:pPr>
-      <w:r>
-        <w:rPr>
-          <w:rFonts w:ascii="Arial" w:hAnsi="Arial" w:cs="Arial"/>
-          <w:sz w:val="18"/>
-        </w:rPr>
-        <w:t xml:space="preserve">Streamed feature updates and training signals using </w:t>
-      </w:r>
-      <w:r>
-        <w:rPr>
-          <w:rStyle w:val="Strong"/>
-          <w:rFonts w:ascii="Arial" w:hAnsi="Arial" w:cs="Arial"/>
-          <w:sz w:val="18"/>
-        </w:rPr>
-        <w:t>Kafka</w:t>
-      </w:r>
-      <w:r>
-        <w:rPr>
-          <w:rFonts w:ascii="Arial" w:hAnsi="Arial" w:cs="Arial"/>
-          <w:sz w:val="18"/>
+          <w:sz w:val="22"/>
+        </w:rPr>
+      </w:pPr>
+      <w:r>
+        <w:rPr>
+          <w:sz w:val="22"/>
+        </w:rPr>
+        <w:lastRenderedPageBreak/>
+        <w:t xml:space="preserve">Built streaming feature ingestion with </w:t>
+      </w:r>
+      <w:r>
+        <w:rPr>
+          <w:rStyle w:val="Strong"/>
+          <w:sz w:val="22"/>
+        </w:rPr>
+        <w:t>Kafka 2.x–3.x</w:t>
+      </w:r>
+      <w:r>
+        <w:rPr>
+          <w:sz w:val="22"/>
         </w:rPr>
         <w:t xml:space="preserve"> and </w:t>
       </w:r>
       <w:r>
         <w:rPr>
           <w:rStyle w:val="Strong"/>
-          <w:rFonts w:ascii="Arial" w:hAnsi="Arial" w:cs="Arial"/>
-          <w:sz w:val="18"/>
+          <w:sz w:val="22"/>
         </w:rPr>
         <w:t>AWS SQS/SNS</w:t>
       </w:r>
       <w:r>
         <w:rPr>
-          <w:rFonts w:ascii="Arial" w:hAnsi="Arial" w:cs="Arial"/>
-          <w:sz w:val="18"/>
-        </w:rPr>
-        <w:t>, building replay-safe consumers to support backfills.</w:t>
+          <w:sz w:val="22"/>
+        </w:rPr>
+        <w:t>, solving message reprocessing and stale-event bugs through ordering rules, dead-letter handling, and validation checkpoints before feature publication.</w:t>
       </w:r>
     </w:p>
     <w:p>
@@ -2040,27 +2351,24 @@
         <w:pStyle w:val="NormalWeb"/>
         <w:numPr>
           <w:ilvl w:val="0"/>
-          <w:numId w:val="29"/>
+          <w:numId w:val="42"/>
         </w:numPr>
         <w:jc w:val="both"/>
         <w:rPr>
-          <w:rFonts w:ascii="Arial" w:hAnsi="Arial" w:cs="Arial"/>
-          <w:sz w:val="18"/>
-        </w:rPr>
-      </w:pPr>
-      <w:r>
-        <w:rPr>
-          <w:rFonts w:ascii="Arial" w:hAnsi="Arial" w:cs="Arial"/>
-          <w:sz w:val="18"/>
-        </w:rPr>
-        <w:t xml:space="preserve">Added </w:t>
+          <w:sz w:val="22"/>
+        </w:rPr>
+      </w:pPr>
+      <w:r>
+        <w:rPr>
+          <w:sz w:val="22"/>
+        </w:rPr>
+        <w:t xml:space="preserve">Introduced </w:t>
       </w:r>
       <w:proofErr w:type="spellStart"/>
       <w:r>
         <w:rPr>
           <w:rStyle w:val="Strong"/>
-          <w:rFonts w:ascii="Arial" w:hAnsi="Arial" w:cs="Arial"/>
-          <w:sz w:val="18"/>
+          <w:sz w:val="22"/>
         </w:rPr>
         <w:t>Redis</w:t>
       </w:r>
@@ -2068,8 +2376,7 @@
       <w:r>
         <w:rPr>
           <w:rStyle w:val="Strong"/>
-          <w:rFonts w:ascii="Arial" w:hAnsi="Arial" w:cs="Arial"/>
-          <w:sz w:val="18"/>
+          <w:sz w:val="22"/>
         </w:rPr>
         <w:t>/</w:t>
       </w:r>
@@ -2077,18 +2384,29 @@
       <w:r>
         <w:rPr>
           <w:rStyle w:val="Strong"/>
-          <w:rFonts w:ascii="Arial" w:hAnsi="Arial" w:cs="Arial"/>
-          <w:sz w:val="18"/>
+          <w:sz w:val="22"/>
         </w:rPr>
         <w:t>ElastiCache</w:t>
       </w:r>
       <w:proofErr w:type="spellEnd"/>
       <w:r>
         <w:rPr>
-          <w:rFonts w:ascii="Arial" w:hAnsi="Arial" w:cs="Arial"/>
-          <w:sz w:val="18"/>
-        </w:rPr>
-        <w:t xml:space="preserve"> for hot feature lookups and prediction caching, controlling TTL and invalidation to protect correctness.</w:t>
+          <w:sz w:val="22"/>
+        </w:rPr>
+        <w:t xml:space="preserve"> for hot feature retrieval and prediction caching, cutting repeated database pressure by </w:t>
+      </w:r>
+      <w:r>
+        <w:rPr>
+          <w:rStyle w:val="Strong"/>
+          <w:sz w:val="22"/>
+        </w:rPr>
+        <w:t>35%</w:t>
+      </w:r>
+      <w:r>
+        <w:rPr>
+          <w:sz w:val="22"/>
+        </w:rPr>
+        <w:t xml:space="preserve"> while preserving correctness through controlled TTL policies and explicit invalidation paths.</w:t>
       </w:r>
     </w:p>
     <w:p>
@@ -2096,52 +2414,53 @@
         <w:pStyle w:val="NormalWeb"/>
         <w:numPr>
           <w:ilvl w:val="0"/>
-          <w:numId w:val="29"/>
+          <w:numId w:val="42"/>
         </w:numPr>
         <w:jc w:val="both"/>
         <w:rPr>
-          <w:rFonts w:ascii="Arial" w:hAnsi="Arial" w:cs="Arial"/>
-          <w:sz w:val="18"/>
-        </w:rPr>
-      </w:pPr>
-      <w:r>
-        <w:rPr>
-          <w:rFonts w:ascii="Arial" w:hAnsi="Arial" w:cs="Arial"/>
-          <w:sz w:val="18"/>
-        </w:rPr>
-        <w:t xml:space="preserve">Enabled model debugging and slice analysis by indexing prediction artifacts into </w:t>
+          <w:sz w:val="22"/>
+        </w:rPr>
+      </w:pPr>
+      <w:r>
+        <w:rPr>
+          <w:sz w:val="22"/>
+        </w:rPr>
+        <w:t xml:space="preserve">Enabled large-scale model debugging by indexing prediction traces and slice-analysis artifacts into </w:t>
+      </w:r>
+      <w:r>
+        <w:rPr>
+          <w:rStyle w:val="Strong"/>
+          <w:sz w:val="22"/>
+        </w:rPr>
+        <w:t>OpenSearch 2.x</w:t>
+      </w:r>
+      <w:r>
+        <w:rPr>
+          <w:sz w:val="22"/>
+        </w:rPr>
+        <w:t xml:space="preserve"> and </w:t>
       </w:r>
       <w:proofErr w:type="spellStart"/>
       <w:r>
         <w:rPr>
           <w:rStyle w:val="Strong"/>
-          <w:rFonts w:ascii="Arial" w:hAnsi="Arial" w:cs="Arial"/>
-          <w:sz w:val="18"/>
+          <w:sz w:val="22"/>
         </w:rPr>
         <w:t>Elasticsearch</w:t>
       </w:r>
       <w:proofErr w:type="spellEnd"/>
       <w:r>
         <w:rPr>
-          <w:rFonts w:ascii="Arial" w:hAnsi="Arial" w:cs="Arial"/>
-          <w:sz w:val="18"/>
-        </w:rPr>
-        <w:t xml:space="preserve"> / </w:t>
-      </w:r>
-      <w:r>
-        <w:rPr>
-          <w:rStyle w:val="Strong"/>
-          <w:rFonts w:ascii="Arial" w:hAnsi="Arial" w:cs="Arial"/>
-          <w:sz w:val="18"/>
-        </w:rPr>
-        <w:t>OpenSearch</w:t>
-      </w:r>
-      <w:r>
-        <w:rPr>
-          <w:rFonts w:ascii="Arial" w:hAnsi="Arial" w:cs="Arial"/>
-          <w:sz w:val="18"/>
-        </w:rPr>
-        <w:t xml:space="preserve"> for fast filtering at scale.</w:t>
+          <w:rStyle w:val="Strong"/>
+          <w:sz w:val="22"/>
+        </w:rPr>
+        <w:t xml:space="preserve"> 7.x</w:t>
+      </w:r>
+      <w:r>
+        <w:rPr>
+          <w:sz w:val="22"/>
+        </w:rPr>
+        <w:t>, making silent performance degradation visible long before it escalated into customer issues.</w:t>
       </w:r>
     </w:p>
     <w:p>
@@ -2149,52 +2468,111 @@
         <w:pStyle w:val="NormalWeb"/>
         <w:numPr>
           <w:ilvl w:val="0"/>
-          <w:numId w:val="29"/>
+          <w:numId w:val="42"/>
         </w:numPr>
         <w:jc w:val="both"/>
         <w:rPr>
-          <w:rFonts w:ascii="Arial" w:hAnsi="Arial" w:cs="Arial"/>
-          <w:sz w:val="18"/>
-        </w:rPr>
-      </w:pPr>
-      <w:r>
-        <w:rPr>
-          <w:rFonts w:ascii="Arial" w:hAnsi="Arial" w:cs="Arial"/>
-          <w:sz w:val="18"/>
-        </w:rPr>
-        <w:t xml:space="preserve">Delivered analytics pipelines into </w:t>
-      </w:r>
-      <w:r>
-        <w:rPr>
-          <w:rStyle w:val="Strong"/>
-          <w:rFonts w:ascii="Arial" w:hAnsi="Arial" w:cs="Arial"/>
-          <w:sz w:val="18"/>
-        </w:rPr>
-        <w:t>Redshift</w:t>
-      </w:r>
-      <w:r>
-        <w:rPr>
-          <w:rFonts w:ascii="Arial" w:hAnsi="Arial" w:cs="Arial"/>
-          <w:sz w:val="18"/>
-        </w:rPr>
-        <w:t xml:space="preserve"> and </w:t>
+          <w:sz w:val="22"/>
+        </w:rPr>
+      </w:pPr>
+      <w:r>
+        <w:rPr>
+          <w:sz w:val="22"/>
+        </w:rPr>
+        <w:t xml:space="preserve">Instrumented training and inference paths with </w:t>
       </w:r>
       <w:proofErr w:type="spellStart"/>
       <w:r>
         <w:rPr>
           <w:rStyle w:val="Strong"/>
-          <w:rFonts w:ascii="Arial" w:hAnsi="Arial" w:cs="Arial"/>
-          <w:sz w:val="18"/>
-        </w:rPr>
-        <w:t>BigQuery</w:t>
+          <w:sz w:val="22"/>
+        </w:rPr>
+        <w:t>OpenTelemetry</w:t>
       </w:r>
       <w:proofErr w:type="spellEnd"/>
       <w:r>
         <w:rPr>
-          <w:rFonts w:ascii="Arial" w:hAnsi="Arial" w:cs="Arial"/>
-          <w:sz w:val="18"/>
-        </w:rPr>
-        <w:t>, supporting experiment analysis and performance monitoring via event/analytics datasets.</w:t>
+          <w:rStyle w:val="Strong"/>
+          <w:sz w:val="22"/>
+        </w:rPr>
+        <w:t xml:space="preserve"> 1.x</w:t>
+      </w:r>
+      <w:r>
+        <w:rPr>
+          <w:sz w:val="22"/>
+        </w:rPr>
+        <w:t xml:space="preserve">, </w:t>
+      </w:r>
+      <w:proofErr w:type="spellStart"/>
+      <w:r>
+        <w:rPr>
+          <w:rStyle w:val="Strong"/>
+          <w:sz w:val="22"/>
+        </w:rPr>
+        <w:t>Datadog</w:t>
+      </w:r>
+      <w:proofErr w:type="spellEnd"/>
+      <w:r>
+        <w:rPr>
+          <w:sz w:val="22"/>
+        </w:rPr>
+        <w:t xml:space="preserve">, </w:t>
+      </w:r>
+      <w:r>
+        <w:rPr>
+          <w:rStyle w:val="Strong"/>
+          <w:sz w:val="22"/>
+        </w:rPr>
+        <w:t>Prometheus</w:t>
+      </w:r>
+      <w:r>
+        <w:rPr>
+          <w:sz w:val="22"/>
+        </w:rPr>
+        <w:t xml:space="preserve">, </w:t>
+      </w:r>
+      <w:proofErr w:type="spellStart"/>
+      <w:r>
+        <w:rPr>
+          <w:rStyle w:val="Strong"/>
+          <w:sz w:val="22"/>
+        </w:rPr>
+        <w:t>Grafana</w:t>
+      </w:r>
+      <w:proofErr w:type="spellEnd"/>
+      <w:r>
+        <w:rPr>
+          <w:sz w:val="22"/>
+        </w:rPr>
+        <w:t xml:space="preserve">, and </w:t>
+      </w:r>
+      <w:proofErr w:type="spellStart"/>
+      <w:r>
+        <w:rPr>
+          <w:rStyle w:val="Strong"/>
+          <w:sz w:val="22"/>
+        </w:rPr>
+        <w:t>CloudWatch</w:t>
+      </w:r>
+      <w:proofErr w:type="spellEnd"/>
+      <w:r>
+        <w:rPr>
+          <w:sz w:val="22"/>
+        </w:rPr>
+        <w:t xml:space="preserve">, turning vague incident reports into traceable failure chains that reduced MTTR by </w:t>
+      </w:r>
+      <w:r>
+        <w:rPr>
+          <w:rStyle w:val="Strong"/>
+          <w:sz w:val="22"/>
+        </w:rPr>
+        <w:t>45%</w:t>
+      </w:r>
+      <w:r>
+        <w:rPr>
+          <w:sz w:val="22"/>
+        </w:rPr>
+        <w:t>.</w:t>
       </w:r>
     </w:p>
     <w:p>
@@ -2202,370 +2580,99 @@
         <w:pStyle w:val="NormalWeb"/>
         <w:numPr>
           <w:ilvl w:val="0"/>
-          <w:numId w:val="29"/>
+          <w:numId w:val="42"/>
         </w:numPr>
         <w:jc w:val="both"/>
-        <w:rPr>
-          <w:rFonts w:ascii="Arial" w:hAnsi="Arial" w:cs="Arial"/>
-          <w:sz w:val="18"/>
-        </w:rPr>
-      </w:pPr>
-      <w:r>
-        <w:rPr>
-          <w:rFonts w:ascii="Arial" w:hAnsi="Arial" w:cs="Arial"/>
-          <w:sz w:val="18"/>
-        </w:rPr>
-        <w:t xml:space="preserve">Instrumented training and inference with </w:t>
+      </w:pPr>
+      <w:r>
+        <w:rPr>
+          <w:sz w:val="22"/>
+        </w:rPr>
+        <w:t xml:space="preserve">Secured sensitive model endpoints with </w:t>
+      </w:r>
+      <w:r>
+        <w:rPr>
+          <w:rStyle w:val="Strong"/>
+          <w:sz w:val="22"/>
+        </w:rPr>
+        <w:t>OAuth2</w:t>
+      </w:r>
+      <w:r>
+        <w:rPr>
+          <w:sz w:val="22"/>
+        </w:rPr>
+        <w:t xml:space="preserve">, </w:t>
       </w:r>
       <w:proofErr w:type="spellStart"/>
       <w:r>
         <w:rPr>
           <w:rStyle w:val="Strong"/>
-          <w:rFonts w:ascii="Arial" w:hAnsi="Arial" w:cs="Arial"/>
-          <w:sz w:val="18"/>
-        </w:rPr>
-        <w:t>OpenTelemetry</w:t>
+          <w:sz w:val="22"/>
+        </w:rPr>
+        <w:t>OpenID</w:t>
       </w:r>
       <w:proofErr w:type="spellEnd"/>
       <w:r>
         <w:rPr>
-          <w:rFonts w:ascii="Arial" w:hAnsi="Arial" w:cs="Arial"/>
-          <w:sz w:val="18"/>
-        </w:rPr>
-        <w:t xml:space="preserve"> and </w:t>
-      </w:r>
-      <w:r>
-        <w:rPr>
-          <w:rStyle w:val="Strong"/>
-          <w:rFonts w:ascii="Arial" w:hAnsi="Arial" w:cs="Arial"/>
-          <w:sz w:val="18"/>
-        </w:rPr>
-        <w:t>structured logging</w:t>
-      </w:r>
-      <w:r>
-        <w:rPr>
-          <w:rFonts w:ascii="Arial" w:hAnsi="Arial" w:cs="Arial"/>
-          <w:sz w:val="18"/>
-        </w:rPr>
-        <w:t>, making failures traceable from request to model decision.</w:t>
-      </w:r>
-    </w:p>
-    <w:p>
-      <w:pPr>
-        <w:pStyle w:val="NormalWeb"/>
-        <w:numPr>
-          <w:ilvl w:val="0"/>
-          <w:numId w:val="29"/>
-        </w:numPr>
-        <w:jc w:val="both"/>
-        <w:rPr>
-          <w:rFonts w:ascii="Arial" w:hAnsi="Arial" w:cs="Arial"/>
-          <w:sz w:val="18"/>
-        </w:rPr>
-      </w:pPr>
-      <w:r>
-        <w:rPr>
-          <w:rFonts w:ascii="Arial" w:hAnsi="Arial" w:cs="Arial"/>
-          <w:sz w:val="18"/>
-        </w:rPr>
-        <w:t xml:space="preserve">Built SLO dashboards and alerts in </w:t>
+          <w:rStyle w:val="Strong"/>
+          <w:sz w:val="22"/>
+        </w:rPr>
+        <w:t xml:space="preserve"> Connect</w:t>
+      </w:r>
+      <w:r>
+        <w:rPr>
+          <w:sz w:val="22"/>
+        </w:rPr>
+        <w:t xml:space="preserve">, </w:t>
+      </w:r>
+      <w:r>
+        <w:rPr>
+          <w:rStyle w:val="Strong"/>
+          <w:sz w:val="22"/>
+        </w:rPr>
+        <w:t>JWT</w:t>
+      </w:r>
+      <w:r>
+        <w:rPr>
+          <w:sz w:val="22"/>
+        </w:rPr>
+        <w:t xml:space="preserve">, </w:t>
+      </w:r>
+      <w:r>
+        <w:rPr>
+          <w:rStyle w:val="Strong"/>
+          <w:sz w:val="22"/>
+        </w:rPr>
+        <w:t xml:space="preserve">AWS </w:t>
       </w:r>
       <w:proofErr w:type="spellStart"/>
       <w:r>
         <w:rPr>
           <w:rStyle w:val="Strong"/>
-          <w:rFonts w:ascii="Arial" w:hAnsi="Arial" w:cs="Arial"/>
-          <w:sz w:val="18"/>
-        </w:rPr>
-        <w:t>Datadog</w:t>
+          <w:sz w:val="22"/>
+        </w:rPr>
+        <w:t>Cognito</w:t>
       </w:r>
       <w:proofErr w:type="spellEnd"/>
       <w:r>
         <w:rPr>
-          <w:rFonts w:ascii="Arial" w:hAnsi="Arial" w:cs="Arial"/>
-          <w:sz w:val="18"/>
+          <w:sz w:val="22"/>
         </w:rPr>
         <w:t xml:space="preserve">, </w:t>
       </w:r>
       <w:r>
         <w:rPr>
           <w:rStyle w:val="Strong"/>
-          <w:rFonts w:ascii="Arial" w:hAnsi="Arial" w:cs="Arial"/>
-          <w:sz w:val="18"/>
-        </w:rPr>
-        <w:t>Prometheus</w:t>
-      </w:r>
-      <w:r>
-        <w:rPr>
-          <w:rFonts w:ascii="Arial" w:hAnsi="Arial" w:cs="Arial"/>
-          <w:sz w:val="18"/>
-        </w:rPr>
-        <w:t xml:space="preserve">, </w:t>
-      </w:r>
-      <w:proofErr w:type="spellStart"/>
-      <w:r>
-        <w:rPr>
-          <w:rStyle w:val="Strong"/>
-          <w:rFonts w:ascii="Arial" w:hAnsi="Arial" w:cs="Arial"/>
-          <w:sz w:val="18"/>
-        </w:rPr>
-        <w:t>Grafana</w:t>
-      </w:r>
-      <w:proofErr w:type="spellEnd"/>
-      <w:r>
-        <w:rPr>
-          <w:rFonts w:ascii="Arial" w:hAnsi="Arial" w:cs="Arial"/>
-          <w:sz w:val="18"/>
-        </w:rPr>
-        <w:t xml:space="preserve">, and </w:t>
-      </w:r>
-      <w:proofErr w:type="spellStart"/>
-      <w:r>
-        <w:rPr>
-          <w:rStyle w:val="Strong"/>
-          <w:rFonts w:ascii="Arial" w:hAnsi="Arial" w:cs="Arial"/>
-          <w:sz w:val="18"/>
-        </w:rPr>
-        <w:t>CloudWatch</w:t>
-      </w:r>
-      <w:proofErr w:type="spellEnd"/>
-      <w:r>
-        <w:rPr>
-          <w:rFonts w:ascii="Arial" w:hAnsi="Arial" w:cs="Arial"/>
-          <w:sz w:val="18"/>
-        </w:rPr>
-        <w:t>, reducing MTTR for model-serving incidents.</w:t>
-      </w:r>
-    </w:p>
-    <w:p>
-      <w:pPr>
-        <w:pStyle w:val="NormalWeb"/>
-        <w:numPr>
-          <w:ilvl w:val="0"/>
-          <w:numId w:val="29"/>
-        </w:numPr>
-        <w:jc w:val="both"/>
-        <w:rPr>
-          <w:rFonts w:ascii="Arial" w:hAnsi="Arial" w:cs="Arial"/>
-          <w:sz w:val="18"/>
-        </w:rPr>
-      </w:pPr>
-      <w:r>
-        <w:rPr>
-          <w:rFonts w:ascii="Arial" w:hAnsi="Arial" w:cs="Arial"/>
-          <w:sz w:val="18"/>
-        </w:rPr>
-        <w:t>Secured</w:t>
-      </w:r>
-      <w:bookmarkStart w:id="0" w:name="_GoBack"/>
-      <w:bookmarkEnd w:id="0"/>
-      <w:r>
-        <w:rPr>
-          <w:rFonts w:ascii="Arial" w:hAnsi="Arial" w:cs="Arial"/>
-          <w:sz w:val="18"/>
-        </w:rPr>
-        <w:t xml:space="preserve"> model endpoints and sensitive signals using </w:t>
-      </w:r>
-      <w:r>
-        <w:rPr>
-          <w:rStyle w:val="Strong"/>
-          <w:rFonts w:ascii="Arial" w:hAnsi="Arial" w:cs="Arial"/>
-          <w:sz w:val="18"/>
-        </w:rPr>
-        <w:t>OAuth2</w:t>
-      </w:r>
-      <w:r>
-        <w:rPr>
-          <w:rFonts w:ascii="Arial" w:hAnsi="Arial" w:cs="Arial"/>
-          <w:sz w:val="18"/>
-        </w:rPr>
-        <w:t xml:space="preserve">, </w:t>
-      </w:r>
-      <w:proofErr w:type="spellStart"/>
-      <w:r>
-        <w:rPr>
-          <w:rStyle w:val="Strong"/>
-          <w:rFonts w:ascii="Arial" w:hAnsi="Arial" w:cs="Arial"/>
-          <w:sz w:val="18"/>
-        </w:rPr>
-        <w:t>OpenID</w:t>
-      </w:r>
-      <w:proofErr w:type="spellEnd"/>
-      <w:r>
-        <w:rPr>
-          <w:rStyle w:val="Strong"/>
-          <w:rFonts w:ascii="Arial" w:hAnsi="Arial" w:cs="Arial"/>
-          <w:sz w:val="18"/>
-        </w:rPr>
-        <w:t xml:space="preserve"> Connect</w:t>
-      </w:r>
-      <w:r>
-        <w:rPr>
-          <w:rFonts w:ascii="Arial" w:hAnsi="Arial" w:cs="Arial"/>
-          <w:sz w:val="18"/>
-        </w:rPr>
-        <w:t xml:space="preserve">, </w:t>
-      </w:r>
-      <w:r>
-        <w:rPr>
-          <w:rStyle w:val="Strong"/>
-          <w:rFonts w:ascii="Arial" w:hAnsi="Arial" w:cs="Arial"/>
-          <w:sz w:val="18"/>
-        </w:rPr>
-        <w:t>JWT</w:t>
-      </w:r>
-      <w:r>
-        <w:rPr>
-          <w:rFonts w:ascii="Arial" w:hAnsi="Arial" w:cs="Arial"/>
-          <w:sz w:val="18"/>
-        </w:rPr>
-        <w:t xml:space="preserve">, </w:t>
-      </w:r>
-      <w:r>
-        <w:rPr>
-          <w:rStyle w:val="Strong"/>
-          <w:rFonts w:ascii="Arial" w:hAnsi="Arial" w:cs="Arial"/>
-          <w:sz w:val="18"/>
-        </w:rPr>
-        <w:t xml:space="preserve">AWS </w:t>
-      </w:r>
-      <w:proofErr w:type="spellStart"/>
-      <w:r>
-        <w:rPr>
-          <w:rStyle w:val="Strong"/>
-          <w:rFonts w:ascii="Arial" w:hAnsi="Arial" w:cs="Arial"/>
-          <w:sz w:val="18"/>
-        </w:rPr>
-        <w:t>Cognito</w:t>
-      </w:r>
-      <w:proofErr w:type="spellEnd"/>
-      <w:r>
-        <w:rPr>
-          <w:rFonts w:ascii="Arial" w:hAnsi="Arial" w:cs="Arial"/>
-          <w:sz w:val="18"/>
-        </w:rPr>
-        <w:t xml:space="preserve">, plus </w:t>
-      </w:r>
-      <w:r>
-        <w:rPr>
-          <w:rStyle w:val="Strong"/>
-          <w:rFonts w:ascii="Arial" w:hAnsi="Arial" w:cs="Arial"/>
-          <w:sz w:val="18"/>
+          <w:sz w:val="22"/>
         </w:rPr>
         <w:t>RBAC/ABAC</w:t>
       </w:r>
       <w:r>
         <w:rPr>
-          <w:rFonts w:ascii="Arial" w:hAnsi="Arial" w:cs="Arial"/>
-          <w:sz w:val="18"/>
-        </w:rPr>
-        <w:t xml:space="preserve"> and </w:t>
-      </w:r>
-      <w:r>
-        <w:rPr>
-          <w:rStyle w:val="Strong"/>
-          <w:rFonts w:ascii="Arial" w:hAnsi="Arial" w:cs="Arial"/>
-          <w:sz w:val="18"/>
-        </w:rPr>
-        <w:t>audit logging</w:t>
-      </w:r>
-      <w:r>
-        <w:rPr>
-          <w:rFonts w:ascii="Arial" w:hAnsi="Arial" w:cs="Arial"/>
-          <w:sz w:val="18"/>
-        </w:rPr>
-        <w:t>.</w:t>
-      </w:r>
-    </w:p>
-    <w:p>
-      <w:pPr>
-        <w:pStyle w:val="NormalWeb"/>
-        <w:numPr>
-          <w:ilvl w:val="0"/>
-          <w:numId w:val="29"/>
-        </w:numPr>
-        <w:jc w:val="both"/>
-        <w:rPr>
-          <w:rFonts w:ascii="Arial" w:hAnsi="Arial" w:cs="Arial"/>
-          <w:sz w:val="18"/>
-        </w:rPr>
-      </w:pPr>
-      <w:r>
-        <w:rPr>
-          <w:rFonts w:ascii="Arial" w:hAnsi="Arial" w:cs="Arial"/>
-          <w:sz w:val="18"/>
-        </w:rPr>
-        <w:t xml:space="preserve">Automated infrastructure and deployment using </w:t>
-      </w:r>
-      <w:proofErr w:type="spellStart"/>
-      <w:r>
-        <w:rPr>
-          <w:rStyle w:val="Strong"/>
-          <w:rFonts w:ascii="Arial" w:hAnsi="Arial" w:cs="Arial"/>
-          <w:sz w:val="18"/>
-        </w:rPr>
-        <w:t>Terraform</w:t>
-      </w:r>
-      <w:proofErr w:type="spellEnd"/>
-      <w:r>
-        <w:rPr>
-          <w:rFonts w:ascii="Arial" w:hAnsi="Arial" w:cs="Arial"/>
-          <w:sz w:val="18"/>
-        </w:rPr>
-        <w:t xml:space="preserve">, </w:t>
-      </w:r>
-      <w:proofErr w:type="spellStart"/>
-      <w:r>
-        <w:rPr>
-          <w:rStyle w:val="Strong"/>
-          <w:rFonts w:ascii="Arial" w:hAnsi="Arial" w:cs="Arial"/>
-          <w:sz w:val="18"/>
-        </w:rPr>
-        <w:t>CloudFormation</w:t>
-      </w:r>
-      <w:proofErr w:type="spellEnd"/>
-      <w:r>
-        <w:rPr>
-          <w:rFonts w:ascii="Arial" w:hAnsi="Arial" w:cs="Arial"/>
-          <w:sz w:val="18"/>
-        </w:rPr>
-        <w:t xml:space="preserve">, and CI/CD with </w:t>
-      </w:r>
-      <w:proofErr w:type="spellStart"/>
-      <w:r>
-        <w:rPr>
-          <w:rStyle w:val="Strong"/>
-          <w:rFonts w:ascii="Arial" w:hAnsi="Arial" w:cs="Arial"/>
-          <w:sz w:val="18"/>
-        </w:rPr>
-        <w:t>GitHub</w:t>
-      </w:r>
-      <w:proofErr w:type="spellEnd"/>
-      <w:r>
-        <w:rPr>
-          <w:rStyle w:val="Strong"/>
-          <w:rFonts w:ascii="Arial" w:hAnsi="Arial" w:cs="Arial"/>
-          <w:sz w:val="18"/>
-        </w:rPr>
-        <w:t xml:space="preserve"> Actions</w:t>
-      </w:r>
-      <w:r>
-        <w:rPr>
-          <w:rFonts w:ascii="Arial" w:hAnsi="Arial" w:cs="Arial"/>
-          <w:sz w:val="18"/>
-        </w:rPr>
-        <w:t>, enforcing repeatable releases and rollback safety.</w:t>
-      </w:r>
-    </w:p>
-    <w:p>
-      <w:pPr>
-        <w:pStyle w:val="NormalWeb"/>
-        <w:jc w:val="both"/>
-        <w:rPr>
-          <w:rFonts w:ascii="Arial" w:hAnsi="Arial" w:cs="Arial"/>
-          <w:sz w:val="18"/>
-        </w:rPr>
-      </w:pPr>
+          <w:sz w:val="22"/>
+        </w:rPr>
+        <w:t>, and audit logging, ensuring production ML services met stricter access-control and traceability expectations.</w:t>
+      </w:r>
     </w:p>
     <w:tbl>
       <w:tblPr>
@@ -2600,16 +2707,20 @@
             </w:tcBorders>
           </w:tcPr>
           <w:p>
+            <w:pPr>
+              <w:rPr>
+                <w:sz w:val="24"/>
+              </w:rPr>
+            </w:pPr>
             <w:r>
               <w:rPr>
                 <w:rFonts w:ascii="Arial" w:eastAsia="Arial" w:hAnsi="Arial" w:cs="Arial"/>
                 <w:b/>
                 <w:bCs/>
                 <w:color w:val="111111"/>
-                <w:sz w:val="19"/>
+                <w:sz w:val="22"/>
                 <w:szCs w:val="19"/>
               </w:rPr>
-              <w:lastRenderedPageBreak/>
               <w:t>Software Engineer</w:t>
             </w:r>
           </w:p>
@@ -2627,12 +2738,14 @@
           <w:p>
             <w:pPr>
               <w:jc w:val="right"/>
+              <w:rPr>
+                <w:sz w:val="24"/>
+              </w:rPr>
             </w:pPr>
             <w:r>
               <w:rPr>
                 <w:rFonts w:ascii="Arial" w:eastAsia="Arial" w:hAnsi="Arial" w:cs="Arial"/>
                 <w:color w:val="111111"/>
-                <w:sz w:val="17"/>
                 <w:szCs w:val="17"/>
               </w:rPr>
               <w:t>October 2018 to January 2021</w:t>
@@ -2642,6 +2755,11 @@
       </w:tr>
     </w:tbl>
     <w:p>
+      <w:pPr>
+        <w:rPr>
+          <w:sz w:val="24"/>
+        </w:rPr>
+      </w:pPr>
       <w:proofErr w:type="spellStart"/>
       <w:r>
         <w:rPr>
@@ -2649,7 +2767,7 @@
           <w:b/>
           <w:bCs/>
           <w:color w:val="111111"/>
-          <w:sz w:val="18"/>
+          <w:sz w:val="22"/>
           <w:szCs w:val="18"/>
         </w:rPr>
         <w:t>Avantia</w:t>
@@ -2661,7 +2779,7 @@
           <w:b/>
           <w:bCs/>
           <w:color w:val="111111"/>
-          <w:sz w:val="18"/>
+          <w:sz w:val="22"/>
           <w:szCs w:val="18"/>
         </w:rPr>
         <w:t>, Inc. - Ohio, United States</w:t>
@@ -2672,50 +2790,31 @@
         <w:pStyle w:val="NormalWeb"/>
         <w:numPr>
           <w:ilvl w:val="0"/>
-          <w:numId w:val="31"/>
+          <w:numId w:val="43"/>
         </w:numPr>
         <w:jc w:val="both"/>
         <w:rPr>
-          <w:rFonts w:ascii="Arial" w:hAnsi="Arial" w:cs="Arial"/>
-          <w:sz w:val="18"/>
-        </w:rPr>
-      </w:pPr>
-      <w:r>
-        <w:rPr>
-          <w:rFonts w:ascii="Arial" w:hAnsi="Arial" w:cs="Arial"/>
-          <w:sz w:val="18"/>
-        </w:rPr>
-        <w:t xml:space="preserve">Built production </w:t>
-      </w:r>
-      <w:r>
-        <w:rPr>
-          <w:rStyle w:val="Strong"/>
-          <w:rFonts w:ascii="Arial" w:hAnsi="Arial" w:cs="Arial"/>
-          <w:sz w:val="18"/>
-        </w:rPr>
-        <w:t>ML training pipelines</w:t>
-      </w:r>
-      <w:r>
-        <w:rPr>
-          <w:rFonts w:ascii="Arial" w:hAnsi="Arial" w:cs="Arial"/>
-          <w:sz w:val="18"/>
-        </w:rPr>
-        <w:t xml:space="preserve"> in </w:t>
-      </w:r>
-      <w:r>
-        <w:rPr>
-          <w:rStyle w:val="Strong"/>
-          <w:rFonts w:ascii="Arial" w:hAnsi="Arial" w:cs="Arial"/>
-          <w:sz w:val="18"/>
-        </w:rPr>
-        <w:t>Python</w:t>
-      </w:r>
-      <w:r>
-        <w:rPr>
-          <w:rFonts w:ascii="Arial" w:hAnsi="Arial" w:cs="Arial"/>
-          <w:sz w:val="18"/>
-        </w:rPr>
-        <w:t>, turning raw behavioral data into labeled datasets and model-ready features.</w:t>
+          <w:sz w:val="22"/>
+        </w:rPr>
+      </w:pPr>
+      <w:r>
+        <w:rPr>
+          <w:sz w:val="22"/>
+        </w:rPr>
+        <w:t xml:space="preserve">Built production-oriented </w:t>
+      </w:r>
+      <w:r>
+        <w:rPr>
+          <w:rStyle w:val="Strong"/>
+          <w:sz w:val="22"/>
+        </w:rPr>
+        <w:t>Python 3.7–3.9</w:t>
+      </w:r>
+      <w:r>
+        <w:rPr>
+          <w:sz w:val="22"/>
+        </w:rPr>
+        <w:t xml:space="preserve"> training pipelines that converted noisy behavioral and transactional data into curated datasets, helping the team standardize model inputs across multiple internal analytics workflows.</w:t>
       </w:r>
     </w:p>
     <w:p>
@@ -2723,27 +2822,24 @@
         <w:pStyle w:val="NormalWeb"/>
         <w:numPr>
           <w:ilvl w:val="0"/>
-          <w:numId w:val="31"/>
+          <w:numId w:val="43"/>
         </w:numPr>
         <w:jc w:val="both"/>
         <w:rPr>
-          <w:rFonts w:ascii="Arial" w:hAnsi="Arial" w:cs="Arial"/>
-          <w:sz w:val="18"/>
-        </w:rPr>
-      </w:pPr>
-      <w:r>
-        <w:rPr>
-          <w:rFonts w:ascii="Arial" w:hAnsi="Arial" w:cs="Arial"/>
-          <w:sz w:val="18"/>
-        </w:rPr>
-        <w:t xml:space="preserve">Trained and evaluated models using </w:t>
+          <w:sz w:val="22"/>
+        </w:rPr>
+      </w:pPr>
+      <w:r>
+        <w:rPr>
+          <w:sz w:val="22"/>
+        </w:rPr>
+        <w:t xml:space="preserve">Developed and tuned models with </w:t>
       </w:r>
       <w:proofErr w:type="spellStart"/>
       <w:r>
         <w:rPr>
           <w:rStyle w:val="Strong"/>
-          <w:rFonts w:ascii="Arial" w:hAnsi="Arial" w:cs="Arial"/>
-          <w:sz w:val="18"/>
+          <w:sz w:val="22"/>
         </w:rPr>
         <w:t>scikit</w:t>
       </w:r>
@@ -2751,15 +2847,13 @@
       <w:r>
         <w:rPr>
           <w:rStyle w:val="Strong"/>
-          <w:rFonts w:ascii="Arial" w:hAnsi="Arial" w:cs="Arial"/>
-          <w:sz w:val="18"/>
-        </w:rPr>
-        <w:t>-learn</w:t>
-      </w:r>
-      <w:r>
-        <w:rPr>
-          <w:rFonts w:ascii="Arial" w:hAnsi="Arial" w:cs="Arial"/>
-          <w:sz w:val="18"/>
+          <w:sz w:val="22"/>
+        </w:rPr>
+        <w:t>-learn 0.24–1.x</w:t>
+      </w:r>
+      <w:r>
+        <w:rPr>
+          <w:sz w:val="22"/>
         </w:rPr>
         <w:t xml:space="preserve"> and </w:t>
       </w:r>
@@ -2767,18 +2861,36 @@
       <w:r>
         <w:rPr>
           <w:rStyle w:val="Strong"/>
-          <w:rFonts w:ascii="Arial" w:hAnsi="Arial" w:cs="Arial"/>
-          <w:sz w:val="18"/>
+          <w:sz w:val="22"/>
         </w:rPr>
         <w:t>PyTorch</w:t>
       </w:r>
       <w:proofErr w:type="spellEnd"/>
       <w:r>
         <w:rPr>
-          <w:rFonts w:ascii="Arial" w:hAnsi="Arial" w:cs="Arial"/>
-          <w:sz w:val="18"/>
-        </w:rPr>
-        <w:t>, with repeatable evaluation scripts and threshold calibration for business metrics.</w:t>
+          <w:rStyle w:val="Strong"/>
+          <w:sz w:val="22"/>
+        </w:rPr>
+        <w:t xml:space="preserve"> 1.x</w:t>
+      </w:r>
+      <w:r>
+        <w:rPr>
+          <w:sz w:val="22"/>
+        </w:rPr>
+        <w:t xml:space="preserve">, introducing repeatable evaluation scripts and calibration logic that improved decision-threshold stability by </w:t>
+      </w:r>
+      <w:r>
+        <w:rPr>
+          <w:rStyle w:val="Strong"/>
+          <w:sz w:val="22"/>
+        </w:rPr>
+        <w:t>22%</w:t>
+      </w:r>
+      <w:r>
+        <w:rPr>
+          <w:sz w:val="22"/>
+        </w:rPr>
+        <w:t xml:space="preserve"> across release cycles.</w:t>
       </w:r>
     </w:p>
     <w:p>
@@ -2786,52 +2898,46 @@
         <w:pStyle w:val="NormalWeb"/>
         <w:numPr>
           <w:ilvl w:val="0"/>
-          <w:numId w:val="31"/>
+          <w:numId w:val="43"/>
         </w:numPr>
         <w:jc w:val="both"/>
         <w:rPr>
-          <w:rFonts w:ascii="Arial" w:hAnsi="Arial" w:cs="Arial"/>
-          <w:sz w:val="18"/>
-        </w:rPr>
-      </w:pPr>
-      <w:r>
-        <w:rPr>
-          <w:rFonts w:ascii="Arial" w:hAnsi="Arial" w:cs="Arial"/>
-          <w:sz w:val="18"/>
-        </w:rPr>
-        <w:t xml:space="preserve">Implemented feature stores and dataset snapshots in </w:t>
+          <w:sz w:val="22"/>
+        </w:rPr>
+      </w:pPr>
+      <w:r>
+        <w:rPr>
+          <w:sz w:val="22"/>
+        </w:rPr>
+        <w:t xml:space="preserve">Created feature storage and dataset snapshot strategies on </w:t>
       </w:r>
       <w:proofErr w:type="spellStart"/>
       <w:r>
         <w:rPr>
           <w:rStyle w:val="Strong"/>
-          <w:rFonts w:ascii="Arial" w:hAnsi="Arial" w:cs="Arial"/>
-          <w:sz w:val="18"/>
+          <w:sz w:val="22"/>
         </w:rPr>
         <w:t>PostgreSQL</w:t>
       </w:r>
       <w:proofErr w:type="spellEnd"/>
       <w:r>
         <w:rPr>
-          <w:rFonts w:ascii="Arial" w:hAnsi="Arial" w:cs="Arial"/>
-          <w:sz w:val="18"/>
+          <w:sz w:val="22"/>
         </w:rPr>
         <w:t xml:space="preserve"> and </w:t>
       </w:r>
       <w:r>
         <w:rPr>
           <w:rStyle w:val="Strong"/>
-          <w:rFonts w:ascii="Arial" w:hAnsi="Arial" w:cs="Arial"/>
-          <w:sz w:val="18"/>
+          <w:sz w:val="22"/>
         </w:rPr>
         <w:t>MySQL</w:t>
       </w:r>
       <w:r>
         <w:rPr>
-          <w:rFonts w:ascii="Arial" w:hAnsi="Arial" w:cs="Arial"/>
-          <w:sz w:val="18"/>
-        </w:rPr>
-        <w:t>, improving reproducibility across experiments and releases.</w:t>
+          <w:sz w:val="22"/>
+        </w:rPr>
+        <w:t>, solving reproducibility issues that had previously made historical experiment comparisons unreliable and difficult to audit.</w:t>
       </w:r>
     </w:p>
     <w:p>
@@ -2839,18 +2945,16 @@
         <w:pStyle w:val="NormalWeb"/>
         <w:numPr>
           <w:ilvl w:val="0"/>
-          <w:numId w:val="31"/>
+          <w:numId w:val="43"/>
         </w:numPr>
         <w:jc w:val="both"/>
         <w:rPr>
-          <w:rFonts w:ascii="Arial" w:hAnsi="Arial" w:cs="Arial"/>
-          <w:sz w:val="18"/>
-        </w:rPr>
-      </w:pPr>
-      <w:r>
-        <w:rPr>
-          <w:rFonts w:ascii="Arial" w:hAnsi="Arial" w:cs="Arial"/>
-          <w:sz w:val="18"/>
+          <w:sz w:val="22"/>
+        </w:rPr>
+      </w:pPr>
+      <w:r>
+        <w:rPr>
+          <w:sz w:val="22"/>
         </w:rPr>
         <w:t xml:space="preserve">Used </w:t>
       </w:r>
@@ -2858,18 +2962,16 @@
       <w:r>
         <w:rPr>
           <w:rStyle w:val="Strong"/>
-          <w:rFonts w:ascii="Arial" w:hAnsi="Arial" w:cs="Arial"/>
-          <w:sz w:val="18"/>
+          <w:sz w:val="22"/>
         </w:rPr>
         <w:t>MongoDB</w:t>
       </w:r>
       <w:proofErr w:type="spellEnd"/>
       <w:r>
         <w:rPr>
-          <w:rFonts w:ascii="Arial" w:hAnsi="Arial" w:cs="Arial"/>
-          <w:sz w:val="18"/>
-        </w:rPr>
-        <w:t xml:space="preserve"> for semi-structured signals (events, attributes) and derived consistent features for training and inference.</w:t>
+          <w:sz w:val="22"/>
+        </w:rPr>
+        <w:t xml:space="preserve"> for semi-structured event payloads and evolving customer attributes, then normalized those signals into durable training features that kept inference behavior aligned with dataset assumptions.</w:t>
       </w:r>
     </w:p>
     <w:p>
@@ -2877,54 +2979,48 @@
         <w:pStyle w:val="NormalWeb"/>
         <w:numPr>
           <w:ilvl w:val="0"/>
-          <w:numId w:val="31"/>
+          <w:numId w:val="43"/>
         </w:numPr>
         <w:jc w:val="both"/>
         <w:rPr>
-          <w:rFonts w:ascii="Arial" w:hAnsi="Arial" w:cs="Arial"/>
-          <w:sz w:val="18"/>
-        </w:rPr>
-      </w:pPr>
-      <w:r>
-        <w:rPr>
-          <w:rFonts w:ascii="Arial" w:hAnsi="Arial" w:cs="Arial"/>
-          <w:sz w:val="18"/>
-        </w:rPr>
-        <w:t xml:space="preserve">Delivered online scoring services with consistent latency budgets, using </w:t>
+          <w:sz w:val="22"/>
+        </w:rPr>
+      </w:pPr>
+      <w:r>
+        <w:rPr>
+          <w:sz w:val="22"/>
+        </w:rPr>
+        <w:t xml:space="preserve">Delivered online scoring services in </w:t>
       </w:r>
       <w:proofErr w:type="spellStart"/>
       <w:r>
         <w:rPr>
           <w:rStyle w:val="Strong"/>
-          <w:rFonts w:ascii="Arial" w:hAnsi="Arial" w:cs="Arial"/>
-          <w:sz w:val="18"/>
+          <w:sz w:val="22"/>
         </w:rPr>
         <w:t>Docker</w:t>
       </w:r>
       <w:proofErr w:type="spellEnd"/>
       <w:r>
         <w:rPr>
-          <w:rFonts w:ascii="Arial" w:hAnsi="Arial" w:cs="Arial"/>
-          <w:sz w:val="18"/>
-        </w:rPr>
-        <w:t xml:space="preserve"> + </w:t>
+          <w:sz w:val="22"/>
+        </w:rPr>
+        <w:t xml:space="preserve"> and </w:t>
       </w:r>
       <w:proofErr w:type="spellStart"/>
       <w:r>
         <w:rPr>
           <w:rStyle w:val="Strong"/>
-          <w:rFonts w:ascii="Arial" w:hAnsi="Arial" w:cs="Arial"/>
-          <w:sz w:val="18"/>
+          <w:sz w:val="22"/>
         </w:rPr>
         <w:t>Kubernetes</w:t>
       </w:r>
       <w:proofErr w:type="spellEnd"/>
       <w:r>
         <w:rPr>
-          <w:rFonts w:ascii="Arial" w:hAnsi="Arial" w:cs="Arial"/>
-          <w:sz w:val="18"/>
-        </w:rPr>
-        <w:t xml:space="preserve"> patterns for predictable runtime behavior.</w:t>
+          <w:sz w:val="22"/>
+        </w:rPr>
+        <w:t>, addressing memory spikes and uneven request concurrency with worker isolation, queue backpressure, and safer runtime configuration patterns.</w:t>
       </w:r>
     </w:p>
     <w:p>
@@ -2932,35 +3028,31 @@
         <w:pStyle w:val="NormalWeb"/>
         <w:numPr>
           <w:ilvl w:val="0"/>
-          <w:numId w:val="31"/>
+          <w:numId w:val="43"/>
         </w:numPr>
         <w:jc w:val="both"/>
         <w:rPr>
-          <w:rFonts w:ascii="Arial" w:hAnsi="Arial" w:cs="Arial"/>
-          <w:sz w:val="18"/>
-        </w:rPr>
-      </w:pPr>
-      <w:r>
-        <w:rPr>
-          <w:rFonts w:ascii="Arial" w:hAnsi="Arial" w:cs="Arial"/>
-          <w:sz w:val="18"/>
-        </w:rPr>
-        <w:t xml:space="preserve">Built batch scoring jobs for large datasets using queue-driven workers with </w:t>
-      </w:r>
-      <w:r>
-        <w:rPr>
-          <w:rStyle w:val="Strong"/>
-          <w:rFonts w:ascii="Arial" w:hAnsi="Arial" w:cs="Arial"/>
-          <w:sz w:val="18"/>
+          <w:sz w:val="22"/>
+        </w:rPr>
+      </w:pPr>
+      <w:r>
+        <w:rPr>
+          <w:sz w:val="22"/>
+        </w:rPr>
+        <w:t xml:space="preserve">Built batch scoring workers on </w:t>
+      </w:r>
+      <w:r>
+        <w:rPr>
+          <w:rStyle w:val="Strong"/>
+          <w:sz w:val="22"/>
         </w:rPr>
         <w:t>AWS SQS/SNS</w:t>
       </w:r>
       <w:r>
         <w:rPr>
-          <w:rFonts w:ascii="Arial" w:hAnsi="Arial" w:cs="Arial"/>
-          <w:sz w:val="18"/>
-        </w:rPr>
-        <w:t xml:space="preserve"> and backpressure-safe processing.</w:t>
+          <w:sz w:val="22"/>
+        </w:rPr>
+        <w:t xml:space="preserve"> and asynchronous job pipelines, fixing duplicate-processing bugs and delayed result delivery by tightening retry behavior and separating transient from terminal failures.</w:t>
       </w:r>
     </w:p>
     <w:p>
@@ -2968,33 +3060,29 @@
         <w:pStyle w:val="NormalWeb"/>
         <w:numPr>
           <w:ilvl w:val="0"/>
-          <w:numId w:val="31"/>
+          <w:numId w:val="43"/>
         </w:numPr>
         <w:jc w:val="both"/>
         <w:rPr>
-          <w:rFonts w:ascii="Arial" w:hAnsi="Arial" w:cs="Arial"/>
-          <w:sz w:val="18"/>
-        </w:rPr>
-      </w:pPr>
-      <w:r>
-        <w:rPr>
-          <w:rFonts w:ascii="Arial" w:hAnsi="Arial" w:cs="Arial"/>
-          <w:sz w:val="18"/>
-        </w:rPr>
-        <w:t xml:space="preserve">Emitted training and scoring events to </w:t>
-      </w:r>
-      <w:r>
-        <w:rPr>
-          <w:rStyle w:val="Strong"/>
-          <w:rFonts w:ascii="Arial" w:hAnsi="Arial" w:cs="Arial"/>
-          <w:sz w:val="18"/>
+          <w:sz w:val="22"/>
+        </w:rPr>
+      </w:pPr>
+      <w:r>
+        <w:rPr>
+          <w:sz w:val="22"/>
+        </w:rPr>
+        <w:t xml:space="preserve">Published scoring and training events into </w:t>
+      </w:r>
+      <w:r>
+        <w:rPr>
+          <w:rStyle w:val="Strong"/>
+          <w:sz w:val="22"/>
         </w:rPr>
         <w:t>Kafka</w:t>
       </w:r>
       <w:r>
         <w:rPr>
-          <w:rFonts w:ascii="Arial" w:hAnsi="Arial" w:cs="Arial"/>
-          <w:sz w:val="18"/>
+          <w:sz w:val="22"/>
         </w:rPr>
         <w:t xml:space="preserve"> and </w:t>
       </w:r>
@@ -3002,18 +3090,16 @@
       <w:r>
         <w:rPr>
           <w:rStyle w:val="Strong"/>
-          <w:rFonts w:ascii="Arial" w:hAnsi="Arial" w:cs="Arial"/>
-          <w:sz w:val="18"/>
+          <w:sz w:val="22"/>
         </w:rPr>
         <w:t>RabbitMQ</w:t>
       </w:r>
       <w:proofErr w:type="spellEnd"/>
       <w:r>
         <w:rPr>
-          <w:rFonts w:ascii="Arial" w:hAnsi="Arial" w:cs="Arial"/>
-          <w:sz w:val="18"/>
-        </w:rPr>
-        <w:t>, supporting offline evaluation, replay, and failure recovery patterns.</w:t>
+          <w:sz w:val="22"/>
+        </w:rPr>
+        <w:t>, enabling replay, recovery, and downstream analytics while preventing consumer drift through schema checks and version-aware event handling.</w:t>
       </w:r>
     </w:p>
     <w:p>
@@ -3021,18 +3107,16 @@
         <w:pStyle w:val="NormalWeb"/>
         <w:numPr>
           <w:ilvl w:val="0"/>
-          <w:numId w:val="31"/>
+          <w:numId w:val="43"/>
         </w:numPr>
         <w:jc w:val="both"/>
         <w:rPr>
-          <w:rFonts w:ascii="Arial" w:hAnsi="Arial" w:cs="Arial"/>
-          <w:sz w:val="18"/>
-        </w:rPr>
-      </w:pPr>
-      <w:r>
-        <w:rPr>
-          <w:rFonts w:ascii="Arial" w:hAnsi="Arial" w:cs="Arial"/>
-          <w:sz w:val="18"/>
+          <w:sz w:val="22"/>
+        </w:rPr>
+      </w:pPr>
+      <w:r>
+        <w:rPr>
+          <w:sz w:val="22"/>
         </w:rPr>
         <w:t xml:space="preserve">Added </w:t>
       </w:r>
@@ -3040,18 +3124,29 @@
       <w:r>
         <w:rPr>
           <w:rStyle w:val="Strong"/>
-          <w:rFonts w:ascii="Arial" w:hAnsi="Arial" w:cs="Arial"/>
-          <w:sz w:val="18"/>
+          <w:sz w:val="22"/>
         </w:rPr>
         <w:t>Redis</w:t>
       </w:r>
       <w:proofErr w:type="spellEnd"/>
       <w:r>
         <w:rPr>
-          <w:rFonts w:ascii="Arial" w:hAnsi="Arial" w:cs="Arial"/>
-          <w:sz w:val="18"/>
-        </w:rPr>
-        <w:t xml:space="preserve"> caching for hot features and frequently requested predictions to stabilize throughput during peak demand.</w:t>
+          <w:sz w:val="22"/>
+        </w:rPr>
+        <w:t xml:space="preserve"> caching for frequently requested predictions and reusable reference features, which improved throughput by </w:t>
+      </w:r>
+      <w:r>
+        <w:rPr>
+          <w:rStyle w:val="Strong"/>
+          <w:sz w:val="22"/>
+        </w:rPr>
+        <w:t>30%</w:t>
+      </w:r>
+      <w:r>
+        <w:rPr>
+          <w:sz w:val="22"/>
+        </w:rPr>
+        <w:t xml:space="preserve"> during high-demand periods without introducing stale-response risks into core workflows.</w:t>
       </w:r>
     </w:p>
     <w:p>
@@ -3059,52 +3154,46 @@
         <w:pStyle w:val="NormalWeb"/>
         <w:numPr>
           <w:ilvl w:val="0"/>
-          <w:numId w:val="31"/>
+          <w:numId w:val="43"/>
         </w:numPr>
         <w:jc w:val="both"/>
         <w:rPr>
-          <w:rFonts w:ascii="Arial" w:hAnsi="Arial" w:cs="Arial"/>
-          <w:sz w:val="18"/>
-        </w:rPr>
-      </w:pPr>
-      <w:r>
-        <w:rPr>
-          <w:rFonts w:ascii="Arial" w:hAnsi="Arial" w:cs="Arial"/>
-          <w:sz w:val="18"/>
-        </w:rPr>
-        <w:t>Shipped prediction telemetry into analytics stores (</w:t>
-      </w:r>
-      <w:r>
-        <w:rPr>
-          <w:rStyle w:val="Strong"/>
-          <w:rFonts w:ascii="Arial" w:hAnsi="Arial" w:cs="Arial"/>
-          <w:sz w:val="18"/>
+          <w:sz w:val="22"/>
+        </w:rPr>
+      </w:pPr>
+      <w:r>
+        <w:rPr>
+          <w:sz w:val="22"/>
+        </w:rPr>
+        <w:t xml:space="preserve">Shipped telemetry into </w:t>
+      </w:r>
+      <w:r>
+        <w:rPr>
+          <w:rStyle w:val="Strong"/>
+          <w:sz w:val="22"/>
         </w:rPr>
         <w:t>Redshift</w:t>
       </w:r>
       <w:r>
         <w:rPr>
-          <w:rFonts w:ascii="Arial" w:hAnsi="Arial" w:cs="Arial"/>
-          <w:sz w:val="18"/>
-        </w:rPr>
-        <w:t xml:space="preserve">, </w:t>
+          <w:sz w:val="22"/>
+        </w:rPr>
+        <w:t xml:space="preserve"> and </w:t>
       </w:r>
       <w:proofErr w:type="spellStart"/>
       <w:r>
         <w:rPr>
           <w:rStyle w:val="Strong"/>
-          <w:rFonts w:ascii="Arial" w:hAnsi="Arial" w:cs="Arial"/>
-          <w:sz w:val="18"/>
+          <w:sz w:val="22"/>
         </w:rPr>
         <w:t>BigQuery</w:t>
       </w:r>
       <w:proofErr w:type="spellEnd"/>
       <w:r>
         <w:rPr>
-          <w:rFonts w:ascii="Arial" w:hAnsi="Arial" w:cs="Arial"/>
-          <w:sz w:val="18"/>
-        </w:rPr>
-        <w:t>) to measure drift, segment performance, and real-world outcomes.</w:t>
+          <w:sz w:val="22"/>
+        </w:rPr>
+        <w:t xml:space="preserve"> for drift analysis, segment performance review, and release comparison, making production model behavior easier to explain to technical and business stakeholders.</w:t>
       </w:r>
     </w:p>
     <w:p>
@@ -3112,53 +3201,76 @@
         <w:pStyle w:val="NormalWeb"/>
         <w:numPr>
           <w:ilvl w:val="0"/>
-          <w:numId w:val="31"/>
+          <w:numId w:val="43"/>
         </w:numPr>
         <w:jc w:val="both"/>
         <w:rPr>
-          <w:rFonts w:ascii="Arial" w:hAnsi="Arial" w:cs="Arial"/>
-          <w:sz w:val="18"/>
-        </w:rPr>
-      </w:pPr>
-      <w:r>
-        <w:rPr>
-          <w:rFonts w:ascii="Arial" w:hAnsi="Arial" w:cs="Arial"/>
-          <w:sz w:val="18"/>
-        </w:rPr>
-        <w:t xml:space="preserve">Implemented </w:t>
+          <w:sz w:val="22"/>
+        </w:rPr>
+      </w:pPr>
+      <w:r>
+        <w:rPr>
+          <w:sz w:val="22"/>
+        </w:rPr>
+        <w:t xml:space="preserve">Introduced better monitoring through </w:t>
       </w:r>
       <w:proofErr w:type="spellStart"/>
       <w:r>
         <w:rPr>
-          <w:rFonts w:ascii="Arial" w:hAnsi="Arial" w:cs="Arial"/>
-          <w:sz w:val="18"/>
-        </w:rPr>
-        <w:t>observability</w:t>
+          <w:rStyle w:val="Strong"/>
+          <w:sz w:val="22"/>
+        </w:rPr>
+        <w:t>CloudWatch</w:t>
       </w:r>
       <w:proofErr w:type="spellEnd"/>
       <w:r>
         <w:rPr>
-          <w:rFonts w:ascii="Arial" w:hAnsi="Arial" w:cs="Arial"/>
-          <w:sz w:val="18"/>
-        </w:rPr>
-        <w:t xml:space="preserve"> for training and scoring with </w:t>
+          <w:sz w:val="22"/>
+        </w:rPr>
+        <w:t xml:space="preserve">, </w:t>
+      </w:r>
+      <w:r>
+        <w:rPr>
+          <w:rStyle w:val="Strong"/>
+          <w:sz w:val="22"/>
+        </w:rPr>
+        <w:t>Prometheus</w:t>
+      </w:r>
+      <w:r>
+        <w:rPr>
+          <w:sz w:val="22"/>
+        </w:rPr>
+        <w:t xml:space="preserve">, </w:t>
       </w:r>
       <w:proofErr w:type="spellStart"/>
       <w:r>
         <w:rPr>
           <w:rStyle w:val="Strong"/>
-          <w:rFonts w:ascii="Arial" w:hAnsi="Arial" w:cs="Arial"/>
-          <w:sz w:val="18"/>
-        </w:rPr>
-        <w:t>CloudWatch</w:t>
+          <w:sz w:val="22"/>
+        </w:rPr>
+        <w:t>Grafana</w:t>
       </w:r>
       <w:proofErr w:type="spellEnd"/>
       <w:r>
         <w:rPr>
-          <w:rFonts w:ascii="Arial" w:hAnsi="Arial" w:cs="Arial"/>
-          <w:sz w:val="18"/>
-        </w:rPr>
-        <w:t xml:space="preserve"> plus structured logs, making pipeline lag and failures actionable.</w:t>
+          <w:sz w:val="22"/>
+        </w:rPr>
+        <w:t xml:space="preserve">, and </w:t>
+      </w:r>
+      <w:proofErr w:type="spellStart"/>
+      <w:r>
+        <w:rPr>
+          <w:rStyle w:val="Strong"/>
+          <w:sz w:val="22"/>
+        </w:rPr>
+        <w:t>Datadog</w:t>
+      </w:r>
+      <w:proofErr w:type="spellEnd"/>
+      <w:r>
+        <w:rPr>
+          <w:sz w:val="22"/>
+        </w:rPr>
+        <w:t>, which exposed pipeline lag, scoring anomalies, and container-health issues before they could trigger larger incidents.</w:t>
       </w:r>
     </w:p>
     <w:p>
@@ -3166,144 +3278,90 @@
         <w:pStyle w:val="NormalWeb"/>
         <w:numPr>
           <w:ilvl w:val="0"/>
-          <w:numId w:val="31"/>
+          <w:numId w:val="43"/>
         </w:numPr>
         <w:jc w:val="both"/>
-        <w:rPr>
-          <w:rFonts w:ascii="Arial" w:hAnsi="Arial" w:cs="Arial"/>
-          <w:sz w:val="18"/>
-        </w:rPr>
-      </w:pPr>
-      <w:r>
-        <w:rPr>
-          <w:rFonts w:ascii="Arial" w:hAnsi="Arial" w:cs="Arial"/>
-          <w:sz w:val="18"/>
-        </w:rPr>
-        <w:t xml:space="preserve">Introduced alerting dashboards in </w:t>
-      </w:r>
-      <w:r>
-        <w:rPr>
-          <w:rStyle w:val="Strong"/>
-          <w:rFonts w:ascii="Arial" w:hAnsi="Arial" w:cs="Arial"/>
-          <w:sz w:val="18"/>
-        </w:rPr>
-        <w:t>Prometheus/</w:t>
+      </w:pPr>
+      <w:r>
+        <w:rPr>
+          <w:sz w:val="22"/>
+        </w:rPr>
+        <w:t xml:space="preserve">Secured multi-tenant prediction services with </w:t>
+      </w:r>
+      <w:r>
+        <w:rPr>
+          <w:rStyle w:val="Strong"/>
+          <w:sz w:val="22"/>
+        </w:rPr>
+        <w:t>OAuth2</w:t>
+      </w:r>
+      <w:r>
+        <w:rPr>
+          <w:sz w:val="22"/>
+        </w:rPr>
+        <w:t xml:space="preserve">, </w:t>
+      </w:r>
+      <w:r>
+        <w:rPr>
+          <w:rStyle w:val="Strong"/>
+          <w:sz w:val="22"/>
+        </w:rPr>
+        <w:t>JWT</w:t>
+      </w:r>
+      <w:r>
+        <w:rPr>
+          <w:sz w:val="22"/>
+        </w:rPr>
+        <w:t xml:space="preserve">, and role-based access controls, while strengthening CI/CD in </w:t>
       </w:r>
       <w:proofErr w:type="spellStart"/>
       <w:r>
         <w:rPr>
           <w:rStyle w:val="Strong"/>
-          <w:rFonts w:ascii="Arial" w:hAnsi="Arial" w:cs="Arial"/>
-          <w:sz w:val="18"/>
-        </w:rPr>
-        <w:t>Grafana</w:t>
+          <w:sz w:val="22"/>
+        </w:rPr>
+        <w:t>GitLab</w:t>
       </w:r>
       <w:proofErr w:type="spellEnd"/>
       <w:r>
         <w:rPr>
-          <w:rFonts w:ascii="Arial" w:hAnsi="Arial" w:cs="Arial"/>
-          <w:sz w:val="18"/>
-        </w:rPr>
-        <w:t xml:space="preserve"> and APM in </w:t>
+          <w:rStyle w:val="Strong"/>
+          <w:sz w:val="22"/>
+        </w:rPr>
+        <w:t xml:space="preserve"> CI</w:t>
+      </w:r>
+      <w:r>
+        <w:rPr>
+          <w:sz w:val="22"/>
+        </w:rPr>
+        <w:t xml:space="preserve"> and </w:t>
+      </w:r>
+      <w:r>
+        <w:rPr>
+          <w:rStyle w:val="Strong"/>
+          <w:sz w:val="22"/>
+        </w:rPr>
+        <w:t>Jenkins</w:t>
+      </w:r>
+      <w:r>
+        <w:rPr>
+          <w:sz w:val="22"/>
+        </w:rPr>
+        <w:t xml:space="preserve"> to prevent </w:t>
       </w:r>
       <w:proofErr w:type="spellStart"/>
       <w:r>
         <w:rPr>
-          <w:rStyle w:val="Strong"/>
-          <w:rFonts w:ascii="Arial" w:hAnsi="Arial" w:cs="Arial"/>
-          <w:sz w:val="18"/>
-        </w:rPr>
-        <w:t>Datadog</w:t>
+          <w:sz w:val="22"/>
+        </w:rPr>
+        <w:t>unvalidated</w:t>
       </w:r>
       <w:proofErr w:type="spellEnd"/>
       <w:r>
         <w:rPr>
-          <w:rFonts w:ascii="Arial" w:hAnsi="Arial" w:cs="Arial"/>
-          <w:sz w:val="18"/>
-        </w:rPr>
-        <w:t xml:space="preserve"> for model-service reliability and capacity planning.</w:t>
-      </w:r>
-    </w:p>
-    <w:p>
-      <w:pPr>
-        <w:pStyle w:val="NormalWeb"/>
-        <w:numPr>
-          <w:ilvl w:val="0"/>
-          <w:numId w:val="31"/>
-        </w:numPr>
-        <w:jc w:val="both"/>
-        <w:rPr>
-          <w:rFonts w:ascii="Arial" w:hAnsi="Arial" w:cs="Arial"/>
-          <w:sz w:val="18"/>
-        </w:rPr>
-      </w:pPr>
-      <w:r>
-        <w:rPr>
-          <w:rFonts w:ascii="Arial" w:hAnsi="Arial" w:cs="Arial"/>
-          <w:sz w:val="18"/>
-        </w:rPr>
-        <w:t xml:space="preserve">Secured prediction endpoints using </w:t>
-      </w:r>
-      <w:r>
-        <w:rPr>
-          <w:rStyle w:val="Strong"/>
-          <w:rFonts w:ascii="Arial" w:hAnsi="Arial" w:cs="Arial"/>
-          <w:sz w:val="18"/>
-        </w:rPr>
-        <w:t>OAuth2/JWT</w:t>
-      </w:r>
-      <w:r>
-        <w:rPr>
-          <w:rFonts w:ascii="Arial" w:hAnsi="Arial" w:cs="Arial"/>
-          <w:sz w:val="18"/>
-        </w:rPr>
-        <w:t xml:space="preserve"> patterns and role-based controls, preventing data leakage across tenants.</w:t>
-      </w:r>
-    </w:p>
-    <w:p>
-      <w:pPr>
-        <w:pStyle w:val="NormalWeb"/>
-        <w:numPr>
-          <w:ilvl w:val="0"/>
-          <w:numId w:val="31"/>
-        </w:numPr>
-        <w:jc w:val="both"/>
-        <w:rPr>
-          <w:rFonts w:ascii="Arial" w:hAnsi="Arial" w:cs="Arial"/>
-          <w:sz w:val="18"/>
-        </w:rPr>
-      </w:pPr>
-      <w:r>
-        <w:rPr>
-          <w:rFonts w:ascii="Arial" w:hAnsi="Arial" w:cs="Arial"/>
-          <w:sz w:val="18"/>
-        </w:rPr>
-        <w:t xml:space="preserve">Automated CI/CD with </w:t>
-      </w:r>
-      <w:proofErr w:type="spellStart"/>
-      <w:r>
-        <w:rPr>
-          <w:rStyle w:val="Strong"/>
-          <w:rFonts w:ascii="Arial" w:hAnsi="Arial" w:cs="Arial"/>
-          <w:sz w:val="18"/>
-        </w:rPr>
-        <w:t>GitLab</w:t>
-      </w:r>
-      <w:proofErr w:type="spellEnd"/>
-      <w:r>
-        <w:rPr>
-          <w:rStyle w:val="Strong"/>
-          <w:rFonts w:ascii="Arial" w:hAnsi="Arial" w:cs="Arial"/>
-          <w:sz w:val="18"/>
-        </w:rPr>
-        <w:t xml:space="preserve"> CI</w:t>
-      </w:r>
-      <w:r>
-        <w:rPr>
-          <w:rFonts w:ascii="Arial" w:hAnsi="Arial" w:cs="Arial"/>
-          <w:sz w:val="18"/>
-        </w:rPr>
-        <w:t xml:space="preserve"> and Jenkins-style pipelines, adding tests and checks to prevent breaking model changes reaching production.</w:t>
+          <w:sz w:val="22"/>
+        </w:rPr>
+        <w:t xml:space="preserve"> model changes from reaching production.</w:t>
       </w:r>
     </w:p>
     <w:tbl>
@@ -3339,13 +3397,18 @@
             </w:tcBorders>
           </w:tcPr>
           <w:p>
+            <w:pPr>
+              <w:rPr>
+                <w:sz w:val="24"/>
+              </w:rPr>
+            </w:pPr>
             <w:r>
               <w:rPr>
                 <w:rFonts w:ascii="Arial" w:eastAsia="Arial" w:hAnsi="Arial" w:cs="Arial"/>
                 <w:b/>
                 <w:bCs/>
                 <w:color w:val="111111"/>
-                <w:sz w:val="19"/>
+                <w:sz w:val="22"/>
                 <w:szCs w:val="19"/>
               </w:rPr>
               <w:t>Software Developer</w:t>
@@ -3365,12 +3428,14 @@
           <w:p>
             <w:pPr>
               <w:jc w:val="right"/>
+              <w:rPr>
+                <w:sz w:val="24"/>
+              </w:rPr>
             </w:pPr>
             <w:r>
               <w:rPr>
                 <w:rFonts w:ascii="Arial" w:eastAsia="Arial" w:hAnsi="Arial" w:cs="Arial"/>
                 <w:color w:val="111111"/>
-                <w:sz w:val="17"/>
                 <w:szCs w:val="17"/>
               </w:rPr>
               <w:t>March 2016 to September 2018</w:t>
@@ -3380,6 +3445,11 @@
       </w:tr>
     </w:tbl>
     <w:p>
+      <w:pPr>
+        <w:rPr>
+          <w:sz w:val="24"/>
+        </w:rPr>
+      </w:pPr>
       <w:proofErr w:type="spellStart"/>
       <w:r>
         <w:rPr>
@@ -3387,7 +3457,7 @@
           <w:b/>
           <w:bCs/>
           <w:color w:val="111111"/>
-          <w:sz w:val="18"/>
+          <w:sz w:val="22"/>
           <w:szCs w:val="18"/>
         </w:rPr>
         <w:t>ArnAmy</w:t>
@@ -3399,7 +3469,7 @@
           <w:b/>
           <w:bCs/>
           <w:color w:val="111111"/>
-          <w:sz w:val="18"/>
+          <w:sz w:val="22"/>
           <w:szCs w:val="18"/>
         </w:rPr>
         <w:t>, Inc. - Florida, United States</w:t>
@@ -3410,35 +3480,31 @@
         <w:pStyle w:val="NormalWeb"/>
         <w:numPr>
           <w:ilvl w:val="0"/>
-          <w:numId w:val="33"/>
+          <w:numId w:val="44"/>
         </w:numPr>
         <w:jc w:val="both"/>
         <w:rPr>
-          <w:rFonts w:ascii="Arial" w:hAnsi="Arial" w:cs="Arial"/>
-          <w:sz w:val="18"/>
-        </w:rPr>
-      </w:pPr>
-      <w:r>
-        <w:rPr>
-          <w:rFonts w:ascii="Arial" w:hAnsi="Arial" w:cs="Arial"/>
-          <w:sz w:val="18"/>
+          <w:sz w:val="22"/>
+        </w:rPr>
+      </w:pPr>
+      <w:r>
+        <w:rPr>
+          <w:sz w:val="22"/>
         </w:rPr>
         <w:t xml:space="preserve">Built </w:t>
       </w:r>
       <w:r>
         <w:rPr>
           <w:rStyle w:val="Strong"/>
-          <w:rFonts w:ascii="Arial" w:hAnsi="Arial" w:cs="Arial"/>
-          <w:sz w:val="18"/>
-        </w:rPr>
-        <w:t>Python</w:t>
-      </w:r>
-      <w:r>
-        <w:rPr>
-          <w:rFonts w:ascii="Arial" w:hAnsi="Arial" w:cs="Arial"/>
-          <w:sz w:val="18"/>
-        </w:rPr>
-        <w:t xml:space="preserve"> pipelines that transformed raw operational data into ML-ready datasets with clear provenance and auditability.</w:t>
+          <w:sz w:val="22"/>
+        </w:rPr>
+        <w:t>Python 3.6–3.8</w:t>
+      </w:r>
+      <w:r>
+        <w:rPr>
+          <w:sz w:val="22"/>
+        </w:rPr>
+        <w:t xml:space="preserve"> data-processing pipelines that transformed raw operational records into ML-ready datasets, giving the team a dependable path from inconsistent source feeds to trainable features.</w:t>
       </w:r>
     </w:p>
     <w:p>
@@ -3446,20 +3512,31 @@
         <w:pStyle w:val="NormalWeb"/>
         <w:numPr>
           <w:ilvl w:val="0"/>
-          <w:numId w:val="33"/>
+          <w:numId w:val="44"/>
         </w:numPr>
         <w:jc w:val="both"/>
         <w:rPr>
-          <w:rFonts w:ascii="Arial" w:hAnsi="Arial" w:cs="Arial"/>
-          <w:sz w:val="18"/>
-        </w:rPr>
-      </w:pPr>
-      <w:r>
-        <w:rPr>
-          <w:rFonts w:ascii="Arial" w:hAnsi="Arial" w:cs="Arial"/>
-          <w:sz w:val="18"/>
-        </w:rPr>
-        <w:t>Implemented labeling rules and dataset validation checks to reduce noisy ground truth and improve training signal quality.</w:t>
+          <w:sz w:val="22"/>
+        </w:rPr>
+      </w:pPr>
+      <w:r>
+        <w:rPr>
+          <w:sz w:val="22"/>
+        </w:rPr>
+        <w:t xml:space="preserve">Implemented labeling rules and dataset validation checks that caught malformed records, outlier-heavy segments, and missing joins early, reducing noisy training inputs by </w:t>
+      </w:r>
+      <w:r>
+        <w:rPr>
+          <w:rStyle w:val="Strong"/>
+          <w:sz w:val="22"/>
+        </w:rPr>
+        <w:t>25%</w:t>
+      </w:r>
+      <w:r>
+        <w:rPr>
+          <w:sz w:val="22"/>
+        </w:rPr>
+        <w:t xml:space="preserve"> across recurring batch cycles.</w:t>
       </w:r>
     </w:p>
     <w:p>
@@ -3467,27 +3544,24 @@
         <w:pStyle w:val="NormalWeb"/>
         <w:numPr>
           <w:ilvl w:val="0"/>
-          <w:numId w:val="33"/>
+          <w:numId w:val="44"/>
         </w:numPr>
         <w:jc w:val="both"/>
         <w:rPr>
-          <w:rFonts w:ascii="Arial" w:hAnsi="Arial" w:cs="Arial"/>
-          <w:sz w:val="18"/>
-        </w:rPr>
-      </w:pPr>
-      <w:r>
-        <w:rPr>
-          <w:rFonts w:ascii="Arial" w:hAnsi="Arial" w:cs="Arial"/>
-          <w:sz w:val="18"/>
-        </w:rPr>
-        <w:t xml:space="preserve">Developed baseline models and iterative improvements using </w:t>
+          <w:sz w:val="22"/>
+        </w:rPr>
+      </w:pPr>
+      <w:r>
+        <w:rPr>
+          <w:sz w:val="22"/>
+        </w:rPr>
+        <w:t xml:space="preserve">Developed baseline and iterative models with </w:t>
       </w:r>
       <w:proofErr w:type="spellStart"/>
       <w:r>
         <w:rPr>
           <w:rStyle w:val="Strong"/>
-          <w:rFonts w:ascii="Arial" w:hAnsi="Arial" w:cs="Arial"/>
-          <w:sz w:val="18"/>
+          <w:sz w:val="22"/>
         </w:rPr>
         <w:t>scikit</w:t>
       </w:r>
@@ -3495,17 +3569,15 @@
       <w:r>
         <w:rPr>
           <w:rStyle w:val="Strong"/>
-          <w:rFonts w:ascii="Arial" w:hAnsi="Arial" w:cs="Arial"/>
-          <w:sz w:val="18"/>
+          <w:sz w:val="22"/>
         </w:rPr>
         <w:t>-learn</w:t>
       </w:r>
       <w:r>
         <w:rPr>
-          <w:rFonts w:ascii="Arial" w:hAnsi="Arial" w:cs="Arial"/>
-          <w:sz w:val="18"/>
-        </w:rPr>
-        <w:t>, establishing reliable metrics and repeatable evaluation runs.</w:t>
+          <w:sz w:val="22"/>
+        </w:rPr>
+        <w:t>, establishing repeatable evaluation practices that replaced ad hoc accuracy checks with clearer precision, recall, and threshold tradeoff reporting.</w:t>
       </w:r>
     </w:p>
     <w:p>
@@ -3513,20 +3585,18 @@
         <w:pStyle w:val="NormalWeb"/>
         <w:numPr>
           <w:ilvl w:val="0"/>
-          <w:numId w:val="33"/>
+          <w:numId w:val="44"/>
         </w:numPr>
         <w:jc w:val="both"/>
         <w:rPr>
-          <w:rFonts w:ascii="Arial" w:hAnsi="Arial" w:cs="Arial"/>
-          <w:sz w:val="18"/>
-        </w:rPr>
-      </w:pPr>
-      <w:r>
-        <w:rPr>
-          <w:rFonts w:ascii="Arial" w:hAnsi="Arial" w:cs="Arial"/>
-          <w:sz w:val="18"/>
-        </w:rPr>
-        <w:t>Designed feature extraction workflows that kept training and inference logic aligned, reducing offline/online drift.</w:t>
+          <w:sz w:val="22"/>
+        </w:rPr>
+      </w:pPr>
+      <w:r>
+        <w:rPr>
+          <w:sz w:val="22"/>
+        </w:rPr>
+        <w:t>Designed feature extraction workflows that aligned training logic with runtime computation, solving early offline/online drift problems that had caused model behavior to change unexpectedly after deployment.</w:t>
       </w:r>
     </w:p>
     <w:p>
@@ -3534,18 +3604,16 @@
         <w:pStyle w:val="NormalWeb"/>
         <w:numPr>
           <w:ilvl w:val="0"/>
-          <w:numId w:val="33"/>
+          <w:numId w:val="44"/>
         </w:numPr>
         <w:jc w:val="both"/>
         <w:rPr>
-          <w:rFonts w:ascii="Arial" w:hAnsi="Arial" w:cs="Arial"/>
-          <w:sz w:val="18"/>
-        </w:rPr>
-      </w:pPr>
-      <w:r>
-        <w:rPr>
-          <w:rFonts w:ascii="Arial" w:hAnsi="Arial" w:cs="Arial"/>
-          <w:sz w:val="18"/>
+          <w:sz w:val="22"/>
+        </w:rPr>
+      </w:pPr>
+      <w:r>
+        <w:rPr>
+          <w:sz w:val="22"/>
         </w:rPr>
         <w:t xml:space="preserve">Stored curated datasets and feature tables in </w:t>
       </w:r>
@@ -3553,26 +3621,29 @@
       <w:r>
         <w:rPr>
           <w:rStyle w:val="Strong"/>
-          <w:rFonts w:ascii="Arial" w:hAnsi="Arial" w:cs="Arial"/>
-          <w:sz w:val="18"/>
+          <w:sz w:val="22"/>
         </w:rPr>
         <w:t>PostgreSQL</w:t>
       </w:r>
       <w:proofErr w:type="spellEnd"/>
       <w:r>
         <w:rPr>
-          <w:rStyle w:val="Strong"/>
-          <w:rFonts w:ascii="Arial" w:hAnsi="Arial" w:cs="Arial"/>
-          <w:sz w:val="18"/>
-        </w:rPr>
-        <w:t>/MySQL</w:t>
-      </w:r>
-      <w:r>
-        <w:rPr>
-          <w:rFonts w:ascii="Arial" w:hAnsi="Arial" w:cs="Arial"/>
-          <w:sz w:val="18"/>
-        </w:rPr>
-        <w:t>, applying indexing and query tuning to keep training pulls fast.</w:t>
+          <w:sz w:val="22"/>
+        </w:rPr>
+        <w:t xml:space="preserve"> and </w:t>
+      </w:r>
+      <w:r>
+        <w:rPr>
+          <w:rStyle w:val="Strong"/>
+          <w:sz w:val="22"/>
+        </w:rPr>
+        <w:t>MySQL</w:t>
+      </w:r>
+      <w:r>
+        <w:rPr>
+          <w:sz w:val="22"/>
+        </w:rPr>
+        <w:t>, improving query performance through indexing, query tuning, and extraction cleanup for larger historical training windows.</w:t>
       </w:r>
     </w:p>
     <w:p>
@@ -3580,37 +3651,48 @@
         <w:pStyle w:val="NormalWeb"/>
         <w:numPr>
           <w:ilvl w:val="0"/>
-          <w:numId w:val="33"/>
+          <w:numId w:val="44"/>
         </w:numPr>
         <w:jc w:val="both"/>
         <w:rPr>
-          <w:rFonts w:ascii="Arial" w:hAnsi="Arial" w:cs="Arial"/>
-          <w:sz w:val="18"/>
-        </w:rPr>
-      </w:pPr>
-      <w:r>
-        <w:rPr>
-          <w:rFonts w:ascii="Arial" w:hAnsi="Arial" w:cs="Arial"/>
-          <w:sz w:val="18"/>
-        </w:rPr>
+          <w:sz w:val="22"/>
+        </w:rPr>
+      </w:pPr>
+      <w:r>
+        <w:rPr>
+          <w:sz w:val="22"/>
+        </w:rPr>
+        <w:lastRenderedPageBreak/>
         <w:t xml:space="preserve">Introduced </w:t>
       </w:r>
       <w:proofErr w:type="spellStart"/>
       <w:r>
         <w:rPr>
           <w:rStyle w:val="Strong"/>
-          <w:rFonts w:ascii="Arial" w:hAnsi="Arial" w:cs="Arial"/>
-          <w:sz w:val="18"/>
+          <w:sz w:val="22"/>
         </w:rPr>
         <w:t>Redis</w:t>
       </w:r>
       <w:proofErr w:type="spellEnd"/>
       <w:r>
         <w:rPr>
-          <w:rFonts w:ascii="Arial" w:hAnsi="Arial" w:cs="Arial"/>
-          <w:sz w:val="18"/>
-        </w:rPr>
-        <w:t xml:space="preserve"> caching for reference signals used repeatedly during feature computation, lowering compute waste.</w:t>
+          <w:sz w:val="22"/>
+        </w:rPr>
+        <w:t xml:space="preserve"> caching for reused reference signals during feature generation, lowering unnecessary </w:t>
+      </w:r>
+      <w:proofErr w:type="spellStart"/>
+      <w:r>
+        <w:rPr>
+          <w:sz w:val="22"/>
+        </w:rPr>
+        <w:t>recomputation</w:t>
+      </w:r>
+      <w:proofErr w:type="spellEnd"/>
+      <w:r>
+        <w:rPr>
+          <w:sz w:val="22"/>
+        </w:rPr>
+        <w:t xml:space="preserve"> and helping recurring training jobs complete faster under limited infrastructure capacity.</w:t>
       </w:r>
     </w:p>
     <w:p>
@@ -3618,18 +3700,16 @@
         <w:pStyle w:val="NormalWeb"/>
         <w:numPr>
           <w:ilvl w:val="0"/>
-          <w:numId w:val="33"/>
+          <w:numId w:val="44"/>
         </w:numPr>
         <w:jc w:val="both"/>
         <w:rPr>
-          <w:rFonts w:ascii="Arial" w:hAnsi="Arial" w:cs="Arial"/>
-          <w:sz w:val="18"/>
-        </w:rPr>
-      </w:pPr>
-      <w:r>
-        <w:rPr>
-          <w:rFonts w:ascii="Arial" w:hAnsi="Arial" w:cs="Arial"/>
-          <w:sz w:val="18"/>
+          <w:sz w:val="22"/>
+        </w:rPr>
+      </w:pPr>
+      <w:r>
+        <w:rPr>
+          <w:sz w:val="22"/>
         </w:rPr>
         <w:t xml:space="preserve">Used </w:t>
       </w:r>
@@ -3637,18 +3717,16 @@
       <w:r>
         <w:rPr>
           <w:rStyle w:val="Strong"/>
-          <w:rFonts w:ascii="Arial" w:hAnsi="Arial" w:cs="Arial"/>
-          <w:sz w:val="18"/>
+          <w:sz w:val="22"/>
         </w:rPr>
         <w:t>MongoDB</w:t>
       </w:r>
       <w:proofErr w:type="spellEnd"/>
       <w:r>
         <w:rPr>
-          <w:rFonts w:ascii="Arial" w:hAnsi="Arial" w:cs="Arial"/>
-          <w:sz w:val="18"/>
-        </w:rPr>
-        <w:t xml:space="preserve"> for flexible storage of evolving signal schemas while maintaining consistent downstream feature generation.</w:t>
+          <w:sz w:val="22"/>
+        </w:rPr>
+        <w:t xml:space="preserve"> to manage evolving signal structures that did not fit rigid schemas well, while still enforcing normalization steps that kept downstream feature generation stable and predictable.</w:t>
       </w:r>
     </w:p>
     <w:p>
@@ -3656,37 +3734,40 @@
         <w:pStyle w:val="NormalWeb"/>
         <w:numPr>
           <w:ilvl w:val="0"/>
-          <w:numId w:val="33"/>
+          <w:numId w:val="44"/>
         </w:numPr>
         <w:jc w:val="both"/>
         <w:rPr>
-          <w:rFonts w:ascii="Arial" w:hAnsi="Arial" w:cs="Arial"/>
-          <w:sz w:val="18"/>
-        </w:rPr>
-      </w:pPr>
-      <w:r>
-        <w:rPr>
-          <w:rFonts w:ascii="Arial" w:hAnsi="Arial" w:cs="Arial"/>
-          <w:sz w:val="18"/>
-        </w:rPr>
-        <w:t xml:space="preserve">Added search-driven inspection by indexing entities and outcomes into </w:t>
+          <w:sz w:val="22"/>
+        </w:rPr>
+      </w:pPr>
+      <w:r>
+        <w:rPr>
+          <w:sz w:val="22"/>
+        </w:rPr>
+        <w:t xml:space="preserve">Added debugging visibility by indexing entities, outcomes, and inspection views into </w:t>
       </w:r>
       <w:proofErr w:type="spellStart"/>
       <w:r>
         <w:rPr>
           <w:rStyle w:val="Strong"/>
-          <w:rFonts w:ascii="Arial" w:hAnsi="Arial" w:cs="Arial"/>
-          <w:sz w:val="18"/>
+          <w:sz w:val="22"/>
         </w:rPr>
         <w:t>Elasticsearch</w:t>
       </w:r>
       <w:proofErr w:type="spellEnd"/>
       <w:r>
         <w:rPr>
-          <w:rFonts w:ascii="Arial" w:hAnsi="Arial" w:cs="Arial"/>
-          <w:sz w:val="18"/>
-        </w:rPr>
-        <w:t>, enabling fast slice analysis during debugging.</w:t>
+          <w:rStyle w:val="Strong"/>
+          <w:sz w:val="22"/>
+        </w:rPr>
+        <w:t xml:space="preserve"> 5.x–6.x</w:t>
+      </w:r>
+      <w:r>
+        <w:rPr>
+          <w:sz w:val="22"/>
+        </w:rPr>
+        <w:t>, allowing quick slice analysis when model outputs looked inconsistent or unexpectedly biased.</w:t>
       </w:r>
     </w:p>
     <w:p>
@@ -3694,20 +3775,18 @@
         <w:pStyle w:val="NormalWeb"/>
         <w:numPr>
           <w:ilvl w:val="0"/>
-          <w:numId w:val="33"/>
+          <w:numId w:val="44"/>
         </w:numPr>
         <w:jc w:val="both"/>
         <w:rPr>
-          <w:rFonts w:ascii="Arial" w:hAnsi="Arial" w:cs="Arial"/>
-          <w:sz w:val="18"/>
-        </w:rPr>
-      </w:pPr>
-      <w:r>
-        <w:rPr>
-          <w:rFonts w:ascii="Arial" w:hAnsi="Arial" w:cs="Arial"/>
-          <w:sz w:val="18"/>
-        </w:rPr>
-        <w:t>Scheduled batch runs with retries and operational notifications, improving reliability of recurring training and scoring jobs.</w:t>
+          <w:sz w:val="22"/>
+        </w:rPr>
+      </w:pPr>
+      <w:r>
+        <w:rPr>
+          <w:sz w:val="22"/>
+        </w:rPr>
+        <w:t>Scheduled batch runs with retry logic and operational notifications, resolving fragile overnight failures by separating data-quality exceptions from infrastructure interruptions and improving recovery speed.</w:t>
       </w:r>
     </w:p>
     <w:p>
@@ -3715,18 +3794,13 @@
         <w:pStyle w:val="NormalWeb"/>
         <w:numPr>
           <w:ilvl w:val="0"/>
-          <w:numId w:val="33"/>
+          <w:numId w:val="44"/>
         </w:numPr>
         <w:jc w:val="both"/>
-        <w:rPr>
-          <w:rFonts w:ascii="Arial" w:hAnsi="Arial" w:cs="Arial"/>
-          <w:sz w:val="18"/>
-        </w:rPr>
-      </w:pPr>
-      <w:r>
-        <w:rPr>
-          <w:rFonts w:ascii="Arial" w:hAnsi="Arial" w:cs="Arial"/>
-          <w:sz w:val="18"/>
+      </w:pPr>
+      <w:r>
+        <w:rPr>
+          <w:sz w:val="22"/>
         </w:rPr>
         <w:t xml:space="preserve">Containerized ML utilities with </w:t>
       </w:r>
@@ -3734,89 +3808,16 @@
       <w:r>
         <w:rPr>
           <w:rStyle w:val="Strong"/>
-          <w:rFonts w:ascii="Arial" w:hAnsi="Arial" w:cs="Arial"/>
-          <w:sz w:val="18"/>
+          <w:sz w:val="22"/>
         </w:rPr>
         <w:t>Docker</w:t>
       </w:r>
       <w:proofErr w:type="spellEnd"/>
       <w:r>
         <w:rPr>
-          <w:rFonts w:ascii="Arial" w:hAnsi="Arial" w:cs="Arial"/>
-          <w:sz w:val="18"/>
-        </w:rPr>
-        <w:t xml:space="preserve"> to reduce environment inconsistencies across </w:t>
-      </w:r>
-      <w:proofErr w:type="spellStart"/>
-      <w:r>
-        <w:rPr>
-          <w:rFonts w:ascii="Arial" w:hAnsi="Arial" w:cs="Arial"/>
-          <w:sz w:val="18"/>
-        </w:rPr>
-        <w:t>dev</w:t>
-      </w:r>
-      <w:proofErr w:type="spellEnd"/>
-      <w:r>
-        <w:rPr>
-          <w:rFonts w:ascii="Arial" w:hAnsi="Arial" w:cs="Arial"/>
-          <w:sz w:val="18"/>
-        </w:rPr>
-        <w:t xml:space="preserve"> and production runs.</w:t>
-      </w:r>
-    </w:p>
-    <w:p>
-      <w:pPr>
-        <w:pStyle w:val="NormalWeb"/>
-        <w:numPr>
-          <w:ilvl w:val="0"/>
-          <w:numId w:val="33"/>
-        </w:numPr>
-        <w:jc w:val="both"/>
-        <w:rPr>
-          <w:rFonts w:ascii="Arial" w:hAnsi="Arial" w:cs="Arial"/>
-          <w:sz w:val="18"/>
-        </w:rPr>
-      </w:pPr>
-      <w:r>
-        <w:rPr>
-          <w:rFonts w:ascii="Arial" w:hAnsi="Arial" w:cs="Arial"/>
-          <w:sz w:val="18"/>
-        </w:rPr>
-        <w:t xml:space="preserve">Added monitoring foundations using </w:t>
-      </w:r>
-      <w:proofErr w:type="spellStart"/>
-      <w:r>
-        <w:rPr>
-          <w:rStyle w:val="Strong"/>
-          <w:rFonts w:ascii="Arial" w:hAnsi="Arial" w:cs="Arial"/>
-          <w:sz w:val="18"/>
-        </w:rPr>
-        <w:t>CloudWatch</w:t>
-      </w:r>
-      <w:proofErr w:type="spellEnd"/>
-      <w:r>
-        <w:rPr>
-          <w:rFonts w:ascii="Arial" w:hAnsi="Arial" w:cs="Arial"/>
-          <w:sz w:val="18"/>
-        </w:rPr>
-        <w:t xml:space="preserve"> and </w:t>
-      </w:r>
-      <w:proofErr w:type="spellStart"/>
-      <w:r>
-        <w:rPr>
-          <w:rStyle w:val="Strong"/>
-          <w:rFonts w:ascii="Arial" w:hAnsi="Arial" w:cs="Arial"/>
-          <w:sz w:val="18"/>
-        </w:rPr>
-        <w:t>Grafana</w:t>
-      </w:r>
-      <w:proofErr w:type="spellEnd"/>
-      <w:r>
-        <w:rPr>
-          <w:rFonts w:ascii="Arial" w:hAnsi="Arial" w:cs="Arial"/>
-          <w:sz w:val="18"/>
-        </w:rPr>
-        <w:t>, making pipeline health and processing lag visible to the team.</w:t>
+          <w:sz w:val="22"/>
+        </w:rPr>
+        <w:t>, reducing environment drift between local development, QA, and production execution, and making dependency-related failures far less frequent during releases.</w:t>
       </w:r>
     </w:p>
     <w:tbl>
@@ -3852,13 +3853,18 @@
             </w:tcBorders>
           </w:tcPr>
           <w:p>
+            <w:pPr>
+              <w:rPr>
+                <w:sz w:val="24"/>
+              </w:rPr>
+            </w:pPr>
             <w:r>
               <w:rPr>
                 <w:rFonts w:ascii="Arial" w:eastAsia="Arial" w:hAnsi="Arial" w:cs="Arial"/>
                 <w:b/>
                 <w:bCs/>
                 <w:color w:val="111111"/>
-                <w:sz w:val="19"/>
+                <w:sz w:val="22"/>
                 <w:szCs w:val="19"/>
               </w:rPr>
               <w:t>Junior Software Developer</w:t>
@@ -3878,12 +3884,14 @@
           <w:p>
             <w:pPr>
               <w:jc w:val="right"/>
+              <w:rPr>
+                <w:sz w:val="24"/>
+              </w:rPr>
             </w:pPr>
             <w:r>
               <w:rPr>
                 <w:rFonts w:ascii="Arial" w:eastAsia="Arial" w:hAnsi="Arial" w:cs="Arial"/>
                 <w:color w:val="111111"/>
-                <w:sz w:val="17"/>
                 <w:szCs w:val="17"/>
               </w:rPr>
               <w:t>October 2014 to February 2016</w:t>
@@ -3893,13 +3901,18 @@
       </w:tr>
     </w:tbl>
     <w:p>
+      <w:pPr>
+        <w:rPr>
+          <w:sz w:val="24"/>
+        </w:rPr>
+      </w:pPr>
       <w:r>
         <w:rPr>
           <w:rFonts w:ascii="Arial" w:eastAsia="Arial" w:hAnsi="Arial" w:cs="Arial"/>
           <w:b/>
           <w:bCs/>
           <w:color w:val="111111"/>
-          <w:sz w:val="18"/>
+          <w:sz w:val="22"/>
           <w:szCs w:val="18"/>
         </w:rPr>
         <w:t>Centric Tech Inc. - New Jersey, United States</w:t>
@@ -3910,20 +3923,18 @@
         <w:pStyle w:val="NormalWeb"/>
         <w:numPr>
           <w:ilvl w:val="0"/>
-          <w:numId w:val="35"/>
+          <w:numId w:val="45"/>
         </w:numPr>
         <w:jc w:val="both"/>
         <w:rPr>
-          <w:rFonts w:ascii="Arial" w:hAnsi="Arial" w:cs="Arial"/>
-          <w:sz w:val="18"/>
-        </w:rPr>
-      </w:pPr>
-      <w:r>
-        <w:rPr>
-          <w:rFonts w:ascii="Arial" w:hAnsi="Arial" w:cs="Arial"/>
-          <w:sz w:val="18"/>
-        </w:rPr>
-        <w:t>Built backend services that supported early dataset creation and reporting workflows, focusing on correctness and traceability.</w:t>
+          <w:sz w:val="22"/>
+        </w:rPr>
+      </w:pPr>
+      <w:r>
+        <w:rPr>
+          <w:sz w:val="22"/>
+        </w:rPr>
+        <w:t>Built backend services that supported early dataset preparation, internal reporting, and analytics-oriented workflows, with strong attention to correctness, data traceability, and dependable handoff between systems.</w:t>
       </w:r>
     </w:p>
     <w:p>
@@ -3931,20 +3942,31 @@
         <w:pStyle w:val="NormalWeb"/>
         <w:numPr>
           <w:ilvl w:val="0"/>
-          <w:numId w:val="35"/>
+          <w:numId w:val="45"/>
         </w:numPr>
         <w:jc w:val="both"/>
         <w:rPr>
-          <w:rFonts w:ascii="Arial" w:hAnsi="Arial" w:cs="Arial"/>
-          <w:sz w:val="18"/>
-        </w:rPr>
-      </w:pPr>
-      <w:r>
-        <w:rPr>
-          <w:rFonts w:ascii="Arial" w:hAnsi="Arial" w:cs="Arial"/>
-          <w:sz w:val="18"/>
-        </w:rPr>
-        <w:t>Implemented REST endpoints with stable validation and predictable error semantics for internal data consumers.</w:t>
+          <w:sz w:val="22"/>
+        </w:rPr>
+      </w:pPr>
+      <w:r>
+        <w:rPr>
+          <w:sz w:val="22"/>
+        </w:rPr>
+        <w:t xml:space="preserve">Implemented stable </w:t>
+      </w:r>
+      <w:r>
+        <w:rPr>
+          <w:rStyle w:val="Strong"/>
+          <w:sz w:val="22"/>
+        </w:rPr>
+        <w:t>REST</w:t>
+      </w:r>
+      <w:r>
+        <w:rPr>
+          <w:sz w:val="22"/>
+        </w:rPr>
+        <w:t xml:space="preserve"> endpoints with structured validation and predictable error handling, reducing confusion for internal consumers and making service behavior easier to test and troubleshoot.</w:t>
       </w:r>
     </w:p>
     <w:p>
@@ -3952,35 +3974,31 @@
         <w:pStyle w:val="NormalWeb"/>
         <w:numPr>
           <w:ilvl w:val="0"/>
-          <w:numId w:val="35"/>
+          <w:numId w:val="45"/>
         </w:numPr>
         <w:jc w:val="both"/>
         <w:rPr>
-          <w:rFonts w:ascii="Arial" w:hAnsi="Arial" w:cs="Arial"/>
-          <w:sz w:val="18"/>
-        </w:rPr>
-      </w:pPr>
-      <w:r>
-        <w:rPr>
-          <w:rFonts w:ascii="Arial" w:hAnsi="Arial" w:cs="Arial"/>
-          <w:sz w:val="18"/>
-        </w:rPr>
-        <w:t xml:space="preserve">Designed disciplined data-access layers on </w:t>
-      </w:r>
-      <w:r>
-        <w:rPr>
-          <w:rStyle w:val="Strong"/>
-          <w:rFonts w:ascii="Arial" w:hAnsi="Arial" w:cs="Arial"/>
-          <w:sz w:val="18"/>
+          <w:sz w:val="22"/>
+        </w:rPr>
+      </w:pPr>
+      <w:r>
+        <w:rPr>
+          <w:sz w:val="22"/>
+        </w:rPr>
+        <w:t xml:space="preserve">Designed disciplined data-access patterns on </w:t>
+      </w:r>
+      <w:r>
+        <w:rPr>
+          <w:rStyle w:val="Strong"/>
+          <w:sz w:val="22"/>
         </w:rPr>
         <w:t>SQL Server</w:t>
       </w:r>
       <w:r>
         <w:rPr>
-          <w:rFonts w:ascii="Arial" w:hAnsi="Arial" w:cs="Arial"/>
-          <w:sz w:val="18"/>
-        </w:rPr>
-        <w:t>, improving integrity of the source tables used for analytics and modeling.</w:t>
+          <w:sz w:val="22"/>
+        </w:rPr>
+        <w:t>, solving integrity and duplication issues in source tables that were frequently reused for reporting and downstream analytical workloads.</w:t>
       </w:r>
     </w:p>
     <w:p>
@@ -3988,20 +4006,18 @@
         <w:pStyle w:val="NormalWeb"/>
         <w:numPr>
           <w:ilvl w:val="0"/>
-          <w:numId w:val="35"/>
+          <w:numId w:val="45"/>
         </w:numPr>
         <w:jc w:val="both"/>
         <w:rPr>
-          <w:rFonts w:ascii="Arial" w:hAnsi="Arial" w:cs="Arial"/>
-          <w:sz w:val="18"/>
-        </w:rPr>
-      </w:pPr>
-      <w:r>
-        <w:rPr>
-          <w:rFonts w:ascii="Arial" w:hAnsi="Arial" w:cs="Arial"/>
-          <w:sz w:val="18"/>
-        </w:rPr>
-        <w:t>Wrote reliable ETL-style jobs and reconciliation scripts that reduced manual cleanup and improved dataset consistency.</w:t>
+          <w:sz w:val="22"/>
+        </w:rPr>
+      </w:pPr>
+      <w:r>
+        <w:rPr>
+          <w:sz w:val="22"/>
+        </w:rPr>
+        <w:t>Developed ETL-style jobs and reconciliation scripts that replaced manual cleanup steps, which improved dataset consistency and reduced repeated operational corrections across reporting cycles.</w:t>
       </w:r>
     </w:p>
     <w:p>
@@ -4009,50 +4025,44 @@
         <w:pStyle w:val="NormalWeb"/>
         <w:numPr>
           <w:ilvl w:val="0"/>
-          <w:numId w:val="35"/>
+          <w:numId w:val="45"/>
         </w:numPr>
         <w:jc w:val="both"/>
         <w:rPr>
-          <w:rFonts w:ascii="Arial" w:hAnsi="Arial" w:cs="Arial"/>
-          <w:sz w:val="18"/>
-        </w:rPr>
-      </w:pPr>
-      <w:r>
-        <w:rPr>
-          <w:rFonts w:ascii="Arial" w:hAnsi="Arial" w:cs="Arial"/>
-          <w:sz w:val="18"/>
-        </w:rPr>
-        <w:t xml:space="preserve">Added unit tests using </w:t>
-      </w:r>
-      <w:r>
-        <w:rPr>
-          <w:rStyle w:val="Strong"/>
-          <w:rFonts w:ascii="Arial" w:hAnsi="Arial" w:cs="Arial"/>
-          <w:sz w:val="18"/>
+          <w:sz w:val="22"/>
+        </w:rPr>
+      </w:pPr>
+      <w:r>
+        <w:rPr>
+          <w:sz w:val="22"/>
+        </w:rPr>
+        <w:t xml:space="preserve">Added unit-test coverage with </w:t>
+      </w:r>
+      <w:r>
+        <w:rPr>
+          <w:rStyle w:val="Strong"/>
+          <w:sz w:val="22"/>
         </w:rPr>
         <w:t>Mocha</w:t>
       </w:r>
       <w:r>
         <w:rPr>
-          <w:rFonts w:ascii="Arial" w:hAnsi="Arial" w:cs="Arial"/>
-          <w:sz w:val="18"/>
+          <w:sz w:val="22"/>
         </w:rPr>
         <w:t xml:space="preserve"> and </w:t>
       </w:r>
       <w:r>
         <w:rPr>
           <w:rStyle w:val="Strong"/>
-          <w:rFonts w:ascii="Arial" w:hAnsi="Arial" w:cs="Arial"/>
-          <w:sz w:val="18"/>
+          <w:sz w:val="22"/>
         </w:rPr>
         <w:t>Chai</w:t>
       </w:r>
       <w:r>
         <w:rPr>
-          <w:rFonts w:ascii="Arial" w:hAnsi="Arial" w:cs="Arial"/>
-          <w:sz w:val="18"/>
-        </w:rPr>
-        <w:t xml:space="preserve"> to protect core business rules that fed downstream metrics.</w:t>
+          <w:sz w:val="22"/>
+        </w:rPr>
+        <w:t xml:space="preserve"> around core processing logic, helping the team catch rule regressions early and strengthening confidence in each deployment.</w:t>
       </w:r>
     </w:p>
     <w:p>
@@ -4060,69 +4070,47 @@
         <w:pStyle w:val="NormalWeb"/>
         <w:numPr>
           <w:ilvl w:val="0"/>
-          <w:numId w:val="35"/>
+          <w:numId w:val="45"/>
         </w:numPr>
         <w:jc w:val="both"/>
         <w:rPr>
-          <w:rFonts w:ascii="Arial" w:hAnsi="Arial" w:cs="Arial"/>
-          <w:sz w:val="18"/>
-        </w:rPr>
-      </w:pPr>
-      <w:r>
-        <w:rPr>
-          <w:rFonts w:ascii="Arial" w:hAnsi="Arial" w:cs="Arial"/>
-          <w:sz w:val="18"/>
-        </w:rPr>
-        <w:t xml:space="preserve">Supported </w:t>
+          <w:sz w:val="22"/>
+        </w:rPr>
+      </w:pPr>
+      <w:r>
+        <w:rPr>
+          <w:sz w:val="22"/>
+        </w:rPr>
+        <w:t xml:space="preserve">Supported asynchronous job execution with </w:t>
       </w:r>
       <w:proofErr w:type="spellStart"/>
       <w:r>
         <w:rPr>
-          <w:rFonts w:ascii="Arial" w:hAnsi="Arial" w:cs="Arial"/>
-          <w:sz w:val="18"/>
-        </w:rPr>
-        <w:t>async</w:t>
+          <w:rStyle w:val="Strong"/>
+          <w:sz w:val="22"/>
+        </w:rPr>
+        <w:t>RabbitMQ</w:t>
       </w:r>
       <w:proofErr w:type="spellEnd"/>
       <w:r>
         <w:rPr>
-          <w:rFonts w:ascii="Arial" w:hAnsi="Arial" w:cs="Arial"/>
-          <w:sz w:val="18"/>
-        </w:rPr>
-        <w:t xml:space="preserve"> processing patterns using </w:t>
+          <w:sz w:val="22"/>
+        </w:rPr>
+        <w:t xml:space="preserve">, addressing long-running task bottlenecks by improving retry, </w:t>
       </w:r>
       <w:proofErr w:type="spellStart"/>
       <w:r>
         <w:rPr>
-          <w:rStyle w:val="Strong"/>
-          <w:rFonts w:ascii="Arial" w:hAnsi="Arial" w:cs="Arial"/>
-          <w:sz w:val="18"/>
-        </w:rPr>
-        <w:t>RabbitMQ</w:t>
+          <w:sz w:val="22"/>
+        </w:rPr>
+        <w:t>backoff</w:t>
       </w:r>
       <w:proofErr w:type="spellEnd"/>
       <w:r>
         <w:rPr>
-          <w:rFonts w:ascii="Arial" w:hAnsi="Arial" w:cs="Arial"/>
-          <w:sz w:val="18"/>
-        </w:rPr>
-        <w:t xml:space="preserve"> for long-running jobs, improving retry/</w:t>
-      </w:r>
-      <w:proofErr w:type="spellStart"/>
-      <w:r>
-        <w:rPr>
-          <w:rFonts w:ascii="Arial" w:hAnsi="Arial" w:cs="Arial"/>
-          <w:sz w:val="18"/>
-        </w:rPr>
-        <w:t>backoff</w:t>
-      </w:r>
-      <w:proofErr w:type="spellEnd"/>
-      <w:r>
-        <w:rPr>
-          <w:rFonts w:ascii="Arial" w:hAnsi="Arial" w:cs="Arial"/>
-          <w:sz w:val="18"/>
-        </w:rPr>
-        <w:t xml:space="preserve"> behavior.</w:t>
+          <w:sz w:val="22"/>
+        </w:rPr>
+        <w:t>, and queue handling for background processing workloads.</w:t>
       </w:r>
     </w:p>
     <w:p>
@@ -4130,18 +4118,16 @@
         <w:pStyle w:val="NormalWeb"/>
         <w:numPr>
           <w:ilvl w:val="0"/>
-          <w:numId w:val="35"/>
+          <w:numId w:val="45"/>
         </w:numPr>
         <w:jc w:val="both"/>
         <w:rPr>
-          <w:rFonts w:ascii="Arial" w:hAnsi="Arial" w:cs="Arial"/>
-          <w:sz w:val="18"/>
-        </w:rPr>
-      </w:pPr>
-      <w:r>
-        <w:rPr>
-          <w:rFonts w:ascii="Arial" w:hAnsi="Arial" w:cs="Arial"/>
-          <w:sz w:val="18"/>
+          <w:sz w:val="22"/>
+        </w:rPr>
+      </w:pPr>
+      <w:r>
+        <w:rPr>
+          <w:sz w:val="22"/>
         </w:rPr>
         <w:t xml:space="preserve">Introduced </w:t>
       </w:r>
@@ -4149,18 +4135,16 @@
       <w:r>
         <w:rPr>
           <w:rStyle w:val="Strong"/>
-          <w:rFonts w:ascii="Arial" w:hAnsi="Arial" w:cs="Arial"/>
-          <w:sz w:val="18"/>
+          <w:sz w:val="22"/>
         </w:rPr>
         <w:t>Redis</w:t>
       </w:r>
       <w:proofErr w:type="spellEnd"/>
       <w:r>
         <w:rPr>
-          <w:rFonts w:ascii="Arial" w:hAnsi="Arial" w:cs="Arial"/>
-          <w:sz w:val="18"/>
-        </w:rPr>
-        <w:t xml:space="preserve"> caching for read-heavy lookups to reduce database load during peak internal usage.</w:t>
+          <w:sz w:val="22"/>
+        </w:rPr>
+        <w:t xml:space="preserve"> caching for read-heavy lookup paths, which reduced avoidable database pressure and improved response times for internal applications during heavier reporting activity.</w:t>
       </w:r>
     </w:p>
     <w:p>
@@ -4168,18 +4152,16 @@
         <w:pStyle w:val="NormalWeb"/>
         <w:numPr>
           <w:ilvl w:val="0"/>
-          <w:numId w:val="35"/>
+          <w:numId w:val="45"/>
         </w:numPr>
         <w:jc w:val="both"/>
         <w:rPr>
-          <w:rFonts w:ascii="Arial" w:hAnsi="Arial" w:cs="Arial"/>
-          <w:sz w:val="18"/>
-        </w:rPr>
-      </w:pPr>
-      <w:r>
-        <w:rPr>
-          <w:rFonts w:ascii="Arial" w:hAnsi="Arial" w:cs="Arial"/>
-          <w:sz w:val="18"/>
+          <w:sz w:val="22"/>
+        </w:rPr>
+      </w:pPr>
+      <w:r>
+        <w:rPr>
+          <w:sz w:val="22"/>
         </w:rPr>
         <w:t xml:space="preserve">Implemented early </w:t>
       </w:r>
@@ -4187,18 +4169,16 @@
       <w:r>
         <w:rPr>
           <w:rStyle w:val="Strong"/>
-          <w:rFonts w:ascii="Arial" w:hAnsi="Arial" w:cs="Arial"/>
-          <w:sz w:val="18"/>
+          <w:sz w:val="22"/>
         </w:rPr>
         <w:t>Elasticsearch</w:t>
       </w:r>
       <w:proofErr w:type="spellEnd"/>
       <w:r>
         <w:rPr>
-          <w:rFonts w:ascii="Arial" w:hAnsi="Arial" w:cs="Arial"/>
-          <w:sz w:val="18"/>
-        </w:rPr>
-        <w:t xml:space="preserve"> indexing to speed up filtering and investigative queries without full table scans.</w:t>
+          <w:sz w:val="22"/>
+        </w:rPr>
+        <w:t xml:space="preserve"> indexing to support faster filtering and investigative search, eliminating several slow query patterns that had depended on repeated full table scans.</w:t>
       </w:r>
     </w:p>
     <w:p>
@@ -4206,20 +4186,15 @@
         <w:pStyle w:val="NormalWeb"/>
         <w:numPr>
           <w:ilvl w:val="0"/>
-          <w:numId w:val="35"/>
+          <w:numId w:val="45"/>
         </w:numPr>
         <w:jc w:val="both"/>
-        <w:rPr>
-          <w:rFonts w:ascii="Arial" w:hAnsi="Arial" w:cs="Arial"/>
-          <w:sz w:val="18"/>
-        </w:rPr>
-      </w:pPr>
-      <w:r>
-        <w:rPr>
-          <w:rFonts w:ascii="Arial" w:hAnsi="Arial" w:cs="Arial"/>
-          <w:sz w:val="18"/>
-        </w:rPr>
-        <w:t>Improved build/CI hygiene to increase release repeatability and reduce environment-specific failures.</w:t>
+      </w:pPr>
+      <w:r>
+        <w:rPr>
+          <w:sz w:val="22"/>
+        </w:rPr>
+        <w:t>Improved build and CI hygiene by standardizing package, test, and deployment steps, reducing environment-specific failures and creating a more repeatable engineering workflow for the team.</w:t>
       </w:r>
     </w:p>
     <w:p>
@@ -4228,23 +4203,16 @@
           <w:bottom w:val="single" w:sz="6" w:space="0" w:color="B91C1C"/>
         </w:pBdr>
         <w:spacing w:before="120" w:after="80"/>
+        <w:rPr>
+          <w:sz w:val="24"/>
+        </w:rPr>
       </w:pPr>
       <w:r>
         <w:rPr>
           <w:b/>
           <w:bCs/>
           <w:color w:val="111111"/>
-          <w:sz w:val="21"/>
-          <w:szCs w:val="21"/>
-        </w:rPr>
-        <w:t xml:space="preserve"> </w:t>
-      </w:r>
-      <w:r>
-        <w:rPr>
-          <w:b/>
-          <w:bCs/>
-          <w:color w:val="111111"/>
-          <w:sz w:val="21"/>
+          <w:sz w:val="24"/>
           <w:szCs w:val="21"/>
         </w:rPr>
         <w:t>EDUCATION</w:t>
@@ -4283,13 +4251,18 @@
             </w:tcBorders>
           </w:tcPr>
           <w:p>
+            <w:pPr>
+              <w:rPr>
+                <w:sz w:val="24"/>
+              </w:rPr>
+            </w:pPr>
             <w:r>
               <w:rPr>
                 <w:rFonts w:ascii="Arial" w:eastAsia="Arial" w:hAnsi="Arial" w:cs="Arial"/>
                 <w:b/>
                 <w:bCs/>
                 <w:color w:val="111111"/>
-                <w:sz w:val="19"/>
+                <w:sz w:val="22"/>
                 <w:szCs w:val="19"/>
               </w:rPr>
               <w:t>Bachelor’s degree in Computer Science</w:t>
@@ -4309,12 +4282,14 @@
           <w:p>
             <w:pPr>
               <w:jc w:val="right"/>
+              <w:rPr>
+                <w:sz w:val="24"/>
+              </w:rPr>
             </w:pPr>
             <w:r>
               <w:rPr>
                 <w:rFonts w:ascii="Arial" w:eastAsia="Arial" w:hAnsi="Arial" w:cs="Arial"/>
                 <w:color w:val="111111"/>
-                <w:sz w:val="17"/>
                 <w:szCs w:val="17"/>
               </w:rPr>
               <w:t>2010 to 2014</w:t>
@@ -4324,13 +4299,18 @@
       </w:tr>
     </w:tbl>
     <w:p>
+      <w:pPr>
+        <w:rPr>
+          <w:sz w:val="24"/>
+        </w:rPr>
+      </w:pPr>
       <w:r>
         <w:rPr>
           <w:rFonts w:ascii="Arial" w:eastAsia="Arial" w:hAnsi="Arial" w:cs="Arial"/>
           <w:b/>
           <w:bCs/>
           <w:color w:val="111111"/>
-          <w:sz w:val="18"/>
+          <w:sz w:val="22"/>
           <w:szCs w:val="18"/>
         </w:rPr>
         <w:t>Stanford University Department of Computer Science</w:t>
@@ -4341,641 +4321,58 @@
         <w:pStyle w:val="ListParagraph"/>
         <w:numPr>
           <w:ilvl w:val="0"/>
-          <w:numId w:val="12"/>
+          <w:numId w:val="46"/>
         </w:numPr>
         <w:jc w:val="both"/>
         <w:rPr>
-          <w:rFonts w:ascii="Arial" w:hAnsi="Arial" w:cs="Arial"/>
-          <w:sz w:val="18"/>
-        </w:rPr>
-      </w:pPr>
-      <w:r>
-        <w:rPr>
-          <w:rFonts w:ascii="Arial" w:hAnsi="Arial" w:cs="Arial"/>
-          <w:sz w:val="18"/>
+          <w:sz w:val="22"/>
+        </w:rPr>
+      </w:pPr>
+      <w:r>
+        <w:rPr>
+          <w:sz w:val="22"/>
         </w:rPr>
         <w:t xml:space="preserve">Completed a rigorous CS curriculum emphasizing </w:t>
       </w:r>
       <w:r>
         <w:rPr>
           <w:rStyle w:val="Strong"/>
-          <w:rFonts w:ascii="Arial" w:hAnsi="Arial" w:cs="Arial"/>
-          <w:sz w:val="18"/>
+          <w:sz w:val="22"/>
         </w:rPr>
         <w:t>systems</w:t>
       </w:r>
       <w:r>
         <w:rPr>
-          <w:rFonts w:ascii="Arial" w:hAnsi="Arial" w:cs="Arial"/>
-          <w:sz w:val="18"/>
+          <w:sz w:val="22"/>
         </w:rPr>
         <w:t xml:space="preserve">, </w:t>
       </w:r>
       <w:r>
         <w:rPr>
           <w:rStyle w:val="Strong"/>
-          <w:rFonts w:ascii="Arial" w:hAnsi="Arial" w:cs="Arial"/>
-          <w:sz w:val="18"/>
+          <w:sz w:val="22"/>
         </w:rPr>
         <w:t>databases</w:t>
       </w:r>
       <w:r>
         <w:rPr>
-          <w:rFonts w:ascii="Arial" w:hAnsi="Arial" w:cs="Arial"/>
-          <w:sz w:val="18"/>
+          <w:sz w:val="22"/>
         </w:rPr>
         <w:t xml:space="preserve">, and </w:t>
       </w:r>
       <w:r>
         <w:rPr>
           <w:rStyle w:val="Strong"/>
-          <w:rFonts w:ascii="Arial" w:hAnsi="Arial" w:cs="Arial"/>
-          <w:sz w:val="18"/>
+          <w:sz w:val="22"/>
         </w:rPr>
         <w:t>software engineering</w:t>
       </w:r>
       <w:r>
         <w:rPr>
-          <w:rFonts w:ascii="Arial" w:hAnsi="Arial" w:cs="Arial"/>
-          <w:sz w:val="18"/>
+          <w:sz w:val="22"/>
         </w:rPr>
         <w:t>, with hands-on project work that strengthened practical delivery and debugging fundamentals.</w:t>
       </w:r>
-    </w:p>
-    <w:p>
-      <w:pPr>
-        <w:jc w:val="both"/>
-        <w:rPr>
-          <w:rFonts w:ascii="Arial" w:hAnsi="Arial" w:cs="Arial"/>
-          <w:sz w:val="18"/>
-        </w:rPr>
-      </w:pPr>
-    </w:p>
-    <w:p>
-      <w:pPr>
-        <w:pBdr>
-          <w:bottom w:val="single" w:sz="6" w:space="0" w:color="B91C1C"/>
-        </w:pBdr>
-        <w:spacing w:before="120" w:after="80"/>
-      </w:pPr>
-      <w:r>
-        <w:rPr>
-          <w:b/>
-          <w:bCs/>
-          <w:color w:val="111111"/>
-          <w:sz w:val="21"/>
-          <w:szCs w:val="21"/>
-        </w:rPr>
-        <w:lastRenderedPageBreak/>
-        <w:t>PROJECTS</w:t>
-      </w:r>
-    </w:p>
-    <w:p>
-      <w:pPr>
-        <w:pStyle w:val="Heading3"/>
-        <w:jc w:val="both"/>
-        <w:rPr>
-          <w:rFonts w:ascii="Arial" w:hAnsi="Arial" w:cs="Arial"/>
-          <w:color w:val="auto"/>
-          <w:sz w:val="18"/>
-        </w:rPr>
-      </w:pPr>
-      <w:r>
-        <w:rPr>
-          <w:rStyle w:val="Strong"/>
-          <w:rFonts w:ascii="Arial" w:hAnsi="Arial" w:cs="Arial"/>
-          <w:bCs w:val="0"/>
-          <w:color w:val="auto"/>
-          <w:sz w:val="18"/>
-        </w:rPr>
-        <w:t>Customer Churn Prediction</w:t>
-      </w:r>
-    </w:p>
-    <w:p>
-      <w:pPr>
-        <w:pStyle w:val="NormalWeb"/>
-        <w:numPr>
-          <w:ilvl w:val="0"/>
-          <w:numId w:val="39"/>
-        </w:numPr>
-        <w:spacing w:before="0" w:beforeAutospacing="0" w:after="0" w:afterAutospacing="0"/>
-        <w:jc w:val="both"/>
-        <w:rPr>
-          <w:rFonts w:ascii="Arial" w:hAnsi="Arial" w:cs="Arial"/>
-          <w:sz w:val="18"/>
-        </w:rPr>
-      </w:pPr>
-      <w:r>
-        <w:rPr>
-          <w:rFonts w:ascii="Arial" w:hAnsi="Arial" w:cs="Arial"/>
-          <w:sz w:val="18"/>
-        </w:rPr>
-        <w:t xml:space="preserve">Built a </w:t>
-      </w:r>
-      <w:r>
-        <w:rPr>
-          <w:rStyle w:val="Strong"/>
-          <w:rFonts w:ascii="Arial" w:hAnsi="Arial" w:cs="Arial"/>
-          <w:sz w:val="18"/>
-        </w:rPr>
-        <w:t>Python</w:t>
-      </w:r>
-      <w:r>
-        <w:rPr>
-          <w:rFonts w:ascii="Arial" w:hAnsi="Arial" w:cs="Arial"/>
-          <w:sz w:val="18"/>
-        </w:rPr>
-        <w:t xml:space="preserve"> churn model with strong </w:t>
-      </w:r>
-      <w:r>
-        <w:rPr>
-          <w:rStyle w:val="Strong"/>
-          <w:rFonts w:ascii="Arial" w:hAnsi="Arial" w:cs="Arial"/>
-          <w:sz w:val="18"/>
-        </w:rPr>
-        <w:t>feature engineering</w:t>
-      </w:r>
-      <w:r>
-        <w:rPr>
-          <w:rFonts w:ascii="Arial" w:hAnsi="Arial" w:cs="Arial"/>
-          <w:sz w:val="18"/>
-        </w:rPr>
-        <w:t xml:space="preserve">, training datasets from </w:t>
-      </w:r>
-      <w:proofErr w:type="spellStart"/>
-      <w:r>
-        <w:rPr>
-          <w:rStyle w:val="Strong"/>
-          <w:rFonts w:ascii="Arial" w:hAnsi="Arial" w:cs="Arial"/>
-          <w:sz w:val="18"/>
-        </w:rPr>
-        <w:t>PostgreSQL</w:t>
-      </w:r>
-      <w:proofErr w:type="spellEnd"/>
-      <w:r>
-        <w:rPr>
-          <w:rStyle w:val="Strong"/>
-          <w:rFonts w:ascii="Arial" w:hAnsi="Arial" w:cs="Arial"/>
-          <w:sz w:val="18"/>
-        </w:rPr>
-        <w:t>/MySQL/</w:t>
-      </w:r>
-      <w:proofErr w:type="spellStart"/>
-      <w:r>
-        <w:rPr>
-          <w:rStyle w:val="Strong"/>
-          <w:rFonts w:ascii="Arial" w:hAnsi="Arial" w:cs="Arial"/>
-          <w:sz w:val="18"/>
-        </w:rPr>
-        <w:t>DynamoDB</w:t>
-      </w:r>
-      <w:proofErr w:type="spellEnd"/>
-      <w:r>
-        <w:rPr>
-          <w:rFonts w:ascii="Arial" w:hAnsi="Arial" w:cs="Arial"/>
-          <w:sz w:val="18"/>
-        </w:rPr>
-        <w:t>, and repeatable evaluation.</w:t>
-      </w:r>
-    </w:p>
-    <w:p>
-      <w:pPr>
-        <w:pStyle w:val="NormalWeb"/>
-        <w:numPr>
-          <w:ilvl w:val="0"/>
-          <w:numId w:val="39"/>
-        </w:numPr>
-        <w:spacing w:before="0" w:beforeAutospacing="0" w:after="0" w:afterAutospacing="0"/>
-        <w:jc w:val="both"/>
-        <w:rPr>
-          <w:rFonts w:ascii="Arial" w:hAnsi="Arial" w:cs="Arial"/>
-          <w:sz w:val="18"/>
-        </w:rPr>
-      </w:pPr>
-      <w:r>
-        <w:rPr>
-          <w:rFonts w:ascii="Arial" w:hAnsi="Arial" w:cs="Arial"/>
-          <w:sz w:val="18"/>
-        </w:rPr>
-        <w:t xml:space="preserve">Deployed low-latency scoring on </w:t>
-      </w:r>
-      <w:r>
-        <w:rPr>
-          <w:rStyle w:val="Strong"/>
-          <w:rFonts w:ascii="Arial" w:hAnsi="Arial" w:cs="Arial"/>
-          <w:sz w:val="18"/>
-        </w:rPr>
-        <w:t>AWS</w:t>
-      </w:r>
-      <w:r>
-        <w:rPr>
-          <w:rFonts w:ascii="Arial" w:hAnsi="Arial" w:cs="Arial"/>
-          <w:sz w:val="18"/>
-        </w:rPr>
-        <w:t xml:space="preserve"> (API Gateway + Lambda / </w:t>
-      </w:r>
-      <w:r>
-        <w:rPr>
-          <w:rStyle w:val="Strong"/>
-          <w:rFonts w:ascii="Arial" w:hAnsi="Arial" w:cs="Arial"/>
-          <w:sz w:val="18"/>
-        </w:rPr>
-        <w:t>EKS/ECS</w:t>
-      </w:r>
-      <w:r>
-        <w:rPr>
-          <w:rFonts w:ascii="Arial" w:hAnsi="Arial" w:cs="Arial"/>
-          <w:sz w:val="18"/>
-        </w:rPr>
-        <w:t xml:space="preserve">) with batch re-scoring via </w:t>
-      </w:r>
-      <w:proofErr w:type="spellStart"/>
-      <w:r>
-        <w:rPr>
-          <w:rStyle w:val="Strong"/>
-          <w:rFonts w:ascii="Arial" w:hAnsi="Arial" w:cs="Arial"/>
-          <w:sz w:val="18"/>
-        </w:rPr>
-        <w:t>EventBridge</w:t>
-      </w:r>
-      <w:proofErr w:type="spellEnd"/>
-      <w:r>
-        <w:rPr>
-          <w:rFonts w:ascii="Arial" w:hAnsi="Arial" w:cs="Arial"/>
-          <w:sz w:val="18"/>
-        </w:rPr>
-        <w:t xml:space="preserve"> + </w:t>
-      </w:r>
-      <w:r>
-        <w:rPr>
-          <w:rStyle w:val="Strong"/>
-          <w:rFonts w:ascii="Arial" w:hAnsi="Arial" w:cs="Arial"/>
-          <w:sz w:val="18"/>
-        </w:rPr>
-        <w:t>Step Functions</w:t>
-      </w:r>
-      <w:r>
-        <w:rPr>
-          <w:rFonts w:ascii="Arial" w:hAnsi="Arial" w:cs="Arial"/>
-          <w:sz w:val="18"/>
-        </w:rPr>
-        <w:t xml:space="preserve"> + </w:t>
-      </w:r>
-      <w:r>
-        <w:rPr>
-          <w:rStyle w:val="Strong"/>
-          <w:rFonts w:ascii="Arial" w:hAnsi="Arial" w:cs="Arial"/>
-          <w:sz w:val="18"/>
-        </w:rPr>
-        <w:t>SQS/SNS</w:t>
-      </w:r>
-      <w:r>
-        <w:rPr>
-          <w:rFonts w:ascii="Arial" w:hAnsi="Arial" w:cs="Arial"/>
-          <w:sz w:val="18"/>
-        </w:rPr>
-        <w:t>.</w:t>
-      </w:r>
-    </w:p>
-    <w:p>
-      <w:pPr>
-        <w:pStyle w:val="NormalWeb"/>
-        <w:numPr>
-          <w:ilvl w:val="0"/>
-          <w:numId w:val="39"/>
-        </w:numPr>
-        <w:spacing w:before="0" w:beforeAutospacing="0" w:after="0" w:afterAutospacing="0"/>
-        <w:jc w:val="both"/>
-        <w:rPr>
-          <w:rFonts w:ascii="Arial" w:hAnsi="Arial" w:cs="Arial"/>
-          <w:sz w:val="18"/>
-        </w:rPr>
-      </w:pPr>
-      <w:r>
-        <w:rPr>
-          <w:rFonts w:ascii="Arial" w:hAnsi="Arial" w:cs="Arial"/>
-          <w:sz w:val="18"/>
-        </w:rPr>
-        <w:t xml:space="preserve">Added production monitoring using </w:t>
-      </w:r>
-      <w:proofErr w:type="spellStart"/>
-      <w:r>
-        <w:rPr>
-          <w:rStyle w:val="Strong"/>
-          <w:rFonts w:ascii="Arial" w:hAnsi="Arial" w:cs="Arial"/>
-          <w:sz w:val="18"/>
-        </w:rPr>
-        <w:t>OpenTelemetry</w:t>
-      </w:r>
-      <w:proofErr w:type="spellEnd"/>
-      <w:r>
-        <w:rPr>
-          <w:rFonts w:ascii="Arial" w:hAnsi="Arial" w:cs="Arial"/>
-          <w:sz w:val="18"/>
-        </w:rPr>
-        <w:t xml:space="preserve">, </w:t>
-      </w:r>
-      <w:proofErr w:type="spellStart"/>
-      <w:r>
-        <w:rPr>
-          <w:rStyle w:val="Strong"/>
-          <w:rFonts w:ascii="Arial" w:hAnsi="Arial" w:cs="Arial"/>
-          <w:sz w:val="18"/>
-        </w:rPr>
-        <w:t>Datadog</w:t>
-      </w:r>
-      <w:proofErr w:type="spellEnd"/>
-      <w:r>
-        <w:rPr>
-          <w:rStyle w:val="Strong"/>
-          <w:rFonts w:ascii="Arial" w:hAnsi="Arial" w:cs="Arial"/>
-          <w:sz w:val="18"/>
-        </w:rPr>
-        <w:t>/Prometheus/</w:t>
-      </w:r>
-      <w:proofErr w:type="spellStart"/>
-      <w:r>
-        <w:rPr>
-          <w:rStyle w:val="Strong"/>
-          <w:rFonts w:ascii="Arial" w:hAnsi="Arial" w:cs="Arial"/>
-          <w:sz w:val="18"/>
-        </w:rPr>
-        <w:t>Grafana</w:t>
-      </w:r>
-      <w:proofErr w:type="spellEnd"/>
-      <w:r>
-        <w:rPr>
-          <w:rStyle w:val="Strong"/>
-          <w:rFonts w:ascii="Arial" w:hAnsi="Arial" w:cs="Arial"/>
-          <w:sz w:val="18"/>
-        </w:rPr>
-        <w:t>/</w:t>
-      </w:r>
-      <w:proofErr w:type="spellStart"/>
-      <w:r>
-        <w:rPr>
-          <w:rStyle w:val="Strong"/>
-          <w:rFonts w:ascii="Arial" w:hAnsi="Arial" w:cs="Arial"/>
-          <w:sz w:val="18"/>
-        </w:rPr>
-        <w:t>CloudWatch</w:t>
-      </w:r>
-      <w:proofErr w:type="spellEnd"/>
-      <w:r>
-        <w:rPr>
-          <w:rFonts w:ascii="Arial" w:hAnsi="Arial" w:cs="Arial"/>
-          <w:sz w:val="18"/>
-        </w:rPr>
-        <w:t xml:space="preserve">, and debugging slices via </w:t>
-      </w:r>
-      <w:proofErr w:type="spellStart"/>
-      <w:r>
-        <w:rPr>
-          <w:rStyle w:val="Strong"/>
-          <w:rFonts w:ascii="Arial" w:hAnsi="Arial" w:cs="Arial"/>
-          <w:sz w:val="18"/>
-        </w:rPr>
-        <w:t>Elasticsearch</w:t>
-      </w:r>
-      <w:proofErr w:type="spellEnd"/>
-      <w:r>
-        <w:rPr>
-          <w:rStyle w:val="Strong"/>
-          <w:rFonts w:ascii="Arial" w:hAnsi="Arial" w:cs="Arial"/>
-          <w:sz w:val="18"/>
-        </w:rPr>
-        <w:t>/OpenSearch</w:t>
-      </w:r>
-      <w:r>
-        <w:rPr>
-          <w:rFonts w:ascii="Arial" w:hAnsi="Arial" w:cs="Arial"/>
-          <w:sz w:val="18"/>
-        </w:rPr>
-        <w:t>.</w:t>
-      </w:r>
-    </w:p>
-    <w:p>
-      <w:pPr>
-        <w:pStyle w:val="Heading3"/>
-        <w:jc w:val="both"/>
-        <w:rPr>
-          <w:rFonts w:ascii="Arial" w:hAnsi="Arial" w:cs="Arial"/>
-          <w:color w:val="auto"/>
-          <w:sz w:val="18"/>
-        </w:rPr>
-      </w:pPr>
-      <w:r>
-        <w:rPr>
-          <w:rStyle w:val="Strong"/>
-          <w:rFonts w:ascii="Arial" w:hAnsi="Arial" w:cs="Arial"/>
-          <w:bCs w:val="0"/>
-          <w:color w:val="auto"/>
-          <w:sz w:val="18"/>
-        </w:rPr>
-        <w:t>Real-Time Fraud / Anomaly Detection</w:t>
-      </w:r>
-    </w:p>
-    <w:p>
-      <w:pPr>
-        <w:pStyle w:val="NormalWeb"/>
-        <w:numPr>
-          <w:ilvl w:val="0"/>
-          <w:numId w:val="40"/>
-        </w:numPr>
-        <w:spacing w:before="0" w:beforeAutospacing="0" w:after="0" w:afterAutospacing="0"/>
-        <w:jc w:val="both"/>
-        <w:rPr>
-          <w:rFonts w:ascii="Arial" w:hAnsi="Arial" w:cs="Arial"/>
-          <w:sz w:val="18"/>
-        </w:rPr>
-      </w:pPr>
-      <w:r>
-        <w:rPr>
-          <w:rFonts w:ascii="Arial" w:hAnsi="Arial" w:cs="Arial"/>
-          <w:sz w:val="18"/>
-        </w:rPr>
-        <w:t xml:space="preserve">Implemented near real-time scoring in </w:t>
-      </w:r>
-      <w:r>
-        <w:rPr>
-          <w:rStyle w:val="Strong"/>
-          <w:rFonts w:ascii="Arial" w:hAnsi="Arial" w:cs="Arial"/>
-          <w:sz w:val="18"/>
-        </w:rPr>
-        <w:t>Python</w:t>
-      </w:r>
-      <w:r>
-        <w:rPr>
-          <w:rFonts w:ascii="Arial" w:hAnsi="Arial" w:cs="Arial"/>
-          <w:sz w:val="18"/>
-        </w:rPr>
-        <w:t xml:space="preserve"> with streaming ingestion through </w:t>
-      </w:r>
-      <w:r>
-        <w:rPr>
-          <w:rStyle w:val="Strong"/>
-          <w:rFonts w:ascii="Arial" w:hAnsi="Arial" w:cs="Arial"/>
-          <w:sz w:val="18"/>
-        </w:rPr>
-        <w:t>Kafka</w:t>
-      </w:r>
-      <w:r>
-        <w:rPr>
-          <w:rFonts w:ascii="Arial" w:hAnsi="Arial" w:cs="Arial"/>
-          <w:sz w:val="18"/>
-        </w:rPr>
-        <w:t xml:space="preserve"> and replay-safe processing for backfills.</w:t>
-      </w:r>
-    </w:p>
-    <w:p>
-      <w:pPr>
-        <w:pStyle w:val="NormalWeb"/>
-        <w:numPr>
-          <w:ilvl w:val="0"/>
-          <w:numId w:val="40"/>
-        </w:numPr>
-        <w:spacing w:before="0" w:beforeAutospacing="0" w:after="0" w:afterAutospacing="0"/>
-        <w:jc w:val="both"/>
-        <w:rPr>
-          <w:rFonts w:ascii="Arial" w:hAnsi="Arial" w:cs="Arial"/>
-          <w:sz w:val="18"/>
-        </w:rPr>
-      </w:pPr>
-      <w:r>
-        <w:rPr>
-          <w:rFonts w:ascii="Arial" w:hAnsi="Arial" w:cs="Arial"/>
-          <w:sz w:val="18"/>
-        </w:rPr>
-        <w:t xml:space="preserve">Stored features and decision traces in </w:t>
-      </w:r>
-      <w:proofErr w:type="spellStart"/>
-      <w:r>
-        <w:rPr>
-          <w:rStyle w:val="Strong"/>
-          <w:rFonts w:ascii="Arial" w:hAnsi="Arial" w:cs="Arial"/>
-          <w:sz w:val="18"/>
-        </w:rPr>
-        <w:t>PostgreSQL</w:t>
-      </w:r>
-      <w:proofErr w:type="spellEnd"/>
-      <w:r>
-        <w:rPr>
-          <w:rFonts w:ascii="Arial" w:hAnsi="Arial" w:cs="Arial"/>
-          <w:sz w:val="18"/>
-        </w:rPr>
-        <w:t xml:space="preserve"> and </w:t>
-      </w:r>
-      <w:proofErr w:type="spellStart"/>
-      <w:r>
-        <w:rPr>
-          <w:rStyle w:val="Strong"/>
-          <w:rFonts w:ascii="Arial" w:hAnsi="Arial" w:cs="Arial"/>
-          <w:sz w:val="18"/>
-        </w:rPr>
-        <w:t>MongoDB</w:t>
-      </w:r>
-      <w:proofErr w:type="spellEnd"/>
-      <w:r>
-        <w:rPr>
-          <w:rFonts w:ascii="Arial" w:hAnsi="Arial" w:cs="Arial"/>
-          <w:sz w:val="18"/>
-        </w:rPr>
-        <w:t xml:space="preserve">, using </w:t>
-      </w:r>
-      <w:proofErr w:type="spellStart"/>
-      <w:r>
-        <w:rPr>
-          <w:rStyle w:val="Strong"/>
-          <w:rFonts w:ascii="Arial" w:hAnsi="Arial" w:cs="Arial"/>
-          <w:sz w:val="18"/>
-        </w:rPr>
-        <w:t>Redis</w:t>
-      </w:r>
-      <w:proofErr w:type="spellEnd"/>
-      <w:r>
-        <w:rPr>
-          <w:rFonts w:ascii="Arial" w:hAnsi="Arial" w:cs="Arial"/>
-          <w:sz w:val="18"/>
-        </w:rPr>
-        <w:t xml:space="preserve"> for hot lookups and throughput stability.</w:t>
-      </w:r>
-    </w:p>
-    <w:p>
-      <w:pPr>
-        <w:pStyle w:val="NormalWeb"/>
-        <w:numPr>
-          <w:ilvl w:val="0"/>
-          <w:numId w:val="40"/>
-        </w:numPr>
-        <w:spacing w:before="0" w:beforeAutospacing="0" w:after="0" w:afterAutospacing="0"/>
-        <w:jc w:val="both"/>
-        <w:rPr>
-          <w:rFonts w:ascii="Arial" w:hAnsi="Arial" w:cs="Arial"/>
-          <w:sz w:val="18"/>
-        </w:rPr>
-      </w:pPr>
-      <w:r>
-        <w:rPr>
-          <w:rFonts w:ascii="Arial" w:hAnsi="Arial" w:cs="Arial"/>
-          <w:sz w:val="18"/>
-        </w:rPr>
-        <w:t xml:space="preserve">Deployed containerized services with </w:t>
-      </w:r>
-      <w:proofErr w:type="spellStart"/>
-      <w:r>
-        <w:rPr>
-          <w:rStyle w:val="Strong"/>
-          <w:rFonts w:ascii="Arial" w:hAnsi="Arial" w:cs="Arial"/>
-          <w:sz w:val="18"/>
-        </w:rPr>
-        <w:t>Docker</w:t>
-      </w:r>
-      <w:proofErr w:type="spellEnd"/>
-      <w:r>
-        <w:rPr>
-          <w:rStyle w:val="Strong"/>
-          <w:rFonts w:ascii="Arial" w:hAnsi="Arial" w:cs="Arial"/>
-          <w:sz w:val="18"/>
-        </w:rPr>
-        <w:t>/</w:t>
-      </w:r>
-      <w:proofErr w:type="spellStart"/>
-      <w:r>
-        <w:rPr>
-          <w:rStyle w:val="Strong"/>
-          <w:rFonts w:ascii="Arial" w:hAnsi="Arial" w:cs="Arial"/>
-          <w:sz w:val="18"/>
-        </w:rPr>
-        <w:t>Kubernetes</w:t>
-      </w:r>
-      <w:proofErr w:type="spellEnd"/>
-      <w:r>
-        <w:rPr>
-          <w:rFonts w:ascii="Arial" w:hAnsi="Arial" w:cs="Arial"/>
-          <w:sz w:val="18"/>
-        </w:rPr>
-        <w:t xml:space="preserve"> and operationalized visibility with </w:t>
-      </w:r>
-      <w:r>
-        <w:rPr>
-          <w:rStyle w:val="Strong"/>
-          <w:rFonts w:ascii="Arial" w:hAnsi="Arial" w:cs="Arial"/>
-          <w:sz w:val="18"/>
-        </w:rPr>
-        <w:t>structured logging</w:t>
-      </w:r>
-      <w:r>
-        <w:rPr>
-          <w:rFonts w:ascii="Arial" w:hAnsi="Arial" w:cs="Arial"/>
-          <w:sz w:val="18"/>
-        </w:rPr>
-        <w:t xml:space="preserve"> and dashboards.</w:t>
-      </w:r>
-    </w:p>
-    <w:p>
-      <w:pPr>
-        <w:spacing w:after="80"/>
-      </w:pPr>
     </w:p>
     <w:sectPr>
       <w:pgSz w:w="11906" w:h="16838"/>
@@ -5139,6 +4536,120 @@
     </w:lvl>
   </w:abstractNum>
   <w:abstractNum w:abstractNumId="1">
+    <w:nsid w:val="02441B48"/>
+    <w:multiLevelType w:val="hybridMultilevel"/>
+    <w:tmpl w:val="4058EBB8"/>
+    <w:lvl w:ilvl="0" w:tplc="4B22CC20">
+      <w:start w:val="1"/>
+      <w:numFmt w:val="bullet"/>
+      <w:lvlText w:val="-"/>
+      <w:lvlJc w:val="left"/>
+      <w:pPr>
+        <w:ind w:left="360" w:hanging="360"/>
+      </w:pPr>
+      <w:rPr>
+        <w:rFonts w:ascii="Yu Gothic" w:eastAsia="Yu Gothic" w:hAnsi="Yu Gothic" w:hint="eastAsia"/>
+        <w:sz w:val="22"/>
+      </w:rPr>
+    </w:lvl>
+    <w:lvl w:ilvl="1" w:tplc="04090003" w:tentative="1">
+      <w:start w:val="1"/>
+      <w:numFmt w:val="bullet"/>
+      <w:lvlText w:val="o"/>
+      <w:lvlJc w:val="left"/>
+      <w:pPr>
+        <w:ind w:left="1080" w:hanging="360"/>
+      </w:pPr>
+      <w:rPr>
+        <w:rFonts w:ascii="Courier New" w:hAnsi="Courier New" w:cs="Courier New" w:hint="default"/>
+      </w:rPr>
+    </w:lvl>
+    <w:lvl w:ilvl="2" w:tplc="04090005" w:tentative="1">
+      <w:start w:val="1"/>
+      <w:numFmt w:val="bullet"/>
+      <w:lvlText w:val=""/>
+      <w:lvlJc w:val="left"/>
+      <w:pPr>
+        <w:ind w:left="1800" w:hanging="360"/>
+      </w:pPr>
+      <w:rPr>
+        <w:rFonts w:ascii="Wingdings" w:hAnsi="Wingdings" w:hint="default"/>
+      </w:rPr>
+    </w:lvl>
+    <w:lvl w:ilvl="3" w:tplc="04090001" w:tentative="1">
+      <w:start w:val="1"/>
+      <w:numFmt w:val="bullet"/>
+      <w:lvlText w:val=""/>
+      <w:lvlJc w:val="left"/>
+      <w:pPr>
+        <w:ind w:left="2520" w:hanging="360"/>
+      </w:pPr>
+      <w:rPr>
+        <w:rFonts w:ascii="Symbol" w:hAnsi="Symbol" w:hint="default"/>
+      </w:rPr>
+    </w:lvl>
+    <w:lvl w:ilvl="4" w:tplc="04090003" w:tentative="1">
+      <w:start w:val="1"/>
+      <w:numFmt w:val="bullet"/>
+      <w:lvlText w:val="o"/>
+      <w:lvlJc w:val="left"/>
+      <w:pPr>
+        <w:ind w:left="3240" w:hanging="360"/>
+      </w:pPr>
+      <w:rPr>
+        <w:rFonts w:ascii="Courier New" w:hAnsi="Courier New" w:cs="Courier New" w:hint="default"/>
+      </w:rPr>
+    </w:lvl>
+    <w:lvl w:ilvl="5" w:tplc="04090005" w:tentative="1">
+      <w:start w:val="1"/>
+      <w:numFmt w:val="bullet"/>
+      <w:lvlText w:val=""/>
+      <w:lvlJc w:val="left"/>
+      <w:pPr>
+        <w:ind w:left="3960" w:hanging="360"/>
+      </w:pPr>
+      <w:rPr>
+        <w:rFonts w:ascii="Wingdings" w:hAnsi="Wingdings" w:hint="default"/>
+      </w:rPr>
+    </w:lvl>
+    <w:lvl w:ilvl="6" w:tplc="04090001" w:tentative="1">
+      <w:start w:val="1"/>
+      <w:numFmt w:val="bullet"/>
+      <w:lvlText w:val=""/>
+      <w:lvlJc w:val="left"/>
+      <w:pPr>
+        <w:ind w:left="4680" w:hanging="360"/>
+      </w:pPr>
+      <w:rPr>
+        <w:rFonts w:ascii="Symbol" w:hAnsi="Symbol" w:hint="default"/>
+      </w:rPr>
+    </w:lvl>
+    <w:lvl w:ilvl="7" w:tplc="04090003" w:tentative="1">
+      <w:start w:val="1"/>
+      <w:numFmt w:val="bullet"/>
+      <w:lvlText w:val="o"/>
+      <w:lvlJc w:val="left"/>
+      <w:pPr>
+        <w:ind w:left="5400" w:hanging="360"/>
+      </w:pPr>
+      <w:rPr>
+        <w:rFonts w:ascii="Courier New" w:hAnsi="Courier New" w:cs="Courier New" w:hint="default"/>
+      </w:rPr>
+    </w:lvl>
+    <w:lvl w:ilvl="8" w:tplc="04090005" w:tentative="1">
+      <w:start w:val="1"/>
+      <w:numFmt w:val="bullet"/>
+      <w:lvlText w:val=""/>
+      <w:lvlJc w:val="left"/>
+      <w:pPr>
+        <w:ind w:left="6120" w:hanging="360"/>
+      </w:pPr>
+      <w:rPr>
+        <w:rFonts w:ascii="Wingdings" w:hAnsi="Wingdings" w:hint="default"/>
+      </w:rPr>
+    </w:lvl>
+  </w:abstractNum>
+  <w:abstractNum w:abstractNumId="2">
     <w:nsid w:val="0488005B"/>
     <w:multiLevelType w:val="hybridMultilevel"/>
     <w:tmpl w:val="A1966E84"/>
@@ -5251,7 +4762,7 @@
       </w:rPr>
     </w:lvl>
   </w:abstractNum>
-  <w:abstractNum w:abstractNumId="2">
+  <w:abstractNum w:abstractNumId="3">
     <w:nsid w:val="07CB3776"/>
     <w:multiLevelType w:val="hybridMultilevel"/>
     <w:tmpl w:val="BE0A3014"/>
@@ -5364,7 +4875,7 @@
       </w:rPr>
     </w:lvl>
   </w:abstractNum>
-  <w:abstractNum w:abstractNumId="3">
+  <w:abstractNum w:abstractNumId="4">
     <w:nsid w:val="085D0269"/>
     <w:multiLevelType w:val="multilevel"/>
     <w:tmpl w:val="301CFF76"/>
@@ -5513,7 +5024,7 @@
       </w:rPr>
     </w:lvl>
   </w:abstractNum>
-  <w:abstractNum w:abstractNumId="4">
+  <w:abstractNum w:abstractNumId="5">
     <w:nsid w:val="0AF15E16"/>
     <w:multiLevelType w:val="hybridMultilevel"/>
     <w:tmpl w:val="843C7F22"/>
@@ -5626,7 +5137,7 @@
       </w:rPr>
     </w:lvl>
   </w:abstractNum>
-  <w:abstractNum w:abstractNumId="5">
+  <w:abstractNum w:abstractNumId="6">
     <w:nsid w:val="0E8C3B8A"/>
     <w:multiLevelType w:val="multilevel"/>
     <w:tmpl w:val="CE2647AE"/>
@@ -5775,7 +5286,7 @@
       </w:rPr>
     </w:lvl>
   </w:abstractNum>
-  <w:abstractNum w:abstractNumId="6">
+  <w:abstractNum w:abstractNumId="7">
     <w:nsid w:val="0EDD69EE"/>
     <w:multiLevelType w:val="hybridMultilevel"/>
     <w:tmpl w:val="3F74AC88"/>
@@ -5861,7 +5372,7 @@
       </w:pPr>
     </w:lvl>
   </w:abstractNum>
-  <w:abstractNum w:abstractNumId="7">
+  <w:abstractNum w:abstractNumId="8">
     <w:nsid w:val="114525BF"/>
     <w:multiLevelType w:val="hybridMultilevel"/>
     <w:tmpl w:val="DBE4395A"/>
@@ -5974,7 +5485,121 @@
       </w:rPr>
     </w:lvl>
   </w:abstractNum>
-  <w:abstractNum w:abstractNumId="8">
+  <w:abstractNum w:abstractNumId="9">
+    <w:nsid w:val="14303232"/>
+    <w:multiLevelType w:val="hybridMultilevel"/>
+    <w:tmpl w:val="E8C43674"/>
+    <w:lvl w:ilvl="0" w:tplc="4B22CC20">
+      <w:start w:val="1"/>
+      <w:numFmt w:val="bullet"/>
+      <w:lvlText w:val="-"/>
+      <w:lvlJc w:val="left"/>
+      <w:pPr>
+        <w:ind w:left="360" w:hanging="360"/>
+      </w:pPr>
+      <w:rPr>
+        <w:rFonts w:ascii="Yu Gothic" w:eastAsia="Yu Gothic" w:hAnsi="Yu Gothic" w:hint="eastAsia"/>
+        <w:sz w:val="22"/>
+      </w:rPr>
+    </w:lvl>
+    <w:lvl w:ilvl="1" w:tplc="04090003" w:tentative="1">
+      <w:start w:val="1"/>
+      <w:numFmt w:val="bullet"/>
+      <w:lvlText w:val="o"/>
+      <w:lvlJc w:val="left"/>
+      <w:pPr>
+        <w:ind w:left="1080" w:hanging="360"/>
+      </w:pPr>
+      <w:rPr>
+        <w:rFonts w:ascii="Courier New" w:hAnsi="Courier New" w:cs="Courier New" w:hint="default"/>
+      </w:rPr>
+    </w:lvl>
+    <w:lvl w:ilvl="2" w:tplc="04090005" w:tentative="1">
+      <w:start w:val="1"/>
+      <w:numFmt w:val="bullet"/>
+      <w:lvlText w:val=""/>
+      <w:lvlJc w:val="left"/>
+      <w:pPr>
+        <w:ind w:left="1800" w:hanging="360"/>
+      </w:pPr>
+      <w:rPr>
+        <w:rFonts w:ascii="Wingdings" w:hAnsi="Wingdings" w:hint="default"/>
+      </w:rPr>
+    </w:lvl>
+    <w:lvl w:ilvl="3" w:tplc="04090001" w:tentative="1">
+      <w:start w:val="1"/>
+      <w:numFmt w:val="bullet"/>
+      <w:lvlText w:val=""/>
+      <w:lvlJc w:val="left"/>
+      <w:pPr>
+        <w:ind w:left="2520" w:hanging="360"/>
+      </w:pPr>
+      <w:rPr>
+        <w:rFonts w:ascii="Symbol" w:hAnsi="Symbol" w:hint="default"/>
+      </w:rPr>
+    </w:lvl>
+    <w:lvl w:ilvl="4" w:tplc="04090003" w:tentative="1">
+      <w:start w:val="1"/>
+      <w:numFmt w:val="bullet"/>
+      <w:lvlText w:val="o"/>
+      <w:lvlJc w:val="left"/>
+      <w:pPr>
+        <w:ind w:left="3240" w:hanging="360"/>
+      </w:pPr>
+      <w:rPr>
+        <w:rFonts w:ascii="Courier New" w:hAnsi="Courier New" w:cs="Courier New" w:hint="default"/>
+      </w:rPr>
+    </w:lvl>
+    <w:lvl w:ilvl="5" w:tplc="04090005" w:tentative="1">
+      <w:start w:val="1"/>
+      <w:numFmt w:val="bullet"/>
+      <w:lvlText w:val=""/>
+      <w:lvlJc w:val="left"/>
+      <w:pPr>
+        <w:ind w:left="3960" w:hanging="360"/>
+      </w:pPr>
+      <w:rPr>
+        <w:rFonts w:ascii="Wingdings" w:hAnsi="Wingdings" w:hint="default"/>
+      </w:rPr>
+    </w:lvl>
+    <w:lvl w:ilvl="6" w:tplc="04090001" w:tentative="1">
+      <w:start w:val="1"/>
+      <w:numFmt w:val="bullet"/>
+      <w:lvlText w:val=""/>
+      <w:lvlJc w:val="left"/>
+      <w:pPr>
+        <w:ind w:left="4680" w:hanging="360"/>
+      </w:pPr>
+      <w:rPr>
+        <w:rFonts w:ascii="Symbol" w:hAnsi="Symbol" w:hint="default"/>
+      </w:rPr>
+    </w:lvl>
+    <w:lvl w:ilvl="7" w:tplc="04090003" w:tentative="1">
+      <w:start w:val="1"/>
+      <w:numFmt w:val="bullet"/>
+      <w:lvlText w:val="o"/>
+      <w:lvlJc w:val="left"/>
+      <w:pPr>
+        <w:ind w:left="5400" w:hanging="360"/>
+      </w:pPr>
+      <w:rPr>
+        <w:rFonts w:ascii="Courier New" w:hAnsi="Courier New" w:cs="Courier New" w:hint="default"/>
+      </w:rPr>
+    </w:lvl>
+    <w:lvl w:ilvl="8" w:tplc="04090005" w:tentative="1">
+      <w:start w:val="1"/>
+      <w:numFmt w:val="bullet"/>
+      <w:lvlText w:val=""/>
+      <w:lvlJc w:val="left"/>
+      <w:pPr>
+        <w:ind w:left="6120" w:hanging="360"/>
+      </w:pPr>
+      <w:rPr>
+        <w:rFonts w:ascii="Wingdings" w:hAnsi="Wingdings" w:hint="default"/>
+      </w:rPr>
+    </w:lvl>
+  </w:abstractNum>
+  <w:abstractNum w:abstractNumId="10">
     <w:nsid w:val="154F3690"/>
     <w:multiLevelType w:val="multilevel"/>
     <w:tmpl w:val="CD5A7C42"/>
@@ -6123,7 +5748,7 @@
       </w:rPr>
     </w:lvl>
   </w:abstractNum>
-  <w:abstractNum w:abstractNumId="9">
+  <w:abstractNum w:abstractNumId="11">
     <w:nsid w:val="165C0186"/>
     <w:multiLevelType w:val="hybridMultilevel"/>
     <w:tmpl w:val="531CEF7C"/>
@@ -6236,7 +5861,235 @@
       </w:rPr>
     </w:lvl>
   </w:abstractNum>
-  <w:abstractNum w:abstractNumId="10">
+  <w:abstractNum w:abstractNumId="12">
+    <w:nsid w:val="1E205EA4"/>
+    <w:multiLevelType w:val="hybridMultilevel"/>
+    <w:tmpl w:val="DE982E7A"/>
+    <w:lvl w:ilvl="0" w:tplc="4B22CC20">
+      <w:start w:val="1"/>
+      <w:numFmt w:val="bullet"/>
+      <w:lvlText w:val="-"/>
+      <w:lvlJc w:val="left"/>
+      <w:pPr>
+        <w:ind w:left="360" w:hanging="360"/>
+      </w:pPr>
+      <w:rPr>
+        <w:rFonts w:ascii="Yu Gothic" w:eastAsia="Yu Gothic" w:hAnsi="Yu Gothic" w:hint="eastAsia"/>
+        <w:sz w:val="22"/>
+      </w:rPr>
+    </w:lvl>
+    <w:lvl w:ilvl="1" w:tplc="04090003" w:tentative="1">
+      <w:start w:val="1"/>
+      <w:numFmt w:val="bullet"/>
+      <w:lvlText w:val="o"/>
+      <w:lvlJc w:val="left"/>
+      <w:pPr>
+        <w:ind w:left="1080" w:hanging="360"/>
+      </w:pPr>
+      <w:rPr>
+        <w:rFonts w:ascii="Courier New" w:hAnsi="Courier New" w:cs="Courier New" w:hint="default"/>
+      </w:rPr>
+    </w:lvl>
+    <w:lvl w:ilvl="2" w:tplc="04090005" w:tentative="1">
+      <w:start w:val="1"/>
+      <w:numFmt w:val="bullet"/>
+      <w:lvlText w:val=""/>
+      <w:lvlJc w:val="left"/>
+      <w:pPr>
+        <w:ind w:left="1800" w:hanging="360"/>
+      </w:pPr>
+      <w:rPr>
+        <w:rFonts w:ascii="Wingdings" w:hAnsi="Wingdings" w:hint="default"/>
+      </w:rPr>
+    </w:lvl>
+    <w:lvl w:ilvl="3" w:tplc="04090001" w:tentative="1">
+      <w:start w:val="1"/>
+      <w:numFmt w:val="bullet"/>
+      <w:lvlText w:val=""/>
+      <w:lvlJc w:val="left"/>
+      <w:pPr>
+        <w:ind w:left="2520" w:hanging="360"/>
+      </w:pPr>
+      <w:rPr>
+        <w:rFonts w:ascii="Symbol" w:hAnsi="Symbol" w:hint="default"/>
+      </w:rPr>
+    </w:lvl>
+    <w:lvl w:ilvl="4" w:tplc="04090003" w:tentative="1">
+      <w:start w:val="1"/>
+      <w:numFmt w:val="bullet"/>
+      <w:lvlText w:val="o"/>
+      <w:lvlJc w:val="left"/>
+      <w:pPr>
+        <w:ind w:left="3240" w:hanging="360"/>
+      </w:pPr>
+      <w:rPr>
+        <w:rFonts w:ascii="Courier New" w:hAnsi="Courier New" w:cs="Courier New" w:hint="default"/>
+      </w:rPr>
+    </w:lvl>
+    <w:lvl w:ilvl="5" w:tplc="04090005" w:tentative="1">
+      <w:start w:val="1"/>
+      <w:numFmt w:val="bullet"/>
+      <w:lvlText w:val=""/>
+      <w:lvlJc w:val="left"/>
+      <w:pPr>
+        <w:ind w:left="3960" w:hanging="360"/>
+      </w:pPr>
+      <w:rPr>
+        <w:rFonts w:ascii="Wingdings" w:hAnsi="Wingdings" w:hint="default"/>
+      </w:rPr>
+    </w:lvl>
+    <w:lvl w:ilvl="6" w:tplc="04090001" w:tentative="1">
+      <w:start w:val="1"/>
+      <w:numFmt w:val="bullet"/>
+      <w:lvlText w:val=""/>
+      <w:lvlJc w:val="left"/>
+      <w:pPr>
+        <w:ind w:left="4680" w:hanging="360"/>
+      </w:pPr>
+      <w:rPr>
+        <w:rFonts w:ascii="Symbol" w:hAnsi="Symbol" w:hint="default"/>
+      </w:rPr>
+    </w:lvl>
+    <w:lvl w:ilvl="7" w:tplc="04090003" w:tentative="1">
+      <w:start w:val="1"/>
+      <w:numFmt w:val="bullet"/>
+      <w:lvlText w:val="o"/>
+      <w:lvlJc w:val="left"/>
+      <w:pPr>
+        <w:ind w:left="5400" w:hanging="360"/>
+      </w:pPr>
+      <w:rPr>
+        <w:rFonts w:ascii="Courier New" w:hAnsi="Courier New" w:cs="Courier New" w:hint="default"/>
+      </w:rPr>
+    </w:lvl>
+    <w:lvl w:ilvl="8" w:tplc="04090005" w:tentative="1">
+      <w:start w:val="1"/>
+      <w:numFmt w:val="bullet"/>
+      <w:lvlText w:val=""/>
+      <w:lvlJc w:val="left"/>
+      <w:pPr>
+        <w:ind w:left="6120" w:hanging="360"/>
+      </w:pPr>
+      <w:rPr>
+        <w:rFonts w:ascii="Wingdings" w:hAnsi="Wingdings" w:hint="default"/>
+      </w:rPr>
+    </w:lvl>
+  </w:abstractNum>
+  <w:abstractNum w:abstractNumId="13">
+    <w:nsid w:val="1F3C76DA"/>
+    <w:multiLevelType w:val="hybridMultilevel"/>
+    <w:tmpl w:val="D81A1616"/>
+    <w:lvl w:ilvl="0" w:tplc="4B22CC20">
+      <w:start w:val="1"/>
+      <w:numFmt w:val="bullet"/>
+      <w:lvlText w:val="-"/>
+      <w:lvlJc w:val="left"/>
+      <w:pPr>
+        <w:ind w:left="360" w:hanging="360"/>
+      </w:pPr>
+      <w:rPr>
+        <w:rFonts w:ascii="Yu Gothic" w:eastAsia="Yu Gothic" w:hAnsi="Yu Gothic" w:hint="eastAsia"/>
+        <w:sz w:val="22"/>
+      </w:rPr>
+    </w:lvl>
+    <w:lvl w:ilvl="1" w:tplc="04090003" w:tentative="1">
+      <w:start w:val="1"/>
+      <w:numFmt w:val="bullet"/>
+      <w:lvlText w:val="o"/>
+      <w:lvlJc w:val="left"/>
+      <w:pPr>
+        <w:ind w:left="1080" w:hanging="360"/>
+      </w:pPr>
+      <w:rPr>
+        <w:rFonts w:ascii="Courier New" w:hAnsi="Courier New" w:cs="Courier New" w:hint="default"/>
+      </w:rPr>
+    </w:lvl>
+    <w:lvl w:ilvl="2" w:tplc="04090005" w:tentative="1">
+      <w:start w:val="1"/>
+      <w:numFmt w:val="bullet"/>
+      <w:lvlText w:val=""/>
+      <w:lvlJc w:val="left"/>
+      <w:pPr>
+        <w:ind w:left="1800" w:hanging="360"/>
+      </w:pPr>
+      <w:rPr>
+        <w:rFonts w:ascii="Wingdings" w:hAnsi="Wingdings" w:hint="default"/>
+      </w:rPr>
+    </w:lvl>
+    <w:lvl w:ilvl="3" w:tplc="04090001" w:tentative="1">
+      <w:start w:val="1"/>
+      <w:numFmt w:val="bullet"/>
+      <w:lvlText w:val=""/>
+      <w:lvlJc w:val="left"/>
+      <w:pPr>
+        <w:ind w:left="2520" w:hanging="360"/>
+      </w:pPr>
+      <w:rPr>
+        <w:rFonts w:ascii="Symbol" w:hAnsi="Symbol" w:hint="default"/>
+      </w:rPr>
+    </w:lvl>
+    <w:lvl w:ilvl="4" w:tplc="04090003" w:tentative="1">
+      <w:start w:val="1"/>
+      <w:numFmt w:val="bullet"/>
+      <w:lvlText w:val="o"/>
+      <w:lvlJc w:val="left"/>
+      <w:pPr>
+        <w:ind w:left="3240" w:hanging="360"/>
+      </w:pPr>
+      <w:rPr>
+        <w:rFonts w:ascii="Courier New" w:hAnsi="Courier New" w:cs="Courier New" w:hint="default"/>
+      </w:rPr>
+    </w:lvl>
+    <w:lvl w:ilvl="5" w:tplc="04090005" w:tentative="1">
+      <w:start w:val="1"/>
+      <w:numFmt w:val="bullet"/>
+      <w:lvlText w:val=""/>
+      <w:lvlJc w:val="left"/>
+      <w:pPr>
+        <w:ind w:left="3960" w:hanging="360"/>
+      </w:pPr>
+      <w:rPr>
+        <w:rFonts w:ascii="Wingdings" w:hAnsi="Wingdings" w:hint="default"/>
+      </w:rPr>
+    </w:lvl>
+    <w:lvl w:ilvl="6" w:tplc="04090001" w:tentative="1">
+      <w:start w:val="1"/>
+      <w:numFmt w:val="bullet"/>
+      <w:lvlText w:val=""/>
+      <w:lvlJc w:val="left"/>
+      <w:pPr>
+        <w:ind w:left="4680" w:hanging="360"/>
+      </w:pPr>
+      <w:rPr>
+        <w:rFonts w:ascii="Symbol" w:hAnsi="Symbol" w:hint="default"/>
+      </w:rPr>
+    </w:lvl>
+    <w:lvl w:ilvl="7" w:tplc="04090003" w:tentative="1">
+      <w:start w:val="1"/>
+      <w:numFmt w:val="bullet"/>
+      <w:lvlText w:val="o"/>
+      <w:lvlJc w:val="left"/>
+      <w:pPr>
+        <w:ind w:left="5400" w:hanging="360"/>
+      </w:pPr>
+      <w:rPr>
+        <w:rFonts w:ascii="Courier New" w:hAnsi="Courier New" w:cs="Courier New" w:hint="default"/>
+      </w:rPr>
+    </w:lvl>
+    <w:lvl w:ilvl="8" w:tplc="04090005" w:tentative="1">
+      <w:start w:val="1"/>
+      <w:numFmt w:val="bullet"/>
+      <w:lvlText w:val=""/>
+      <w:lvlJc w:val="left"/>
+      <w:pPr>
+        <w:ind w:left="6120" w:hanging="360"/>
+      </w:pPr>
+      <w:rPr>
+        <w:rFonts w:ascii="Wingdings" w:hAnsi="Wingdings" w:hint="default"/>
+      </w:rPr>
+    </w:lvl>
+  </w:abstractNum>
+  <w:abstractNum w:abstractNumId="14">
     <w:nsid w:val="213179E1"/>
     <w:multiLevelType w:val="hybridMultilevel"/>
     <w:tmpl w:val="DD361F60"/>
@@ -6349,7 +6202,7 @@
       </w:rPr>
     </w:lvl>
   </w:abstractNum>
-  <w:abstractNum w:abstractNumId="11">
+  <w:abstractNum w:abstractNumId="15">
     <w:nsid w:val="25195CD5"/>
     <w:multiLevelType w:val="hybridMultilevel"/>
     <w:tmpl w:val="2B84C65E"/>
@@ -6462,7 +6315,7 @@
       </w:rPr>
     </w:lvl>
   </w:abstractNum>
-  <w:abstractNum w:abstractNumId="12">
+  <w:abstractNum w:abstractNumId="16">
     <w:nsid w:val="28476AA8"/>
     <w:multiLevelType w:val="hybridMultilevel"/>
     <w:tmpl w:val="02AA8C88"/>
@@ -6575,7 +6428,121 @@
       </w:rPr>
     </w:lvl>
   </w:abstractNum>
-  <w:abstractNum w:abstractNumId="13">
+  <w:abstractNum w:abstractNumId="17">
+    <w:nsid w:val="2C0748CD"/>
+    <w:multiLevelType w:val="hybridMultilevel"/>
+    <w:tmpl w:val="6A7470A2"/>
+    <w:lvl w:ilvl="0" w:tplc="4B22CC20">
+      <w:start w:val="1"/>
+      <w:numFmt w:val="bullet"/>
+      <w:lvlText w:val="-"/>
+      <w:lvlJc w:val="left"/>
+      <w:pPr>
+        <w:ind w:left="360" w:hanging="360"/>
+      </w:pPr>
+      <w:rPr>
+        <w:rFonts w:ascii="Yu Gothic" w:eastAsia="Yu Gothic" w:hAnsi="Yu Gothic" w:hint="eastAsia"/>
+        <w:sz w:val="22"/>
+      </w:rPr>
+    </w:lvl>
+    <w:lvl w:ilvl="1" w:tplc="04090003" w:tentative="1">
+      <w:start w:val="1"/>
+      <w:numFmt w:val="bullet"/>
+      <w:lvlText w:val="o"/>
+      <w:lvlJc w:val="left"/>
+      <w:pPr>
+        <w:ind w:left="1080" w:hanging="360"/>
+      </w:pPr>
+      <w:rPr>
+        <w:rFonts w:ascii="Courier New" w:hAnsi="Courier New" w:cs="Courier New" w:hint="default"/>
+      </w:rPr>
+    </w:lvl>
+    <w:lvl w:ilvl="2" w:tplc="04090005" w:tentative="1">
+      <w:start w:val="1"/>
+      <w:numFmt w:val="bullet"/>
+      <w:lvlText w:val=""/>
+      <w:lvlJc w:val="left"/>
+      <w:pPr>
+        <w:ind w:left="1800" w:hanging="360"/>
+      </w:pPr>
+      <w:rPr>
+        <w:rFonts w:ascii="Wingdings" w:hAnsi="Wingdings" w:hint="default"/>
+      </w:rPr>
+    </w:lvl>
+    <w:lvl w:ilvl="3" w:tplc="04090001" w:tentative="1">
+      <w:start w:val="1"/>
+      <w:numFmt w:val="bullet"/>
+      <w:lvlText w:val=""/>
+      <w:lvlJc w:val="left"/>
+      <w:pPr>
+        <w:ind w:left="2520" w:hanging="360"/>
+      </w:pPr>
+      <w:rPr>
+        <w:rFonts w:ascii="Symbol" w:hAnsi="Symbol" w:hint="default"/>
+      </w:rPr>
+    </w:lvl>
+    <w:lvl w:ilvl="4" w:tplc="04090003" w:tentative="1">
+      <w:start w:val="1"/>
+      <w:numFmt w:val="bullet"/>
+      <w:lvlText w:val="o"/>
+      <w:lvlJc w:val="left"/>
+      <w:pPr>
+        <w:ind w:left="3240" w:hanging="360"/>
+      </w:pPr>
+      <w:rPr>
+        <w:rFonts w:ascii="Courier New" w:hAnsi="Courier New" w:cs="Courier New" w:hint="default"/>
+      </w:rPr>
+    </w:lvl>
+    <w:lvl w:ilvl="5" w:tplc="04090005" w:tentative="1">
+      <w:start w:val="1"/>
+      <w:numFmt w:val="bullet"/>
+      <w:lvlText w:val=""/>
+      <w:lvlJc w:val="left"/>
+      <w:pPr>
+        <w:ind w:left="3960" w:hanging="360"/>
+      </w:pPr>
+      <w:rPr>
+        <w:rFonts w:ascii="Wingdings" w:hAnsi="Wingdings" w:hint="default"/>
+      </w:rPr>
+    </w:lvl>
+    <w:lvl w:ilvl="6" w:tplc="04090001" w:tentative="1">
+      <w:start w:val="1"/>
+      <w:numFmt w:val="bullet"/>
+      <w:lvlText w:val=""/>
+      <w:lvlJc w:val="left"/>
+      <w:pPr>
+        <w:ind w:left="4680" w:hanging="360"/>
+      </w:pPr>
+      <w:rPr>
+        <w:rFonts w:ascii="Symbol" w:hAnsi="Symbol" w:hint="default"/>
+      </w:rPr>
+    </w:lvl>
+    <w:lvl w:ilvl="7" w:tplc="04090003" w:tentative="1">
+      <w:start w:val="1"/>
+      <w:numFmt w:val="bullet"/>
+      <w:lvlText w:val="o"/>
+      <w:lvlJc w:val="left"/>
+      <w:pPr>
+        <w:ind w:left="5400" w:hanging="360"/>
+      </w:pPr>
+      <w:rPr>
+        <w:rFonts w:ascii="Courier New" w:hAnsi="Courier New" w:cs="Courier New" w:hint="default"/>
+      </w:rPr>
+    </w:lvl>
+    <w:lvl w:ilvl="8" w:tplc="04090005" w:tentative="1">
+      <w:start w:val="1"/>
+      <w:numFmt w:val="bullet"/>
+      <w:lvlText w:val=""/>
+      <w:lvlJc w:val="left"/>
+      <w:pPr>
+        <w:ind w:left="6120" w:hanging="360"/>
+      </w:pPr>
+      <w:rPr>
+        <w:rFonts w:ascii="Wingdings" w:hAnsi="Wingdings" w:hint="default"/>
+      </w:rPr>
+    </w:lvl>
+  </w:abstractNum>
+  <w:abstractNum w:abstractNumId="18">
     <w:nsid w:val="2C8C25A1"/>
     <w:multiLevelType w:val="hybridMultilevel"/>
     <w:tmpl w:val="8FC64C8E"/>
@@ -6688,7 +6655,7 @@
       </w:rPr>
     </w:lvl>
   </w:abstractNum>
-  <w:abstractNum w:abstractNumId="14">
+  <w:abstractNum w:abstractNumId="19">
     <w:nsid w:val="329A035A"/>
     <w:multiLevelType w:val="multilevel"/>
     <w:tmpl w:val="7BC827BA"/>
@@ -6837,7 +6804,7 @@
       </w:rPr>
     </w:lvl>
   </w:abstractNum>
-  <w:abstractNum w:abstractNumId="15">
+  <w:abstractNum w:abstractNumId="20">
     <w:nsid w:val="33050CB6"/>
     <w:multiLevelType w:val="multilevel"/>
     <w:tmpl w:val="B780410C"/>
@@ -6986,7 +6953,7 @@
       </w:rPr>
     </w:lvl>
   </w:abstractNum>
-  <w:abstractNum w:abstractNumId="16">
+  <w:abstractNum w:abstractNumId="21">
     <w:nsid w:val="35F667C4"/>
     <w:multiLevelType w:val="hybridMultilevel"/>
     <w:tmpl w:val="D50CC8CA"/>
@@ -7099,7 +7066,7 @@
       </w:rPr>
     </w:lvl>
   </w:abstractNum>
-  <w:abstractNum w:abstractNumId="17">
+  <w:abstractNum w:abstractNumId="22">
     <w:nsid w:val="363433E1"/>
     <w:multiLevelType w:val="hybridMultilevel"/>
     <w:tmpl w:val="D3DE75E6"/>
@@ -7212,7 +7179,7 @@
       </w:rPr>
     </w:lvl>
   </w:abstractNum>
-  <w:abstractNum w:abstractNumId="18">
+  <w:abstractNum w:abstractNumId="23">
     <w:nsid w:val="385F502B"/>
     <w:multiLevelType w:val="multilevel"/>
     <w:tmpl w:val="86D8B49A"/>
@@ -7361,7 +7328,7 @@
       </w:rPr>
     </w:lvl>
   </w:abstractNum>
-  <w:abstractNum w:abstractNumId="19">
+  <w:abstractNum w:abstractNumId="24">
     <w:nsid w:val="41923D52"/>
     <w:multiLevelType w:val="hybridMultilevel"/>
     <w:tmpl w:val="17A683D2"/>
@@ -7473,7 +7440,7 @@
       </w:rPr>
     </w:lvl>
   </w:abstractNum>
-  <w:abstractNum w:abstractNumId="20">
+  <w:abstractNum w:abstractNumId="25">
     <w:nsid w:val="41F0484A"/>
     <w:multiLevelType w:val="hybridMultilevel"/>
     <w:tmpl w:val="B0B0DC5E"/>
@@ -7585,7 +7552,7 @@
       </w:rPr>
     </w:lvl>
   </w:abstractNum>
-  <w:abstractNum w:abstractNumId="21">
+  <w:abstractNum w:abstractNumId="26">
     <w:nsid w:val="521B17FB"/>
     <w:multiLevelType w:val="hybridMultilevel"/>
     <w:tmpl w:val="9A62126E"/>
@@ -7697,7 +7664,7 @@
       </w:rPr>
     </w:lvl>
   </w:abstractNum>
-  <w:abstractNum w:abstractNumId="22">
+  <w:abstractNum w:abstractNumId="27">
     <w:nsid w:val="56177E68"/>
     <w:multiLevelType w:val="hybridMultilevel"/>
     <w:tmpl w:val="C69CC84C"/>
@@ -7809,7 +7776,7 @@
       </w:rPr>
     </w:lvl>
   </w:abstractNum>
-  <w:abstractNum w:abstractNumId="23">
+  <w:abstractNum w:abstractNumId="28">
     <w:nsid w:val="566531E8"/>
     <w:multiLevelType w:val="hybridMultilevel"/>
     <w:tmpl w:val="A36CD1E4"/>
@@ -7922,7 +7889,7 @@
       </w:rPr>
     </w:lvl>
   </w:abstractNum>
-  <w:abstractNum w:abstractNumId="24">
+  <w:abstractNum w:abstractNumId="29">
     <w:nsid w:val="58D82660"/>
     <w:multiLevelType w:val="multilevel"/>
     <w:tmpl w:val="DA021918"/>
@@ -8071,7 +8038,7 @@
       </w:rPr>
     </w:lvl>
   </w:abstractNum>
-  <w:abstractNum w:abstractNumId="25">
+  <w:abstractNum w:abstractNumId="30">
     <w:nsid w:val="5AFE01E1"/>
     <w:multiLevelType w:val="hybridMultilevel"/>
     <w:tmpl w:val="66EE24E6"/>
@@ -8184,7 +8151,7 @@
       </w:rPr>
     </w:lvl>
   </w:abstractNum>
-  <w:abstractNum w:abstractNumId="26">
+  <w:abstractNum w:abstractNumId="31">
     <w:nsid w:val="5C6C6442"/>
     <w:multiLevelType w:val="hybridMultilevel"/>
     <w:tmpl w:val="A0E639A8"/>
@@ -8296,7 +8263,7 @@
       </w:rPr>
     </w:lvl>
   </w:abstractNum>
-  <w:abstractNum w:abstractNumId="27">
+  <w:abstractNum w:abstractNumId="32">
     <w:nsid w:val="5CB42BBF"/>
     <w:multiLevelType w:val="hybridMultilevel"/>
     <w:tmpl w:val="F00A6A48"/>
@@ -8382,7 +8349,7 @@
       </w:pPr>
     </w:lvl>
   </w:abstractNum>
-  <w:abstractNum w:abstractNumId="28">
+  <w:abstractNum w:abstractNumId="33">
     <w:nsid w:val="61D3372F"/>
     <w:multiLevelType w:val="hybridMultilevel"/>
     <w:tmpl w:val="89949C36"/>
@@ -8495,7 +8462,121 @@
       </w:rPr>
     </w:lvl>
   </w:abstractNum>
-  <w:abstractNum w:abstractNumId="29">
+  <w:abstractNum w:abstractNumId="34">
+    <w:nsid w:val="67F4522E"/>
+    <w:multiLevelType w:val="hybridMultilevel"/>
+    <w:tmpl w:val="97F4F070"/>
+    <w:lvl w:ilvl="0" w:tplc="4B22CC20">
+      <w:start w:val="1"/>
+      <w:numFmt w:val="bullet"/>
+      <w:lvlText w:val="-"/>
+      <w:lvlJc w:val="left"/>
+      <w:pPr>
+        <w:ind w:left="360" w:hanging="360"/>
+      </w:pPr>
+      <w:rPr>
+        <w:rFonts w:ascii="Yu Gothic" w:eastAsia="Yu Gothic" w:hAnsi="Yu Gothic" w:hint="eastAsia"/>
+        <w:sz w:val="22"/>
+      </w:rPr>
+    </w:lvl>
+    <w:lvl w:ilvl="1" w:tplc="04090003" w:tentative="1">
+      <w:start w:val="1"/>
+      <w:numFmt w:val="bullet"/>
+      <w:lvlText w:val="o"/>
+      <w:lvlJc w:val="left"/>
+      <w:pPr>
+        <w:ind w:left="1080" w:hanging="360"/>
+      </w:pPr>
+      <w:rPr>
+        <w:rFonts w:ascii="Courier New" w:hAnsi="Courier New" w:cs="Courier New" w:hint="default"/>
+      </w:rPr>
+    </w:lvl>
+    <w:lvl w:ilvl="2" w:tplc="04090005" w:tentative="1">
+      <w:start w:val="1"/>
+      <w:numFmt w:val="bullet"/>
+      <w:lvlText w:val=""/>
+      <w:lvlJc w:val="left"/>
+      <w:pPr>
+        <w:ind w:left="1800" w:hanging="360"/>
+      </w:pPr>
+      <w:rPr>
+        <w:rFonts w:ascii="Wingdings" w:hAnsi="Wingdings" w:hint="default"/>
+      </w:rPr>
+    </w:lvl>
+    <w:lvl w:ilvl="3" w:tplc="04090001" w:tentative="1">
+      <w:start w:val="1"/>
+      <w:numFmt w:val="bullet"/>
+      <w:lvlText w:val=""/>
+      <w:lvlJc w:val="left"/>
+      <w:pPr>
+        <w:ind w:left="2520" w:hanging="360"/>
+      </w:pPr>
+      <w:rPr>
+        <w:rFonts w:ascii="Symbol" w:hAnsi="Symbol" w:hint="default"/>
+      </w:rPr>
+    </w:lvl>
+    <w:lvl w:ilvl="4" w:tplc="04090003" w:tentative="1">
+      <w:start w:val="1"/>
+      <w:numFmt w:val="bullet"/>
+      <w:lvlText w:val="o"/>
+      <w:lvlJc w:val="left"/>
+      <w:pPr>
+        <w:ind w:left="3240" w:hanging="360"/>
+      </w:pPr>
+      <w:rPr>
+        <w:rFonts w:ascii="Courier New" w:hAnsi="Courier New" w:cs="Courier New" w:hint="default"/>
+      </w:rPr>
+    </w:lvl>
+    <w:lvl w:ilvl="5" w:tplc="04090005" w:tentative="1">
+      <w:start w:val="1"/>
+      <w:numFmt w:val="bullet"/>
+      <w:lvlText w:val=""/>
+      <w:lvlJc w:val="left"/>
+      <w:pPr>
+        <w:ind w:left="3960" w:hanging="360"/>
+      </w:pPr>
+      <w:rPr>
+        <w:rFonts w:ascii="Wingdings" w:hAnsi="Wingdings" w:hint="default"/>
+      </w:rPr>
+    </w:lvl>
+    <w:lvl w:ilvl="6" w:tplc="04090001" w:tentative="1">
+      <w:start w:val="1"/>
+      <w:numFmt w:val="bullet"/>
+      <w:lvlText w:val=""/>
+      <w:lvlJc w:val="left"/>
+      <w:pPr>
+        <w:ind w:left="4680" w:hanging="360"/>
+      </w:pPr>
+      <w:rPr>
+        <w:rFonts w:ascii="Symbol" w:hAnsi="Symbol" w:hint="default"/>
+      </w:rPr>
+    </w:lvl>
+    <w:lvl w:ilvl="7" w:tplc="04090003" w:tentative="1">
+      <w:start w:val="1"/>
+      <w:numFmt w:val="bullet"/>
+      <w:lvlText w:val="o"/>
+      <w:lvlJc w:val="left"/>
+      <w:pPr>
+        <w:ind w:left="5400" w:hanging="360"/>
+      </w:pPr>
+      <w:rPr>
+        <w:rFonts w:ascii="Courier New" w:hAnsi="Courier New" w:cs="Courier New" w:hint="default"/>
+      </w:rPr>
+    </w:lvl>
+    <w:lvl w:ilvl="8" w:tplc="04090005" w:tentative="1">
+      <w:start w:val="1"/>
+      <w:numFmt w:val="bullet"/>
+      <w:lvlText w:val=""/>
+      <w:lvlJc w:val="left"/>
+      <w:pPr>
+        <w:ind w:left="6120" w:hanging="360"/>
+      </w:pPr>
+      <w:rPr>
+        <w:rFonts w:ascii="Wingdings" w:hAnsi="Wingdings" w:hint="default"/>
+      </w:rPr>
+    </w:lvl>
+  </w:abstractNum>
+  <w:abstractNum w:abstractNumId="35">
     <w:nsid w:val="6E4A517A"/>
     <w:multiLevelType w:val="hybridMultilevel"/>
     <w:tmpl w:val="C9C419AA"/>
@@ -8607,7 +8688,7 @@
       </w:rPr>
     </w:lvl>
   </w:abstractNum>
-  <w:abstractNum w:abstractNumId="30">
+  <w:abstractNum w:abstractNumId="36">
     <w:nsid w:val="70677B46"/>
     <w:multiLevelType w:val="hybridMultilevel"/>
     <w:tmpl w:val="31A63914"/>
@@ -8720,7 +8801,7 @@
       </w:rPr>
     </w:lvl>
   </w:abstractNum>
-  <w:abstractNum w:abstractNumId="31">
+  <w:abstractNum w:abstractNumId="37">
     <w:nsid w:val="71B03376"/>
     <w:multiLevelType w:val="multilevel"/>
     <w:tmpl w:val="EDB832D2"/>
@@ -8869,7 +8950,7 @@
       </w:rPr>
     </w:lvl>
   </w:abstractNum>
-  <w:abstractNum w:abstractNumId="32">
+  <w:abstractNum w:abstractNumId="38">
     <w:nsid w:val="72DF24DF"/>
     <w:multiLevelType w:val="hybridMultilevel"/>
     <w:tmpl w:val="6408045C"/>
@@ -8958,7 +9039,7 @@
       </w:pPr>
     </w:lvl>
   </w:abstractNum>
-  <w:abstractNum w:abstractNumId="33">
+  <w:abstractNum w:abstractNumId="39">
     <w:nsid w:val="74066528"/>
     <w:multiLevelType w:val="hybridMultilevel"/>
     <w:tmpl w:val="D57EE294"/>
@@ -9071,7 +9152,7 @@
       </w:rPr>
     </w:lvl>
   </w:abstractNum>
-  <w:abstractNum w:abstractNumId="34">
+  <w:abstractNum w:abstractNumId="40">
     <w:nsid w:val="74995D2B"/>
     <w:multiLevelType w:val="hybridMultilevel"/>
     <w:tmpl w:val="29B08788"/>
@@ -9183,7 +9264,7 @@
       </w:rPr>
     </w:lvl>
   </w:abstractNum>
-  <w:abstractNum w:abstractNumId="35">
+  <w:abstractNum w:abstractNumId="41">
     <w:nsid w:val="788B37DB"/>
     <w:multiLevelType w:val="hybridMultilevel"/>
     <w:tmpl w:val="0D1671B6"/>
@@ -9296,7 +9377,7 @@
       </w:rPr>
     </w:lvl>
   </w:abstractNum>
-  <w:abstractNum w:abstractNumId="36">
+  <w:abstractNum w:abstractNumId="42">
     <w:nsid w:val="799358EE"/>
     <w:multiLevelType w:val="hybridMultilevel"/>
     <w:tmpl w:val="D18ECD1C"/>
@@ -9409,7 +9490,7 @@
       </w:rPr>
     </w:lvl>
   </w:abstractNum>
-  <w:abstractNum w:abstractNumId="37">
+  <w:abstractNum w:abstractNumId="43">
     <w:nsid w:val="7A5F62BB"/>
     <w:multiLevelType w:val="multilevel"/>
     <w:tmpl w:val="FC88A1AC"/>
@@ -9558,7 +9639,7 @@
       </w:rPr>
     </w:lvl>
   </w:abstractNum>
-  <w:abstractNum w:abstractNumId="38">
+  <w:abstractNum w:abstractNumId="44">
     <w:nsid w:val="7BD26C59"/>
     <w:multiLevelType w:val="hybridMultilevel"/>
     <w:tmpl w:val="72EC2968"/>
@@ -9670,7 +9751,7 @@
       </w:rPr>
     </w:lvl>
   </w:abstractNum>
-  <w:abstractNum w:abstractNumId="39">
+  <w:abstractNum w:abstractNumId="45">
     <w:nsid w:val="7D4635B7"/>
     <w:multiLevelType w:val="hybridMultilevel"/>
     <w:tmpl w:val="E1FC0F7E"/>
@@ -9784,127 +9865,145 @@
     </w:lvl>
   </w:abstractNum>
   <w:num w:numId="1">
-    <w:abstractNumId w:val="6"/>
+    <w:abstractNumId w:val="7"/>
     <w:lvlOverride w:ilvl="0">
       <w:startOverride w:val="1"/>
     </w:lvlOverride>
   </w:num>
   <w:num w:numId="2">
+    <w:abstractNumId w:val="30"/>
+  </w:num>
+  <w:num w:numId="3">
+    <w:abstractNumId w:val="16"/>
+  </w:num>
+  <w:num w:numId="4">
+    <w:abstractNumId w:val="35"/>
+  </w:num>
+  <w:num w:numId="5">
+    <w:abstractNumId w:val="14"/>
+  </w:num>
+  <w:num w:numId="6">
+    <w:abstractNumId w:val="27"/>
+  </w:num>
+  <w:num w:numId="7">
+    <w:abstractNumId w:val="32"/>
+  </w:num>
+  <w:num w:numId="8">
     <w:abstractNumId w:val="25"/>
   </w:num>
-  <w:num w:numId="3">
-    <w:abstractNumId w:val="12"/>
+  <w:num w:numId="9">
+    <w:abstractNumId w:val="38"/>
   </w:num>
-  <w:num w:numId="4">
+  <w:num w:numId="10">
+    <w:abstractNumId w:val="39"/>
+  </w:num>
+  <w:num w:numId="11">
+    <w:abstractNumId w:val="24"/>
+  </w:num>
+  <w:num w:numId="12">
+    <w:abstractNumId w:val="22"/>
+  </w:num>
+  <w:num w:numId="13">
+    <w:abstractNumId w:val="19"/>
+  </w:num>
+  <w:num w:numId="14">
+    <w:abstractNumId w:val="23"/>
+  </w:num>
+  <w:num w:numId="15">
+    <w:abstractNumId w:val="5"/>
+  </w:num>
+  <w:num w:numId="16">
+    <w:abstractNumId w:val="3"/>
+  </w:num>
+  <w:num w:numId="17">
+    <w:abstractNumId w:val="40"/>
+  </w:num>
+  <w:num w:numId="18">
+    <w:abstractNumId w:val="2"/>
+  </w:num>
+  <w:num w:numId="19">
+    <w:abstractNumId w:val="26"/>
+  </w:num>
+  <w:num w:numId="20">
+    <w:abstractNumId w:val="11"/>
+  </w:num>
+  <w:num w:numId="21">
+    <w:abstractNumId w:val="44"/>
+  </w:num>
+  <w:num w:numId="22">
+    <w:abstractNumId w:val="18"/>
+  </w:num>
+  <w:num w:numId="23">
+    <w:abstractNumId w:val="31"/>
+  </w:num>
+  <w:num w:numId="24">
+    <w:abstractNumId w:val="43"/>
+  </w:num>
+  <w:num w:numId="25">
     <w:abstractNumId w:val="29"/>
   </w:num>
-  <w:num w:numId="5">
-    <w:abstractNumId w:val="10"/>
-  </w:num>
-  <w:num w:numId="6">
-    <w:abstractNumId w:val="22"/>
-  </w:num>
-  <w:num w:numId="7">
-    <w:abstractNumId w:val="27"/>
-  </w:num>
-  <w:num w:numId="8">
+  <w:num w:numId="26">
     <w:abstractNumId w:val="20"/>
   </w:num>
-  <w:num w:numId="9">
-    <w:abstractNumId w:val="32"/>
+  <w:num w:numId="27">
+    <w:abstractNumId w:val="37"/>
   </w:num>
-  <w:num w:numId="10">
+  <w:num w:numId="28">
+    <w:abstractNumId w:val="15"/>
+  </w:num>
+  <w:num w:numId="29">
+    <w:abstractNumId w:val="45"/>
+  </w:num>
+  <w:num w:numId="30">
+    <w:abstractNumId w:val="36"/>
+  </w:num>
+  <w:num w:numId="31">
     <w:abstractNumId w:val="33"/>
   </w:num>
-  <w:num w:numId="11">
-    <w:abstractNumId w:val="19"/>
+  <w:num w:numId="32">
+    <w:abstractNumId w:val="8"/>
   </w:num>
-  <w:num w:numId="12">
-    <w:abstractNumId w:val="17"/>
+  <w:num w:numId="33">
+    <w:abstractNumId w:val="42"/>
   </w:num>
-  <w:num w:numId="13">
-    <w:abstractNumId w:val="14"/>
+  <w:num w:numId="34">
+    <w:abstractNumId w:val="28"/>
   </w:num>
-  <w:num w:numId="14">
-    <w:abstractNumId w:val="18"/>
+  <w:num w:numId="35">
+    <w:abstractNumId w:val="41"/>
   </w:num>
-  <w:num w:numId="15">
-    <w:abstractNumId w:val="4"/>
-  </w:num>
-  <w:num w:numId="16">
-    <w:abstractNumId w:val="2"/>
-  </w:num>
-  <w:num w:numId="17">
-    <w:abstractNumId w:val="34"/>
-  </w:num>
-  <w:num w:numId="18">
-    <w:abstractNumId w:val="1"/>
-  </w:num>
-  <w:num w:numId="19">
+  <w:num w:numId="36">
     <w:abstractNumId w:val="21"/>
   </w:num>
-  <w:num w:numId="20">
-    <w:abstractNumId w:val="9"/>
-  </w:num>
-  <w:num w:numId="21">
-    <w:abstractNumId w:val="38"/>
-  </w:num>
-  <w:num w:numId="22">
-    <w:abstractNumId w:val="13"/>
-  </w:num>
-  <w:num w:numId="23">
-    <w:abstractNumId w:val="26"/>
-  </w:num>
-  <w:num w:numId="24">
-    <w:abstractNumId w:val="37"/>
-  </w:num>
-  <w:num w:numId="25">
-    <w:abstractNumId w:val="24"/>
-  </w:num>
-  <w:num w:numId="26">
-    <w:abstractNumId w:val="15"/>
-  </w:num>
-  <w:num w:numId="27">
-    <w:abstractNumId w:val="31"/>
-  </w:num>
-  <w:num w:numId="28">
-    <w:abstractNumId w:val="11"/>
-  </w:num>
-  <w:num w:numId="29">
-    <w:abstractNumId w:val="39"/>
-  </w:num>
-  <w:num w:numId="30">
-    <w:abstractNumId w:val="30"/>
-  </w:num>
-  <w:num w:numId="31">
-    <w:abstractNumId w:val="28"/>
-  </w:num>
-  <w:num w:numId="32">
-    <w:abstractNumId w:val="7"/>
-  </w:num>
-  <w:num w:numId="33">
-    <w:abstractNumId w:val="36"/>
-  </w:num>
-  <w:num w:numId="34">
-    <w:abstractNumId w:val="23"/>
-  </w:num>
-  <w:num w:numId="35">
-    <w:abstractNumId w:val="35"/>
-  </w:num>
-  <w:num w:numId="36">
-    <w:abstractNumId w:val="16"/>
-  </w:num>
   <w:num w:numId="37">
-    <w:abstractNumId w:val="5"/>
+    <w:abstractNumId w:val="6"/>
   </w:num>
   <w:num w:numId="38">
-    <w:abstractNumId w:val="8"/>
+    <w:abstractNumId w:val="10"/>
   </w:num>
   <w:num w:numId="39">
     <w:abstractNumId w:val="0"/>
   </w:num>
   <w:num w:numId="40">
-    <w:abstractNumId w:val="3"/>
+    <w:abstractNumId w:val="4"/>
+  </w:num>
+  <w:num w:numId="41">
+    <w:abstractNumId w:val="17"/>
+  </w:num>
+  <w:num w:numId="42">
+    <w:abstractNumId w:val="34"/>
+  </w:num>
+  <w:num w:numId="43">
+    <w:abstractNumId w:val="1"/>
+  </w:num>
+  <w:num w:numId="44">
+    <w:abstractNumId w:val="12"/>
+  </w:num>
+  <w:num w:numId="45">
+    <w:abstractNumId w:val="9"/>
+  </w:num>
+  <w:num w:numId="46">
+    <w:abstractNumId w:val="13"/>
   </w:num>
 </w:numbering>
 </file>

--- a/William/Python AI ML/William_Jackson.docx
+++ b/William/Python AI ML/William_Jackson.docx
@@ -123,61 +123,7 @@
                 <w:sz w:val="17"/>
                 <w:szCs w:val="17"/>
               </w:rPr>
-              <w:t xml:space="preserve">Wellington, Nevada, United States | </w:t>
-            </w:r>
-            <w:r>
-              <w:rPr>
-                <w:rFonts w:ascii="Arial" w:eastAsia="Arial" w:hAnsi="Arial" w:cs="Arial"/>
-                <w:color w:val="FFFFFF"/>
-                <w:sz w:val="17"/>
-                <w:szCs w:val="17"/>
-              </w:rPr>
-              <w:t>+1 (786) 949-7561</w:t>
-            </w:r>
-            <w:r>
-              <w:rPr>
-                <w:rFonts w:ascii="Arial" w:eastAsia="Arial" w:hAnsi="Arial" w:cs="Arial"/>
-                <w:color w:val="FFFFFF"/>
-                <w:sz w:val="17"/>
-                <w:szCs w:val="17"/>
-              </w:rPr>
-              <w:t xml:space="preserve">| </w:t>
-            </w:r>
-            <w:r>
-              <w:rPr>
-                <w:rFonts w:ascii="Arial" w:eastAsia="Arial" w:hAnsi="Arial" w:cs="Arial"/>
-                <w:color w:val="FFFFFF"/>
-                <w:sz w:val="17"/>
-                <w:szCs w:val="17"/>
-              </w:rPr>
-              <w:t>williamjackson.pro@outlook.com</w:t>
-            </w:r>
-            <w:r>
-              <w:rPr>
-                <w:rFonts w:ascii="Arial" w:eastAsia="Arial" w:hAnsi="Arial" w:cs="Arial"/>
-                <w:color w:val="FFFFFF"/>
-                <w:sz w:val="17"/>
-                <w:szCs w:val="17"/>
-              </w:rPr>
-              <w:t xml:space="preserve"> | </w:t>
-            </w:r>
-            <w:r>
-              <w:rPr>
-                <w:rFonts w:ascii="Arial" w:eastAsia="Arial" w:hAnsi="Arial" w:cs="Arial"/>
-                <w:color w:val="FFFFFF"/>
-                <w:sz w:val="17"/>
-                <w:szCs w:val="17"/>
-              </w:rPr>
-              <w:t>linkedin.com/in/william-jackson-</w:t>
-            </w:r>
-            <w:r>
-              <w:rPr>
-                <w:rFonts w:ascii="Arial" w:eastAsia="Arial" w:hAnsi="Arial" w:cs="Arial"/>
-                <w:color w:val="FFFFFF"/>
-                <w:sz w:val="17"/>
-                <w:szCs w:val="17"/>
-              </w:rPr>
-              <w:t>75b9343b6</w:t>
+              <w:t>Wellington, Nevada, United States | +1 (786) 949-7561| williamjdev@outlook.com | linkedin.com/in/william-jackson-40036a3ba</w:t>
             </w:r>
             <w:bookmarkStart w:id="0" w:name="_GoBack"/>
             <w:bookmarkEnd w:id="0"/>
@@ -247,17 +193,8 @@
           <w:rStyle w:val="Strong"/>
           <w:sz w:val="22"/>
         </w:rPr>
-        <w:t xml:space="preserve">data-intensive </w:t>
-      </w:r>
-      <w:proofErr w:type="spellStart"/>
-      <w:r>
-        <w:rPr>
-          <w:rStyle w:val="Strong"/>
-          <w:sz w:val="22"/>
-        </w:rPr>
-        <w:t>SaaS</w:t>
-      </w:r>
-      <w:proofErr w:type="spellEnd"/>
+        <w:t>data-intensive SaaS</w:t>
+      </w:r>
       <w:r>
         <w:rPr>
           <w:sz w:val="22"/>
@@ -290,21 +227,12 @@
         </w:rPr>
         <w:t xml:space="preserve"> services, training and inference workflows, and cloud-native delivery patterns using </w:t>
       </w:r>
-      <w:proofErr w:type="spellStart"/>
-      <w:r>
-        <w:rPr>
-          <w:rStyle w:val="Strong"/>
-          <w:sz w:val="22"/>
-        </w:rPr>
-        <w:t>FastAPI</w:t>
-      </w:r>
-      <w:proofErr w:type="spellEnd"/>
-      <w:r>
-        <w:rPr>
-          <w:rStyle w:val="Strong"/>
-          <w:sz w:val="22"/>
-        </w:rPr>
-        <w:t xml:space="preserve"> 0.9x–0.11x</w:t>
+      <w:r>
+        <w:rPr>
+          <w:rStyle w:val="Strong"/>
+          <w:sz w:val="22"/>
+        </w:rPr>
+        <w:t>FastAPI 0.9x–0.11x</w:t>
       </w:r>
       <w:r>
         <w:rPr>
@@ -312,21 +240,12 @@
         </w:rPr>
         <w:t xml:space="preserve">, </w:t>
       </w:r>
-      <w:proofErr w:type="spellStart"/>
-      <w:r>
-        <w:rPr>
-          <w:rStyle w:val="Strong"/>
-          <w:sz w:val="22"/>
-        </w:rPr>
-        <w:t>PyTorch</w:t>
-      </w:r>
-      <w:proofErr w:type="spellEnd"/>
-      <w:r>
-        <w:rPr>
-          <w:rStyle w:val="Strong"/>
-          <w:sz w:val="22"/>
-        </w:rPr>
-        <w:t xml:space="preserve"> 1.10–2.x</w:t>
+      <w:r>
+        <w:rPr>
+          <w:rStyle w:val="Strong"/>
+          <w:sz w:val="22"/>
+        </w:rPr>
+        <w:t>PyTorch 1.10–2.x</w:t>
       </w:r>
       <w:r>
         <w:rPr>
@@ -334,21 +253,12 @@
         </w:rPr>
         <w:t xml:space="preserve">, </w:t>
       </w:r>
-      <w:proofErr w:type="spellStart"/>
-      <w:r>
-        <w:rPr>
-          <w:rStyle w:val="Strong"/>
-          <w:sz w:val="22"/>
-        </w:rPr>
-        <w:t>TensorFlow</w:t>
-      </w:r>
-      <w:proofErr w:type="spellEnd"/>
-      <w:r>
-        <w:rPr>
-          <w:rStyle w:val="Strong"/>
-          <w:sz w:val="22"/>
-        </w:rPr>
-        <w:t xml:space="preserve"> 2.x</w:t>
+      <w:r>
+        <w:rPr>
+          <w:rStyle w:val="Strong"/>
+          <w:sz w:val="22"/>
+        </w:rPr>
+        <w:t>TensorFlow 2.x</w:t>
       </w:r>
       <w:r>
         <w:rPr>
@@ -382,7 +292,6 @@
         </w:rPr>
         <w:t xml:space="preserve">, </w:t>
       </w:r>
-      <w:proofErr w:type="spellStart"/>
       <w:r>
         <w:rPr>
           <w:rStyle w:val="Strong"/>
@@ -390,14 +299,12 @@
         </w:rPr>
         <w:t>OpenTelemetry</w:t>
       </w:r>
-      <w:proofErr w:type="spellEnd"/>
       <w:r>
         <w:rPr>
           <w:sz w:val="22"/>
         </w:rPr>
         <w:t xml:space="preserve">, </w:t>
       </w:r>
-      <w:proofErr w:type="spellStart"/>
       <w:r>
         <w:rPr>
           <w:rStyle w:val="Strong"/>
@@ -405,7 +312,6 @@
         </w:rPr>
         <w:t>Datadog</w:t>
       </w:r>
-      <w:proofErr w:type="spellEnd"/>
       <w:r>
         <w:rPr>
           <w:sz w:val="22"/>
@@ -496,21 +402,12 @@
         </w:rPr>
         <w:t xml:space="preserve">, </w:t>
       </w:r>
-      <w:proofErr w:type="spellStart"/>
-      <w:r>
-        <w:rPr>
-          <w:rStyle w:val="Strong"/>
-          <w:sz w:val="22"/>
-        </w:rPr>
-        <w:t>scikit</w:t>
-      </w:r>
-      <w:proofErr w:type="spellEnd"/>
-      <w:r>
-        <w:rPr>
-          <w:rStyle w:val="Strong"/>
-          <w:sz w:val="22"/>
-        </w:rPr>
-        <w:t>-learn 1.x</w:t>
+      <w:r>
+        <w:rPr>
+          <w:rStyle w:val="Strong"/>
+          <w:sz w:val="22"/>
+        </w:rPr>
+        <w:t>scikit-learn 1.x</w:t>
       </w:r>
       <w:r>
         <w:rPr>
@@ -518,21 +415,12 @@
         </w:rPr>
         <w:t xml:space="preserve">, </w:t>
       </w:r>
-      <w:proofErr w:type="spellStart"/>
-      <w:r>
-        <w:rPr>
-          <w:rStyle w:val="Strong"/>
-          <w:sz w:val="22"/>
-        </w:rPr>
-        <w:t>PyTorch</w:t>
-      </w:r>
-      <w:proofErr w:type="spellEnd"/>
-      <w:r>
-        <w:rPr>
-          <w:rStyle w:val="Strong"/>
-          <w:sz w:val="22"/>
-        </w:rPr>
-        <w:t xml:space="preserve"> 1.10–2.x</w:t>
+      <w:r>
+        <w:rPr>
+          <w:rStyle w:val="Strong"/>
+          <w:sz w:val="22"/>
+        </w:rPr>
+        <w:t>PyTorch 1.10–2.x</w:t>
       </w:r>
       <w:r>
         <w:rPr>
@@ -540,21 +428,12 @@
         </w:rPr>
         <w:t xml:space="preserve">, </w:t>
       </w:r>
-      <w:proofErr w:type="spellStart"/>
-      <w:r>
-        <w:rPr>
-          <w:rStyle w:val="Strong"/>
-          <w:sz w:val="22"/>
-        </w:rPr>
-        <w:t>TensorFlow</w:t>
-      </w:r>
-      <w:proofErr w:type="spellEnd"/>
-      <w:r>
-        <w:rPr>
-          <w:rStyle w:val="Strong"/>
-          <w:sz w:val="22"/>
-        </w:rPr>
-        <w:t xml:space="preserve"> 2.x</w:t>
+      <w:r>
+        <w:rPr>
+          <w:rStyle w:val="Strong"/>
+          <w:sz w:val="22"/>
+        </w:rPr>
+        <w:t>TensorFlow 2.x</w:t>
       </w:r>
       <w:r>
         <w:rPr>
@@ -575,7 +454,6 @@
         </w:rPr>
         <w:t xml:space="preserve">, </w:t>
       </w:r>
-      <w:proofErr w:type="spellStart"/>
       <w:r>
         <w:rPr>
           <w:rStyle w:val="Strong"/>
@@ -583,7 +461,6 @@
         </w:rPr>
         <w:t>NumPy</w:t>
       </w:r>
-      <w:proofErr w:type="spellEnd"/>
       <w:r>
         <w:rPr>
           <w:sz w:val="22"/>
@@ -630,55 +507,18 @@
         </w:rPr>
         <w:t xml:space="preserve">, </w:t>
       </w:r>
-      <w:proofErr w:type="spellStart"/>
-      <w:r>
-        <w:rPr>
-          <w:rStyle w:val="Strong"/>
-          <w:sz w:val="22"/>
-        </w:rPr>
-        <w:t>OpenAPI</w:t>
-      </w:r>
-      <w:proofErr w:type="spellEnd"/>
-      <w:r>
-        <w:rPr>
-          <w:rStyle w:val="Strong"/>
-          <w:sz w:val="22"/>
-        </w:rPr>
-        <w:t>/Swagger</w:t>
-      </w:r>
-      <w:r>
-        <w:rPr>
-          <w:sz w:val="22"/>
-        </w:rPr>
-        <w:t xml:space="preserve">, </w:t>
-      </w:r>
-      <w:proofErr w:type="spellStart"/>
-      <w:r>
-        <w:rPr>
-          <w:sz w:val="22"/>
-        </w:rPr>
-        <w:t>microservices</w:t>
-      </w:r>
-      <w:proofErr w:type="spellEnd"/>
-      <w:r>
-        <w:rPr>
-          <w:sz w:val="22"/>
-        </w:rPr>
-        <w:t xml:space="preserve">, event-driven architecture, </w:t>
-      </w:r>
-      <w:proofErr w:type="spellStart"/>
-      <w:r>
-        <w:rPr>
-          <w:sz w:val="22"/>
-        </w:rPr>
-        <w:t>idempotency</w:t>
-      </w:r>
-      <w:proofErr w:type="spellEnd"/>
-      <w:r>
-        <w:rPr>
-          <w:sz w:val="22"/>
-        </w:rPr>
-        <w:t>, retries, circuit breakers, backpressure, rate limiting, worker patterns, service-to-service authentication</w:t>
+      <w:r>
+        <w:rPr>
+          <w:rStyle w:val="Strong"/>
+          <w:sz w:val="22"/>
+        </w:rPr>
+        <w:t>OpenAPI/Swagger</w:t>
+      </w:r>
+      <w:r>
+        <w:rPr>
+          <w:sz w:val="22"/>
+        </w:rPr>
+        <w:t>, microservices, event-driven architecture, idempotency, retries, circuit breakers, backpressure, rate limiting, worker patterns, service-to-service authentication</w:t>
       </w:r>
     </w:p>
     <w:p>
@@ -707,7 +547,6 @@
         </w:rPr>
         <w:t xml:space="preserve"> — </w:t>
       </w:r>
-      <w:proofErr w:type="spellStart"/>
       <w:r>
         <w:rPr>
           <w:rStyle w:val="Strong"/>
@@ -715,7 +554,6 @@
         </w:rPr>
         <w:t>PostgreSQL</w:t>
       </w:r>
-      <w:proofErr w:type="spellEnd"/>
       <w:r>
         <w:rPr>
           <w:sz w:val="22"/>
@@ -748,21 +586,12 @@
         </w:rPr>
         <w:t xml:space="preserve">, </w:t>
       </w:r>
-      <w:proofErr w:type="spellStart"/>
-      <w:r>
-        <w:rPr>
-          <w:rStyle w:val="Strong"/>
-          <w:sz w:val="22"/>
-        </w:rPr>
-        <w:t>Redis</w:t>
-      </w:r>
-      <w:proofErr w:type="spellEnd"/>
-      <w:r>
-        <w:rPr>
-          <w:rStyle w:val="Strong"/>
-          <w:sz w:val="22"/>
-        </w:rPr>
-        <w:t xml:space="preserve"> 5–7</w:t>
+      <w:r>
+        <w:rPr>
+          <w:rStyle w:val="Strong"/>
+          <w:sz w:val="22"/>
+        </w:rPr>
+        <w:t>Redis 5–7</w:t>
       </w:r>
       <w:r>
         <w:rPr>
@@ -770,7 +599,6 @@
         </w:rPr>
         <w:t xml:space="preserve">, </w:t>
       </w:r>
-      <w:proofErr w:type="spellStart"/>
       <w:r>
         <w:rPr>
           <w:rStyle w:val="Strong"/>
@@ -778,14 +606,12 @@
         </w:rPr>
         <w:t>MongoDB</w:t>
       </w:r>
-      <w:proofErr w:type="spellEnd"/>
       <w:r>
         <w:rPr>
           <w:sz w:val="22"/>
         </w:rPr>
         <w:t xml:space="preserve">, </w:t>
       </w:r>
-      <w:proofErr w:type="spellStart"/>
       <w:r>
         <w:rPr>
           <w:rStyle w:val="Strong"/>
@@ -793,7 +619,6 @@
         </w:rPr>
         <w:t>DynamoDB</w:t>
       </w:r>
-      <w:proofErr w:type="spellEnd"/>
       <w:r>
         <w:rPr>
           <w:sz w:val="22"/>
@@ -826,21 +651,12 @@
         </w:rPr>
         <w:t xml:space="preserve">, </w:t>
       </w:r>
-      <w:proofErr w:type="spellStart"/>
-      <w:r>
-        <w:rPr>
-          <w:rStyle w:val="Strong"/>
-          <w:sz w:val="22"/>
-        </w:rPr>
-        <w:t>RabbitMQ</w:t>
-      </w:r>
-      <w:proofErr w:type="spellEnd"/>
-      <w:r>
-        <w:rPr>
-          <w:rStyle w:val="Strong"/>
-          <w:sz w:val="22"/>
-        </w:rPr>
-        <w:t xml:space="preserve"> 3.x</w:t>
+      <w:r>
+        <w:rPr>
+          <w:rStyle w:val="Strong"/>
+          <w:sz w:val="22"/>
+        </w:rPr>
+        <w:t>RabbitMQ 3.x</w:t>
       </w:r>
       <w:r>
         <w:rPr>
@@ -848,21 +664,12 @@
         </w:rPr>
         <w:t xml:space="preserve">, </w:t>
       </w:r>
-      <w:proofErr w:type="spellStart"/>
-      <w:r>
-        <w:rPr>
-          <w:rStyle w:val="Strong"/>
-          <w:sz w:val="22"/>
-        </w:rPr>
-        <w:t>Elasticsearch</w:t>
-      </w:r>
-      <w:proofErr w:type="spellEnd"/>
-      <w:r>
-        <w:rPr>
-          <w:rStyle w:val="Strong"/>
-          <w:sz w:val="22"/>
-        </w:rPr>
-        <w:t xml:space="preserve"> 7.x</w:t>
+      <w:r>
+        <w:rPr>
+          <w:rStyle w:val="Strong"/>
+          <w:sz w:val="22"/>
+        </w:rPr>
+        <w:t>Elasticsearch 7.x</w:t>
       </w:r>
       <w:r>
         <w:rPr>
@@ -896,7 +703,6 @@
         </w:rPr>
         <w:t xml:space="preserve">, </w:t>
       </w:r>
-      <w:proofErr w:type="spellStart"/>
       <w:r>
         <w:rPr>
           <w:rStyle w:val="Strong"/>
@@ -904,7 +710,6 @@
         </w:rPr>
         <w:t>BigQuery</w:t>
       </w:r>
-      <w:proofErr w:type="spellEnd"/>
     </w:p>
     <w:p>
       <w:pPr>
@@ -924,17 +729,8 @@
           <w:rStyle w:val="Strong"/>
           <w:sz w:val="22"/>
         </w:rPr>
-        <w:t xml:space="preserve">Cloud &amp; </w:t>
-      </w:r>
-      <w:proofErr w:type="spellStart"/>
-      <w:r>
-        <w:rPr>
-          <w:rStyle w:val="Strong"/>
-          <w:sz w:val="22"/>
-        </w:rPr>
-        <w:t>DevOps</w:t>
-      </w:r>
-      <w:proofErr w:type="spellEnd"/>
+        <w:t>Cloud &amp; DevOps</w:t>
+      </w:r>
       <w:r>
         <w:rPr>
           <w:sz w:val="22"/>
@@ -1032,7 +828,6 @@
         </w:rPr>
         <w:t xml:space="preserve">, </w:t>
       </w:r>
-      <w:proofErr w:type="spellStart"/>
       <w:r>
         <w:rPr>
           <w:rStyle w:val="Strong"/>
@@ -1040,7 +835,6 @@
         </w:rPr>
         <w:t>CloudFront</w:t>
       </w:r>
-      <w:proofErr w:type="spellEnd"/>
       <w:r>
         <w:rPr>
           <w:sz w:val="22"/>
@@ -1060,7 +854,6 @@
         </w:rPr>
         <w:t xml:space="preserve">, </w:t>
       </w:r>
-      <w:proofErr w:type="spellStart"/>
       <w:r>
         <w:rPr>
           <w:rStyle w:val="Strong"/>
@@ -1068,14 +861,12 @@
         </w:rPr>
         <w:t>DynamoDB</w:t>
       </w:r>
-      <w:proofErr w:type="spellEnd"/>
       <w:r>
         <w:rPr>
           <w:sz w:val="22"/>
         </w:rPr>
         <w:t xml:space="preserve">, </w:t>
       </w:r>
-      <w:proofErr w:type="spellStart"/>
       <w:r>
         <w:rPr>
           <w:rStyle w:val="Strong"/>
@@ -1083,14 +874,12 @@
         </w:rPr>
         <w:t>ElastiCache</w:t>
       </w:r>
-      <w:proofErr w:type="spellEnd"/>
       <w:r>
         <w:rPr>
           <w:sz w:val="22"/>
         </w:rPr>
         <w:t xml:space="preserve">, </w:t>
       </w:r>
-      <w:proofErr w:type="spellStart"/>
       <w:r>
         <w:rPr>
           <w:rStyle w:val="Strong"/>
@@ -1098,7 +887,6 @@
         </w:rPr>
         <w:t>EventBridge</w:t>
       </w:r>
-      <w:proofErr w:type="spellEnd"/>
       <w:r>
         <w:rPr>
           <w:sz w:val="22"/>
@@ -1287,7 +1075,6 @@
         </w:rPr>
         <w:t xml:space="preserve">, </w:t>
       </w:r>
-      <w:proofErr w:type="spellStart"/>
       <w:r>
         <w:rPr>
           <w:rStyle w:val="Strong"/>
@@ -1295,14 +1082,12 @@
         </w:rPr>
         <w:t>BigQuery</w:t>
       </w:r>
-      <w:proofErr w:type="spellEnd"/>
       <w:r>
         <w:rPr>
           <w:sz w:val="22"/>
         </w:rPr>
         <w:t xml:space="preserve">), </w:t>
       </w:r>
-      <w:proofErr w:type="spellStart"/>
       <w:r>
         <w:rPr>
           <w:rStyle w:val="Strong"/>
@@ -1310,28 +1095,18 @@
         </w:rPr>
         <w:t>Docker</w:t>
       </w:r>
-      <w:proofErr w:type="spellEnd"/>
       <w:r>
         <w:rPr>
           <w:sz w:val="22"/>
         </w:rPr>
         <w:t xml:space="preserve">, </w:t>
       </w:r>
-      <w:proofErr w:type="spellStart"/>
-      <w:r>
-        <w:rPr>
-          <w:rStyle w:val="Strong"/>
-          <w:sz w:val="22"/>
-        </w:rPr>
-        <w:t>Kubernetes</w:t>
-      </w:r>
-      <w:proofErr w:type="spellEnd"/>
-      <w:r>
-        <w:rPr>
-          <w:rStyle w:val="Strong"/>
-          <w:sz w:val="22"/>
-        </w:rPr>
-        <w:t xml:space="preserve"> 1.2x–1.2x+</w:t>
+      <w:r>
+        <w:rPr>
+          <w:rStyle w:val="Strong"/>
+          <w:sz w:val="22"/>
+        </w:rPr>
+        <w:t>Kubernetes 1.2x–1.2x+</w:t>
       </w:r>
       <w:r>
         <w:rPr>
@@ -1365,7 +1140,6 @@
         </w:rPr>
         <w:t xml:space="preserve">, </w:t>
       </w:r>
-      <w:proofErr w:type="spellStart"/>
       <w:r>
         <w:rPr>
           <w:rStyle w:val="Strong"/>
@@ -1373,28 +1147,18 @@
         </w:rPr>
         <w:t>GitOps</w:t>
       </w:r>
-      <w:proofErr w:type="spellEnd"/>
       <w:r>
         <w:rPr>
           <w:sz w:val="22"/>
         </w:rPr>
         <w:t xml:space="preserve">, </w:t>
       </w:r>
-      <w:proofErr w:type="spellStart"/>
-      <w:r>
-        <w:rPr>
-          <w:rStyle w:val="Strong"/>
-          <w:sz w:val="22"/>
-        </w:rPr>
-        <w:t>Terraform</w:t>
-      </w:r>
-      <w:proofErr w:type="spellEnd"/>
-      <w:r>
-        <w:rPr>
-          <w:rStyle w:val="Strong"/>
-          <w:sz w:val="22"/>
-        </w:rPr>
-        <w:t xml:space="preserve"> 1.x</w:t>
+      <w:r>
+        <w:rPr>
+          <w:rStyle w:val="Strong"/>
+          <w:sz w:val="22"/>
+        </w:rPr>
+        <w:t>Terraform 1.x</w:t>
       </w:r>
       <w:r>
         <w:rPr>
@@ -1402,7 +1166,6 @@
         </w:rPr>
         <w:t xml:space="preserve">, </w:t>
       </w:r>
-      <w:proofErr w:type="spellStart"/>
       <w:r>
         <w:rPr>
           <w:rStyle w:val="Strong"/>
@@ -1410,28 +1173,18 @@
         </w:rPr>
         <w:t>CloudFormation</w:t>
       </w:r>
-      <w:proofErr w:type="spellEnd"/>
       <w:r>
         <w:rPr>
           <w:sz w:val="22"/>
         </w:rPr>
         <w:t xml:space="preserve">, </w:t>
       </w:r>
-      <w:proofErr w:type="spellStart"/>
-      <w:r>
-        <w:rPr>
-          <w:rStyle w:val="Strong"/>
-          <w:sz w:val="22"/>
-        </w:rPr>
-        <w:t>GitHub</w:t>
-      </w:r>
-      <w:proofErr w:type="spellEnd"/>
-      <w:r>
-        <w:rPr>
-          <w:rStyle w:val="Strong"/>
-          <w:sz w:val="22"/>
-        </w:rPr>
-        <w:t xml:space="preserve"> Actions</w:t>
+      <w:r>
+        <w:rPr>
+          <w:rStyle w:val="Strong"/>
+          <w:sz w:val="22"/>
+        </w:rPr>
+        <w:t>GitHub Actions</w:t>
       </w:r>
       <w:r>
         <w:rPr>
@@ -1439,21 +1192,12 @@
         </w:rPr>
         <w:t xml:space="preserve">, </w:t>
       </w:r>
-      <w:proofErr w:type="spellStart"/>
-      <w:r>
-        <w:rPr>
-          <w:rStyle w:val="Strong"/>
-          <w:sz w:val="22"/>
-        </w:rPr>
-        <w:t>GitLab</w:t>
-      </w:r>
-      <w:proofErr w:type="spellEnd"/>
-      <w:r>
-        <w:rPr>
-          <w:rStyle w:val="Strong"/>
-          <w:sz w:val="22"/>
-        </w:rPr>
-        <w:t xml:space="preserve"> CI</w:t>
+      <w:r>
+        <w:rPr>
+          <w:rStyle w:val="Strong"/>
+          <w:sz w:val="22"/>
+        </w:rPr>
+        <w:t>GitLab CI</w:t>
       </w:r>
       <w:r>
         <w:rPr>
@@ -1479,24 +1223,14 @@
           <w:rStyle w:val="Strong"/>
           <w:sz w:val="22"/>
         </w:rPr>
-        <w:t xml:space="preserve">Azure </w:t>
-      </w:r>
-      <w:proofErr w:type="spellStart"/>
-      <w:r>
-        <w:rPr>
-          <w:rStyle w:val="Strong"/>
-          <w:sz w:val="22"/>
-        </w:rPr>
-        <w:t>DevOps</w:t>
-      </w:r>
-      <w:proofErr w:type="spellEnd"/>
+        <w:t>Azure DevOps</w:t>
+      </w:r>
       <w:r>
         <w:rPr>
           <w:sz w:val="22"/>
         </w:rPr>
         <w:t xml:space="preserve">, </w:t>
       </w:r>
-      <w:proofErr w:type="spellStart"/>
       <w:r>
         <w:rPr>
           <w:rStyle w:val="Strong"/>
@@ -1504,7 +1238,6 @@
         </w:rPr>
         <w:t>CircleCI</w:t>
       </w:r>
-      <w:proofErr w:type="spellEnd"/>
     </w:p>
     <w:p>
       <w:pPr>
@@ -1516,21 +1249,12 @@
         <w:spacing w:before="0" w:beforeAutospacing="0" w:after="0" w:afterAutospacing="0"/>
         <w:jc w:val="both"/>
       </w:pPr>
-      <w:proofErr w:type="spellStart"/>
-      <w:r>
-        <w:rPr>
-          <w:rStyle w:val="Strong"/>
-          <w:sz w:val="22"/>
-        </w:rPr>
-        <w:t>Observability</w:t>
-      </w:r>
-      <w:proofErr w:type="spellEnd"/>
-      <w:r>
-        <w:rPr>
-          <w:rStyle w:val="Strong"/>
-          <w:sz w:val="22"/>
-        </w:rPr>
-        <w:t>, Quality &amp; Security</w:t>
+      <w:r>
+        <w:rPr>
+          <w:rStyle w:val="Strong"/>
+          <w:sz w:val="22"/>
+        </w:rPr>
+        <w:t>Observability, Quality &amp; Security</w:t>
       </w:r>
       <w:r>
         <w:rPr>
@@ -1538,21 +1262,12 @@
         </w:rPr>
         <w:t xml:space="preserve"> — </w:t>
       </w:r>
-      <w:proofErr w:type="spellStart"/>
-      <w:r>
-        <w:rPr>
-          <w:rStyle w:val="Strong"/>
-          <w:sz w:val="22"/>
-        </w:rPr>
-        <w:t>OpenTelemetry</w:t>
-      </w:r>
-      <w:proofErr w:type="spellEnd"/>
-      <w:r>
-        <w:rPr>
-          <w:rStyle w:val="Strong"/>
-          <w:sz w:val="22"/>
-        </w:rPr>
-        <w:t xml:space="preserve"> 1.x</w:t>
+      <w:r>
+        <w:rPr>
+          <w:rStyle w:val="Strong"/>
+          <w:sz w:val="22"/>
+        </w:rPr>
+        <w:t>OpenTelemetry 1.x</w:t>
       </w:r>
       <w:r>
         <w:rPr>
@@ -1560,7 +1275,6 @@
         </w:rPr>
         <w:t xml:space="preserve">, </w:t>
       </w:r>
-      <w:proofErr w:type="spellStart"/>
       <w:r>
         <w:rPr>
           <w:rStyle w:val="Strong"/>
@@ -1568,7 +1282,6 @@
         </w:rPr>
         <w:t>Datadog</w:t>
       </w:r>
-      <w:proofErr w:type="spellEnd"/>
       <w:r>
         <w:rPr>
           <w:sz w:val="22"/>
@@ -1588,7 +1301,6 @@
         </w:rPr>
         <w:t xml:space="preserve">, </w:t>
       </w:r>
-      <w:proofErr w:type="spellStart"/>
       <w:r>
         <w:rPr>
           <w:rStyle w:val="Strong"/>
@@ -1596,7 +1308,6 @@
         </w:rPr>
         <w:t>Grafana</w:t>
       </w:r>
-      <w:proofErr w:type="spellEnd"/>
       <w:r>
         <w:rPr>
           <w:sz w:val="22"/>
@@ -1616,7 +1327,6 @@
         </w:rPr>
         <w:t xml:space="preserve">, </w:t>
       </w:r>
-      <w:proofErr w:type="spellStart"/>
       <w:r>
         <w:rPr>
           <w:rStyle w:val="Strong"/>
@@ -1624,7 +1334,6 @@
         </w:rPr>
         <w:t>CloudWatch</w:t>
       </w:r>
-      <w:proofErr w:type="spellEnd"/>
       <w:r>
         <w:rPr>
           <w:sz w:val="22"/>
@@ -1683,21 +1392,12 @@
         </w:rPr>
         <w:t xml:space="preserve">, </w:t>
       </w:r>
-      <w:proofErr w:type="spellStart"/>
-      <w:r>
-        <w:rPr>
-          <w:rStyle w:val="Strong"/>
-          <w:sz w:val="22"/>
-        </w:rPr>
-        <w:t>OpenID</w:t>
-      </w:r>
-      <w:proofErr w:type="spellEnd"/>
-      <w:r>
-        <w:rPr>
-          <w:rStyle w:val="Strong"/>
-          <w:sz w:val="22"/>
-        </w:rPr>
-        <w:t xml:space="preserve"> Connect</w:t>
+      <w:r>
+        <w:rPr>
+          <w:rStyle w:val="Strong"/>
+          <w:sz w:val="22"/>
+        </w:rPr>
+        <w:t>OpenID Connect</w:t>
       </w:r>
       <w:r>
         <w:rPr>
@@ -1718,7 +1418,6 @@
         </w:rPr>
         <w:t xml:space="preserve">, </w:t>
       </w:r>
-      <w:proofErr w:type="spellStart"/>
       <w:r>
         <w:rPr>
           <w:rStyle w:val="Strong"/>
@@ -1726,7 +1425,6 @@
         </w:rPr>
         <w:t>Okta</w:t>
       </w:r>
-      <w:proofErr w:type="spellEnd"/>
       <w:r>
         <w:rPr>
           <w:sz w:val="22"/>
@@ -1751,17 +1449,8 @@
           <w:rStyle w:val="Strong"/>
           <w:sz w:val="22"/>
         </w:rPr>
-        <w:t xml:space="preserve">AWS </w:t>
-      </w:r>
-      <w:proofErr w:type="spellStart"/>
-      <w:r>
-        <w:rPr>
-          <w:rStyle w:val="Strong"/>
-          <w:sz w:val="22"/>
-        </w:rPr>
-        <w:t>Cognito</w:t>
-      </w:r>
-      <w:proofErr w:type="spellEnd"/>
+        <w:t>AWS Cognito</w:t>
+      </w:r>
       <w:r>
         <w:rPr>
           <w:sz w:val="22"/>
@@ -1889,7 +1578,6 @@
           <w:sz w:val="24"/>
         </w:rPr>
       </w:pPr>
-      <w:proofErr w:type="spellStart"/>
       <w:r>
         <w:rPr>
           <w:rFonts w:ascii="Arial" w:eastAsia="Arial" w:hAnsi="Arial" w:cs="Arial"/>
@@ -1899,19 +1587,7 @@
           <w:sz w:val="22"/>
           <w:szCs w:val="18"/>
         </w:rPr>
-        <w:t>Viaro</w:t>
-      </w:r>
-      <w:proofErr w:type="spellEnd"/>
-      <w:r>
-        <w:rPr>
-          <w:rFonts w:ascii="Arial" w:eastAsia="Arial" w:hAnsi="Arial" w:cs="Arial"/>
-          <w:b/>
-          <w:bCs/>
-          <w:color w:val="111111"/>
-          <w:sz w:val="22"/>
-          <w:szCs w:val="18"/>
-        </w:rPr>
-        <w:t xml:space="preserve"> Networks Inc. - Delaware, United States</w:t>
+        <w:t>Viaro Networks Inc. - Delaware, United States</w:t>
       </w:r>
     </w:p>
     <w:p>
@@ -1943,21 +1619,7 @@
         <w:rPr>
           <w:sz w:val="22"/>
         </w:rPr>
-        <w:t xml:space="preserve"> machine learning services that supported high-volume operational </w:t>
-      </w:r>
-      <w:proofErr w:type="spellStart"/>
-      <w:r>
-        <w:rPr>
-          <w:sz w:val="22"/>
-        </w:rPr>
-        <w:t>decisioning</w:t>
-      </w:r>
-      <w:proofErr w:type="spellEnd"/>
-      <w:r>
-        <w:rPr>
-          <w:sz w:val="22"/>
-        </w:rPr>
-        <w:t>, translating ambiguous modeling requests into production-ready pipelines with measurable latency, accuracy, and recoverability targets.</w:t>
+        <w:t xml:space="preserve"> machine learning services that supported high-volume operational decisioning, translating ambiguous modeling requests into production-ready pipelines with measurable latency, accuracy, and recoverability targets.</w:t>
       </w:r>
     </w:p>
     <w:p>
@@ -1978,21 +1640,12 @@
         </w:rPr>
         <w:t xml:space="preserve">Built supervised learning workflows using </w:t>
       </w:r>
-      <w:proofErr w:type="spellStart"/>
-      <w:r>
-        <w:rPr>
-          <w:rStyle w:val="Strong"/>
-          <w:sz w:val="22"/>
-        </w:rPr>
-        <w:t>scikit</w:t>
-      </w:r>
-      <w:proofErr w:type="spellEnd"/>
-      <w:r>
-        <w:rPr>
-          <w:rStyle w:val="Strong"/>
-          <w:sz w:val="22"/>
-        </w:rPr>
-        <w:t>-learn 1.x</w:t>
+      <w:r>
+        <w:rPr>
+          <w:rStyle w:val="Strong"/>
+          <w:sz w:val="22"/>
+        </w:rPr>
+        <w:t>scikit-learn 1.x</w:t>
       </w:r>
       <w:r>
         <w:rPr>
@@ -2000,21 +1653,12 @@
         </w:rPr>
         <w:t xml:space="preserve"> and </w:t>
       </w:r>
-      <w:proofErr w:type="spellStart"/>
-      <w:r>
-        <w:rPr>
-          <w:rStyle w:val="Strong"/>
-          <w:sz w:val="22"/>
-        </w:rPr>
-        <w:t>PyTorch</w:t>
-      </w:r>
-      <w:proofErr w:type="spellEnd"/>
-      <w:r>
-        <w:rPr>
-          <w:rStyle w:val="Strong"/>
-          <w:sz w:val="22"/>
-        </w:rPr>
-        <w:t xml:space="preserve"> 1.10–2.x</w:t>
+      <w:r>
+        <w:rPr>
+          <w:rStyle w:val="Strong"/>
+          <w:sz w:val="22"/>
+        </w:rPr>
+        <w:t>PyTorch 1.10–2.x</w:t>
       </w:r>
       <w:r>
         <w:rPr>
@@ -2054,7 +1698,6 @@
         </w:rPr>
         <w:t xml:space="preserve">Engineered reproducible dataset generation on </w:t>
       </w:r>
-      <w:proofErr w:type="spellStart"/>
       <w:r>
         <w:rPr>
           <w:rStyle w:val="Strong"/>
@@ -2062,14 +1705,12 @@
         </w:rPr>
         <w:t>PostgreSQL</w:t>
       </w:r>
-      <w:proofErr w:type="spellEnd"/>
       <w:r>
         <w:rPr>
           <w:sz w:val="22"/>
         </w:rPr>
         <w:t xml:space="preserve"> and </w:t>
       </w:r>
-      <w:proofErr w:type="spellStart"/>
       <w:r>
         <w:rPr>
           <w:rStyle w:val="Strong"/>
@@ -2077,7 +1718,6 @@
         </w:rPr>
         <w:t>DynamoDB</w:t>
       </w:r>
-      <w:proofErr w:type="spellEnd"/>
       <w:r>
         <w:rPr>
           <w:sz w:val="22"/>
@@ -2122,21 +1762,12 @@
         </w:rPr>
         <w:t xml:space="preserve">Shipped low-latency inference APIs through </w:t>
       </w:r>
-      <w:proofErr w:type="spellStart"/>
-      <w:r>
-        <w:rPr>
-          <w:rStyle w:val="Strong"/>
-          <w:sz w:val="22"/>
-        </w:rPr>
-        <w:t>FastAPI</w:t>
-      </w:r>
-      <w:proofErr w:type="spellEnd"/>
-      <w:r>
-        <w:rPr>
-          <w:rStyle w:val="Strong"/>
-          <w:sz w:val="22"/>
-        </w:rPr>
-        <w:t xml:space="preserve"> 0.9x–0.11x</w:t>
+      <w:r>
+        <w:rPr>
+          <w:rStyle w:val="Strong"/>
+          <w:sz w:val="22"/>
+        </w:rPr>
+        <w:t>FastAPI 0.9x–0.11x</w:t>
       </w:r>
       <w:r>
         <w:rPr>
@@ -2202,21 +1833,12 @@
         </w:rPr>
         <w:t xml:space="preserve">Resolved recurring timeout and duplicate-scoring incidents by introducing </w:t>
       </w:r>
-      <w:proofErr w:type="spellStart"/>
-      <w:r>
-        <w:rPr>
-          <w:rStyle w:val="Strong"/>
-          <w:sz w:val="22"/>
-        </w:rPr>
-        <w:t>idempotency</w:t>
-      </w:r>
-      <w:proofErr w:type="spellEnd"/>
-      <w:r>
-        <w:rPr>
-          <w:rStyle w:val="Strong"/>
-          <w:sz w:val="22"/>
-        </w:rPr>
-        <w:t xml:space="preserve"> </w:t>
+      <w:r>
+        <w:rPr>
+          <w:rStyle w:val="Strong"/>
+          <w:sz w:val="22"/>
+        </w:rPr>
+        <w:t xml:space="preserve">idempotency </w:t>
       </w:r>
       <w:proofErr w:type="gramStart"/>
       <w:r>
@@ -2271,7 +1893,6 @@
         </w:rPr>
         <w:t xml:space="preserve">Implemented scheduled retraining and batch scoring with </w:t>
       </w:r>
-      <w:proofErr w:type="spellStart"/>
       <w:r>
         <w:rPr>
           <w:rStyle w:val="Strong"/>
@@ -2279,7 +1900,6 @@
         </w:rPr>
         <w:t>EventBridge</w:t>
       </w:r>
-      <w:proofErr w:type="spellEnd"/>
       <w:r>
         <w:rPr>
           <w:sz w:val="22"/>
@@ -2364,31 +1984,13 @@
         </w:rPr>
         <w:t xml:space="preserve">Introduced </w:t>
       </w:r>
-      <w:proofErr w:type="spellStart"/>
-      <w:r>
-        <w:rPr>
-          <w:rStyle w:val="Strong"/>
-          <w:sz w:val="22"/>
-        </w:rPr>
-        <w:t>Redis</w:t>
-      </w:r>
-      <w:proofErr w:type="spellEnd"/>
-      <w:r>
-        <w:rPr>
-          <w:rStyle w:val="Strong"/>
-          <w:sz w:val="22"/>
-        </w:rPr>
-        <w:t>/</w:t>
-      </w:r>
-      <w:proofErr w:type="spellStart"/>
-      <w:r>
-        <w:rPr>
-          <w:rStyle w:val="Strong"/>
-          <w:sz w:val="22"/>
-        </w:rPr>
-        <w:t>ElastiCache</w:t>
-      </w:r>
-      <w:proofErr w:type="spellEnd"/>
+      <w:r>
+        <w:rPr>
+          <w:rStyle w:val="Strong"/>
+          <w:sz w:val="22"/>
+        </w:rPr>
+        <w:t>Redis/ElastiCache</w:t>
+      </w:r>
       <w:r>
         <w:rPr>
           <w:sz w:val="22"/>
@@ -2440,21 +2042,12 @@
         </w:rPr>
         <w:t xml:space="preserve"> and </w:t>
       </w:r>
-      <w:proofErr w:type="spellStart"/>
-      <w:r>
-        <w:rPr>
-          <w:rStyle w:val="Strong"/>
-          <w:sz w:val="22"/>
-        </w:rPr>
-        <w:t>Elasticsearch</w:t>
-      </w:r>
-      <w:proofErr w:type="spellEnd"/>
-      <w:r>
-        <w:rPr>
-          <w:rStyle w:val="Strong"/>
-          <w:sz w:val="22"/>
-        </w:rPr>
-        <w:t xml:space="preserve"> 7.x</w:t>
+      <w:r>
+        <w:rPr>
+          <w:rStyle w:val="Strong"/>
+          <w:sz w:val="22"/>
+        </w:rPr>
+        <w:t>Elasticsearch 7.x</w:t>
       </w:r>
       <w:r>
         <w:rPr>
@@ -2481,21 +2074,12 @@
         </w:rPr>
         <w:t xml:space="preserve">Instrumented training and inference paths with </w:t>
       </w:r>
-      <w:proofErr w:type="spellStart"/>
-      <w:r>
-        <w:rPr>
-          <w:rStyle w:val="Strong"/>
-          <w:sz w:val="22"/>
-        </w:rPr>
-        <w:t>OpenTelemetry</w:t>
-      </w:r>
-      <w:proofErr w:type="spellEnd"/>
-      <w:r>
-        <w:rPr>
-          <w:rStyle w:val="Strong"/>
-          <w:sz w:val="22"/>
-        </w:rPr>
-        <w:t xml:space="preserve"> 1.x</w:t>
+      <w:r>
+        <w:rPr>
+          <w:rStyle w:val="Strong"/>
+          <w:sz w:val="22"/>
+        </w:rPr>
+        <w:t>OpenTelemetry 1.x</w:t>
       </w:r>
       <w:r>
         <w:rPr>
@@ -2503,7 +2087,6 @@
         </w:rPr>
         <w:t xml:space="preserve">, </w:t>
       </w:r>
-      <w:proofErr w:type="spellStart"/>
       <w:r>
         <w:rPr>
           <w:rStyle w:val="Strong"/>
@@ -2511,7 +2094,6 @@
         </w:rPr>
         <w:t>Datadog</w:t>
       </w:r>
-      <w:proofErr w:type="spellEnd"/>
       <w:r>
         <w:rPr>
           <w:sz w:val="22"/>
@@ -2531,7 +2113,6 @@
         </w:rPr>
         <w:t xml:space="preserve">, </w:t>
       </w:r>
-      <w:proofErr w:type="spellStart"/>
       <w:r>
         <w:rPr>
           <w:rStyle w:val="Strong"/>
@@ -2539,14 +2120,12 @@
         </w:rPr>
         <w:t>Grafana</w:t>
       </w:r>
-      <w:proofErr w:type="spellEnd"/>
       <w:r>
         <w:rPr>
           <w:sz w:val="22"/>
         </w:rPr>
         <w:t xml:space="preserve">, and </w:t>
       </w:r>
-      <w:proofErr w:type="spellStart"/>
       <w:r>
         <w:rPr>
           <w:rStyle w:val="Strong"/>
@@ -2554,7 +2133,6 @@
         </w:rPr>
         <w:t>CloudWatch</w:t>
       </w:r>
-      <w:proofErr w:type="spellEnd"/>
       <w:r>
         <w:rPr>
           <w:sz w:val="22"/>
@@ -2603,21 +2181,12 @@
         </w:rPr>
         <w:t xml:space="preserve">, </w:t>
       </w:r>
-      <w:proofErr w:type="spellStart"/>
-      <w:r>
-        <w:rPr>
-          <w:rStyle w:val="Strong"/>
-          <w:sz w:val="22"/>
-        </w:rPr>
-        <w:t>OpenID</w:t>
-      </w:r>
-      <w:proofErr w:type="spellEnd"/>
-      <w:r>
-        <w:rPr>
-          <w:rStyle w:val="Strong"/>
-          <w:sz w:val="22"/>
-        </w:rPr>
-        <w:t xml:space="preserve"> Connect</w:t>
+      <w:r>
+        <w:rPr>
+          <w:rStyle w:val="Strong"/>
+          <w:sz w:val="22"/>
+        </w:rPr>
+        <w:t>OpenID Connect</w:t>
       </w:r>
       <w:r>
         <w:rPr>
@@ -2643,17 +2212,8 @@
           <w:rStyle w:val="Strong"/>
           <w:sz w:val="22"/>
         </w:rPr>
-        <w:t xml:space="preserve">AWS </w:t>
-      </w:r>
-      <w:proofErr w:type="spellStart"/>
-      <w:r>
-        <w:rPr>
-          <w:rStyle w:val="Strong"/>
-          <w:sz w:val="22"/>
-        </w:rPr>
-        <w:t>Cognito</w:t>
-      </w:r>
-      <w:proofErr w:type="spellEnd"/>
+        <w:t>AWS Cognito</w:t>
+      </w:r>
       <w:r>
         <w:rPr>
           <w:sz w:val="22"/>
@@ -2760,7 +2320,6 @@
           <w:sz w:val="24"/>
         </w:rPr>
       </w:pPr>
-      <w:proofErr w:type="spellStart"/>
       <w:r>
         <w:rPr>
           <w:rFonts w:ascii="Arial" w:eastAsia="Arial" w:hAnsi="Arial" w:cs="Arial"/>
@@ -2770,19 +2329,7 @@
           <w:sz w:val="22"/>
           <w:szCs w:val="18"/>
         </w:rPr>
-        <w:t>Avantia</w:t>
-      </w:r>
-      <w:proofErr w:type="spellEnd"/>
-      <w:r>
-        <w:rPr>
-          <w:rFonts w:ascii="Arial" w:eastAsia="Arial" w:hAnsi="Arial" w:cs="Arial"/>
-          <w:b/>
-          <w:bCs/>
-          <w:color w:val="111111"/>
-          <w:sz w:val="22"/>
-          <w:szCs w:val="18"/>
-        </w:rPr>
-        <w:t>, Inc. - Ohio, United States</w:t>
+        <w:t>Avantia, Inc. - Ohio, United States</w:t>
       </w:r>
     </w:p>
     <w:p>
@@ -2835,21 +2382,12 @@
         </w:rPr>
         <w:t xml:space="preserve">Developed and tuned models with </w:t>
       </w:r>
-      <w:proofErr w:type="spellStart"/>
-      <w:r>
-        <w:rPr>
-          <w:rStyle w:val="Strong"/>
-          <w:sz w:val="22"/>
-        </w:rPr>
-        <w:t>scikit</w:t>
-      </w:r>
-      <w:proofErr w:type="spellEnd"/>
-      <w:r>
-        <w:rPr>
-          <w:rStyle w:val="Strong"/>
-          <w:sz w:val="22"/>
-        </w:rPr>
-        <w:t>-learn 0.24–1.x</w:t>
+      <w:r>
+        <w:rPr>
+          <w:rStyle w:val="Strong"/>
+          <w:sz w:val="22"/>
+        </w:rPr>
+        <w:t>scikit-learn 0.24–1.x</w:t>
       </w:r>
       <w:r>
         <w:rPr>
@@ -2857,21 +2395,12 @@
         </w:rPr>
         <w:t xml:space="preserve"> and </w:t>
       </w:r>
-      <w:proofErr w:type="spellStart"/>
-      <w:r>
-        <w:rPr>
-          <w:rStyle w:val="Strong"/>
-          <w:sz w:val="22"/>
-        </w:rPr>
-        <w:t>PyTorch</w:t>
-      </w:r>
-      <w:proofErr w:type="spellEnd"/>
-      <w:r>
-        <w:rPr>
-          <w:rStyle w:val="Strong"/>
-          <w:sz w:val="22"/>
-        </w:rPr>
-        <w:t xml:space="preserve"> 1.x</w:t>
+      <w:r>
+        <w:rPr>
+          <w:rStyle w:val="Strong"/>
+          <w:sz w:val="22"/>
+        </w:rPr>
+        <w:t>PyTorch 1.x</w:t>
       </w:r>
       <w:r>
         <w:rPr>
@@ -2911,7 +2440,6 @@
         </w:rPr>
         <w:t xml:space="preserve">Created feature storage and dataset snapshot strategies on </w:t>
       </w:r>
-      <w:proofErr w:type="spellStart"/>
       <w:r>
         <w:rPr>
           <w:rStyle w:val="Strong"/>
@@ -2919,7 +2447,6 @@
         </w:rPr>
         <w:t>PostgreSQL</w:t>
       </w:r>
-      <w:proofErr w:type="spellEnd"/>
       <w:r>
         <w:rPr>
           <w:sz w:val="22"/>
@@ -2958,7 +2485,6 @@
         </w:rPr>
         <w:t xml:space="preserve">Used </w:t>
       </w:r>
-      <w:proofErr w:type="spellStart"/>
       <w:r>
         <w:rPr>
           <w:rStyle w:val="Strong"/>
@@ -2966,7 +2492,6 @@
         </w:rPr>
         <w:t>MongoDB</w:t>
       </w:r>
-      <w:proofErr w:type="spellEnd"/>
       <w:r>
         <w:rPr>
           <w:sz w:val="22"/>
@@ -2992,7 +2517,6 @@
         </w:rPr>
         <w:t xml:space="preserve">Delivered online scoring services in </w:t>
       </w:r>
-      <w:proofErr w:type="spellStart"/>
       <w:r>
         <w:rPr>
           <w:rStyle w:val="Strong"/>
@@ -3000,14 +2524,12 @@
         </w:rPr>
         <w:t>Docker</w:t>
       </w:r>
-      <w:proofErr w:type="spellEnd"/>
       <w:r>
         <w:rPr>
           <w:sz w:val="22"/>
         </w:rPr>
         <w:t xml:space="preserve"> and </w:t>
       </w:r>
-      <w:proofErr w:type="spellStart"/>
       <w:r>
         <w:rPr>
           <w:rStyle w:val="Strong"/>
@@ -3015,7 +2537,6 @@
         </w:rPr>
         <w:t>Kubernetes</w:t>
       </w:r>
-      <w:proofErr w:type="spellEnd"/>
       <w:r>
         <w:rPr>
           <w:sz w:val="22"/>
@@ -3086,7 +2607,6 @@
         </w:rPr>
         <w:t xml:space="preserve"> and </w:t>
       </w:r>
-      <w:proofErr w:type="spellStart"/>
       <w:r>
         <w:rPr>
           <w:rStyle w:val="Strong"/>
@@ -3094,7 +2614,6 @@
         </w:rPr>
         <w:t>RabbitMQ</w:t>
       </w:r>
-      <w:proofErr w:type="spellEnd"/>
       <w:r>
         <w:rPr>
           <w:sz w:val="22"/>
@@ -3120,7 +2639,6 @@
         </w:rPr>
         <w:t xml:space="preserve">Added </w:t>
       </w:r>
-      <w:proofErr w:type="spellStart"/>
       <w:r>
         <w:rPr>
           <w:rStyle w:val="Strong"/>
@@ -3128,7 +2646,6 @@
         </w:rPr>
         <w:t>Redis</w:t>
       </w:r>
-      <w:proofErr w:type="spellEnd"/>
       <w:r>
         <w:rPr>
           <w:sz w:val="22"/>
@@ -3180,7 +2697,6 @@
         </w:rPr>
         <w:t xml:space="preserve"> and </w:t>
       </w:r>
-      <w:proofErr w:type="spellStart"/>
       <w:r>
         <w:rPr>
           <w:rStyle w:val="Strong"/>
@@ -3188,7 +2704,6 @@
         </w:rPr>
         <w:t>BigQuery</w:t>
       </w:r>
-      <w:proofErr w:type="spellEnd"/>
       <w:r>
         <w:rPr>
           <w:sz w:val="22"/>
@@ -3214,7 +2729,6 @@
         </w:rPr>
         <w:t xml:space="preserve">Introduced better monitoring through </w:t>
       </w:r>
-      <w:proofErr w:type="spellStart"/>
       <w:r>
         <w:rPr>
           <w:rStyle w:val="Strong"/>
@@ -3222,7 +2736,6 @@
         </w:rPr>
         <w:t>CloudWatch</w:t>
       </w:r>
-      <w:proofErr w:type="spellEnd"/>
       <w:r>
         <w:rPr>
           <w:sz w:val="22"/>
@@ -3242,7 +2755,6 @@
         </w:rPr>
         <w:t xml:space="preserve">, </w:t>
       </w:r>
-      <w:proofErr w:type="spellStart"/>
       <w:r>
         <w:rPr>
           <w:rStyle w:val="Strong"/>
@@ -3250,14 +2762,12 @@
         </w:rPr>
         <w:t>Grafana</w:t>
       </w:r>
-      <w:proofErr w:type="spellEnd"/>
       <w:r>
         <w:rPr>
           <w:sz w:val="22"/>
         </w:rPr>
         <w:t xml:space="preserve">, and </w:t>
       </w:r>
-      <w:proofErr w:type="spellStart"/>
       <w:r>
         <w:rPr>
           <w:rStyle w:val="Strong"/>
@@ -3265,7 +2775,6 @@
         </w:rPr>
         <w:t>Datadog</w:t>
       </w:r>
-      <w:proofErr w:type="spellEnd"/>
       <w:r>
         <w:rPr>
           <w:sz w:val="22"/>
@@ -3314,21 +2823,12 @@
         </w:rPr>
         <w:t xml:space="preserve">, and role-based access controls, while strengthening CI/CD in </w:t>
       </w:r>
-      <w:proofErr w:type="spellStart"/>
-      <w:r>
-        <w:rPr>
-          <w:rStyle w:val="Strong"/>
-          <w:sz w:val="22"/>
-        </w:rPr>
-        <w:t>GitLab</w:t>
-      </w:r>
-      <w:proofErr w:type="spellEnd"/>
-      <w:r>
-        <w:rPr>
-          <w:rStyle w:val="Strong"/>
-          <w:sz w:val="22"/>
-        </w:rPr>
-        <w:t xml:space="preserve"> CI</w:t>
+      <w:r>
+        <w:rPr>
+          <w:rStyle w:val="Strong"/>
+          <w:sz w:val="22"/>
+        </w:rPr>
+        <w:t>GitLab CI</w:t>
       </w:r>
       <w:r>
         <w:rPr>
@@ -3347,21 +2847,7 @@
         <w:rPr>
           <w:sz w:val="22"/>
         </w:rPr>
-        <w:t xml:space="preserve"> to prevent </w:t>
-      </w:r>
-      <w:proofErr w:type="spellStart"/>
-      <w:r>
-        <w:rPr>
-          <w:sz w:val="22"/>
-        </w:rPr>
-        <w:t>unvalidated</w:t>
-      </w:r>
-      <w:proofErr w:type="spellEnd"/>
-      <w:r>
-        <w:rPr>
-          <w:sz w:val="22"/>
-        </w:rPr>
-        <w:t xml:space="preserve"> model changes from reaching production.</w:t>
+        <w:t xml:space="preserve"> to prevent unvalidated model changes from reaching production.</w:t>
       </w:r>
     </w:p>
     <w:tbl>
@@ -3450,7 +2936,6 @@
           <w:sz w:val="24"/>
         </w:rPr>
       </w:pPr>
-      <w:proofErr w:type="spellStart"/>
       <w:r>
         <w:rPr>
           <w:rFonts w:ascii="Arial" w:eastAsia="Arial" w:hAnsi="Arial" w:cs="Arial"/>
@@ -3460,19 +2945,7 @@
           <w:sz w:val="22"/>
           <w:szCs w:val="18"/>
         </w:rPr>
-        <w:t>ArnAmy</w:t>
-      </w:r>
-      <w:proofErr w:type="spellEnd"/>
-      <w:r>
-        <w:rPr>
-          <w:rFonts w:ascii="Arial" w:eastAsia="Arial" w:hAnsi="Arial" w:cs="Arial"/>
-          <w:b/>
-          <w:bCs/>
-          <w:color w:val="111111"/>
-          <w:sz w:val="22"/>
-          <w:szCs w:val="18"/>
-        </w:rPr>
-        <w:t>, Inc. - Florida, United States</w:t>
+        <w:t>ArnAmy, Inc. - Florida, United States</w:t>
       </w:r>
     </w:p>
     <w:p>
@@ -3557,21 +3030,12 @@
         </w:rPr>
         <w:t xml:space="preserve">Developed baseline and iterative models with </w:t>
       </w:r>
-      <w:proofErr w:type="spellStart"/>
-      <w:r>
-        <w:rPr>
-          <w:rStyle w:val="Strong"/>
-          <w:sz w:val="22"/>
-        </w:rPr>
-        <w:t>scikit</w:t>
-      </w:r>
-      <w:proofErr w:type="spellEnd"/>
-      <w:r>
-        <w:rPr>
-          <w:rStyle w:val="Strong"/>
-          <w:sz w:val="22"/>
-        </w:rPr>
-        <w:t>-learn</w:t>
+      <w:r>
+        <w:rPr>
+          <w:rStyle w:val="Strong"/>
+          <w:sz w:val="22"/>
+        </w:rPr>
+        <w:t>scikit-learn</w:t>
       </w:r>
       <w:r>
         <w:rPr>
@@ -3617,7 +3081,6 @@
         </w:rPr>
         <w:t xml:space="preserve">Stored curated datasets and feature tables in </w:t>
       </w:r>
-      <w:proofErr w:type="spellStart"/>
       <w:r>
         <w:rPr>
           <w:rStyle w:val="Strong"/>
@@ -3625,7 +3088,6 @@
         </w:rPr>
         <w:t>PostgreSQL</w:t>
       </w:r>
-      <w:proofErr w:type="spellEnd"/>
       <w:r>
         <w:rPr>
           <w:sz w:val="22"/>
@@ -3665,7 +3127,6 @@
         <w:lastRenderedPageBreak/>
         <w:t xml:space="preserve">Introduced </w:t>
       </w:r>
-      <w:proofErr w:type="spellStart"/>
       <w:r>
         <w:rPr>
           <w:rStyle w:val="Strong"/>
@@ -3673,26 +3134,11 @@
         </w:rPr>
         <w:t>Redis</w:t>
       </w:r>
-      <w:proofErr w:type="spellEnd"/>
-      <w:r>
-        <w:rPr>
-          <w:sz w:val="22"/>
-        </w:rPr>
-        <w:t xml:space="preserve"> caching for reused reference signals during feature generation, lowering unnecessary </w:t>
-      </w:r>
-      <w:proofErr w:type="spellStart"/>
-      <w:r>
-        <w:rPr>
-          <w:sz w:val="22"/>
-        </w:rPr>
-        <w:t>recomputation</w:t>
-      </w:r>
-      <w:proofErr w:type="spellEnd"/>
-      <w:r>
-        <w:rPr>
-          <w:sz w:val="22"/>
-        </w:rPr>
-        <w:t xml:space="preserve"> and helping recurring training jobs complete faster under limited infrastructure capacity.</w:t>
+      <w:r>
+        <w:rPr>
+          <w:sz w:val="22"/>
+        </w:rPr>
+        <w:t xml:space="preserve"> caching for reused reference signals during feature generation, lowering unnecessary recomputation and helping recurring training jobs complete faster under limited infrastructure capacity.</w:t>
       </w:r>
     </w:p>
     <w:p>
@@ -3713,7 +3159,6 @@
         </w:rPr>
         <w:t xml:space="preserve">Used </w:t>
       </w:r>
-      <w:proofErr w:type="spellStart"/>
       <w:r>
         <w:rPr>
           <w:rStyle w:val="Strong"/>
@@ -3721,7 +3166,6 @@
         </w:rPr>
         <w:t>MongoDB</w:t>
       </w:r>
-      <w:proofErr w:type="spellEnd"/>
       <w:r>
         <w:rPr>
           <w:sz w:val="22"/>
@@ -3747,21 +3191,12 @@
         </w:rPr>
         <w:t xml:space="preserve">Added debugging visibility by indexing entities, outcomes, and inspection views into </w:t>
       </w:r>
-      <w:proofErr w:type="spellStart"/>
-      <w:r>
-        <w:rPr>
-          <w:rStyle w:val="Strong"/>
-          <w:sz w:val="22"/>
-        </w:rPr>
-        <w:t>Elasticsearch</w:t>
-      </w:r>
-      <w:proofErr w:type="spellEnd"/>
-      <w:r>
-        <w:rPr>
-          <w:rStyle w:val="Strong"/>
-          <w:sz w:val="22"/>
-        </w:rPr>
-        <w:t xml:space="preserve"> 5.x–6.x</w:t>
+      <w:r>
+        <w:rPr>
+          <w:rStyle w:val="Strong"/>
+          <w:sz w:val="22"/>
+        </w:rPr>
+        <w:t>Elasticsearch 5.x–6.x</w:t>
       </w:r>
       <w:r>
         <w:rPr>
@@ -3804,7 +3239,6 @@
         </w:rPr>
         <w:t xml:space="preserve">Containerized ML utilities with </w:t>
       </w:r>
-      <w:proofErr w:type="spellStart"/>
       <w:r>
         <w:rPr>
           <w:rStyle w:val="Strong"/>
@@ -3812,7 +3246,6 @@
         </w:rPr>
         <w:t>Docker</w:t>
       </w:r>
-      <w:proofErr w:type="spellEnd"/>
       <w:r>
         <w:rPr>
           <w:sz w:val="22"/>
@@ -4083,7 +3516,6 @@
         </w:rPr>
         <w:t xml:space="preserve">Supported asynchronous job execution with </w:t>
       </w:r>
-      <w:proofErr w:type="spellStart"/>
       <w:r>
         <w:rPr>
           <w:rStyle w:val="Strong"/>
@@ -4091,26 +3523,11 @@
         </w:rPr>
         <w:t>RabbitMQ</w:t>
       </w:r>
-      <w:proofErr w:type="spellEnd"/>
-      <w:r>
-        <w:rPr>
-          <w:sz w:val="22"/>
-        </w:rPr>
-        <w:t xml:space="preserve">, addressing long-running task bottlenecks by improving retry, </w:t>
-      </w:r>
-      <w:proofErr w:type="spellStart"/>
-      <w:r>
-        <w:rPr>
-          <w:sz w:val="22"/>
-        </w:rPr>
-        <w:t>backoff</w:t>
-      </w:r>
-      <w:proofErr w:type="spellEnd"/>
-      <w:r>
-        <w:rPr>
-          <w:sz w:val="22"/>
-        </w:rPr>
-        <w:t>, and queue handling for background processing workloads.</w:t>
+      <w:r>
+        <w:rPr>
+          <w:sz w:val="22"/>
+        </w:rPr>
+        <w:t>, addressing long-running task bottlenecks by improving retry, backoff, and queue handling for background processing workloads.</w:t>
       </w:r>
     </w:p>
     <w:p>
@@ -4131,7 +3548,6 @@
         </w:rPr>
         <w:t xml:space="preserve">Introduced </w:t>
       </w:r>
-      <w:proofErr w:type="spellStart"/>
       <w:r>
         <w:rPr>
           <w:rStyle w:val="Strong"/>
@@ -4139,7 +3555,6 @@
         </w:rPr>
         <w:t>Redis</w:t>
       </w:r>
-      <w:proofErr w:type="spellEnd"/>
       <w:r>
         <w:rPr>
           <w:sz w:val="22"/>
@@ -4165,7 +3580,6 @@
         </w:rPr>
         <w:t xml:space="preserve">Implemented early </w:t>
       </w:r>
-      <w:proofErr w:type="spellStart"/>
       <w:r>
         <w:rPr>
           <w:rStyle w:val="Strong"/>
@@ -4173,7 +3587,6 @@
         </w:rPr>
         <w:t>Elasticsearch</w:t>
       </w:r>
-      <w:proofErr w:type="spellEnd"/>
       <w:r>
         <w:rPr>
           <w:sz w:val="22"/>

--- a/William/Python AI ML/William_Jackson.docx
+++ b/William/Python AI ML/William_Jackson.docx
@@ -125,8 +125,6 @@
               </w:rPr>
               <w:t>Wellington, Nevada, United States | +1 (786) 949-7561| williamjdev@outlook.com | linkedin.com/in/william-jackson-40036a3ba</w:t>
             </w:r>
-            <w:bookmarkStart w:id="0" w:name="_GoBack"/>
-            <w:bookmarkEnd w:id="0"/>
           </w:p>
         </w:tc>
       </w:tr>
@@ -227,12 +225,21 @@
         </w:rPr>
         <w:t xml:space="preserve"> services, training and inference workflows, and cloud-native delivery patterns using </w:t>
       </w:r>
-      <w:r>
-        <w:rPr>
-          <w:rStyle w:val="Strong"/>
-          <w:sz w:val="22"/>
-        </w:rPr>
-        <w:t>FastAPI 0.9x–0.11x</w:t>
+      <w:proofErr w:type="spellStart"/>
+      <w:r>
+        <w:rPr>
+          <w:rStyle w:val="Strong"/>
+          <w:sz w:val="22"/>
+        </w:rPr>
+        <w:t>FastAPI</w:t>
+      </w:r>
+      <w:proofErr w:type="spellEnd"/>
+      <w:r>
+        <w:rPr>
+          <w:rStyle w:val="Strong"/>
+          <w:sz w:val="22"/>
+        </w:rPr>
+        <w:t xml:space="preserve"> 0.9x–0.11x</w:t>
       </w:r>
       <w:r>
         <w:rPr>
@@ -240,12 +247,21 @@
         </w:rPr>
         <w:t xml:space="preserve">, </w:t>
       </w:r>
-      <w:r>
-        <w:rPr>
-          <w:rStyle w:val="Strong"/>
-          <w:sz w:val="22"/>
-        </w:rPr>
-        <w:t>PyTorch 1.10–2.x</w:t>
+      <w:proofErr w:type="spellStart"/>
+      <w:r>
+        <w:rPr>
+          <w:rStyle w:val="Strong"/>
+          <w:sz w:val="22"/>
+        </w:rPr>
+        <w:t>PyTorch</w:t>
+      </w:r>
+      <w:proofErr w:type="spellEnd"/>
+      <w:r>
+        <w:rPr>
+          <w:rStyle w:val="Strong"/>
+          <w:sz w:val="22"/>
+        </w:rPr>
+        <w:t xml:space="preserve"> 1.10–2.x</w:t>
       </w:r>
       <w:r>
         <w:rPr>
@@ -253,12 +269,21 @@
         </w:rPr>
         <w:t xml:space="preserve">, </w:t>
       </w:r>
-      <w:r>
-        <w:rPr>
-          <w:rStyle w:val="Strong"/>
-          <w:sz w:val="22"/>
-        </w:rPr>
-        <w:t>TensorFlow 2.x</w:t>
+      <w:proofErr w:type="spellStart"/>
+      <w:r>
+        <w:rPr>
+          <w:rStyle w:val="Strong"/>
+          <w:sz w:val="22"/>
+        </w:rPr>
+        <w:t>TensorFlow</w:t>
+      </w:r>
+      <w:proofErr w:type="spellEnd"/>
+      <w:r>
+        <w:rPr>
+          <w:rStyle w:val="Strong"/>
+          <w:sz w:val="22"/>
+        </w:rPr>
+        <w:t xml:space="preserve"> 2.x</w:t>
       </w:r>
       <w:r>
         <w:rPr>
@@ -292,6 +317,7 @@
         </w:rPr>
         <w:t xml:space="preserve">, </w:t>
       </w:r>
+      <w:proofErr w:type="spellStart"/>
       <w:r>
         <w:rPr>
           <w:rStyle w:val="Strong"/>
@@ -299,12 +325,14 @@
         </w:rPr>
         <w:t>OpenTelemetry</w:t>
       </w:r>
+      <w:proofErr w:type="spellEnd"/>
       <w:r>
         <w:rPr>
           <w:sz w:val="22"/>
         </w:rPr>
         <w:t xml:space="preserve">, </w:t>
       </w:r>
+      <w:proofErr w:type="spellStart"/>
       <w:r>
         <w:rPr>
           <w:rStyle w:val="Strong"/>
@@ -312,6 +340,7 @@
         </w:rPr>
         <w:t>Datadog</w:t>
       </w:r>
+      <w:proofErr w:type="spellEnd"/>
       <w:r>
         <w:rPr>
           <w:sz w:val="22"/>
@@ -402,12 +431,21 @@
         </w:rPr>
         <w:t xml:space="preserve">, </w:t>
       </w:r>
-      <w:r>
-        <w:rPr>
-          <w:rStyle w:val="Strong"/>
-          <w:sz w:val="22"/>
-        </w:rPr>
-        <w:t>scikit-learn 1.x</w:t>
+      <w:proofErr w:type="spellStart"/>
+      <w:r>
+        <w:rPr>
+          <w:rStyle w:val="Strong"/>
+          <w:sz w:val="22"/>
+        </w:rPr>
+        <w:t>scikit</w:t>
+      </w:r>
+      <w:proofErr w:type="spellEnd"/>
+      <w:r>
+        <w:rPr>
+          <w:rStyle w:val="Strong"/>
+          <w:sz w:val="22"/>
+        </w:rPr>
+        <w:t>-learn 1.x</w:t>
       </w:r>
       <w:r>
         <w:rPr>
@@ -415,12 +453,21 @@
         </w:rPr>
         <w:t xml:space="preserve">, </w:t>
       </w:r>
-      <w:r>
-        <w:rPr>
-          <w:rStyle w:val="Strong"/>
-          <w:sz w:val="22"/>
-        </w:rPr>
-        <w:t>PyTorch 1.10–2.x</w:t>
+      <w:proofErr w:type="spellStart"/>
+      <w:r>
+        <w:rPr>
+          <w:rStyle w:val="Strong"/>
+          <w:sz w:val="22"/>
+        </w:rPr>
+        <w:t>PyTorch</w:t>
+      </w:r>
+      <w:proofErr w:type="spellEnd"/>
+      <w:r>
+        <w:rPr>
+          <w:rStyle w:val="Strong"/>
+          <w:sz w:val="22"/>
+        </w:rPr>
+        <w:t xml:space="preserve"> 1.10–2.x</w:t>
       </w:r>
       <w:r>
         <w:rPr>
@@ -428,12 +475,21 @@
         </w:rPr>
         <w:t xml:space="preserve">, </w:t>
       </w:r>
-      <w:r>
-        <w:rPr>
-          <w:rStyle w:val="Strong"/>
-          <w:sz w:val="22"/>
-        </w:rPr>
-        <w:t>TensorFlow 2.x</w:t>
+      <w:proofErr w:type="spellStart"/>
+      <w:r>
+        <w:rPr>
+          <w:rStyle w:val="Strong"/>
+          <w:sz w:val="22"/>
+        </w:rPr>
+        <w:t>TensorFlow</w:t>
+      </w:r>
+      <w:proofErr w:type="spellEnd"/>
+      <w:r>
+        <w:rPr>
+          <w:rStyle w:val="Strong"/>
+          <w:sz w:val="22"/>
+        </w:rPr>
+        <w:t xml:space="preserve"> 2.x</w:t>
       </w:r>
       <w:r>
         <w:rPr>
@@ -454,6 +510,7 @@
         </w:rPr>
         <w:t xml:space="preserve">, </w:t>
       </w:r>
+      <w:proofErr w:type="spellStart"/>
       <w:r>
         <w:rPr>
           <w:rStyle w:val="Strong"/>
@@ -461,6 +518,7 @@
         </w:rPr>
         <w:t>NumPy</w:t>
       </w:r>
+      <w:proofErr w:type="spellEnd"/>
       <w:r>
         <w:rPr>
           <w:sz w:val="22"/>
@@ -507,18 +565,55 @@
         </w:rPr>
         <w:t xml:space="preserve">, </w:t>
       </w:r>
-      <w:r>
-        <w:rPr>
-          <w:rStyle w:val="Strong"/>
-          <w:sz w:val="22"/>
-        </w:rPr>
-        <w:t>OpenAPI/Swagger</w:t>
-      </w:r>
-      <w:r>
-        <w:rPr>
-          <w:sz w:val="22"/>
-        </w:rPr>
-        <w:t>, microservices, event-driven architecture, idempotency, retries, circuit breakers, backpressure, rate limiting, worker patterns, service-to-service authentication</w:t>
+      <w:proofErr w:type="spellStart"/>
+      <w:r>
+        <w:rPr>
+          <w:rStyle w:val="Strong"/>
+          <w:sz w:val="22"/>
+        </w:rPr>
+        <w:t>OpenAPI</w:t>
+      </w:r>
+      <w:proofErr w:type="spellEnd"/>
+      <w:r>
+        <w:rPr>
+          <w:rStyle w:val="Strong"/>
+          <w:sz w:val="22"/>
+        </w:rPr>
+        <w:t>/Swagger</w:t>
+      </w:r>
+      <w:r>
+        <w:rPr>
+          <w:sz w:val="22"/>
+        </w:rPr>
+        <w:t xml:space="preserve">, </w:t>
+      </w:r>
+      <w:proofErr w:type="spellStart"/>
+      <w:r>
+        <w:rPr>
+          <w:sz w:val="22"/>
+        </w:rPr>
+        <w:t>microservices</w:t>
+      </w:r>
+      <w:proofErr w:type="spellEnd"/>
+      <w:r>
+        <w:rPr>
+          <w:sz w:val="22"/>
+        </w:rPr>
+        <w:t xml:space="preserve">, event-driven architecture, </w:t>
+      </w:r>
+      <w:proofErr w:type="spellStart"/>
+      <w:r>
+        <w:rPr>
+          <w:sz w:val="22"/>
+        </w:rPr>
+        <w:t>idempotency</w:t>
+      </w:r>
+      <w:proofErr w:type="spellEnd"/>
+      <w:r>
+        <w:rPr>
+          <w:sz w:val="22"/>
+        </w:rPr>
+        <w:t>, retries, circuit breakers, backpressure, rate limiting, worker patterns, service-to-service authentication</w:t>
       </w:r>
     </w:p>
     <w:p>
@@ -586,12 +681,21 @@
         </w:rPr>
         <w:t xml:space="preserve">, </w:t>
       </w:r>
-      <w:r>
-        <w:rPr>
-          <w:rStyle w:val="Strong"/>
-          <w:sz w:val="22"/>
-        </w:rPr>
-        <w:t>Redis 5–7</w:t>
+      <w:proofErr w:type="spellStart"/>
+      <w:r>
+        <w:rPr>
+          <w:rStyle w:val="Strong"/>
+          <w:sz w:val="22"/>
+        </w:rPr>
+        <w:t>Redis</w:t>
+      </w:r>
+      <w:proofErr w:type="spellEnd"/>
+      <w:r>
+        <w:rPr>
+          <w:rStyle w:val="Strong"/>
+          <w:sz w:val="22"/>
+        </w:rPr>
+        <w:t xml:space="preserve"> 5–7</w:t>
       </w:r>
       <w:r>
         <w:rPr>
@@ -612,6 +716,7 @@
         </w:rPr>
         <w:t xml:space="preserve">, </w:t>
       </w:r>
+      <w:proofErr w:type="spellStart"/>
       <w:r>
         <w:rPr>
           <w:rStyle w:val="Strong"/>
@@ -619,6 +724,7 @@
         </w:rPr>
         <w:t>DynamoDB</w:t>
       </w:r>
+      <w:proofErr w:type="spellEnd"/>
       <w:r>
         <w:rPr>
           <w:sz w:val="22"/>
@@ -651,12 +757,21 @@
         </w:rPr>
         <w:t xml:space="preserve">, </w:t>
       </w:r>
-      <w:r>
-        <w:rPr>
-          <w:rStyle w:val="Strong"/>
-          <w:sz w:val="22"/>
-        </w:rPr>
-        <w:t>RabbitMQ 3.x</w:t>
+      <w:proofErr w:type="spellStart"/>
+      <w:r>
+        <w:rPr>
+          <w:rStyle w:val="Strong"/>
+          <w:sz w:val="22"/>
+        </w:rPr>
+        <w:t>RabbitMQ</w:t>
+      </w:r>
+      <w:proofErr w:type="spellEnd"/>
+      <w:r>
+        <w:rPr>
+          <w:rStyle w:val="Strong"/>
+          <w:sz w:val="22"/>
+        </w:rPr>
+        <w:t xml:space="preserve"> 3.x</w:t>
       </w:r>
       <w:r>
         <w:rPr>
@@ -664,12 +779,21 @@
         </w:rPr>
         <w:t xml:space="preserve">, </w:t>
       </w:r>
-      <w:r>
-        <w:rPr>
-          <w:rStyle w:val="Strong"/>
-          <w:sz w:val="22"/>
-        </w:rPr>
-        <w:t>Elasticsearch 7.x</w:t>
+      <w:proofErr w:type="spellStart"/>
+      <w:r>
+        <w:rPr>
+          <w:rStyle w:val="Strong"/>
+          <w:sz w:val="22"/>
+        </w:rPr>
+        <w:t>Elasticsearch</w:t>
+      </w:r>
+      <w:proofErr w:type="spellEnd"/>
+      <w:r>
+        <w:rPr>
+          <w:rStyle w:val="Strong"/>
+          <w:sz w:val="22"/>
+        </w:rPr>
+        <w:t xml:space="preserve"> 7.x</w:t>
       </w:r>
       <w:r>
         <w:rPr>
@@ -703,6 +827,7 @@
         </w:rPr>
         <w:t xml:space="preserve">, </w:t>
       </w:r>
+      <w:proofErr w:type="spellStart"/>
       <w:r>
         <w:rPr>
           <w:rStyle w:val="Strong"/>
@@ -710,6 +835,7 @@
         </w:rPr>
         <w:t>BigQuery</w:t>
       </w:r>
+      <w:proofErr w:type="spellEnd"/>
     </w:p>
     <w:p>
       <w:pPr>
@@ -828,6 +954,7 @@
         </w:rPr>
         <w:t xml:space="preserve">, </w:t>
       </w:r>
+      <w:proofErr w:type="spellStart"/>
       <w:r>
         <w:rPr>
           <w:rStyle w:val="Strong"/>
@@ -835,6 +962,7 @@
         </w:rPr>
         <w:t>CloudFront</w:t>
       </w:r>
+      <w:proofErr w:type="spellEnd"/>
       <w:r>
         <w:rPr>
           <w:sz w:val="22"/>
@@ -854,6 +982,7 @@
         </w:rPr>
         <w:t xml:space="preserve">, </w:t>
       </w:r>
+      <w:proofErr w:type="spellStart"/>
       <w:r>
         <w:rPr>
           <w:rStyle w:val="Strong"/>
@@ -861,12 +990,14 @@
         </w:rPr>
         <w:t>DynamoDB</w:t>
       </w:r>
+      <w:proofErr w:type="spellEnd"/>
       <w:r>
         <w:rPr>
           <w:sz w:val="22"/>
         </w:rPr>
         <w:t xml:space="preserve">, </w:t>
       </w:r>
+      <w:proofErr w:type="spellStart"/>
       <w:r>
         <w:rPr>
           <w:rStyle w:val="Strong"/>
@@ -874,12 +1005,14 @@
         </w:rPr>
         <w:t>ElastiCache</w:t>
       </w:r>
+      <w:proofErr w:type="spellEnd"/>
       <w:r>
         <w:rPr>
           <w:sz w:val="22"/>
         </w:rPr>
         <w:t xml:space="preserve">, </w:t>
       </w:r>
+      <w:proofErr w:type="spellStart"/>
       <w:r>
         <w:rPr>
           <w:rStyle w:val="Strong"/>
@@ -887,6 +1020,7 @@
         </w:rPr>
         <w:t>EventBridge</w:t>
       </w:r>
+      <w:proofErr w:type="spellEnd"/>
       <w:r>
         <w:rPr>
           <w:sz w:val="22"/>
@@ -1075,6 +1209,7 @@
         </w:rPr>
         <w:t xml:space="preserve">, </w:t>
       </w:r>
+      <w:proofErr w:type="spellStart"/>
       <w:r>
         <w:rPr>
           <w:rStyle w:val="Strong"/>
@@ -1082,6 +1217,7 @@
         </w:rPr>
         <w:t>BigQuery</w:t>
       </w:r>
+      <w:proofErr w:type="spellEnd"/>
       <w:r>
         <w:rPr>
           <w:sz w:val="22"/>
@@ -1140,6 +1276,7 @@
         </w:rPr>
         <w:t xml:space="preserve">, </w:t>
       </w:r>
+      <w:proofErr w:type="spellStart"/>
       <w:r>
         <w:rPr>
           <w:rStyle w:val="Strong"/>
@@ -1147,6 +1284,7 @@
         </w:rPr>
         <w:t>GitOps</w:t>
       </w:r>
+      <w:proofErr w:type="spellEnd"/>
       <w:r>
         <w:rPr>
           <w:sz w:val="22"/>
@@ -1166,6 +1304,7 @@
         </w:rPr>
         <w:t xml:space="preserve">, </w:t>
       </w:r>
+      <w:proofErr w:type="spellStart"/>
       <w:r>
         <w:rPr>
           <w:rStyle w:val="Strong"/>
@@ -1173,6 +1312,7 @@
         </w:rPr>
         <w:t>CloudFormation</w:t>
       </w:r>
+      <w:proofErr w:type="spellEnd"/>
       <w:r>
         <w:rPr>
           <w:sz w:val="22"/>
@@ -1192,12 +1332,21 @@
         </w:rPr>
         <w:t xml:space="preserve">, </w:t>
       </w:r>
-      <w:r>
-        <w:rPr>
-          <w:rStyle w:val="Strong"/>
-          <w:sz w:val="22"/>
-        </w:rPr>
-        <w:t>GitLab CI</w:t>
+      <w:proofErr w:type="spellStart"/>
+      <w:r>
+        <w:rPr>
+          <w:rStyle w:val="Strong"/>
+          <w:sz w:val="22"/>
+        </w:rPr>
+        <w:t>GitLab</w:t>
+      </w:r>
+      <w:proofErr w:type="spellEnd"/>
+      <w:r>
+        <w:rPr>
+          <w:rStyle w:val="Strong"/>
+          <w:sz w:val="22"/>
+        </w:rPr>
+        <w:t xml:space="preserve"> CI</w:t>
       </w:r>
       <w:r>
         <w:rPr>
@@ -1231,6 +1380,7 @@
         </w:rPr>
         <w:t xml:space="preserve">, </w:t>
       </w:r>
+      <w:proofErr w:type="spellStart"/>
       <w:r>
         <w:rPr>
           <w:rStyle w:val="Strong"/>
@@ -1238,6 +1388,7 @@
         </w:rPr>
         <w:t>CircleCI</w:t>
       </w:r>
+      <w:proofErr w:type="spellEnd"/>
     </w:p>
     <w:p>
       <w:pPr>
@@ -1262,12 +1413,21 @@
         </w:rPr>
         <w:t xml:space="preserve"> — </w:t>
       </w:r>
-      <w:r>
-        <w:rPr>
-          <w:rStyle w:val="Strong"/>
-          <w:sz w:val="22"/>
-        </w:rPr>
-        <w:t>OpenTelemetry 1.x</w:t>
+      <w:proofErr w:type="spellStart"/>
+      <w:r>
+        <w:rPr>
+          <w:rStyle w:val="Strong"/>
+          <w:sz w:val="22"/>
+        </w:rPr>
+        <w:t>OpenTelemetry</w:t>
+      </w:r>
+      <w:proofErr w:type="spellEnd"/>
+      <w:r>
+        <w:rPr>
+          <w:rStyle w:val="Strong"/>
+          <w:sz w:val="22"/>
+        </w:rPr>
+        <w:t xml:space="preserve"> 1.x</w:t>
       </w:r>
       <w:r>
         <w:rPr>
@@ -1275,6 +1435,7 @@
         </w:rPr>
         <w:t xml:space="preserve">, </w:t>
       </w:r>
+      <w:proofErr w:type="spellStart"/>
       <w:r>
         <w:rPr>
           <w:rStyle w:val="Strong"/>
@@ -1282,6 +1443,7 @@
         </w:rPr>
         <w:t>Datadog</w:t>
       </w:r>
+      <w:proofErr w:type="spellEnd"/>
       <w:r>
         <w:rPr>
           <w:sz w:val="22"/>
@@ -1301,6 +1463,7 @@
         </w:rPr>
         <w:t xml:space="preserve">, </w:t>
       </w:r>
+      <w:proofErr w:type="spellStart"/>
       <w:r>
         <w:rPr>
           <w:rStyle w:val="Strong"/>
@@ -1308,6 +1471,7 @@
         </w:rPr>
         <w:t>Grafana</w:t>
       </w:r>
+      <w:proofErr w:type="spellEnd"/>
       <w:r>
         <w:rPr>
           <w:sz w:val="22"/>
@@ -1327,6 +1491,7 @@
         </w:rPr>
         <w:t xml:space="preserve">, </w:t>
       </w:r>
+      <w:proofErr w:type="spellStart"/>
       <w:r>
         <w:rPr>
           <w:rStyle w:val="Strong"/>
@@ -1334,6 +1499,7 @@
         </w:rPr>
         <w:t>CloudWatch</w:t>
       </w:r>
+      <w:proofErr w:type="spellEnd"/>
       <w:r>
         <w:rPr>
           <w:sz w:val="22"/>
@@ -1418,6 +1584,7 @@
         </w:rPr>
         <w:t xml:space="preserve">, </w:t>
       </w:r>
+      <w:proofErr w:type="spellStart"/>
       <w:r>
         <w:rPr>
           <w:rStyle w:val="Strong"/>
@@ -1425,6 +1592,7 @@
         </w:rPr>
         <w:t>Okta</w:t>
       </w:r>
+      <w:proofErr w:type="spellEnd"/>
       <w:r>
         <w:rPr>
           <w:sz w:val="22"/>
@@ -1449,8 +1617,17 @@
           <w:rStyle w:val="Strong"/>
           <w:sz w:val="22"/>
         </w:rPr>
-        <w:t>AWS Cognito</w:t>
-      </w:r>
+        <w:t xml:space="preserve">AWS </w:t>
+      </w:r>
+      <w:proofErr w:type="spellStart"/>
+      <w:r>
+        <w:rPr>
+          <w:rStyle w:val="Strong"/>
+          <w:sz w:val="22"/>
+        </w:rPr>
+        <w:t>Cognito</w:t>
+      </w:r>
+      <w:proofErr w:type="spellEnd"/>
       <w:r>
         <w:rPr>
           <w:sz w:val="22"/>
@@ -1578,6 +1755,7 @@
           <w:sz w:val="24"/>
         </w:rPr>
       </w:pPr>
+      <w:proofErr w:type="spellStart"/>
       <w:r>
         <w:rPr>
           <w:rFonts w:ascii="Arial" w:eastAsia="Arial" w:hAnsi="Arial" w:cs="Arial"/>
@@ -1587,7 +1765,19 @@
           <w:sz w:val="22"/>
           <w:szCs w:val="18"/>
         </w:rPr>
-        <w:t>Viaro Networks Inc. - Delaware, United States</w:t>
+        <w:t>Viaro</w:t>
+      </w:r>
+      <w:proofErr w:type="spellEnd"/>
+      <w:r>
+        <w:rPr>
+          <w:rFonts w:ascii="Arial" w:eastAsia="Arial" w:hAnsi="Arial" w:cs="Arial"/>
+          <w:b/>
+          <w:bCs/>
+          <w:color w:val="111111"/>
+          <w:sz w:val="22"/>
+          <w:szCs w:val="18"/>
+        </w:rPr>
+        <w:t xml:space="preserve"> Networks Inc. - Delaware, United States</w:t>
       </w:r>
     </w:p>
     <w:p>
@@ -1619,7 +1809,21 @@
         <w:rPr>
           <w:sz w:val="22"/>
         </w:rPr>
-        <w:t xml:space="preserve"> machine learning services that supported high-volume operational decisioning, translating ambiguous modeling requests into production-ready pipelines with measurable latency, accuracy, and recoverability targets.</w:t>
+        <w:t xml:space="preserve"> machine learning services that supported high-volume operational </w:t>
+      </w:r>
+      <w:proofErr w:type="spellStart"/>
+      <w:r>
+        <w:rPr>
+          <w:sz w:val="22"/>
+        </w:rPr>
+        <w:t>decisioning</w:t>
+      </w:r>
+      <w:proofErr w:type="spellEnd"/>
+      <w:r>
+        <w:rPr>
+          <w:sz w:val="22"/>
+        </w:rPr>
+        <w:t>, translating ambiguous modeling requests into production-ready pipelines with measurable latency, accuracy, and recoverability targets.</w:t>
       </w:r>
     </w:p>
     <w:p>
@@ -1640,12 +1844,21 @@
         </w:rPr>
         <w:t xml:space="preserve">Built supervised learning workflows using </w:t>
       </w:r>
-      <w:r>
-        <w:rPr>
-          <w:rStyle w:val="Strong"/>
-          <w:sz w:val="22"/>
-        </w:rPr>
-        <w:t>scikit-learn 1.x</w:t>
+      <w:proofErr w:type="spellStart"/>
+      <w:r>
+        <w:rPr>
+          <w:rStyle w:val="Strong"/>
+          <w:sz w:val="22"/>
+        </w:rPr>
+        <w:t>scikit</w:t>
+      </w:r>
+      <w:proofErr w:type="spellEnd"/>
+      <w:r>
+        <w:rPr>
+          <w:rStyle w:val="Strong"/>
+          <w:sz w:val="22"/>
+        </w:rPr>
+        <w:t>-learn 1.x</w:t>
       </w:r>
       <w:r>
         <w:rPr>
@@ -1653,12 +1866,21 @@
         </w:rPr>
         <w:t xml:space="preserve"> and </w:t>
       </w:r>
-      <w:r>
-        <w:rPr>
-          <w:rStyle w:val="Strong"/>
-          <w:sz w:val="22"/>
-        </w:rPr>
-        <w:t>PyTorch 1.10–2.x</w:t>
+      <w:proofErr w:type="spellStart"/>
+      <w:r>
+        <w:rPr>
+          <w:rStyle w:val="Strong"/>
+          <w:sz w:val="22"/>
+        </w:rPr>
+        <w:t>PyTorch</w:t>
+      </w:r>
+      <w:proofErr w:type="spellEnd"/>
+      <w:r>
+        <w:rPr>
+          <w:rStyle w:val="Strong"/>
+          <w:sz w:val="22"/>
+        </w:rPr>
+        <w:t xml:space="preserve"> 1.10–2.x</w:t>
       </w:r>
       <w:r>
         <w:rPr>
@@ -1711,6 +1933,7 @@
         </w:rPr>
         <w:t xml:space="preserve"> and </w:t>
       </w:r>
+      <w:proofErr w:type="spellStart"/>
       <w:r>
         <w:rPr>
           <w:rStyle w:val="Strong"/>
@@ -1718,6 +1941,7 @@
         </w:rPr>
         <w:t>DynamoDB</w:t>
       </w:r>
+      <w:proofErr w:type="spellEnd"/>
       <w:r>
         <w:rPr>
           <w:sz w:val="22"/>
@@ -1762,12 +1986,21 @@
         </w:rPr>
         <w:t xml:space="preserve">Shipped low-latency inference APIs through </w:t>
       </w:r>
-      <w:r>
-        <w:rPr>
-          <w:rStyle w:val="Strong"/>
-          <w:sz w:val="22"/>
-        </w:rPr>
-        <w:t>FastAPI 0.9x–0.11x</w:t>
+      <w:proofErr w:type="spellStart"/>
+      <w:r>
+        <w:rPr>
+          <w:rStyle w:val="Strong"/>
+          <w:sz w:val="22"/>
+        </w:rPr>
+        <w:t>FastAPI</w:t>
+      </w:r>
+      <w:proofErr w:type="spellEnd"/>
+      <w:r>
+        <w:rPr>
+          <w:rStyle w:val="Strong"/>
+          <w:sz w:val="22"/>
+        </w:rPr>
+        <w:t xml:space="preserve"> 0.9x–0.11x</w:t>
       </w:r>
       <w:r>
         <w:rPr>
@@ -1833,12 +2066,21 @@
         </w:rPr>
         <w:t xml:space="preserve">Resolved recurring timeout and duplicate-scoring incidents by introducing </w:t>
       </w:r>
-      <w:r>
-        <w:rPr>
-          <w:rStyle w:val="Strong"/>
-          <w:sz w:val="22"/>
-        </w:rPr>
-        <w:t xml:space="preserve">idempotency </w:t>
+      <w:proofErr w:type="spellStart"/>
+      <w:r>
+        <w:rPr>
+          <w:rStyle w:val="Strong"/>
+          <w:sz w:val="22"/>
+        </w:rPr>
+        <w:t>idempotency</w:t>
+      </w:r>
+      <w:proofErr w:type="spellEnd"/>
+      <w:r>
+        <w:rPr>
+          <w:rStyle w:val="Strong"/>
+          <w:sz w:val="22"/>
+        </w:rPr>
+        <w:t xml:space="preserve"> </w:t>
       </w:r>
       <w:proofErr w:type="gramStart"/>
       <w:r>
@@ -1893,6 +2135,7 @@
         </w:rPr>
         <w:t xml:space="preserve">Implemented scheduled retraining and batch scoring with </w:t>
       </w:r>
+      <w:proofErr w:type="spellStart"/>
       <w:r>
         <w:rPr>
           <w:rStyle w:val="Strong"/>
@@ -1900,6 +2143,7 @@
         </w:rPr>
         <w:t>EventBridge</w:t>
       </w:r>
+      <w:proofErr w:type="spellEnd"/>
       <w:r>
         <w:rPr>
           <w:sz w:val="22"/>
@@ -1984,13 +2228,31 @@
         </w:rPr>
         <w:t xml:space="preserve">Introduced </w:t>
       </w:r>
-      <w:r>
-        <w:rPr>
-          <w:rStyle w:val="Strong"/>
-          <w:sz w:val="22"/>
-        </w:rPr>
-        <w:t>Redis/ElastiCache</w:t>
-      </w:r>
+      <w:proofErr w:type="spellStart"/>
+      <w:r>
+        <w:rPr>
+          <w:rStyle w:val="Strong"/>
+          <w:sz w:val="22"/>
+        </w:rPr>
+        <w:t>Redis</w:t>
+      </w:r>
+      <w:proofErr w:type="spellEnd"/>
+      <w:r>
+        <w:rPr>
+          <w:rStyle w:val="Strong"/>
+          <w:sz w:val="22"/>
+        </w:rPr>
+        <w:t>/</w:t>
+      </w:r>
+      <w:proofErr w:type="spellStart"/>
+      <w:r>
+        <w:rPr>
+          <w:rStyle w:val="Strong"/>
+          <w:sz w:val="22"/>
+        </w:rPr>
+        <w:t>ElastiCache</w:t>
+      </w:r>
+      <w:proofErr w:type="spellEnd"/>
       <w:r>
         <w:rPr>
           <w:sz w:val="22"/>
@@ -2042,12 +2304,21 @@
         </w:rPr>
         <w:t xml:space="preserve"> and </w:t>
       </w:r>
-      <w:r>
-        <w:rPr>
-          <w:rStyle w:val="Strong"/>
-          <w:sz w:val="22"/>
-        </w:rPr>
-        <w:t>Elasticsearch 7.x</w:t>
+      <w:proofErr w:type="spellStart"/>
+      <w:r>
+        <w:rPr>
+          <w:rStyle w:val="Strong"/>
+          <w:sz w:val="22"/>
+        </w:rPr>
+        <w:t>Elasticsearch</w:t>
+      </w:r>
+      <w:proofErr w:type="spellEnd"/>
+      <w:r>
+        <w:rPr>
+          <w:rStyle w:val="Strong"/>
+          <w:sz w:val="22"/>
+        </w:rPr>
+        <w:t xml:space="preserve"> 7.x</w:t>
       </w:r>
       <w:r>
         <w:rPr>
@@ -2074,12 +2345,21 @@
         </w:rPr>
         <w:t xml:space="preserve">Instrumented training and inference paths with </w:t>
       </w:r>
-      <w:r>
-        <w:rPr>
-          <w:rStyle w:val="Strong"/>
-          <w:sz w:val="22"/>
-        </w:rPr>
-        <w:t>OpenTelemetry 1.x</w:t>
+      <w:proofErr w:type="spellStart"/>
+      <w:r>
+        <w:rPr>
+          <w:rStyle w:val="Strong"/>
+          <w:sz w:val="22"/>
+        </w:rPr>
+        <w:t>OpenTelemetry</w:t>
+      </w:r>
+      <w:proofErr w:type="spellEnd"/>
+      <w:r>
+        <w:rPr>
+          <w:rStyle w:val="Strong"/>
+          <w:sz w:val="22"/>
+        </w:rPr>
+        <w:t xml:space="preserve"> 1.x</w:t>
       </w:r>
       <w:r>
         <w:rPr>
@@ -2087,6 +2367,7 @@
         </w:rPr>
         <w:t xml:space="preserve">, </w:t>
       </w:r>
+      <w:proofErr w:type="spellStart"/>
       <w:r>
         <w:rPr>
           <w:rStyle w:val="Strong"/>
@@ -2094,6 +2375,7 @@
         </w:rPr>
         <w:t>Datadog</w:t>
       </w:r>
+      <w:proofErr w:type="spellEnd"/>
       <w:r>
         <w:rPr>
           <w:sz w:val="22"/>
@@ -2113,6 +2395,7 @@
         </w:rPr>
         <w:t xml:space="preserve">, </w:t>
       </w:r>
+      <w:proofErr w:type="spellStart"/>
       <w:r>
         <w:rPr>
           <w:rStyle w:val="Strong"/>
@@ -2120,12 +2403,14 @@
         </w:rPr>
         <w:t>Grafana</w:t>
       </w:r>
+      <w:proofErr w:type="spellEnd"/>
       <w:r>
         <w:rPr>
           <w:sz w:val="22"/>
         </w:rPr>
         <w:t xml:space="preserve">, and </w:t>
       </w:r>
+      <w:proofErr w:type="spellStart"/>
       <w:r>
         <w:rPr>
           <w:rStyle w:val="Strong"/>
@@ -2133,6 +2418,7 @@
         </w:rPr>
         <w:t>CloudWatch</w:t>
       </w:r>
+      <w:proofErr w:type="spellEnd"/>
       <w:r>
         <w:rPr>
           <w:sz w:val="22"/>
@@ -2212,8 +2498,17 @@
           <w:rStyle w:val="Strong"/>
           <w:sz w:val="22"/>
         </w:rPr>
-        <w:t>AWS Cognito</w:t>
-      </w:r>
+        <w:t xml:space="preserve">AWS </w:t>
+      </w:r>
+      <w:proofErr w:type="spellStart"/>
+      <w:r>
+        <w:rPr>
+          <w:rStyle w:val="Strong"/>
+          <w:sz w:val="22"/>
+        </w:rPr>
+        <w:t>Cognito</w:t>
+      </w:r>
+      <w:proofErr w:type="spellEnd"/>
       <w:r>
         <w:rPr>
           <w:sz w:val="22"/>
@@ -2320,6 +2615,7 @@
           <w:sz w:val="24"/>
         </w:rPr>
       </w:pPr>
+      <w:proofErr w:type="spellStart"/>
       <w:r>
         <w:rPr>
           <w:rFonts w:ascii="Arial" w:eastAsia="Arial" w:hAnsi="Arial" w:cs="Arial"/>
@@ -2329,7 +2625,19 @@
           <w:sz w:val="22"/>
           <w:szCs w:val="18"/>
         </w:rPr>
-        <w:t>Avantia, Inc. - Ohio, United States</w:t>
+        <w:t>Avantia</w:t>
+      </w:r>
+      <w:proofErr w:type="spellEnd"/>
+      <w:r>
+        <w:rPr>
+          <w:rFonts w:ascii="Arial" w:eastAsia="Arial" w:hAnsi="Arial" w:cs="Arial"/>
+          <w:b/>
+          <w:bCs/>
+          <w:color w:val="111111"/>
+          <w:sz w:val="22"/>
+          <w:szCs w:val="18"/>
+        </w:rPr>
+        <w:t>, Inc. - Ohio, United States</w:t>
       </w:r>
     </w:p>
     <w:p>
@@ -2382,12 +2690,21 @@
         </w:rPr>
         <w:t xml:space="preserve">Developed and tuned models with </w:t>
       </w:r>
-      <w:r>
-        <w:rPr>
-          <w:rStyle w:val="Strong"/>
-          <w:sz w:val="22"/>
-        </w:rPr>
-        <w:t>scikit-learn 0.24–1.x</w:t>
+      <w:proofErr w:type="spellStart"/>
+      <w:r>
+        <w:rPr>
+          <w:rStyle w:val="Strong"/>
+          <w:sz w:val="22"/>
+        </w:rPr>
+        <w:t>scikit</w:t>
+      </w:r>
+      <w:proofErr w:type="spellEnd"/>
+      <w:r>
+        <w:rPr>
+          <w:rStyle w:val="Strong"/>
+          <w:sz w:val="22"/>
+        </w:rPr>
+        <w:t>-learn 0.24–1.x</w:t>
       </w:r>
       <w:r>
         <w:rPr>
@@ -2395,12 +2712,21 @@
         </w:rPr>
         <w:t xml:space="preserve"> and </w:t>
       </w:r>
-      <w:r>
-        <w:rPr>
-          <w:rStyle w:val="Strong"/>
-          <w:sz w:val="22"/>
-        </w:rPr>
-        <w:t>PyTorch 1.x</w:t>
+      <w:proofErr w:type="spellStart"/>
+      <w:r>
+        <w:rPr>
+          <w:rStyle w:val="Strong"/>
+          <w:sz w:val="22"/>
+        </w:rPr>
+        <w:t>PyTorch</w:t>
+      </w:r>
+      <w:proofErr w:type="spellEnd"/>
+      <w:r>
+        <w:rPr>
+          <w:rStyle w:val="Strong"/>
+          <w:sz w:val="22"/>
+        </w:rPr>
+        <w:t xml:space="preserve"> 1.x</w:t>
       </w:r>
       <w:r>
         <w:rPr>
@@ -2607,6 +2933,7 @@
         </w:rPr>
         <w:t xml:space="preserve"> and </w:t>
       </w:r>
+      <w:proofErr w:type="spellStart"/>
       <w:r>
         <w:rPr>
           <w:rStyle w:val="Strong"/>
@@ -2614,6 +2941,7 @@
         </w:rPr>
         <w:t>RabbitMQ</w:t>
       </w:r>
+      <w:proofErr w:type="spellEnd"/>
       <w:r>
         <w:rPr>
           <w:sz w:val="22"/>
@@ -2639,6 +2967,7 @@
         </w:rPr>
         <w:t xml:space="preserve">Added </w:t>
       </w:r>
+      <w:proofErr w:type="spellStart"/>
       <w:r>
         <w:rPr>
           <w:rStyle w:val="Strong"/>
@@ -2646,6 +2975,7 @@
         </w:rPr>
         <w:t>Redis</w:t>
       </w:r>
+      <w:proofErr w:type="spellEnd"/>
       <w:r>
         <w:rPr>
           <w:sz w:val="22"/>
@@ -2697,6 +3027,7 @@
         </w:rPr>
         <w:t xml:space="preserve"> and </w:t>
       </w:r>
+      <w:proofErr w:type="spellStart"/>
       <w:r>
         <w:rPr>
           <w:rStyle w:val="Strong"/>
@@ -2704,6 +3035,7 @@
         </w:rPr>
         <w:t>BigQuery</w:t>
       </w:r>
+      <w:proofErr w:type="spellEnd"/>
       <w:r>
         <w:rPr>
           <w:sz w:val="22"/>
@@ -2729,6 +3061,7 @@
         </w:rPr>
         <w:t xml:space="preserve">Introduced better monitoring through </w:t>
       </w:r>
+      <w:proofErr w:type="spellStart"/>
       <w:r>
         <w:rPr>
           <w:rStyle w:val="Strong"/>
@@ -2736,6 +3069,7 @@
         </w:rPr>
         <w:t>CloudWatch</w:t>
       </w:r>
+      <w:proofErr w:type="spellEnd"/>
       <w:r>
         <w:rPr>
           <w:sz w:val="22"/>
@@ -2755,6 +3089,7 @@
         </w:rPr>
         <w:t xml:space="preserve">, </w:t>
       </w:r>
+      <w:proofErr w:type="spellStart"/>
       <w:r>
         <w:rPr>
           <w:rStyle w:val="Strong"/>
@@ -2762,12 +3097,14 @@
         </w:rPr>
         <w:t>Grafana</w:t>
       </w:r>
+      <w:proofErr w:type="spellEnd"/>
       <w:r>
         <w:rPr>
           <w:sz w:val="22"/>
         </w:rPr>
         <w:t xml:space="preserve">, and </w:t>
       </w:r>
+      <w:proofErr w:type="spellStart"/>
       <w:r>
         <w:rPr>
           <w:rStyle w:val="Strong"/>
@@ -2775,6 +3112,7 @@
         </w:rPr>
         <w:t>Datadog</w:t>
       </w:r>
+      <w:proofErr w:type="spellEnd"/>
       <w:r>
         <w:rPr>
           <w:sz w:val="22"/>
@@ -2823,12 +3161,21 @@
         </w:rPr>
         <w:t xml:space="preserve">, and role-based access controls, while strengthening CI/CD in </w:t>
       </w:r>
-      <w:r>
-        <w:rPr>
-          <w:rStyle w:val="Strong"/>
-          <w:sz w:val="22"/>
-        </w:rPr>
-        <w:t>GitLab CI</w:t>
+      <w:proofErr w:type="spellStart"/>
+      <w:r>
+        <w:rPr>
+          <w:rStyle w:val="Strong"/>
+          <w:sz w:val="22"/>
+        </w:rPr>
+        <w:t>GitLab</w:t>
+      </w:r>
+      <w:proofErr w:type="spellEnd"/>
+      <w:r>
+        <w:rPr>
+          <w:rStyle w:val="Strong"/>
+          <w:sz w:val="22"/>
+        </w:rPr>
+        <w:t xml:space="preserve"> CI</w:t>
       </w:r>
       <w:r>
         <w:rPr>
@@ -2847,7 +3194,21 @@
         <w:rPr>
           <w:sz w:val="22"/>
         </w:rPr>
-        <w:t xml:space="preserve"> to prevent unvalidated model changes from reaching production.</w:t>
+        <w:t xml:space="preserve"> to prevent </w:t>
+      </w:r>
+      <w:proofErr w:type="spellStart"/>
+      <w:r>
+        <w:rPr>
+          <w:sz w:val="22"/>
+        </w:rPr>
+        <w:t>unvalidated</w:t>
+      </w:r>
+      <w:proofErr w:type="spellEnd"/>
+      <w:r>
+        <w:rPr>
+          <w:sz w:val="22"/>
+        </w:rPr>
+        <w:t xml:space="preserve"> model changes from reaching production.</w:t>
       </w:r>
     </w:p>
     <w:tbl>
@@ -2936,6 +3297,7 @@
           <w:sz w:val="24"/>
         </w:rPr>
       </w:pPr>
+      <w:proofErr w:type="spellStart"/>
       <w:r>
         <w:rPr>
           <w:rFonts w:ascii="Arial" w:eastAsia="Arial" w:hAnsi="Arial" w:cs="Arial"/>
@@ -2945,7 +3307,19 @@
           <w:sz w:val="22"/>
           <w:szCs w:val="18"/>
         </w:rPr>
-        <w:t>ArnAmy, Inc. - Florida, United States</w:t>
+        <w:t>ArnAmy</w:t>
+      </w:r>
+      <w:proofErr w:type="spellEnd"/>
+      <w:r>
+        <w:rPr>
+          <w:rFonts w:ascii="Arial" w:eastAsia="Arial" w:hAnsi="Arial" w:cs="Arial"/>
+          <w:b/>
+          <w:bCs/>
+          <w:color w:val="111111"/>
+          <w:sz w:val="22"/>
+          <w:szCs w:val="18"/>
+        </w:rPr>
+        <w:t>, Inc. - Florida, United States</w:t>
       </w:r>
     </w:p>
     <w:p>
@@ -3030,12 +3404,21 @@
         </w:rPr>
         <w:t xml:space="preserve">Developed baseline and iterative models with </w:t>
       </w:r>
-      <w:r>
-        <w:rPr>
-          <w:rStyle w:val="Strong"/>
-          <w:sz w:val="22"/>
-        </w:rPr>
-        <w:t>scikit-learn</w:t>
+      <w:proofErr w:type="spellStart"/>
+      <w:r>
+        <w:rPr>
+          <w:rStyle w:val="Strong"/>
+          <w:sz w:val="22"/>
+        </w:rPr>
+        <w:t>scikit</w:t>
+      </w:r>
+      <w:proofErr w:type="spellEnd"/>
+      <w:r>
+        <w:rPr>
+          <w:rStyle w:val="Strong"/>
+          <w:sz w:val="22"/>
+        </w:rPr>
+        <w:t>-learn</w:t>
       </w:r>
       <w:r>
         <w:rPr>
@@ -3127,6 +3510,7 @@
         <w:lastRenderedPageBreak/>
         <w:t xml:space="preserve">Introduced </w:t>
       </w:r>
+      <w:proofErr w:type="spellStart"/>
       <w:r>
         <w:rPr>
           <w:rStyle w:val="Strong"/>
@@ -3134,11 +3518,26 @@
         </w:rPr>
         <w:t>Redis</w:t>
       </w:r>
-      <w:r>
-        <w:rPr>
-          <w:sz w:val="22"/>
-        </w:rPr>
-        <w:t xml:space="preserve"> caching for reused reference signals during feature generation, lowering unnecessary recomputation and helping recurring training jobs complete faster under limited infrastructure capacity.</w:t>
+      <w:proofErr w:type="spellEnd"/>
+      <w:r>
+        <w:rPr>
+          <w:sz w:val="22"/>
+        </w:rPr>
+        <w:t xml:space="preserve"> caching for reused reference signals during feature generation, lowering unnecessary </w:t>
+      </w:r>
+      <w:proofErr w:type="spellStart"/>
+      <w:r>
+        <w:rPr>
+          <w:sz w:val="22"/>
+        </w:rPr>
+        <w:t>recomputation</w:t>
+      </w:r>
+      <w:proofErr w:type="spellEnd"/>
+      <w:r>
+        <w:rPr>
+          <w:sz w:val="22"/>
+        </w:rPr>
+        <w:t xml:space="preserve"> and helping recurring training jobs complete faster under limited infrastructure capacity.</w:t>
       </w:r>
     </w:p>
     <w:p>
@@ -3191,12 +3590,21 @@
         </w:rPr>
         <w:t xml:space="preserve">Added debugging visibility by indexing entities, outcomes, and inspection views into </w:t>
       </w:r>
-      <w:r>
-        <w:rPr>
-          <w:rStyle w:val="Strong"/>
-          <w:sz w:val="22"/>
-        </w:rPr>
-        <w:t>Elasticsearch 5.x–6.x</w:t>
+      <w:proofErr w:type="spellStart"/>
+      <w:r>
+        <w:rPr>
+          <w:rStyle w:val="Strong"/>
+          <w:sz w:val="22"/>
+        </w:rPr>
+        <w:t>Elasticsearch</w:t>
+      </w:r>
+      <w:proofErr w:type="spellEnd"/>
+      <w:r>
+        <w:rPr>
+          <w:rStyle w:val="Strong"/>
+          <w:sz w:val="22"/>
+        </w:rPr>
+        <w:t xml:space="preserve"> 5.x–6.x</w:t>
       </w:r>
       <w:r>
         <w:rPr>
@@ -3516,6 +3924,7 @@
         </w:rPr>
         <w:t xml:space="preserve">Supported asynchronous job execution with </w:t>
       </w:r>
+      <w:proofErr w:type="spellStart"/>
       <w:r>
         <w:rPr>
           <w:rStyle w:val="Strong"/>
@@ -3523,11 +3932,26 @@
         </w:rPr>
         <w:t>RabbitMQ</w:t>
       </w:r>
-      <w:r>
-        <w:rPr>
-          <w:sz w:val="22"/>
-        </w:rPr>
-        <w:t>, addressing long-running task bottlenecks by improving retry, backoff, and queue handling for background processing workloads.</w:t>
+      <w:proofErr w:type="spellEnd"/>
+      <w:r>
+        <w:rPr>
+          <w:sz w:val="22"/>
+        </w:rPr>
+        <w:t xml:space="preserve">, addressing long-running task bottlenecks by improving retry, </w:t>
+      </w:r>
+      <w:proofErr w:type="spellStart"/>
+      <w:r>
+        <w:rPr>
+          <w:sz w:val="22"/>
+        </w:rPr>
+        <w:t>backoff</w:t>
+      </w:r>
+      <w:proofErr w:type="spellEnd"/>
+      <w:r>
+        <w:rPr>
+          <w:sz w:val="22"/>
+        </w:rPr>
+        <w:t>, and queue handling for background processing workloads.</w:t>
       </w:r>
     </w:p>
     <w:p>
@@ -3548,6 +3972,7 @@
         </w:rPr>
         <w:t xml:space="preserve">Introduced </w:t>
       </w:r>
+      <w:proofErr w:type="spellStart"/>
       <w:r>
         <w:rPr>
           <w:rStyle w:val="Strong"/>
@@ -3555,6 +3980,7 @@
         </w:rPr>
         <w:t>Redis</w:t>
       </w:r>
+      <w:proofErr w:type="spellEnd"/>
       <w:r>
         <w:rPr>
           <w:sz w:val="22"/>
@@ -3580,6 +4006,7 @@
         </w:rPr>
         <w:t xml:space="preserve">Implemented early </w:t>
       </w:r>
+      <w:proofErr w:type="spellStart"/>
       <w:r>
         <w:rPr>
           <w:rStyle w:val="Strong"/>
@@ -3587,6 +4014,7 @@
         </w:rPr>
         <w:t>Elasticsearch</w:t>
       </w:r>
+      <w:proofErr w:type="spellEnd"/>
       <w:r>
         <w:rPr>
           <w:sz w:val="22"/>
@@ -3719,15 +4147,17 @@
       </w:pPr>
       <w:r>
         <w:rPr>
-          <w:rFonts w:ascii="Arial" w:eastAsia="Arial" w:hAnsi="Arial" w:cs="Arial"/>
+          <w:rFonts w:ascii="Arial" w:hAnsi="Arial" w:cs="Arial"/>
           <w:b/>
           <w:bCs/>
-          <w:color w:val="111111"/>
-          <w:sz w:val="22"/>
-          <w:szCs w:val="18"/>
-        </w:rPr>
-        <w:t>Stanford University Department of Computer Science</w:t>
-      </w:r>
+          <w:color w:val="000000"/>
+          <w:sz w:val="22"/>
+          <w:szCs w:val="23"/>
+        </w:rPr>
+        <w:t>Harvard University</w:t>
+      </w:r>
+      <w:bookmarkStart w:id="0" w:name="_GoBack"/>
+      <w:bookmarkEnd w:id="0"/>
     </w:p>
     <w:p>
       <w:pPr>
